--- a/MANUSCRIPT.docx
+++ b/MANUSCRIPT.docx
@@ -799,44 +799,110 @@
           <w:bCs/>
           <w:b/>
         </w:rPr>
+        <w:t xml:space="preserve">FIGURE</w:t>
+      </w:r>
+      <w:r>
+        <w:t xml:space="preserve"> </w:t>
+      </w:r>
+      <w:r>
+        <w:t xml:space="preserve">—</w:t>
+      </w:r>
+      <w:r>
+        <w:t xml:space="preserve"> </w:t>
+      </w:r>
+      <w:r>
+        <w:rPr>
+          <w:rStyle w:val="VerbatimChar"/>
+        </w:rPr>
+        <w:t xml:space="preserve">figures/figure1_pipeline_schematic.svg</w:t>
+      </w:r>
+      <w:r>
+        <w:t xml:space="preserve">, hand-authored pure SVG (added</w:t>
+      </w:r>
+      <w:r>
+        <w:t xml:space="preserve"> </w:t>
+      </w:r>
+      <w:r>
+        <w:t xml:space="preserve">2026-09-10, reproducing the poster schematic). Not generated by</w:t>
+      </w:r>
+      <w:r>
+        <w:t xml:space="preserve"> </w:t>
+      </w:r>
+      <w:r>
+        <w:rPr>
+          <w:rStyle w:val="VerbatimChar"/>
+        </w:rPr>
+        <w:t xml:space="preserve">make_nature_methods_figures.py</w:t>
+      </w:r>
+      <w:r>
+        <w:t xml:space="preserve">, which is why it lives outside</w:t>
+      </w:r>
+      <w:r>
+        <w:t xml:space="preserve"> </w:t>
+      </w:r>
+      <w:r>
+        <w:rPr>
+          <w:rStyle w:val="VerbatimChar"/>
+        </w:rPr>
+        <w:t xml:space="preserve">reports/</w:t>
+      </w:r>
+      <w:r>
+        <w:t xml:space="preserve">. Export with</w:t>
+      </w:r>
+      <w:r>
+        <w:t xml:space="preserve"> </w:t>
+      </w:r>
+      <w:r>
+        <w:rPr>
+          <w:rStyle w:val="VerbatimChar"/>
+        </w:rPr>
+        <w:t xml:space="preserve">inkscape figures/figure1_pipeline_schematic.svg --export-type=pdf</w:t>
+      </w:r>
+      <w:r>
+        <w:t xml:space="preserve">.</w:t>
+      </w:r>
+    </w:p>
+    <w:p>
+      <w:pPr>
+        <w:pStyle w:val="BlockText"/>
+      </w:pPr>
+      <w:r>
+        <w:rPr>
+          <w:bCs/>
+          <w:b/>
+        </w:rPr>
         <w:t xml:space="preserve">OPEN</w:t>
       </w:r>
       <w:r>
         <w:t xml:space="preserve"> </w:t>
       </w:r>
       <w:r>
-        <w:t xml:space="preserve">—</w:t>
-      </w:r>
-      <w:r>
-        <w:t xml:space="preserve"> </w:t>
-      </w:r>
-      <w:r>
-        <w:rPr>
-          <w:bCs/>
-          <w:b/>
-        </w:rPr>
-        <w:t xml:space="preserve">Figure 1 does not exist yet.</w:t>
-      </w:r>
-      <w:r>
-        <w:t xml:space="preserve"> </w:t>
-      </w:r>
-      <w:r>
-        <w:t xml:space="preserve">It is a schematic and needs a vector editor;</w:t>
-      </w:r>
-      <w:r>
-        <w:t xml:space="preserve"> </w:t>
-      </w:r>
-      <w:r>
-        <w:rPr>
-          <w:rStyle w:val="VerbatimChar"/>
-        </w:rPr>
-        <w:t xml:space="preserve">make_nature_methods_figures.py</w:t>
-      </w:r>
-      <w:r>
-        <w:t xml:space="preserve"> </w:t>
-      </w:r>
-      <w:r>
-        <w:t xml:space="preserve">does not generate it.</w:t>
+        <w:t xml:space="preserve">— the schematic covers panel a (the pipeline). Panel b, the unit distinction — one</w:t>
+      </w:r>
+      <w:r>
+        <w:t xml:space="preserve"> </w:t>
+      </w:r>
+      <w:r>
+        <w:t xml:space="preserve">paper, k analyses, one target contrast — is</w:t>
+      </w:r>
+      <w:r>
+        <w:t xml:space="preserve"> </w:t>
+      </w:r>
+      <w:r>
+        <w:rPr>
+          <w:bCs/>
+          <w:b/>
+        </w:rPr>
+        <w:t xml:space="preserve">not drawn yet</w:t>
+      </w:r>
+      <w:r>
+        <w:t xml:space="preserve">, and it is the one the skeleton</w:t>
+      </w:r>
+      <w:r>
+        <w:t xml:space="preserve"> </w:t>
+      </w:r>
+      <w:r>
+        <w:t xml:space="preserve">calls the argument of the paper in a picture.</w:t>
       </w:r>
       <w:r>
         <w:t xml:space="preserve"> </w:t>
@@ -5862,23 +5928,50 @@
         <w:t xml:space="preserve"> </w:t>
       </w:r>
       <w:r>
-        <w:t xml:space="preserve">— a, pipeline schematic. b, the unit distinction: one paper, k analyses, one target</w:t>
-      </w:r>
-      <w:r>
-        <w:t xml:space="preserve"> </w:t>
-      </w:r>
-      <w:r>
-        <w:t xml:space="preserve">contrast.</w:t>
-      </w:r>
-      <w:r>
-        <w:t xml:space="preserve"> </w:t>
-      </w:r>
-      <w:r>
-        <w:rPr>
-          <w:bCs/>
-          <w:b/>
-        </w:rPr>
-        <w:t xml:space="preserve">Not yet drawn.</w:t>
+        <w:t xml:space="preserve">— a, pipeline schematic: expert configuration → search → screening (abstract,</w:t>
+      </w:r>
+      <w:r>
+        <w:t xml:space="preserve"> </w:t>
+      </w:r>
+      <w:r>
+        <w:t xml:space="preserve">retrieval, full-text) → coordinate parsing → analysis annotation → meta-analysis, with the LLM</w:t>
+      </w:r>
+      <w:r>
+        <w:t xml:space="preserve"> </w:t>
+      </w:r>
+      <w:r>
+        <w:t xml:space="preserve">decision step drawn out at each stage that has one. Drawn:</w:t>
+      </w:r>
+      <w:r>
+        <w:t xml:space="preserve"> </w:t>
+      </w:r>
+      <w:r>
+        <w:rPr>
+          <w:rStyle w:val="VerbatimChar"/>
+        </w:rPr>
+        <w:t xml:space="preserve">figures/figure1_pipeline_schematic.svg</w:t>
+      </w:r>
+      <w:r>
+        <w:t xml:space="preserve">. b, the unit distinction: one paper, k analyses, one</w:t>
+      </w:r>
+      <w:r>
+        <w:t xml:space="preserve"> </w:t>
+      </w:r>
+      <w:r>
+        <w:t xml:space="preserve">target contrast —</w:t>
+      </w:r>
+      <w:r>
+        <w:t xml:space="preserve"> </w:t>
+      </w:r>
+      <w:r>
+        <w:rPr>
+          <w:bCs/>
+          <w:b/>
+        </w:rPr>
+        <w:t xml:space="preserve">still to draw</w:t>
+      </w:r>
+      <w:r>
+        <w:t xml:space="preserve">.</w:t>
       </w:r>
     </w:p>
     <w:bookmarkEnd w:id="42"/>
@@ -7612,7 +7705,16 @@
               <w:jc w:val="left"/>
             </w:pPr>
             <w:r>
-              <w:t xml:space="preserve">not drawn; needs a vector editor</w:t>
+              <w:t xml:space="preserve">panel a drawn (</w:t>
+            </w:r>
+            <w:r>
+              <w:rPr>
+                <w:rStyle w:val="VerbatimChar"/>
+              </w:rPr>
+              <w:t xml:space="preserve">figures/figure1_pipeline_schematic.svg</w:t>
+            </w:r>
+            <w:r>
+              <w:t xml:space="preserve">); panel b, the unit distinction, still to draw</w:t>
             </w:r>
           </w:p>
         </w:tc>

--- a/MANUSCRIPT.docx
+++ b/MANUSCRIPT.docx
@@ -7,31 +7,37 @@
         <w:pStyle w:val="Title"/>
       </w:pPr>
       <w:r>
-        <w:t xml:space="preserve">Selecting</w:t>
-      </w:r>
-      <w:r>
-        <w:t xml:space="preserve"> </w:t>
-      </w:r>
-      <w:r>
-        <w:t xml:space="preserve">analyses,</w:t>
-      </w:r>
-      <w:r>
-        <w:t xml:space="preserve"> </w:t>
-      </w:r>
-      <w:r>
-        <w:t xml:space="preserve">not</w:t>
-      </w:r>
-      <w:r>
-        <w:t xml:space="preserve"> </w:t>
-      </w:r>
-      <w:r>
-        <w:t xml:space="preserve">papers:</w:t>
-      </w:r>
-      <w:r>
-        <w:t xml:space="preserve"> </w:t>
-      </w:r>
-      <w:r>
-        <w:t xml:space="preserve">automated</w:t>
+        <w:t xml:space="preserve">AutoNIMA:</w:t>
+      </w:r>
+      <w:r>
+        <w:t xml:space="preserve"> </w:t>
+      </w:r>
+      <w:r>
+        <w:t xml:space="preserve">a</w:t>
+      </w:r>
+      <w:r>
+        <w:t xml:space="preserve"> </w:t>
+      </w:r>
+      <w:r>
+        <w:t xml:space="preserve">harness</w:t>
+      </w:r>
+      <w:r>
+        <w:t xml:space="preserve"> </w:t>
+      </w:r>
+      <w:r>
+        <w:t xml:space="preserve">for</w:t>
+      </w:r>
+      <w:r>
+        <w:t xml:space="preserve"> </w:t>
+      </w:r>
+      <w:r>
+        <w:t xml:space="preserve">LLM-automated</w:t>
+      </w:r>
+      <w:r>
+        <w:t xml:space="preserve"> </w:t>
+      </w:r>
+      <w:r>
+        <w:t xml:space="preserve">neuroimaging</w:t>
       </w:r>
       <w:r>
         <w:t xml:space="preserve"> </w:t>
@@ -39,48 +45,6 @@
       <w:r>
         <w:t xml:space="preserve">meta-analysis</w:t>
       </w:r>
-      <w:r>
-        <w:t xml:space="preserve"> </w:t>
-      </w:r>
-      <w:r>
-        <w:t xml:space="preserve">at</w:t>
-      </w:r>
-      <w:r>
-        <w:t xml:space="preserve"> </w:t>
-      </w:r>
-      <w:r>
-        <w:t xml:space="preserve">the</w:t>
-      </w:r>
-      <w:r>
-        <w:t xml:space="preserve"> </w:t>
-      </w:r>
-      <w:r>
-        <w:t xml:space="preserve">unit</w:t>
-      </w:r>
-      <w:r>
-        <w:t xml:space="preserve"> </w:t>
-      </w:r>
-      <w:r>
-        <w:t xml:space="preserve">that</w:t>
-      </w:r>
-      <w:r>
-        <w:t xml:space="preserve"> </w:t>
-      </w:r>
-      <w:r>
-        <w:t xml:space="preserve">determines</w:t>
-      </w:r>
-      <w:r>
-        <w:t xml:space="preserve"> </w:t>
-      </w:r>
-      <w:r>
-        <w:t xml:space="preserve">the</w:t>
-      </w:r>
-      <w:r>
-        <w:t xml:space="preserve"> </w:t>
-      </w:r>
-      <w:r>
-        <w:t xml:space="preserve">result</w:t>
-      </w:r>
     </w:p>
     <w:p>
       <w:pPr>
@@ -158,40 +122,6 @@
     </w:p>
     <w:p>
       <w:pPr>
-        <w:pStyle w:val="Author"/>
-      </w:pPr>
-      <w:r>
-        <w:t xml:space="preserve">Alejandro</w:t>
-      </w:r>
-      <w:r>
-        <w:t xml:space="preserve"> </w:t>
-      </w:r>
-      <w:r>
-        <w:t xml:space="preserve">de</w:t>
-      </w:r>
-      <w:r>
-        <w:t xml:space="preserve"> </w:t>
-      </w:r>
-      <w:r>
-        <w:t xml:space="preserve">la</w:t>
-      </w:r>
-      <w:r>
-        <w:t xml:space="preserve"> </w:t>
-      </w:r>
-      <w:r>
-        <w:t xml:space="preserve">Vega</w:t>
-      </w:r>
-    </w:p>
-    <w:p>
-      <w:pPr>
-        <w:pStyle w:val="Author"/>
-      </w:pPr>
-      <w:r>
-        <w:t xml:space="preserve">[co-authors]</w:t>
-      </w:r>
-    </w:p>
-    <w:p>
-      <w:pPr>
         <w:pStyle w:val="Date"/>
       </w:pPr>
       <w:r>
@@ -201,12 +131,6 @@
         <w:t xml:space="preserve"> </w:t>
       </w:r>
       <w:r>
-        <w:t xml:space="preserve">skeleton</w:t>
-      </w:r>
-      <w:r>
-        <w:t xml:space="preserve"> </w:t>
-      </w:r>
-      <w:r>
         <w:t xml:space="preserve">—</w:t>
       </w:r>
       <w:r>
@@ -216,29 +140,394 @@
         <w:t xml:space="preserve">2026-09-10</w:t>
       </w:r>
     </w:p>
-    <w:bookmarkStart w:id="20" w:name="abstract"/>
-    <w:p>
-      <w:pPr>
-        <w:pStyle w:val="Heading1"/>
-      </w:pPr>
-      <w:r>
-        <w:t xml:space="preserve">Abstract</w:t>
-      </w:r>
-    </w:p>
-    <w:p>
-      <w:pPr>
-        <w:pStyle w:val="FirstParagraph"/>
-      </w:pPr>
+    <w:p>
+      <w:pPr>
+        <w:pStyle w:val="Affiliation"/>
+      </w:pPr>
+      <w:r>
+        <w:t xml:space="preserve">Alejandro de la Vega</w:t>
+      </w:r>
+      <w:r>
+        <w:rPr>
+          <w:vertAlign w:val="superscript"/>
+        </w:rPr>
+        <w:t xml:space="preserve">1</w:t>
+      </w:r>
+      <w:r>
+        <w:t xml:space="preserve">, James D. Kent</w:t>
+      </w:r>
+      <w:r>
+        <w:rPr>
+          <w:vertAlign w:val="superscript"/>
+        </w:rPr>
+        <w:t xml:space="preserve">1</w:t>
+      </w:r>
+      <w:r>
+        <w:t xml:space="preserve">, Nicholas Lee</w:t>
+      </w:r>
+      <w:r>
+        <w:rPr>
+          <w:vertAlign w:val="superscript"/>
+        </w:rPr>
+        <w:t xml:space="preserve">1</w:t>
+      </w:r>
+      <w:r>
+        <w:t xml:space="preserve">, Thomas E. Nichols</w:t>
+      </w:r>
+      <w:r>
+        <w:rPr>
+          <w:vertAlign w:val="superscript"/>
+        </w:rPr>
+        <w:t xml:space="preserve">2,3</w:t>
+      </w:r>
+      <w:r>
+        <w:t xml:space="preserve">, Jean-Baptiste Poline</w:t>
+      </w:r>
+      <w:r>
+        <w:rPr>
+          <w:vertAlign w:val="superscript"/>
+        </w:rPr>
+        <w:t xml:space="preserve">4</w:t>
+      </w:r>
+      <w:r>
+        <w:t xml:space="preserve">, Katherine L. Bottenhorn</w:t>
+      </w:r>
+      <w:r>
+        <w:rPr>
+          <w:vertAlign w:val="superscript"/>
+        </w:rPr>
+        <w:t xml:space="preserve">5</w:t>
+      </w:r>
+      <w:r>
+        <w:t xml:space="preserve">, Angela R. Laird</w:t>
+      </w:r>
+      <w:r>
+        <w:rPr>
+          <w:vertAlign w:val="superscript"/>
+        </w:rPr>
+        <w:t xml:space="preserve">6</w:t>
+      </w:r>
+    </w:p>
+    <w:p>
+      <w:pPr>
+        <w:pStyle w:val="Affiliation"/>
+      </w:pPr>
+      <w:r>
+        <w:rPr>
+          <w:vertAlign w:val="superscript"/>
+        </w:rPr>
+        <w:t xml:space="preserve">1</w:t>
+      </w:r>
+      <w:r>
+        <w:t xml:space="preserve"> </w:t>
+      </w:r>
+      <w:r>
+        <w:t xml:space="preserve">Department of Psychology, University of Texas at Austin, Austin, TX, United States</w:t>
+      </w:r>
+    </w:p>
+    <w:p>
+      <w:pPr>
+        <w:pStyle w:val="Affiliation"/>
+      </w:pPr>
+      <w:r>
+        <w:rPr>
+          <w:vertAlign w:val="superscript"/>
+        </w:rPr>
+        <w:t xml:space="preserve">2</w:t>
+      </w:r>
+      <w:r>
+        <w:t xml:space="preserve"> </w:t>
+      </w:r>
+      <w:r>
+        <w:t xml:space="preserve">Nuffield Department of Population Health, University of Oxford, Oxford, United Kingdom</w:t>
+      </w:r>
+    </w:p>
+    <w:p>
+      <w:pPr>
+        <w:pStyle w:val="Affiliation"/>
+      </w:pPr>
+      <w:r>
+        <w:rPr>
+          <w:vertAlign w:val="superscript"/>
+        </w:rPr>
+        <w:t xml:space="preserve">3</w:t>
+      </w:r>
+      <w:r>
+        <w:t xml:space="preserve"> </w:t>
+      </w:r>
+      <w:r>
+        <w:t xml:space="preserve">Centre for Integrative Neuroimaging, FMRIB, Nuffield Department of Clinical Neurosciences, University of Oxford, Oxford, United Kingdom</w:t>
+      </w:r>
+    </w:p>
+    <w:p>
+      <w:pPr>
+        <w:pStyle w:val="Affiliation"/>
+      </w:pPr>
+      <w:r>
+        <w:rPr>
+          <w:vertAlign w:val="superscript"/>
+        </w:rPr>
+        <w:t xml:space="preserve">4</w:t>
+      </w:r>
+      <w:r>
+        <w:t xml:space="preserve"> </w:t>
+      </w:r>
+      <w:r>
+        <w:t xml:space="preserve">McConnell Brain Imaging Centre, The Neuro (Montreal Neurological Institute-Hospital), McGill University, Montreal, QC, Canada</w:t>
+      </w:r>
+    </w:p>
+    <w:p>
+      <w:pPr>
+        <w:pStyle w:val="Affiliation"/>
+      </w:pPr>
+      <w:r>
+        <w:rPr>
+          <w:vertAlign w:val="superscript"/>
+        </w:rPr>
+        <w:t xml:space="preserve">5</w:t>
+      </w:r>
+      <w:r>
+        <w:t xml:space="preserve"> </w:t>
+      </w:r>
+      <w:r>
+        <w:t xml:space="preserve">Department of Population and Public Health Sciences, Keck School of Medicine of USC, University of Southern California, Los Angeles, CA, United States</w:t>
+      </w:r>
+    </w:p>
+    <w:p>
+      <w:pPr>
+        <w:pStyle w:val="Affiliation"/>
+      </w:pPr>
+      <w:r>
+        <w:rPr>
+          <w:vertAlign w:val="superscript"/>
+        </w:rPr>
+        <w:t xml:space="preserve">6</w:t>
+      </w:r>
+      <w:r>
+        <w:t xml:space="preserve"> </w:t>
+      </w:r>
+      <w:r>
+        <w:t xml:space="preserve">Department of Physics, Florida International University, Miami, FL, United States</w:t>
+      </w:r>
+    </w:p>
+    <w:p>
+      <w:pPr>
+        <w:pStyle w:val="Affiliation"/>
+      </w:pPr>
+      <w:r>
+        <w:t xml:space="preserve">Correspondence: Alejandro de la Vega (delavega@utexas.edu)</w:t>
+      </w:r>
+    </w:p>
+    <w:p>
+      <w:pPr>
+        <w:pStyle w:val="BlockText"/>
+      </w:pPr>
+      <w:r>
+        <w:rPr>
+          <w:bCs/>
+          <w:b/>
+        </w:rPr>
+        <w:t xml:space="preserve">BRIEF — author block needs confirming.</w:t>
+      </w:r>
+      <w:r>
+        <w:t xml:space="preserve"> </w:t>
+      </w:r>
+      <w:r>
+        <w:t xml:space="preserve">Affiliations are carried across from Kent et al.</w:t>
+      </w:r>
+      <w:r>
+        <w:t xml:space="preserve"> </w:t>
+      </w:r>
+      <w:r>
+        <w:t xml:space="preserve">(2026,</w:t>
+      </w:r>
+      <w:r>
+        <w:t xml:space="preserve"> </w:t>
+      </w:r>
       <w:r>
         <w:rPr>
           <w:iCs/>
           <w:i/>
         </w:rPr>
+        <w:t xml:space="preserve">Imaging Neuroscience</w:t>
+      </w:r>
+      <w:r>
+        <w:t xml:space="preserve">), the most recent paper this group shares, so they are current as</w:t>
+      </w:r>
+      <w:r>
+        <w:t xml:space="preserve"> </w:t>
+      </w:r>
+      <w:r>
+        <w:t xml:space="preserve">of that publication but not independently verified here.</w:t>
+      </w:r>
+      <w:r>
+        <w:t xml:space="preserve"> </w:t>
+      </w:r>
+      <w:r>
+        <w:rPr>
+          <w:bCs/>
+          <w:b/>
+        </w:rPr>
+        <w:t xml:space="preserve">Author order is a placeholder</w:t>
+      </w:r>
+      <w:r>
+        <w:t xml:space="preserve">: de</w:t>
+      </w:r>
+      <w:r>
+        <w:t xml:space="preserve"> </w:t>
+      </w:r>
+      <w:r>
+        <w:t xml:space="preserve">la Vega is first because the skeleton had it that way, with co-authors in the order you listed</w:t>
+      </w:r>
+      <w:r>
+        <w:t xml:space="preserve"> </w:t>
+      </w:r>
+      <w:r>
+        <w:t xml:space="preserve">them. On the Compose paper de la Vega is senior/last author, so if that convention holds here</w:t>
+      </w:r>
+      <w:r>
+        <w:t xml:space="preserve"> </w:t>
+      </w:r>
+      <w:r>
+        <w:t xml:space="preserve">the order needs inverting. Kendra Oudyk, Taylor Salo and Julio Peraza are on the Compose paper</w:t>
+      </w:r>
+      <w:r>
+        <w:t xml:space="preserve"> </w:t>
+      </w:r>
+      <w:r>
+        <w:t xml:space="preserve">but not on your list — add them if they belong here.</w:t>
+      </w:r>
+    </w:p>
+    <w:bookmarkStart w:id="20" w:name="abstract"/>
+    <w:p>
+      <w:pPr>
+        <w:pStyle w:val="Heading1"/>
+      </w:pPr>
+      <w:r>
+        <w:t xml:space="preserve">Abstract</w:t>
+      </w:r>
+    </w:p>
+    <w:p>
+      <w:pPr>
+        <w:pStyle w:val="FirstParagraph"/>
+      </w:pPr>
+      <w:r>
+        <w:rPr>
+          <w:iCs/>
+          <w:i/>
+        </w:rPr>
         <w:t xml:space="preserve">150 words. No figure.</w:t>
       </w:r>
     </w:p>
     <w:p>
       <w:pPr>
+        <w:pStyle w:val="BodyText"/>
+      </w:pPr>
+      <w:r>
+        <w:t xml:space="preserve">Quantitative synthesis of the neuroimaging literature has been automated at the level of the</w:t>
+      </w:r>
+      <w:r>
+        <w:t xml:space="preserve"> </w:t>
+      </w:r>
+      <w:r>
+        <w:t xml:space="preserve">publication, but the unit that determines a meta-analytic result is the individual analysis: a</w:t>
+      </w:r>
+      <w:r>
+        <w:t xml:space="preserve"> </w:t>
+      </w:r>
+      <w:r>
+        <w:t xml:space="preserve">single paper typically reports many statistical contrasts, and only some of them bear on any</w:t>
+      </w:r>
+      <w:r>
+        <w:t xml:space="preserve"> </w:t>
+      </w:r>
+      <w:r>
+        <w:t xml:space="preserve">given question. Here, we present AutoNIMA, a harness that executes the full</w:t>
+      </w:r>
+      <w:r>
+        <w:t xml:space="preserve"> </w:t>
+      </w:r>
+      <w:r>
+        <w:t xml:space="preserve">systematic review workflow — search, abstract and full-text screening, coordinate extraction, and</w:t>
+      </w:r>
+      <w:r>
+        <w:t xml:space="preserve"> </w:t>
+      </w:r>
+      <w:r>
+        <w:t xml:space="preserve">analysis-level annotation — and that selects at both the paper and the analysis level. We</w:t>
+      </w:r>
+      <w:r>
+        <w:t xml:space="preserve"> </w:t>
+      </w:r>
+      <w:r>
+        <w:t xml:space="preserve">evaluated it against nine published, expert-conducted meta-analyses spanning 32 target contrasts.</w:t>
+      </w:r>
+      <w:r>
+        <w:t xml:space="preserve"> </w:t>
+      </w:r>
+      <w:r>
+        <w:t xml:space="preserve">Maps produced by the pipeline recovered the published result more closely than the strongest</w:t>
+      </w:r>
+      <w:r>
+        <w:t xml:space="preserve"> </w:t>
+      </w:r>
+      <w:r>
+        <w:t xml:space="preserve">search-based synthesis available for each contrast (mean</w:t>
+      </w:r>
+      <w:r>
+        <w:t xml:space="preserve"> </w:t>
+      </w:r>
+      <w:r>
+        <w:rPr>
+          <w:iCs/>
+          <w:i/>
+        </w:rPr>
+        <w:t xml:space="preserve">R</w:t>
+      </w:r>
+      <w:r>
+        <w:t xml:space="preserve">² 0.575 vs 0.476; ahead in 28 of 32,</w:t>
+      </w:r>
+      <w:r>
+        <w:t xml:space="preserve"> </w:t>
+      </w:r>
+      <w:r>
+        <w:rPr>
+          <w:iCs/>
+          <w:i/>
+        </w:rPr>
+        <w:t xml:space="preserve">p</w:t>
+      </w:r>
+      <w:r>
+        <w:t xml:space="preserve"> </w:t>
+      </w:r>
+      <w:r>
+        <w:t xml:space="preserve">= 1.9 × 10⁻⁵), while pooling fewer analyses. Decomposing this advantage, selecting papers</w:t>
+      </w:r>
+      <w:r>
+        <w:t xml:space="preserve"> </w:t>
+      </w:r>
+      <w:r>
+        <w:t xml:space="preserve">contributed almost nothing (median Δ</w:t>
+      </w:r>
+      <w:r>
+        <w:rPr>
+          <w:iCs/>
+          <w:i/>
+        </w:rPr>
+        <w:t xml:space="preserve">R</w:t>
+      </w:r>
+      <w:r>
+        <w:t xml:space="preserve">² +0.001) and selecting analyses contributed nearly all of</w:t>
+      </w:r>
+      <w:r>
+        <w:t xml:space="preserve"> </w:t>
+      </w:r>
+      <w:r>
+        <w:t xml:space="preserve">it (+0.049).</w:t>
+      </w:r>
+    </w:p>
+    <w:p>
+      <w:pPr>
         <w:pStyle w:val="BlockText"/>
       </w:pPr>
       <w:r>
@@ -324,13 +613,26 @@
         <w:t xml:space="preserve"> </w:t>
       </w:r>
       <w:r>
-        <w:t xml:space="preserve">— the abstract cannot be finalised until §9 (the forward-looking case) is settled,</w:t>
-      </w:r>
-      <w:r>
-        <w:t xml:space="preserve"> </w:t>
-      </w:r>
-      <w:r>
-        <w:t xml:space="preserve">since it decides whether the last sentence promises a demonstration or a direction.</w:t>
+        <w:t xml:space="preserve">— none. §9, the forward-looking case, was</w:t>
+      </w:r>
+      <w:r>
+        <w:t xml:space="preserve"> </w:t>
+      </w:r>
+      <w:r>
+        <w:rPr>
+          <w:bCs/>
+          <w:b/>
+        </w:rPr>
+        <w:t xml:space="preserve">dropped 2026-09-10</w:t>
+      </w:r>
+      <w:r>
+        <w:t xml:space="preserve">, so the abstract no</w:t>
+      </w:r>
+      <w:r>
+        <w:t xml:space="preserve"> </w:t>
+      </w:r>
+      <w:r>
+        <w:t xml:space="preserve">longer waits on it and the closing sentence can land on the decomposition.</w:t>
       </w:r>
     </w:p>
     <w:bookmarkEnd w:id="20"/>
@@ -353,6 +655,207 @@
           <w:i/>
         </w:rPr>
         <w:t xml:space="preserve">~350 words. Cites the neurometabench companion paper.</w:t>
+      </w:r>
+    </w:p>
+    <w:p>
+      <w:pPr>
+        <w:pStyle w:val="BodyText"/>
+      </w:pPr>
+      <w:r>
+        <w:t xml:space="preserve">The functional neuroimaging literature now comprises well over 60,000 published studies, and</w:t>
+      </w:r>
+      <w:r>
+        <w:t xml:space="preserve"> </w:t>
+      </w:r>
+      <w:r>
+        <w:t xml:space="preserve">synthesizing knowledge across them remains a major bottleneck. Quantitative meta-analysis is the</w:t>
+      </w:r>
+      <w:r>
+        <w:t xml:space="preserve"> </w:t>
+      </w:r>
+      <w:r>
+        <w:t xml:space="preserve">established remedy, but the traditional workflow — searching databases, screening thousands of</w:t>
+      </w:r>
+      <w:r>
+        <w:t xml:space="preserve"> </w:t>
+      </w:r>
+      <w:r>
+        <w:t xml:space="preserve">abstracts and full texts against inclusion criteria, and manually extracting coordinates from each</w:t>
+      </w:r>
+      <w:r>
+        <w:t xml:space="preserve"> </w:t>
+      </w:r>
+      <w:r>
+        <w:t xml:space="preserve">included study — is extraordinarily time consuming, and a single review can demand hundreds of</w:t>
+      </w:r>
+      <w:r>
+        <w:t xml:space="preserve"> </w:t>
+      </w:r>
+      <w:r>
+        <w:t xml:space="preserve">researcher hours. As a result, published syntheses are expensive to produce and rapidly go stale.</w:t>
+      </w:r>
+    </w:p>
+    <w:p>
+      <w:pPr>
+        <w:pStyle w:val="BodyText"/>
+      </w:pPr>
+      <w:r>
+        <w:t xml:space="preserve">Automated approaches addressed the cost directly. Neurosynth demonstrated that coordinates could</w:t>
+      </w:r>
+      <w:r>
+        <w:t xml:space="preserve"> </w:t>
+      </w:r>
+      <w:r>
+        <w:t xml:space="preserve">be extracted at scale and meta-analysed automatically, and the resulting maps recover broad</w:t>
+      </w:r>
+      <w:r>
+        <w:t xml:space="preserve"> </w:t>
+      </w:r>
+      <w:r>
+        <w:t xml:space="preserve">cognitive domains with remarkable similarity to manual efforts. That scale came at a price in</w:t>
+      </w:r>
+      <w:r>
+        <w:t xml:space="preserve"> </w:t>
+      </w:r>
+      <w:r>
+        <w:t xml:space="preserve">precision, however: because coordinates could not be reliably attributed to the specific contrast</w:t>
+      </w:r>
+      <w:r>
+        <w:t xml:space="preserve"> </w:t>
+      </w:r>
+      <w:r>
+        <w:t xml:space="preserve">that produced them, the framework aggregated every coordinate reported in a paper into a single</w:t>
+      </w:r>
+      <w:r>
+        <w:t xml:space="preserve"> </w:t>
+      </w:r>
+      <w:r>
+        <w:t xml:space="preserve">set per study. This is sufficient for mapping broad domains and insufficient for the targeted</w:t>
+      </w:r>
+      <w:r>
+        <w:t xml:space="preserve"> </w:t>
+      </w:r>
+      <w:r>
+        <w:t xml:space="preserve">questions that motivate most meta-analyses, which pool results only from comparable experimental</w:t>
+      </w:r>
+      <w:r>
+        <w:t xml:space="preserve"> </w:t>
+      </w:r>
+      <w:r>
+        <w:t xml:space="preserve">conditions or participant groups.</w:t>
+      </w:r>
+    </w:p>
+    <w:p>
+      <w:pPr>
+        <w:pStyle w:val="BodyText"/>
+      </w:pPr>
+      <w:r>
+        <w:t xml:space="preserve">We argue that this is not an incidental limitation of one system but a consequence of operating at</w:t>
+      </w:r>
+      <w:r>
+        <w:t xml:space="preserve"> </w:t>
+      </w:r>
+      <w:r>
+        <w:t xml:space="preserve">the wrong unit. The unit that determines a meta-analytic result is not the paper but the</w:t>
+      </w:r>
+      <w:r>
+        <w:t xml:space="preserve"> </w:t>
+      </w:r>
+      <w:r>
+        <w:rPr>
+          <w:iCs/>
+          <w:i/>
+        </w:rPr>
+        <w:t xml:space="preserve">analysis</w:t>
+      </w:r>
+      <w:r>
+        <w:t xml:space="preserve">: a paper contributes k statistical contrasts, and a synthesis of</w:t>
+      </w:r>
+      <w:r>
+        <w:t xml:space="preserve"> </w:t>
+      </w:r>
+      <w:r>
+        <w:t xml:space="preserve">“</w:t>
+      </w:r>
+      <w:r>
+        <w:t xml:space="preserve">reappraisal versus</w:t>
+      </w:r>
+      <w:r>
+        <w:t xml:space="preserve"> </w:t>
+      </w:r>
+      <w:r>
+        <w:t xml:space="preserve">passive viewing</w:t>
+      </w:r>
+      <w:r>
+        <w:t xml:space="preserve">”</w:t>
+      </w:r>
+      <w:r>
+        <w:t xml:space="preserve"> </w:t>
+      </w:r>
+      <w:r>
+        <w:t xml:space="preserve">is defined by which of those contrasts enter it. Selecting papers well and then</w:t>
+      </w:r>
+      <w:r>
+        <w:t xml:space="preserve"> </w:t>
+      </w:r>
+      <w:r>
+        <w:t xml:space="preserve">pooling all of their coordinates answers a different question from the one the reviewer asked.</w:t>
+      </w:r>
+      <w:r>
+        <w:t xml:space="preserve"> </w:t>
+      </w:r>
+      <w:r>
+        <w:t xml:space="preserve">Coordinate-based meta-analysis is an unusually favourable place to measure the cost of this error,</w:t>
+      </w:r>
+      <w:r>
+        <w:t xml:space="preserve"> </w:t>
+      </w:r>
+      <w:r>
+        <w:t xml:space="preserve">because the published product is a spatial map that can be compared numerically against a</w:t>
+      </w:r>
+      <w:r>
+        <w:t xml:space="preserve"> </w:t>
+      </w:r>
+      <w:r>
+        <w:t xml:space="preserve">reproduction.</w:t>
+      </w:r>
+    </w:p>
+    <w:p>
+      <w:pPr>
+        <w:pStyle w:val="BodyText"/>
+      </w:pPr>
+      <w:r>
+        <w:t xml:space="preserve">Here, we present AutoNIMA, a harness that selects at both levels, using large language models</w:t>
+      </w:r>
+      <w:r>
+        <w:t xml:space="preserve"> </w:t>
+      </w:r>
+      <w:r>
+        <w:t xml:space="preserve">for screening and for analysis-level annotation, and we evaluate it against nine expert-conducted meta-analyses</w:t>
+      </w:r>
+      <w:r>
+        <w:t xml:space="preserve"> </w:t>
+      </w:r>
+      <w:r>
+        <w:t xml:space="preserve">assembled into a benchmark (companion paper). In the following, we quantify what each stage of the</w:t>
+      </w:r>
+      <w:r>
+        <w:t xml:space="preserve"> </w:t>
+      </w:r>
+      <w:r>
+        <w:t xml:space="preserve">pipeline costs and buys, compare the end-to-end result against the strongest search-based</w:t>
+      </w:r>
+      <w:r>
+        <w:t xml:space="preserve"> </w:t>
+      </w:r>
+      <w:r>
+        <w:t xml:space="preserve">synthesis available for each target, and decompose the resulting advantage into the contribution</w:t>
+      </w:r>
+      <w:r>
+        <w:t xml:space="preserve"> </w:t>
+      </w:r>
+      <w:r>
+        <w:t xml:space="preserve">of selecting papers and the contribution of selecting analyses.</w:t>
       </w:r>
     </w:p>
     <w:p>
@@ -954,6 +1457,168 @@
           <w:i/>
         </w:rPr>
         <w:t xml:space="preserve">; supporting: Supplementary S3, S6.</w:t>
+      </w:r>
+    </w:p>
+    <w:p>
+      <w:pPr>
+        <w:pStyle w:val="BodyText"/>
+      </w:pPr>
+      <w:r>
+        <w:t xml:space="preserve">Recall reported against the full list of expert-included studies conflates screening judgement</w:t>
+      </w:r>
+      <w:r>
+        <w:t xml:space="preserve"> </w:t>
+      </w:r>
+      <w:r>
+        <w:t xml:space="preserve">with data availability: a study our query never returned, one whose full text we could not obtain,</w:t>
+      </w:r>
+      <w:r>
+        <w:t xml:space="preserve"> </w:t>
+      </w:r>
+      <w:r>
+        <w:t xml:space="preserve">and one that yielded no parseable coordinates are all charged to the screener. We therefore report</w:t>
+      </w:r>
+      <w:r>
+        <w:t xml:space="preserve"> </w:t>
+      </w:r>
+      <w:r>
+        <w:t xml:space="preserve">recall at each stage against an</w:t>
+      </w:r>
+      <w:r>
+        <w:t xml:space="preserve"> </w:t>
+      </w:r>
+      <w:r>
+        <w:rPr>
+          <w:iCs/>
+          <w:i/>
+        </w:rPr>
+        <w:t xml:space="preserve">attainable</w:t>
+      </w:r>
+      <w:r>
+        <w:t xml:space="preserve"> </w:t>
+      </w:r>
+      <w:r>
+        <w:t xml:space="preserve">denominator, which drops one availability failure at</w:t>
+      </w:r>
+      <w:r>
+        <w:t xml:space="preserve"> </w:t>
+      </w:r>
+      <w:r>
+        <w:t xml:space="preserve">the stage where it occurs and never drops a study rejected on judgement (Methods).</w:t>
+      </w:r>
+    </w:p>
+    <w:p>
+      <w:pPr>
+        <w:pStyle w:val="BodyText"/>
+      </w:pPr>
+      <w:r>
+        <w:t xml:space="preserve">On this denominator, screening is close to free (Fig. 2). Abstract and full-text screening</w:t>
+      </w:r>
+      <w:r>
+        <w:t xml:space="preserve"> </w:t>
+      </w:r>
+      <w:r>
+        <w:t xml:space="preserve">together raise precision against the expert inclusion list from 0.103 to 0.323 for 0.074 of</w:t>
+      </w:r>
+      <w:r>
+        <w:t xml:space="preserve"> </w:t>
+      </w:r>
+      <w:r>
+        <w:t xml:space="preserve">attainable recall, and precision rises at every stage in 9 of 9 projects. Annotation behaves</w:t>
+      </w:r>
+      <w:r>
+        <w:t xml:space="preserve"> </w:t>
+      </w:r>
+      <w:r>
+        <w:t xml:space="preserve">differently. Requiring that a paper also yield at least one analysis assigned to the target</w:t>
+      </w:r>
+      <w:r>
+        <w:t xml:space="preserve"> </w:t>
+      </w:r>
+      <w:r>
+        <w:t xml:space="preserve">contrast raises precision by a further 0.147, again in 9 of 9, but costs 0.108 of attainable</w:t>
+      </w:r>
+      <w:r>
+        <w:t xml:space="preserve"> </w:t>
+      </w:r>
+      <w:r>
+        <w:t xml:space="preserve">recall, also in 9 of 9. Recall falls further than precision rises, and the stage cannot be</w:t>
+      </w:r>
+      <w:r>
+        <w:t xml:space="preserve"> </w:t>
+      </w:r>
+      <w:r>
+        <w:t xml:space="preserve">described as free.</w:t>
+      </w:r>
+    </w:p>
+    <w:p>
+      <w:pPr>
+        <w:pStyle w:val="BodyText"/>
+      </w:pPr>
+      <w:r>
+        <w:t xml:space="preserve">Whether that trade is worth taking depends on the denominator, which is the clearest argument for</w:t>
+      </w:r>
+      <w:r>
+        <w:t xml:space="preserve"> </w:t>
+      </w:r>
+      <w:r>
+        <w:t xml:space="preserve">adopting the attainable one. Scored against every expert-included study, annotation appears to lose</w:t>
+      </w:r>
+      <w:r>
+        <w:t xml:space="preserve"> </w:t>
+      </w:r>
+      <w:r>
+        <w:t xml:space="preserve">0.248 of recall and the gain exceeds the loss in only 1 of 9 projects; scored against the studies</w:t>
+      </w:r>
+      <w:r>
+        <w:t xml:space="preserve"> </w:t>
+      </w:r>
+      <w:r>
+        <w:t xml:space="preserve">that actually yielded data, the same runs and the same decisions lose 0.108 and the gain exceeds</w:t>
+      </w:r>
+      <w:r>
+        <w:t xml:space="preserve"> </w:t>
+      </w:r>
+      <w:r>
+        <w:t xml:space="preserve">the loss in 6 of 9. Charging annotation for papers that had nothing to annotate inverts the verdict</w:t>
+      </w:r>
+      <w:r>
+        <w:t xml:space="preserve"> </w:t>
+      </w:r>
+      <w:r>
+        <w:t xml:space="preserve">on the stage.</w:t>
+      </w:r>
+    </w:p>
+    <w:p>
+      <w:pPr>
+        <w:pStyle w:val="BodyText"/>
+      </w:pPr>
+      <w:r>
+        <w:t xml:space="preserve">The residual precision is a lower bound. Because we do not know which candidate pool the original</w:t>
+      </w:r>
+      <w:r>
+        <w:t xml:space="preserve"> </w:t>
+      </w:r>
+      <w:r>
+        <w:t xml:space="preserve">authors screened, a false positive may be a study they never considered rather than one they</w:t>
+      </w:r>
+      <w:r>
+        <w:t xml:space="preserve"> </w:t>
+      </w:r>
+      <w:r>
+        <w:t xml:space="preserve">rejected. Holding the pool fixed raises full-text precision by 0.142 while recall moves far less</w:t>
+      </w:r>
+      <w:r>
+        <w:t xml:space="preserve"> </w:t>
+      </w:r>
+      <w:r>
+        <w:t xml:space="preserve">(Supplementary S3), so a substantial share of the apparent screening failure is a corpus difference</w:t>
+      </w:r>
+      <w:r>
+        <w:t xml:space="preserve"> </w:t>
+      </w:r>
+      <w:r>
+        <w:t xml:space="preserve">rather than a screening error.</w:t>
       </w:r>
     </w:p>
     <w:p>
@@ -4026,10 +4691,53 @@
           <w:bCs/>
           <w:b/>
         </w:rPr>
-        <w:t xml:space="preserve">Close on §9</w:t>
-      </w:r>
-      <w:r>
-        <w:t xml:space="preserve">, the forward-looking case.</w:t>
+        <w:t xml:space="preserve">Close on what the method is for.</w:t>
+      </w:r>
+      <w:r>
+        <w:t xml:space="preserve"> </w:t>
+      </w:r>
+      <w:r>
+        <w:t xml:space="preserve">§9, a forward-looking demonstration on a question no</w:t>
+      </w:r>
+      <w:r>
+        <w:t xml:space="preserve"> </w:t>
+      </w:r>
+      <w:r>
+        <w:t xml:space="preserve">manual synthesis had attempted, was</w:t>
+      </w:r>
+      <w:r>
+        <w:t xml:space="preserve"> </w:t>
+      </w:r>
+      <w:r>
+        <w:rPr>
+          <w:bCs/>
+          <w:b/>
+        </w:rPr>
+        <w:t xml:space="preserve">dropped 2026-09-10</w:t>
+      </w:r>
+      <w:r>
+        <w:t xml:space="preserve"> </w:t>
+      </w:r>
+      <w:r>
+        <w:t xml:space="preserve">as unnecessary for this paper.</w:t>
+      </w:r>
+      <w:r>
+        <w:t xml:space="preserve"> </w:t>
+      </w:r>
+      <w:r>
+        <w:t xml:space="preserve">Close instead on the practical consequence: the ceiling on this whole evaluation is the</w:t>
+      </w:r>
+      <w:r>
+        <w:t xml:space="preserve"> </w:t>
+      </w:r>
+      <w:r>
+        <w:t xml:space="preserve">manual meta-analyses themselves, so a method that reaches them at this cost changes what is</w:t>
+      </w:r>
+      <w:r>
+        <w:t xml:space="preserve"> </w:t>
+      </w:r>
+      <w:r>
+        <w:t xml:space="preserve">worth attempting rather than only what is worth automating.</w:t>
       </w:r>
     </w:p>
     <w:p>
@@ -4336,32 +5044,22 @@
         <w:t xml:space="preserve"> </w:t>
       </w:r>
       <w:r>
-        <w:t xml:space="preserve">—</w:t>
-      </w:r>
-      <w:r>
-        <w:t xml:space="preserve"> </w:t>
-      </w:r>
-      <w:r>
-        <w:rPr>
-          <w:bCs/>
-          <w:b/>
-        </w:rPr>
-        <w:t xml:space="preserve">§9 has no candidate and the outline says it likely gates submission</w:t>
-      </w:r>
-      <w:r>
-        <w:t xml:space="preserve"> </w:t>
-      </w:r>
-      <w:r>
-        <w:t xml:space="preserve">(</w:t>
+        <w:t xml:space="preserve">— none. The §9 forward-looking case is dropped;</w:t>
+      </w:r>
+      <w:r>
+        <w:t xml:space="preserve"> </w:t>
       </w:r>
       <w:r>
         <w:rPr>
           <w:rStyle w:val="VerbatimChar"/>
         </w:rPr>
-        <w:t xml:space="preserve">PAPER_OUTLINE.md:1444</w:t>
-      </w:r>
-      <w:r>
-        <w:t xml:space="preserve">).</w:t>
+        <w:t xml:space="preserve">PAPER_OUTLINE.md:1434</w:t>
+      </w:r>
+      <w:r>
+        <w:t xml:space="preserve"> </w:t>
+      </w:r>
+      <w:r>
+        <w:t xml:space="preserve">and its</w:t>
       </w:r>
       <w:r>
         <w:t xml:space="preserve"> </w:t>
@@ -4370,13 +5068,22 @@
         <w:rPr>
           <w:rStyle w:val="VerbatimChar"/>
         </w:rPr>
-        <w:t xml:space="preserve">scz_enigma</w:t>
-      </w:r>
-      <w:r>
-        <w:t xml:space="preserve"> </w:t>
-      </w:r>
-      <w:r>
-        <w:t xml:space="preserve">is the live candidate.</w:t>
+        <w:t xml:space="preserve">[idea]</w:t>
+      </w:r>
+      <w:r>
+        <w:t xml:space="preserve">/</w:t>
+      </w:r>
+      <w:r>
+        <w:rPr>
+          <w:rStyle w:val="VerbatimChar"/>
+        </w:rPr>
+        <w:t xml:space="preserve">[need]</w:t>
+      </w:r>
+      <w:r>
+        <w:t xml:space="preserve"> </w:t>
+      </w:r>
+      <w:r>
+        <w:t xml:space="preserve">markers are now stale on that point.</w:t>
       </w:r>
     </w:p>
     <w:bookmarkEnd w:id="29"/>
@@ -5344,6 +6051,94 @@
       </w:pPr>
       <w:r>
         <w:t xml:space="preserve">M1.2 Generative AI in development</w:t>
+      </w:r>
+    </w:p>
+    <w:p>
+      <w:pPr>
+        <w:pStyle w:val="FirstParagraph"/>
+      </w:pPr>
+      <w:r>
+        <w:t xml:space="preserve">We distinguish two uses of generative AI in this work. The first is the object of study: large</w:t>
+      </w:r>
+      <w:r>
+        <w:t xml:space="preserve"> </w:t>
+      </w:r>
+      <w:r>
+        <w:t xml:space="preserve">language models perform abstract and full-text screening, coordinate parsing, and analysis-level</w:t>
+      </w:r>
+      <w:r>
+        <w:t xml:space="preserve"> </w:t>
+      </w:r>
+      <w:r>
+        <w:t xml:space="preserve">annotation within the pipeline, and their behaviour at each of those stages is what the paper</w:t>
+      </w:r>
+      <w:r>
+        <w:t xml:space="preserve"> </w:t>
+      </w:r>
+      <w:r>
+        <w:t xml:space="preserve">measures. Models, versions, and prompts for every stage are specified above and released with the</w:t>
+      </w:r>
+      <w:r>
+        <w:t xml:space="preserve"> </w:t>
+      </w:r>
+      <w:r>
+        <w:t xml:space="preserve">code.</w:t>
+      </w:r>
+    </w:p>
+    <w:p>
+      <w:pPr>
+        <w:pStyle w:val="BodyText"/>
+      </w:pPr>
+      <w:r>
+        <w:t xml:space="preserve">The second is the use of generative AI as a development tool, which we declare separately here.</w:t>
+      </w:r>
+      <w:r>
+        <w:t xml:space="preserve"> </w:t>
+      </w:r>
+      <w:r>
+        <w:t xml:space="preserve">During the preparation of this work, the authors used [MODEL(S)] to assist with writing and</w:t>
+      </w:r>
+      <w:r>
+        <w:t xml:space="preserve"> </w:t>
+      </w:r>
+      <w:r>
+        <w:t xml:space="preserve">revising code in the analysis repository, and with editing and revising the text of this</w:t>
+      </w:r>
+      <w:r>
+        <w:t xml:space="preserve"> </w:t>
+      </w:r>
+      <w:r>
+        <w:t xml:space="preserve">manuscript for clarity, readability, and flow. All AI-generated code was reviewed and tested by</w:t>
+      </w:r>
+      <w:r>
+        <w:t xml:space="preserve"> </w:t>
+      </w:r>
+      <w:r>
+        <w:t xml:space="preserve">the authors, and all AI-assisted text was critically reviewed and revised. No analysis result,</w:t>
+      </w:r>
+      <w:r>
+        <w:t xml:space="preserve"> </w:t>
+      </w:r>
+      <w:r>
+        <w:t xml:space="preserve">figure, or numerical claim in this paper was produced by an unreviewed AI process; every number</w:t>
+      </w:r>
+      <w:r>
+        <w:t xml:space="preserve"> </w:t>
+      </w:r>
+      <w:r>
+        <w:t xml:space="preserve">reported here is regenerated from the released artifacts by a script in the analysis repository.</w:t>
+      </w:r>
+      <w:r>
+        <w:t xml:space="preserve"> </w:t>
+      </w:r>
+      <w:r>
+        <w:t xml:space="preserve">The authors take full responsibility for all content presented in this manuscript, including any</w:t>
+      </w:r>
+      <w:r>
+        <w:t xml:space="preserve"> </w:t>
+      </w:r>
+      <w:r>
+        <w:t xml:space="preserve">portions assisted by AI.</w:t>
       </w:r>
     </w:p>
     <w:p>
@@ -7455,57 +8250,6 @@
             </w:pPr>
             <w:r>
               <w:t xml:space="preserve">blocking. Reviewers will ask where the benchmark is</w:t>
-            </w:r>
-          </w:p>
-        </w:tc>
-      </w:tr>
-      <w:tr>
-        <w:tc>
-          <w:tcPr/>
-          <w:p>
-            <w:pPr>
-              <w:pStyle w:val="Compact"/>
-              <w:jc w:val="left"/>
-            </w:pPr>
-            <w:r>
-              <w:rPr>
-                <w:bCs/>
-                <w:b/>
-              </w:rPr>
-              <w:t xml:space="preserve">§9 forward-looking case</w:t>
-            </w:r>
-          </w:p>
-        </w:tc>
-        <w:tc>
-          <w:tcPr/>
-          <w:p>
-            <w:pPr>
-              <w:pStyle w:val="Compact"/>
-              <w:jc w:val="left"/>
-            </w:pPr>
-            <w:r>
-              <w:rPr>
-                <w:rStyle w:val="VerbatimChar"/>
-              </w:rPr>
-              <w:t xml:space="preserve">[need]</w:t>
-            </w:r>
-            <w:r>
-              <w:t xml:space="preserve">, no candidate chosen; the outline says it likely gates submission.</w:t>
-            </w:r>
-            <w:r>
-              <w:t xml:space="preserve"> </w:t>
-            </w:r>
-            <w:r>
-              <w:rPr>
-                <w:rStyle w:val="VerbatimChar"/>
-              </w:rPr>
-              <w:t xml:space="preserve">scz_enigma</w:t>
-            </w:r>
-            <w:r>
-              <w:t xml:space="preserve"> </w:t>
-            </w:r>
-            <w:r>
-              <w:t xml:space="preserve">is live</w:t>
             </w:r>
           </w:p>
         </w:tc>
@@ -8687,13 +9431,11 @@
     <w:basedOn w:val="BodyText"/>
     <w:qFormat/>
     <w:pPr>
-      <w:shd w:color="auto" w:fill="F7F7F5" w:val="clear"/>
       <w:spacing w:after="0" w:before="0" w:line="240" w:lineRule="auto"/>
       <w:ind w:firstLine="0" w:left="240"/>
     </w:pPr>
     <w:rPr>
       <w:rFonts w:ascii="Calibri" w:cs="Calibri" w:hAnsi="Calibri"/>
-      <w:color w:val="4A4A4A"/>
       <w:sz w:val="19"/>
       <w:szCs w:val="19"/>
     </w:rPr>
@@ -8710,12 +9452,11 @@
       <w:jc w:val="center"/>
     </w:pPr>
     <w:rPr>
-      <w:rFonts w:asciiTheme="majorHAnsi" w:cstheme="majorBidi" w:eastAsiaTheme="majorEastAsia" w:hAnsiTheme="majorHAnsi"/>
+      <w:rFonts w:ascii="Times New Roman" w:cs="Times New Roman" w:hAnsi="Times New Roman"/>
       <w:b/>
       <w:bCs/>
-      <w:color w:themeColor="accent1" w:themeShade="B5" w:val="345A8A"/>
-      <w:sz w:val="36"/>
-      <w:szCs w:val="36"/>
+      <w:sz w:val="32"/>
+      <w:szCs w:val="32"/>
     </w:rPr>
   </w:style>
   <w:style w:styleId="Subtitle" w:type="paragraph">
@@ -8730,8 +9471,8 @@
       <w:jc w:val="center"/>
     </w:pPr>
     <w:rPr>
-      <w:sz w:val="30"/>
-      <w:szCs w:val="30"/>
+      <w:sz w:val="24"/>
+      <w:szCs w:val="24"/>
     </w:rPr>
   </w:style>
   <w:style w:customStyle="1" w:styleId="Author" w:type="paragraph">
@@ -8769,7 +9510,6 @@
       <w:sz w:val="20"/>
       <w:szCs w:val="20"/>
       <w:b/>
-      <w:color w:val="345A8A"/>
       &gt;
     </w:rPr>
   </w:style>
@@ -8809,12 +9549,11 @@
       <w:outlineLvl w:val="0"/>
     </w:pPr>
     <w:rPr>
-      <w:rFonts w:asciiTheme="majorHAnsi" w:cstheme="majorBidi" w:eastAsiaTheme="majorEastAsia" w:hAnsiTheme="majorHAnsi"/>
+      <w:rFonts w:ascii="Times New Roman" w:cs="Times New Roman" w:hAnsi="Times New Roman"/>
       <w:b/>
       <w:bCs/>
-      <w:color w:themeColor="accent1" w:val="4F81BD"/>
-      <w:sz w:val="32"/>
-      <w:szCs w:val="32"/>
+      <w:sz w:val="28"/>
+      <w:szCs w:val="28"/>
     </w:rPr>
   </w:style>
   <w:style w:styleId="Heading2" w:type="paragraph">
@@ -8831,12 +9570,11 @@
       <w:outlineLvl w:val="1"/>
     </w:pPr>
     <w:rPr>
-      <w:rFonts w:asciiTheme="majorHAnsi" w:cstheme="majorBidi" w:eastAsiaTheme="majorEastAsia" w:hAnsiTheme="majorHAnsi"/>
+      <w:rFonts w:ascii="Times New Roman" w:cs="Times New Roman" w:hAnsi="Times New Roman"/>
       <w:b/>
       <w:bCs/>
-      <w:color w:themeColor="accent1" w:val="4F81BD"/>
-      <w:sz w:val="28"/>
-      <w:szCs w:val="28"/>
+      <w:sz w:val="24"/>
+      <w:szCs w:val="24"/>
     </w:rPr>
   </w:style>
   <w:style w:styleId="Heading3" w:type="paragraph">
@@ -8853,10 +9591,9 @@
       <w:outlineLvl w:val="2"/>
     </w:pPr>
     <w:rPr>
-      <w:rFonts w:asciiTheme="majorHAnsi" w:cstheme="majorBidi" w:eastAsiaTheme="majorEastAsia" w:hAnsiTheme="majorHAnsi"/>
+      <w:rFonts w:ascii="Times New Roman" w:cs="Times New Roman" w:hAnsi="Times New Roman"/>
       <w:b/>
       <w:bCs/>
-      <w:color w:themeColor="accent1" w:val="4F81BD"/>
       <w:sz w:val="24"/>
       <w:szCs w:val="24"/>
     </w:rPr>
@@ -8875,10 +9612,9 @@
       <w:outlineLvl w:val="3"/>
     </w:pPr>
     <w:rPr>
-      <w:rFonts w:asciiTheme="majorHAnsi" w:cstheme="majorBidi" w:eastAsiaTheme="majorEastAsia" w:hAnsiTheme="majorHAnsi"/>
+      <w:rFonts w:ascii="Times New Roman" w:cs="Times New Roman" w:hAnsi="Times New Roman"/>
       <w:i/>
       <w:bCs/>
-      <w:color w:themeColor="accent1" w:val="4F81BD"/>
       <w:sz w:val="24"/>
       <w:szCs w:val="24"/>
     </w:rPr>
@@ -8897,9 +9633,8 @@
       <w:outlineLvl w:val="4"/>
     </w:pPr>
     <w:rPr>
-      <w:rFonts w:asciiTheme="majorHAnsi" w:cstheme="majorBidi" w:eastAsiaTheme="majorEastAsia" w:hAnsiTheme="majorHAnsi"/>
+      <w:rFonts w:ascii="Times New Roman" w:cs="Times New Roman" w:hAnsi="Times New Roman"/>
       <w:iCs/>
-      <w:color w:themeColor="accent1" w:val="4F81BD"/>
       <w:sz w:val="24"/>
       <w:szCs w:val="24"/>
     </w:rPr>
@@ -8918,8 +9653,7 @@
       <w:outlineLvl w:val="5"/>
     </w:pPr>
     <w:rPr>
-      <w:rFonts w:asciiTheme="majorHAnsi" w:cstheme="majorBidi" w:eastAsiaTheme="majorEastAsia" w:hAnsiTheme="majorHAnsi"/>
-      <w:color w:themeColor="accent1" w:val="4F81BD"/>
+      <w:rFonts w:ascii="Times New Roman" w:cs="Times New Roman" w:hAnsi="Times New Roman"/>
       <w:sz w:val="24"/>
       <w:szCs w:val="24"/>
     </w:rPr>
@@ -8938,8 +9672,7 @@
       <w:outlineLvl w:val="6"/>
     </w:pPr>
     <w:rPr>
-      <w:rFonts w:asciiTheme="majorHAnsi" w:cstheme="majorBidi" w:eastAsiaTheme="majorEastAsia" w:hAnsiTheme="majorHAnsi"/>
-      <w:color w:themeColor="accent1" w:val="4F81BD"/>
+      <w:rFonts w:ascii="Times New Roman" w:cs="Times New Roman" w:hAnsi="Times New Roman"/>
       <w:sz w:val="24"/>
       <w:szCs w:val="24"/>
     </w:rPr>
@@ -8958,8 +9691,7 @@
       <w:outlineLvl w:val="7"/>
     </w:pPr>
     <w:rPr>
-      <w:rFonts w:asciiTheme="majorHAnsi" w:cstheme="majorBidi" w:eastAsiaTheme="majorEastAsia" w:hAnsiTheme="majorHAnsi"/>
-      <w:color w:themeColor="accent1" w:val="4F81BD"/>
+      <w:rFonts w:ascii="Times New Roman" w:cs="Times New Roman" w:hAnsi="Times New Roman"/>
       <w:sz w:val="24"/>
       <w:szCs w:val="24"/>
     </w:rPr>
@@ -8978,10 +9710,22 @@
       <w:outlineLvl w:val="8"/>
     </w:pPr>
     <w:rPr>
-      <w:rFonts w:asciiTheme="majorHAnsi" w:cstheme="majorBidi" w:eastAsiaTheme="majorEastAsia" w:hAnsiTheme="majorHAnsi"/>
-      <w:color w:themeColor="accent1" w:val="4F81BD"/>
+      <w:rFonts w:ascii="Times New Roman" w:cs="Times New Roman" w:hAnsi="Times New Roman"/>
       <w:sz w:val="24"/>
       <w:szCs w:val="24"/>
+    </w:rPr>
+  </w:style>
+  <w:style w:customStyle="1" w:styleId="Affiliation" w:type="paragraph">
+    <w:name w:val="Affiliation"/>
+    <w:basedOn w:val="BodyText"/>
+    <w:qFormat/>
+    <w:pPr>
+      <w:spacing w:after="40" w:before="0" w:line="240" w:lineRule="auto"/>
+      <w:jc w:val="left"/>
+    </w:pPr>
+    <w:rPr>
+      <w:sz w:val="20"/>
+      <w:szCs w:val="20"/>
     </w:rPr>
   </w:style>
   <w:style w:styleId="BlockText" w:type="paragraph">
@@ -8992,16 +9736,11 @@
     <w:unhideWhenUsed/>
     <w:qFormat/>
     <w:pPr>
-      <w:pBdr>
-        <w:left w:color="C0392B" w:space="8" w:sz="18" w:val="single"/>
-      </w:pBdr>
-      <w:shd w:color="auto" w:fill="F7F7F5" w:val="clear"/>
       <w:spacing w:after="60" w:before="60" w:line="240" w:lineRule="auto"/>
       <w:ind w:firstLine="0" w:left="240" w:right="120"/>
     </w:pPr>
     <w:rPr>
       <w:rFonts w:ascii="Calibri" w:cs="Calibri" w:hAnsi="Calibri"/>
-      <w:color w:val="4A4A4A"/>
       <w:sz w:val="19"/>
       <w:szCs w:val="19"/>
     </w:rPr>
@@ -9128,7 +9867,6 @@
     <w:name w:val="Hyperlink"/>
     <w:basedOn w:val="BodyTextChar"/>
     <w:rPr>
-      <w:color w:themeColor="accent1" w:val="4F81BD"/>
     </w:rPr>
   </w:style>
   <w:style w:styleId="TOCHeading" w:type="paragraph">
@@ -9143,10 +9881,9 @@
       <w:outlineLvl w:val="9"/>
     </w:pPr>
     <w:rPr>
-      <w:rFonts w:asciiTheme="majorHAnsi" w:cstheme="majorBidi" w:eastAsiaTheme="majorEastAsia" w:hAnsiTheme="majorHAnsi"/>
+      <w:rFonts w:ascii="Times New Roman" w:cs="Times New Roman" w:hAnsi="Times New Roman"/>
       <w:b w:val="0"/>
       <w:bCs w:val="0"/>
-      <w:color w:themeColor="accent1" w:themeShade="BF" w:val="365F91"/>
     </w:rPr>
   </w:style>
   <w:style w:type="paragraph" w:customStyle="1" w:styleId="SourceCode">

--- a/MANUSCRIPT.docx
+++ b/MANUSCRIPT.docx
@@ -7,7 +7,25 @@
         <w:pStyle w:val="Title"/>
       </w:pPr>
       <w:r>
-        <w:t xml:space="preserve">AutoNIMA:</w:t>
+        <w:t xml:space="preserve">Selecting</w:t>
+      </w:r>
+      <w:r>
+        <w:t xml:space="preserve"> </w:t>
+      </w:r>
+      <w:r>
+        <w:t xml:space="preserve">analyses,</w:t>
+      </w:r>
+      <w:r>
+        <w:t xml:space="preserve"> </w:t>
+      </w:r>
+      <w:r>
+        <w:t xml:space="preserve">not</w:t>
+      </w:r>
+      <w:r>
+        <w:t xml:space="preserve"> </w:t>
+      </w:r>
+      <w:r>
+        <w:t xml:space="preserve">papers:</w:t>
       </w:r>
       <w:r>
         <w:t xml:space="preserve"> </w:t>
@@ -19,6 +37,24 @@
         <w:t xml:space="preserve"> </w:t>
       </w:r>
       <w:r>
+        <w:t xml:space="preserve">large</w:t>
+      </w:r>
+      <w:r>
+        <w:t xml:space="preserve"> </w:t>
+      </w:r>
+      <w:r>
+        <w:t xml:space="preserve">language</w:t>
+      </w:r>
+      <w:r>
+        <w:t xml:space="preserve"> </w:t>
+      </w:r>
+      <w:r>
+        <w:t xml:space="preserve">model</w:t>
+      </w:r>
+      <w:r>
+        <w:t xml:space="preserve"> </w:t>
+      </w:r>
+      <w:r>
         <w:t xml:space="preserve">harness</w:t>
       </w:r>
       <w:r>
@@ -31,7 +67,7 @@
         <w:t xml:space="preserve"> </w:t>
       </w:r>
       <w:r>
-        <w:t xml:space="preserve">LLM-automated</w:t>
+        <w:t xml:space="preserve">automated</w:t>
       </w:r>
       <w:r>
         <w:t xml:space="preserve"> </w:t>
@@ -327,19 +363,13 @@
           <w:bCs/>
           <w:b/>
         </w:rPr>
-        <w:t xml:space="preserve">BRIEF — author block needs confirming.</w:t>
-      </w:r>
-      <w:r>
-        <w:t xml:space="preserve"> </w:t>
-      </w:r>
-      <w:r>
-        <w:t xml:space="preserve">Affiliations are carried across from Kent et al.</w:t>
-      </w:r>
-      <w:r>
-        <w:t xml:space="preserve"> </w:t>
-      </w:r>
-      <w:r>
-        <w:t xml:space="preserve">(2026,</w:t>
+        <w:t xml:space="preserve">BRIEF — title.</w:t>
+      </w:r>
+      <w:r>
+        <w:t xml:space="preserve"> </w:t>
+      </w:r>
+      <w:r>
+        <w:t xml:space="preserve">Current:</w:t>
       </w:r>
       <w:r>
         <w:t xml:space="preserve"> </w:t>
@@ -349,132 +379,13 @@
           <w:iCs/>
           <w:i/>
         </w:rPr>
-        <w:t xml:space="preserve">Imaging Neuroscience</w:t>
-      </w:r>
-      <w:r>
-        <w:t xml:space="preserve">), the most recent paper this group shares, so they are current as</w:t>
-      </w:r>
-      <w:r>
-        <w:t xml:space="preserve"> </w:t>
-      </w:r>
-      <w:r>
-        <w:t xml:space="preserve">of that publication but not independently verified here.</w:t>
-      </w:r>
-      <w:r>
-        <w:t xml:space="preserve"> </w:t>
-      </w:r>
-      <w:r>
-        <w:rPr>
-          <w:bCs/>
-          <w:b/>
-        </w:rPr>
-        <w:t xml:space="preserve">Author order is a placeholder</w:t>
-      </w:r>
-      <w:r>
-        <w:t xml:space="preserve">: de</w:t>
-      </w:r>
-      <w:r>
-        <w:t xml:space="preserve"> </w:t>
-      </w:r>
-      <w:r>
-        <w:t xml:space="preserve">la Vega is first because the skeleton had it that way, with co-authors in the order you listed</w:t>
-      </w:r>
-      <w:r>
-        <w:t xml:space="preserve"> </w:t>
-      </w:r>
-      <w:r>
-        <w:t xml:space="preserve">them. On the Compose paper de la Vega is senior/last author, so if that convention holds here</w:t>
-      </w:r>
-      <w:r>
-        <w:t xml:space="preserve"> </w:t>
-      </w:r>
-      <w:r>
-        <w:t xml:space="preserve">the order needs inverting. Kendra Oudyk, Taylor Salo and Julio Peraza are on the Compose paper</w:t>
-      </w:r>
-      <w:r>
-        <w:t xml:space="preserve"> </w:t>
-      </w:r>
-      <w:r>
-        <w:t xml:space="preserve">but not on your list — add them if they belong here.</w:t>
-      </w:r>
-    </w:p>
-    <w:bookmarkStart w:id="20" w:name="abstract"/>
-    <w:p>
-      <w:pPr>
-        <w:pStyle w:val="Heading1"/>
-      </w:pPr>
-      <w:r>
-        <w:t xml:space="preserve">Abstract</w:t>
-      </w:r>
-    </w:p>
-    <w:p>
-      <w:pPr>
-        <w:pStyle w:val="FirstParagraph"/>
-      </w:pPr>
+        <w:t xml:space="preserve">Selecting analyses, not papers: a large language model harness for</w:t>
+      </w:r>
       <w:r>
         <w:rPr>
           <w:iCs/>
           <w:i/>
         </w:rPr>
-        <w:t xml:space="preserve">150 words. No figure.</w:t>
-      </w:r>
-    </w:p>
-    <w:p>
-      <w:pPr>
-        <w:pStyle w:val="BodyText"/>
-      </w:pPr>
-      <w:r>
-        <w:t xml:space="preserve">Quantitative synthesis of the neuroimaging literature has been automated at the level of the</w:t>
-      </w:r>
-      <w:r>
-        <w:t xml:space="preserve"> </w:t>
-      </w:r>
-      <w:r>
-        <w:t xml:space="preserve">publication, but the unit that determines a meta-analytic result is the individual analysis: a</w:t>
-      </w:r>
-      <w:r>
-        <w:t xml:space="preserve"> </w:t>
-      </w:r>
-      <w:r>
-        <w:t xml:space="preserve">single paper typically reports many statistical contrasts, and only some of them bear on any</w:t>
-      </w:r>
-      <w:r>
-        <w:t xml:space="preserve"> </w:t>
-      </w:r>
-      <w:r>
-        <w:t xml:space="preserve">given question. Here, we present AutoNIMA, a harness that executes the full</w:t>
-      </w:r>
-      <w:r>
-        <w:t xml:space="preserve"> </w:t>
-      </w:r>
-      <w:r>
-        <w:t xml:space="preserve">systematic review workflow — search, abstract and full-text screening, coordinate extraction, and</w:t>
-      </w:r>
-      <w:r>
-        <w:t xml:space="preserve"> </w:t>
-      </w:r>
-      <w:r>
-        <w:t xml:space="preserve">analysis-level annotation — and that selects at both the paper and the analysis level. We</w:t>
-      </w:r>
-      <w:r>
-        <w:t xml:space="preserve"> </w:t>
-      </w:r>
-      <w:r>
-        <w:t xml:space="preserve">evaluated it against nine published, expert-conducted meta-analyses spanning 32 target contrasts.</w:t>
-      </w:r>
-      <w:r>
-        <w:t xml:space="preserve"> </w:t>
-      </w:r>
-      <w:r>
-        <w:t xml:space="preserve">Maps produced by the pipeline recovered the published result more closely than the strongest</w:t>
-      </w:r>
-      <w:r>
-        <w:t xml:space="preserve"> </w:t>
-      </w:r>
-      <w:r>
-        <w:t xml:space="preserve">search-based synthesis available for each contrast (mean</w:t>
-      </w:r>
-      <w:r>
         <w:t xml:space="preserve"> </w:t>
       </w:r>
       <w:r>
@@ -482,294 +393,19 @@
           <w:iCs/>
           <w:i/>
         </w:rPr>
-        <w:t xml:space="preserve">R</w:t>
-      </w:r>
-      <w:r>
-        <w:t xml:space="preserve">² 0.575 vs 0.476; ahead in 28 of 32,</w:t>
-      </w:r>
-      <w:r>
-        <w:t xml:space="preserve"> </w:t>
-      </w:r>
-      <w:r>
-        <w:rPr>
-          <w:iCs/>
-          <w:i/>
-        </w:rPr>
-        <w:t xml:space="preserve">p</w:t>
-      </w:r>
-      <w:r>
-        <w:t xml:space="preserve"> </w:t>
-      </w:r>
-      <w:r>
-        <w:t xml:space="preserve">= 1.9 × 10⁻⁵), while pooling fewer analyses. Decomposing this advantage, selecting papers</w:t>
-      </w:r>
-      <w:r>
-        <w:t xml:space="preserve"> </w:t>
-      </w:r>
-      <w:r>
-        <w:t xml:space="preserve">contributed almost nothing (median Δ</w:t>
-      </w:r>
-      <w:r>
-        <w:rPr>
-          <w:iCs/>
-          <w:i/>
-        </w:rPr>
-        <w:t xml:space="preserve">R</w:t>
-      </w:r>
-      <w:r>
-        <w:t xml:space="preserve">² +0.001) and selecting analyses contributed nearly all of</w:t>
-      </w:r>
-      <w:r>
-        <w:t xml:space="preserve"> </w:t>
-      </w:r>
-      <w:r>
-        <w:t xml:space="preserve">it (+0.049).</w:t>
-      </w:r>
-    </w:p>
-    <w:p>
-      <w:pPr>
-        <w:pStyle w:val="BlockText"/>
-      </w:pPr>
-      <w:r>
-        <w:rPr>
-          <w:bCs/>
-          <w:b/>
-        </w:rPr>
-        <w:t xml:space="preserve">CLAIM</w:t>
-      </w:r>
-      <w:r>
-        <w:t xml:space="preserve"> </w:t>
-      </w:r>
-      <w:r>
-        <w:t xml:space="preserve">— Automated evidence synthesis selects papers, but the analysis is the unit that</w:t>
-      </w:r>
-      <w:r>
-        <w:t xml:space="preserve"> </w:t>
-      </w:r>
-      <w:r>
-        <w:t xml:space="preserve">determines the result. We present a pipeline that selects at the analysis level and show it</w:t>
-      </w:r>
-      <w:r>
-        <w:t xml:space="preserve"> </w:t>
-      </w:r>
-      <w:r>
-        <w:t xml:space="preserve">recovers published meta-analytic maps better than any search-only synthesis available.</w:t>
-      </w:r>
-    </w:p>
-    <w:p>
-      <w:pPr>
-        <w:pStyle w:val="BlockText"/>
-      </w:pPr>
-      <w:r>
-        <w:rPr>
-          <w:bCs/>
-          <w:b/>
-        </w:rPr>
-        <w:t xml:space="preserve">NUMBERS</w:t>
-      </w:r>
-      <w:r>
-        <w:t xml:space="preserve"> </w:t>
-      </w:r>
-      <w:r>
-        <w:t xml:space="preserve">— lead with the headline and the unanimity, not the mechanism:</w:t>
-      </w:r>
-      <w:r>
-        <w:t xml:space="preserve"> </w:t>
-      </w:r>
-      <w:r>
-        <w:t xml:space="preserve">9 projects, 32 benchmark columns; pipeline r² 0.575 vs 0.476 for the strongest per-column</w:t>
-      </w:r>
-      <w:r>
-        <w:t xml:space="preserve"> </w:t>
-      </w:r>
-      <w:r>
-        <w:t xml:space="preserve">baseline, median Δ +0.061, ahead in 28/32, sign-test p = 1.9 × 10⁻⁵.</w:t>
-      </w:r>
-      <w:r>
-        <w:t xml:space="preserve"> </w:t>
-      </w:r>
-      <w:r>
-        <w:t xml:space="preserve">The decomposition is the finding: choosing papers is worth +0.001 (median, 16/32); choosing</w:t>
-      </w:r>
-      <w:r>
-        <w:t xml:space="preserve"> </w:t>
-      </w:r>
-      <w:r>
-        <w:t xml:space="preserve">analyses is worth +0.049 (28/32).</w:t>
-      </w:r>
-    </w:p>
-    <w:p>
-      <w:pPr>
-        <w:pStyle w:val="BlockText"/>
-      </w:pPr>
-      <w:r>
-        <w:rPr>
-          <w:bCs/>
-          <w:b/>
-        </w:rPr>
-        <w:t xml:space="preserve">OPEN</w:t>
-      </w:r>
-      <w:r>
-        <w:t xml:space="preserve"> </w:t>
-      </w:r>
-      <w:r>
-        <w:t xml:space="preserve">— none. §9, the forward-looking case, was</w:t>
-      </w:r>
-      <w:r>
-        <w:t xml:space="preserve"> </w:t>
-      </w:r>
-      <w:r>
-        <w:rPr>
-          <w:bCs/>
-          <w:b/>
-        </w:rPr>
-        <w:t xml:space="preserve">dropped 2026-09-10</w:t>
-      </w:r>
-      <w:r>
-        <w:t xml:space="preserve">, so the abstract no</w:t>
-      </w:r>
-      <w:r>
-        <w:t xml:space="preserve"> </w:t>
-      </w:r>
-      <w:r>
-        <w:t xml:space="preserve">longer waits on it and the closing sentence can land on the decomposition.</w:t>
-      </w:r>
-    </w:p>
-    <w:bookmarkEnd w:id="20"/>
-    <w:bookmarkStart w:id="21" w:name="introduction"/>
-    <w:p>
-      <w:pPr>
-        <w:pStyle w:val="Heading1"/>
-      </w:pPr>
-      <w:r>
-        <w:t xml:space="preserve">Introduction</w:t>
-      </w:r>
-    </w:p>
-    <w:p>
-      <w:pPr>
-        <w:pStyle w:val="FirstParagraph"/>
-      </w:pPr>
-      <w:r>
-        <w:rPr>
-          <w:iCs/>
-          <w:i/>
-        </w:rPr>
-        <w:t xml:space="preserve">~350 words. Cites the neurometabench companion paper.</w:t>
-      </w:r>
-    </w:p>
-    <w:p>
-      <w:pPr>
-        <w:pStyle w:val="BodyText"/>
-      </w:pPr>
-      <w:r>
-        <w:t xml:space="preserve">The functional neuroimaging literature now comprises well over 60,000 published studies, and</w:t>
-      </w:r>
-      <w:r>
-        <w:t xml:space="preserve"> </w:t>
-      </w:r>
-      <w:r>
-        <w:t xml:space="preserve">synthesizing knowledge across them remains a major bottleneck. Quantitative meta-analysis is the</w:t>
-      </w:r>
-      <w:r>
-        <w:t xml:space="preserve"> </w:t>
-      </w:r>
-      <w:r>
-        <w:t xml:space="preserve">established remedy, but the traditional workflow — searching databases, screening thousands of</w:t>
-      </w:r>
-      <w:r>
-        <w:t xml:space="preserve"> </w:t>
-      </w:r>
-      <w:r>
-        <w:t xml:space="preserve">abstracts and full texts against inclusion criteria, and manually extracting coordinates from each</w:t>
-      </w:r>
-      <w:r>
-        <w:t xml:space="preserve"> </w:t>
-      </w:r>
-      <w:r>
-        <w:t xml:space="preserve">included study — is extraordinarily time consuming, and a single review can demand hundreds of</w:t>
-      </w:r>
-      <w:r>
-        <w:t xml:space="preserve"> </w:t>
-      </w:r>
-      <w:r>
-        <w:t xml:space="preserve">researcher hours. As a result, published syntheses are expensive to produce and rapidly go stale.</w:t>
-      </w:r>
-    </w:p>
-    <w:p>
-      <w:pPr>
-        <w:pStyle w:val="BodyText"/>
-      </w:pPr>
-      <w:r>
-        <w:t xml:space="preserve">Automated approaches addressed the cost directly. Neurosynth demonstrated that coordinates could</w:t>
-      </w:r>
-      <w:r>
-        <w:t xml:space="preserve"> </w:t>
-      </w:r>
-      <w:r>
-        <w:t xml:space="preserve">be extracted at scale and meta-analysed automatically, and the resulting maps recover broad</w:t>
-      </w:r>
-      <w:r>
-        <w:t xml:space="preserve"> </w:t>
-      </w:r>
-      <w:r>
-        <w:t xml:space="preserve">cognitive domains with remarkable similarity to manual efforts. That scale came at a price in</w:t>
-      </w:r>
-      <w:r>
-        <w:t xml:space="preserve"> </w:t>
-      </w:r>
-      <w:r>
-        <w:t xml:space="preserve">precision, however: because coordinates could not be reliably attributed to the specific contrast</w:t>
-      </w:r>
-      <w:r>
-        <w:t xml:space="preserve"> </w:t>
-      </w:r>
-      <w:r>
-        <w:t xml:space="preserve">that produced them, the framework aggregated every coordinate reported in a paper into a single</w:t>
-      </w:r>
-      <w:r>
-        <w:t xml:space="preserve"> </w:t>
-      </w:r>
-      <w:r>
-        <w:t xml:space="preserve">set per study. This is sufficient for mapping broad domains and insufficient for the targeted</w:t>
-      </w:r>
-      <w:r>
-        <w:t xml:space="preserve"> </w:t>
-      </w:r>
-      <w:r>
-        <w:t xml:space="preserve">questions that motivate most meta-analyses, which pool results only from comparable experimental</w:t>
-      </w:r>
-      <w:r>
-        <w:t xml:space="preserve"> </w:t>
-      </w:r>
-      <w:r>
-        <w:t xml:space="preserve">conditions or participant groups.</w:t>
-      </w:r>
-    </w:p>
-    <w:p>
-      <w:pPr>
-        <w:pStyle w:val="BodyText"/>
-      </w:pPr>
-      <w:r>
-        <w:t xml:space="preserve">We argue that this is not an incidental limitation of one system but a consequence of operating at</w:t>
-      </w:r>
-      <w:r>
-        <w:t xml:space="preserve"> </w:t>
-      </w:r>
-      <w:r>
-        <w:t xml:space="preserve">the wrong unit. The unit that determines a meta-analytic result is not the paper but the</w:t>
-      </w:r>
-      <w:r>
-        <w:t xml:space="preserve"> </w:t>
-      </w:r>
-      <w:r>
-        <w:rPr>
-          <w:iCs/>
-          <w:i/>
-        </w:rPr>
-        <w:t xml:space="preserve">analysis</w:t>
-      </w:r>
-      <w:r>
-        <w:t xml:space="preserve">: a paper contributes k statistical contrasts, and a synthesis of</w:t>
+        <w:t xml:space="preserve">automated neuroimaging meta-analysis.</w:t>
+      </w:r>
+      <w:r>
+        <w:t xml:space="preserve"> </w:t>
+      </w:r>
+      <w:r>
+        <w:t xml:space="preserve">The first clause carries the finding, the second is</w:t>
+      </w:r>
+      <w:r>
+        <w:t xml:space="preserve"> </w:t>
+      </w:r>
+      <w:r>
+        <w:t xml:space="preserve">harness-first;</w:t>
       </w:r>
       <w:r>
         <w:t xml:space="preserve"> </w:t>
@@ -778,13 +414,7 @@
         <w:t xml:space="preserve">“</w:t>
       </w:r>
       <w:r>
-        <w:t xml:space="preserve">reappraisal versus</w:t>
-      </w:r>
-      <w:r>
-        <w:t xml:space="preserve"> </w:t>
-      </w:r>
-      <w:r>
-        <w:t xml:space="preserve">passive viewing</w:t>
+        <w:t xml:space="preserve">large language model</w:t>
       </w:r>
       <w:r>
         <w:t xml:space="preserve">”</w:t>
@@ -793,96 +423,13 @@
         <w:t xml:space="preserve"> </w:t>
       </w:r>
       <w:r>
-        <w:t xml:space="preserve">is defined by which of those contrasts enter it. Selecting papers well and then</w:t>
-      </w:r>
-      <w:r>
-        <w:t xml:space="preserve"> </w:t>
-      </w:r>
-      <w:r>
-        <w:t xml:space="preserve">pooling all of their coordinates answers a different question from the one the reviewer asked.</w:t>
-      </w:r>
-      <w:r>
-        <w:t xml:space="preserve"> </w:t>
-      </w:r>
-      <w:r>
-        <w:t xml:space="preserve">Coordinate-based meta-analysis is an unusually favourable place to measure the cost of this error,</w:t>
-      </w:r>
-      <w:r>
-        <w:t xml:space="preserve"> </w:t>
-      </w:r>
-      <w:r>
-        <w:t xml:space="preserve">because the published product is a spatial map that can be compared numerically against a</w:t>
-      </w:r>
-      <w:r>
-        <w:t xml:space="preserve"> </w:t>
-      </w:r>
-      <w:r>
-        <w:t xml:space="preserve">reproduction.</w:t>
-      </w:r>
-    </w:p>
-    <w:p>
-      <w:pPr>
-        <w:pStyle w:val="BodyText"/>
-      </w:pPr>
-      <w:r>
-        <w:t xml:space="preserve">Here, we present AutoNIMA, a harness that selects at both levels, using large language models</w:t>
-      </w:r>
-      <w:r>
-        <w:t xml:space="preserve"> </w:t>
-      </w:r>
-      <w:r>
-        <w:t xml:space="preserve">for screening and for analysis-level annotation, and we evaluate it against nine expert-conducted meta-analyses</w:t>
-      </w:r>
-      <w:r>
-        <w:t xml:space="preserve"> </w:t>
-      </w:r>
-      <w:r>
-        <w:t xml:space="preserve">assembled into a benchmark (companion paper). In the following, we quantify what each stage of the</w:t>
-      </w:r>
-      <w:r>
-        <w:t xml:space="preserve"> </w:t>
-      </w:r>
-      <w:r>
-        <w:t xml:space="preserve">pipeline costs and buys, compare the end-to-end result against the strongest search-based</w:t>
-      </w:r>
-      <w:r>
-        <w:t xml:space="preserve"> </w:t>
-      </w:r>
-      <w:r>
-        <w:t xml:space="preserve">synthesis available for each target, and decompose the resulting advantage into the contribution</w:t>
-      </w:r>
-      <w:r>
-        <w:t xml:space="preserve"> </w:t>
-      </w:r>
-      <w:r>
-        <w:t xml:space="preserve">of selecting papers and the contribution of selecting analyses.</w:t>
-      </w:r>
-    </w:p>
-    <w:p>
-      <w:pPr>
-        <w:pStyle w:val="BlockText"/>
-      </w:pPr>
-      <w:r>
-        <w:rPr>
-          <w:bCs/>
-          <w:b/>
-        </w:rPr>
-        <w:t xml:space="preserve">CLAIM</w:t>
-      </w:r>
-      <w:r>
-        <w:t xml:space="preserve"> </w:t>
-      </w:r>
-      <w:r>
-        <w:t xml:space="preserve">— Three moves, in order (</w:t>
-      </w:r>
-      <w:r>
-        <w:rPr>
-          <w:rStyle w:val="VerbatimChar"/>
-        </w:rPr>
-        <w:t xml:space="preserve">NATURE_METHODS_SKELETON.md:75</w:t>
-      </w:r>
-      <w:r>
-        <w:t xml:space="preserve">):</w:t>
+        <w:t xml:space="preserve">is spelled out rather than LLM for formality. Variants</w:t>
+      </w:r>
+      <w:r>
+        <w:t xml:space="preserve"> </w:t>
+      </w:r>
+      <w:r>
+        <w:t xml:space="preserve">if you want the evaluation more explicit:</w:t>
       </w:r>
     </w:p>
     <w:p>
@@ -894,39 +441,29 @@
         <w:pStyle w:val="Compact"/>
       </w:pPr>
       <w:r>
-        <w:t xml:space="preserve">Evidence synthesis selects</w:t>
-      </w:r>
-      <w:r>
-        <w:t xml:space="preserve"> </w:t>
-      </w:r>
-      <w:r>
-        <w:rPr>
-          <w:iCs/>
-          <w:i/>
-        </w:rPr>
-        <w:t xml:space="preserve">papers</w:t>
-      </w:r>
-      <w:r>
-        <w:t xml:space="preserve">, but the inferential result is the</w:t>
-      </w:r>
-      <w:r>
-        <w:t xml:space="preserve"> </w:t>
-      </w:r>
-      <w:r>
-        <w:rPr>
-          <w:iCs/>
-          <w:i/>
-        </w:rPr>
-        <w:t xml:space="preserve">analysis</w:t>
-      </w:r>
-      <w:r>
-        <w:t xml:space="preserve">. A paper</w:t>
-      </w:r>
-      <w:r>
-        <w:t xml:space="preserve"> </w:t>
-      </w:r>
-      <w:r>
-        <w:t xml:space="preserve">contributes k analyses and typically only some of them address the question.</w:t>
+        <w:t xml:space="preserve">…harness for neuroimaging meta-analysis,</w:t>
+      </w:r>
+      <w:r>
+        <w:t xml:space="preserve"> </w:t>
+      </w:r>
+      <w:r>
+        <w:rPr>
+          <w:bCs/>
+          <w:b/>
+        </w:rPr>
+        <w:t xml:space="preserve">evaluated against nine expert syntheses</w:t>
+      </w:r>
+      <w:r>
+        <w:t xml:space="preserve"> </w:t>
+      </w:r>
+      <w:r>
+        <w:t xml:space="preserve">(longer,</w:t>
+      </w:r>
+      <w:r>
+        <w:t xml:space="preserve"> </w:t>
+      </w:r>
+      <w:r>
+        <w:t xml:space="preserve">but states the evidence in the title)</w:t>
       </w:r>
     </w:p>
     <w:p>
@@ -938,31 +475,29 @@
         <w:pStyle w:val="Compact"/>
       </w:pPr>
       <w:r>
-        <w:t xml:space="preserve">Coordinate-based neuroimaging meta-analysis is the one place this error is directly</w:t>
-      </w:r>
-      <w:r>
-        <w:t xml:space="preserve"> </w:t>
-      </w:r>
-      <w:r>
-        <w:t xml:space="preserve">measurable, because the published product is a spatial map that can be compared numerically.</w:t>
-      </w:r>
-    </w:p>
-    <w:p>
-      <w:pPr>
-        <w:numPr>
-          <w:ilvl w:val="0"/>
-          <w:numId w:val="1001"/>
-        </w:numPr>
-        <w:pStyle w:val="Compact"/>
-      </w:pPr>
-      <w:r>
-        <w:t xml:space="preserve">We built a pipeline that selects at both levels and evaluated it against nine expert</w:t>
-      </w:r>
-      <w:r>
-        <w:t xml:space="preserve"> </w:t>
-      </w:r>
-      <w:r>
-        <w:t xml:space="preserve">meta-analyses.</w:t>
+        <w:t xml:space="preserve">…harness for neuroimaging meta-analysis,</w:t>
+      </w:r>
+      <w:r>
+        <w:t xml:space="preserve"> </w:t>
+      </w:r>
+      <w:r>
+        <w:rPr>
+          <w:bCs/>
+          <w:b/>
+        </w:rPr>
+        <w:t xml:space="preserve">benchmarked against expert syntheses</w:t>
+      </w:r>
+      <w:r>
+        <w:t xml:space="preserve"> </w:t>
+      </w:r>
+      <w:r>
+        <w:t xml:space="preserve">(shorter</w:t>
+      </w:r>
+      <w:r>
+        <w:t xml:space="preserve"> </w:t>
+      </w:r>
+      <w:r>
+        <w:t xml:space="preserve">version of the same)</w:t>
       </w:r>
     </w:p>
     <w:p>
@@ -970,7 +505,19 @@
         <w:pStyle w:val="BlockText"/>
       </w:pPr>
       <w:r>
-        <w:t xml:space="preserve">Frame as a</w:t>
+        <w:t xml:space="preserve">Deliberately avoids leading with a gerund (</w:t>
+      </w:r>
+      <w:r>
+        <w:t xml:space="preserve">“</w:t>
+      </w:r>
+      <w:r>
+        <w:t xml:space="preserve">Evaluating a…</w:t>
+      </w:r>
+      <w:r>
+        <w:t xml:space="preserve">”</w:t>
+      </w:r>
+      <w:r>
+        <w:t xml:space="preserve">), which reads as a study</w:t>
       </w:r>
       <w:r>
         <w:t xml:space="preserve"> </w:t>
@@ -980,19 +527,25 @@
           <w:iCs/>
           <w:i/>
         </w:rPr>
-        <w:t xml:space="preserve">method</w:t>
-      </w:r>
-      <w:r>
-        <w:t xml:space="preserve"> </w:t>
-      </w:r>
-      <w:r>
-        <w:t xml:space="preserve">whose evaluation is its proof, not as an evaluation study — Neurosynth</w:t>
-      </w:r>
-      <w:r>
-        <w:t xml:space="preserve"> </w:t>
-      </w:r>
-      <w:r>
-        <w:t xml:space="preserve">(2011) is the precedent in this journal (</w:t>
+        <w:t xml:space="preserve">of</w:t>
+      </w:r>
+      <w:r>
+        <w:t xml:space="preserve"> </w:t>
+      </w:r>
+      <w:r>
+        <w:t xml:space="preserve">a</w:t>
+      </w:r>
+      <w:r>
+        <w:t xml:space="preserve"> </w:t>
+      </w:r>
+      <w:r>
+        <w:t xml:space="preserve">method rather than a method — the skeleton’s framing note is that the evaluation is the proof,</w:t>
+      </w:r>
+      <w:r>
+        <w:t xml:space="preserve"> </w:t>
+      </w:r>
+      <w:r>
+        <w:t xml:space="preserve">not the subject (</w:t>
       </w:r>
       <w:r>
         <w:rPr>
@@ -1001,7 +554,13 @@
         <w:t xml:space="preserve">NATURE_METHODS_SKELETON.md:33</w:t>
       </w:r>
       <w:r>
-        <w:t xml:space="preserve">).</w:t>
+        <w:t xml:space="preserve">). AutoNIMA is dropped from the title but kept</w:t>
+      </w:r>
+      <w:r>
+        <w:t xml:space="preserve"> </w:t>
+      </w:r>
+      <w:r>
+        <w:t xml:space="preserve">as the system name in the abstract and introduction, as with Neuroscout and Neurosynth Compose.</w:t>
       </w:r>
     </w:p>
     <w:p>
@@ -1009,16 +568,23 @@
         <w:pStyle w:val="BlockText"/>
       </w:pPr>
       <w:r>
-        <w:t xml:space="preserve">The thesis sentence, already drafted (</w:t>
-      </w:r>
-      <w:r>
-        <w:rPr>
-          <w:rStyle w:val="VerbatimChar"/>
-        </w:rPr>
-        <w:t xml:space="preserve">NATURE_METHODS_SKELETON.md:48</w:t>
-      </w:r>
-      <w:r>
-        <w:t xml:space="preserve">):</w:t>
+        <w:rPr>
+          <w:bCs/>
+          <w:b/>
+        </w:rPr>
+        <w:t xml:space="preserve">BRIEF — author block needs confirming.</w:t>
+      </w:r>
+      <w:r>
+        <w:t xml:space="preserve"> </w:t>
+      </w:r>
+      <w:r>
+        <w:t xml:space="preserve">Affiliations are carried across from Kent et al.</w:t>
+      </w:r>
+      <w:r>
+        <w:t xml:space="preserve"> </w:t>
+      </w:r>
+      <w:r>
+        <w:t xml:space="preserve">(2026,</w:t>
       </w:r>
       <w:r>
         <w:t xml:space="preserve"> </w:t>
@@ -1028,13 +594,132 @@
           <w:iCs/>
           <w:i/>
         </w:rPr>
-        <w:t xml:space="preserve">Automated evidence</w:t>
-      </w:r>
+        <w:t xml:space="preserve">Imaging Neuroscience</w:t>
+      </w:r>
+      <w:r>
+        <w:t xml:space="preserve">), the most recent paper this group shares, so they are current as</w:t>
+      </w:r>
+      <w:r>
+        <w:t xml:space="preserve"> </w:t>
+      </w:r>
+      <w:r>
+        <w:t xml:space="preserve">of that publication but not independently verified here.</w:t>
+      </w:r>
+      <w:r>
+        <w:t xml:space="preserve"> </w:t>
+      </w:r>
+      <w:r>
+        <w:rPr>
+          <w:bCs/>
+          <w:b/>
+        </w:rPr>
+        <w:t xml:space="preserve">Author order is a placeholder</w:t>
+      </w:r>
+      <w:r>
+        <w:t xml:space="preserve">: de</w:t>
+      </w:r>
+      <w:r>
+        <w:t xml:space="preserve"> </w:t>
+      </w:r>
+      <w:r>
+        <w:t xml:space="preserve">la Vega is first because the skeleton had it that way, with co-authors in the order you listed</w:t>
+      </w:r>
+      <w:r>
+        <w:t xml:space="preserve"> </w:t>
+      </w:r>
+      <w:r>
+        <w:t xml:space="preserve">them. On the Compose paper de la Vega is senior/last author, so if that convention holds here</w:t>
+      </w:r>
+      <w:r>
+        <w:t xml:space="preserve"> </w:t>
+      </w:r>
+      <w:r>
+        <w:t xml:space="preserve">the order needs inverting. Kendra Oudyk, Taylor Salo and Julio Peraza are on the Compose paper</w:t>
+      </w:r>
+      <w:r>
+        <w:t xml:space="preserve"> </w:t>
+      </w:r>
+      <w:r>
+        <w:t xml:space="preserve">but not on your list — add them if they belong here.</w:t>
+      </w:r>
+    </w:p>
+    <w:bookmarkStart w:id="20" w:name="abstract"/>
+    <w:p>
+      <w:pPr>
+        <w:pStyle w:val="Heading1"/>
+      </w:pPr>
+      <w:r>
+        <w:t xml:space="preserve">Abstract</w:t>
+      </w:r>
+    </w:p>
+    <w:p>
+      <w:pPr>
+        <w:pStyle w:val="FirstParagraph"/>
+      </w:pPr>
       <w:r>
         <w:rPr>
           <w:iCs/>
           <w:i/>
         </w:rPr>
+        <w:t xml:space="preserve">150 words. No figure.</w:t>
+      </w:r>
+    </w:p>
+    <w:p>
+      <w:pPr>
+        <w:pStyle w:val="BodyText"/>
+      </w:pPr>
+      <w:r>
+        <w:t xml:space="preserve">Quantitative synthesis of the neuroimaging literature has been automated at the level of the</w:t>
+      </w:r>
+      <w:r>
+        <w:t xml:space="preserve"> </w:t>
+      </w:r>
+      <w:r>
+        <w:t xml:space="preserve">publication, but the unit that determines a meta-analytic result is the individual analysis: a</w:t>
+      </w:r>
+      <w:r>
+        <w:t xml:space="preserve"> </w:t>
+      </w:r>
+      <w:r>
+        <w:t xml:space="preserve">single paper typically reports many statistical contrasts, and only some of them bear on any</w:t>
+      </w:r>
+      <w:r>
+        <w:t xml:space="preserve"> </w:t>
+      </w:r>
+      <w:r>
+        <w:t xml:space="preserve">given question. Here, we present AutoNIMA, a harness that executes the full</w:t>
+      </w:r>
+      <w:r>
+        <w:t xml:space="preserve"> </w:t>
+      </w:r>
+      <w:r>
+        <w:t xml:space="preserve">systematic review workflow — search, abstract and full-text screening, coordinate extraction, and</w:t>
+      </w:r>
+      <w:r>
+        <w:t xml:space="preserve"> </w:t>
+      </w:r>
+      <w:r>
+        <w:t xml:space="preserve">analysis-level annotation — and that selects at both the paper and the analysis level. We</w:t>
+      </w:r>
+      <w:r>
+        <w:t xml:space="preserve"> </w:t>
+      </w:r>
+      <w:r>
+        <w:t xml:space="preserve">evaluated it against nine published, expert-conducted meta-analyses spanning 32 target contrasts.</w:t>
+      </w:r>
+      <w:r>
+        <w:t xml:space="preserve"> </w:t>
+      </w:r>
+      <w:r>
+        <w:t xml:space="preserve">Maps produced by the pipeline recovered the published result more closely than the strongest</w:t>
+      </w:r>
+      <w:r>
+        <w:t xml:space="preserve"> </w:t>
+      </w:r>
+      <w:r>
+        <w:t xml:space="preserve">search-based synthesis available for each contrast (mean</w:t>
+      </w:r>
+      <w:r>
         <w:t xml:space="preserve"> </w:t>
       </w:r>
       <w:r>
@@ -1042,21 +727,48 @@
           <w:iCs/>
           <w:i/>
         </w:rPr>
-        <w:t xml:space="preserve">synthesis has been operating at the wrong unit. Selecting papers is not enough — the analysis</w:t>
+        <w:t xml:space="preserve">R</w:t>
+      </w:r>
+      <w:r>
+        <w:t xml:space="preserve">² 0.575 vs 0.476; ahead in 28 of 32,</w:t>
+      </w:r>
+      <w:r>
+        <w:t xml:space="preserve"> </w:t>
       </w:r>
       <w:r>
         <w:rPr>
           <w:iCs/>
           <w:i/>
         </w:rPr>
-        <w:t xml:space="preserve"> </w:t>
+        <w:t xml:space="preserve">p</w:t>
+      </w:r>
+      <w:r>
+        <w:t xml:space="preserve"> </w:t>
+      </w:r>
+      <w:r>
+        <w:t xml:space="preserve">= 1.9 × 10⁻⁵), while pooling fewer analyses. Decomposing this advantage, selecting papers</w:t>
+      </w:r>
+      <w:r>
+        <w:t xml:space="preserve"> </w:t>
+      </w:r>
+      <w:r>
+        <w:t xml:space="preserve">contributed almost nothing (median Δ</w:t>
       </w:r>
       <w:r>
         <w:rPr>
           <w:iCs/>
           <w:i/>
         </w:rPr>
-        <w:t xml:space="preserve">determines the result, and selecting at that level is both necessary and now feasible.</w:t>
+        <w:t xml:space="preserve">R</w:t>
+      </w:r>
+      <w:r>
+        <w:t xml:space="preserve">² +0.001) and selecting analyses contributed nearly all of</w:t>
+      </w:r>
+      <w:r>
+        <w:t xml:space="preserve"> </w:t>
+      </w:r>
+      <w:r>
+        <w:t xml:space="preserve">it (+0.049).</w:t>
       </w:r>
     </w:p>
     <w:p>
@@ -1068,13 +780,67 @@
           <w:bCs/>
           <w:b/>
         </w:rPr>
+        <w:t xml:space="preserve">CLAIM</w:t>
+      </w:r>
+      <w:r>
+        <w:t xml:space="preserve"> </w:t>
+      </w:r>
+      <w:r>
+        <w:t xml:space="preserve">— Automated evidence synthesis selects papers, but the analysis is the unit that</w:t>
+      </w:r>
+      <w:r>
+        <w:t xml:space="preserve"> </w:t>
+      </w:r>
+      <w:r>
+        <w:t xml:space="preserve">determines the result. We present a pipeline that selects at the analysis level and show it</w:t>
+      </w:r>
+      <w:r>
+        <w:t xml:space="preserve"> </w:t>
+      </w:r>
+      <w:r>
+        <w:t xml:space="preserve">recovers published meta-analytic maps better than any search-only synthesis available.</w:t>
+      </w:r>
+    </w:p>
+    <w:p>
+      <w:pPr>
+        <w:pStyle w:val="BlockText"/>
+      </w:pPr>
+      <w:r>
+        <w:rPr>
+          <w:bCs/>
+          <w:b/>
+        </w:rPr>
         <w:t xml:space="preserve">NUMBERS</w:t>
       </w:r>
       <w:r>
         <w:t xml:space="preserve"> </w:t>
       </w:r>
       <w:r>
-        <w:t xml:space="preserve">— none. Resist quoting results here.</w:t>
+        <w:t xml:space="preserve">— lead with the headline and the unanimity, not the mechanism:</w:t>
+      </w:r>
+      <w:r>
+        <w:t xml:space="preserve"> </w:t>
+      </w:r>
+      <w:r>
+        <w:t xml:space="preserve">9 projects, 32 benchmark columns; pipeline r² 0.575 vs 0.476 for the strongest per-column</w:t>
+      </w:r>
+      <w:r>
+        <w:t xml:space="preserve"> </w:t>
+      </w:r>
+      <w:r>
+        <w:t xml:space="preserve">baseline, median Δ +0.061, ahead in 28/32, sign-test p = 1.9 × 10⁻⁵.</w:t>
+      </w:r>
+      <w:r>
+        <w:t xml:space="preserve"> </w:t>
+      </w:r>
+      <w:r>
+        <w:t xml:space="preserve">The decomposition is the finding: choosing papers is worth +0.001 (median, 16/32); choosing</w:t>
+      </w:r>
+      <w:r>
+        <w:t xml:space="preserve"> </w:t>
+      </w:r>
+      <w:r>
+        <w:t xml:space="preserve">analyses is worth +0.049 (28/32).</w:t>
       </w:r>
     </w:p>
     <w:p>
@@ -1092,45 +858,36 @@
         <w:t xml:space="preserve"> </w:t>
       </w:r>
       <w:r>
-        <w:t xml:space="preserve">— benchmark construction is one sentence plus a citation to the neurometabench</w:t>
-      </w:r>
-      <w:r>
-        <w:t xml:space="preserve"> </w:t>
-      </w:r>
-      <w:r>
-        <w:t xml:space="preserve">companion paper, which</w:t>
-      </w:r>
-      <w:r>
-        <w:t xml:space="preserve"> </w:t>
-      </w:r>
-      <w:r>
-        <w:rPr>
-          <w:bCs/>
-          <w:b/>
-        </w:rPr>
-        <w:t xml:space="preserve">needs a Zenodo DOI before submission</w:t>
-      </w:r>
-      <w:r>
-        <w:t xml:space="preserve">.</w:t>
-      </w:r>
-    </w:p>
-    <w:bookmarkEnd w:id="21"/>
-    <w:bookmarkStart w:id="28" w:name="results"/>
+        <w:t xml:space="preserve">— none. §9, the forward-looking case, was</w:t>
+      </w:r>
+      <w:r>
+        <w:t xml:space="preserve"> </w:t>
+      </w:r>
+      <w:r>
+        <w:rPr>
+          <w:bCs/>
+          <w:b/>
+        </w:rPr>
+        <w:t xml:space="preserve">dropped 2026-09-10</w:t>
+      </w:r>
+      <w:r>
+        <w:t xml:space="preserve">, so the abstract no</w:t>
+      </w:r>
+      <w:r>
+        <w:t xml:space="preserve"> </w:t>
+      </w:r>
+      <w:r>
+        <w:t xml:space="preserve">longer waits on it and the closing sentence can land on the decomposition.</w:t>
+      </w:r>
+    </w:p>
+    <w:bookmarkEnd w:id="20"/>
+    <w:bookmarkStart w:id="21" w:name="introduction"/>
     <w:p>
       <w:pPr>
         <w:pStyle w:val="Heading1"/>
       </w:pPr>
       <w:r>
-        <w:t xml:space="preserve">Results</w:t>
-      </w:r>
-    </w:p>
-    <w:bookmarkStart w:id="22" w:name="X6e575a3aa3a702c95a27833188aca948011d58d"/>
-    <w:p>
-      <w:pPr>
-        <w:pStyle w:val="Heading2"/>
-      </w:pPr>
-      <w:r>
-        <w:t xml:space="preserve">1. The pipeline, the benchmark, and the unit that matters</w:t>
+        <w:t xml:space="preserve">Introduction</w:t>
       </w:r>
     </w:p>
     <w:p>
@@ -1142,37 +899,208 @@
           <w:iCs/>
           <w:i/>
         </w:rPr>
-        <w:t xml:space="preserve">~300 words.</w:t>
+        <w:t xml:space="preserve">~350 words. Cites the neurometabench companion paper.</w:t>
+      </w:r>
+    </w:p>
+    <w:p>
+      <w:pPr>
+        <w:pStyle w:val="BodyText"/>
+      </w:pPr>
+      <w:r>
+        <w:t xml:space="preserve">The functional neuroimaging literature now comprises well over 60,000 published studies, and</w:t>
+      </w:r>
+      <w:r>
+        <w:t xml:space="preserve"> </w:t>
+      </w:r>
+      <w:r>
+        <w:t xml:space="preserve">synthesizing knowledge across them remains a major bottleneck. Quantitative meta-analysis is the</w:t>
+      </w:r>
+      <w:r>
+        <w:t xml:space="preserve"> </w:t>
+      </w:r>
+      <w:r>
+        <w:t xml:space="preserve">established remedy, but the traditional workflow — searching databases, screening thousands of</w:t>
+      </w:r>
+      <w:r>
+        <w:t xml:space="preserve"> </w:t>
+      </w:r>
+      <w:r>
+        <w:t xml:space="preserve">abstracts and full texts against inclusion criteria, and manually extracting coordinates from each</w:t>
+      </w:r>
+      <w:r>
+        <w:t xml:space="preserve"> </w:t>
+      </w:r>
+      <w:r>
+        <w:t xml:space="preserve">included study — is extraordinarily time consuming, and a single review can demand hundreds of</w:t>
+      </w:r>
+      <w:r>
+        <w:t xml:space="preserve"> </w:t>
+      </w:r>
+      <w:r>
+        <w:t xml:space="preserve">researcher hours. As a result, published syntheses are expensive to produce and rapidly go stale.</w:t>
+      </w:r>
+    </w:p>
+    <w:p>
+      <w:pPr>
+        <w:pStyle w:val="BodyText"/>
+      </w:pPr>
+      <w:r>
+        <w:t xml:space="preserve">Automated approaches addressed the cost directly. Neurosynth demonstrated that coordinates could</w:t>
+      </w:r>
+      <w:r>
+        <w:t xml:space="preserve"> </w:t>
+      </w:r>
+      <w:r>
+        <w:t xml:space="preserve">be extracted at scale and meta-analysed automatically, and the resulting maps recover broad</w:t>
+      </w:r>
+      <w:r>
+        <w:t xml:space="preserve"> </w:t>
+      </w:r>
+      <w:r>
+        <w:t xml:space="preserve">cognitive domains with remarkable similarity to manual efforts. That scale came at a price in</w:t>
+      </w:r>
+      <w:r>
+        <w:t xml:space="preserve"> </w:t>
+      </w:r>
+      <w:r>
+        <w:t xml:space="preserve">precision, however: because coordinates could not be reliably attributed to the specific contrast</w:t>
+      </w:r>
+      <w:r>
+        <w:t xml:space="preserve"> </w:t>
+      </w:r>
+      <w:r>
+        <w:t xml:space="preserve">that produced them, the framework aggregated every coordinate reported in a paper into a single</w:t>
+      </w:r>
+      <w:r>
+        <w:t xml:space="preserve"> </w:t>
+      </w:r>
+      <w:r>
+        <w:t xml:space="preserve">set per study. This is sufficient for mapping broad domains and insufficient for the targeted</w:t>
+      </w:r>
+      <w:r>
+        <w:t xml:space="preserve"> </w:t>
+      </w:r>
+      <w:r>
+        <w:t xml:space="preserve">questions that motivate most meta-analyses, which pool results only from comparable experimental</w:t>
+      </w:r>
+      <w:r>
+        <w:t xml:space="preserve"> </w:t>
+      </w:r>
+      <w:r>
+        <w:t xml:space="preserve">conditions or participant groups.</w:t>
+      </w:r>
+    </w:p>
+    <w:p>
+      <w:pPr>
+        <w:pStyle w:val="BodyText"/>
+      </w:pPr>
+      <w:r>
+        <w:t xml:space="preserve">We argue that this is not an incidental limitation of one system but a consequence of operating at</w:t>
+      </w:r>
+      <w:r>
+        <w:t xml:space="preserve"> </w:t>
+      </w:r>
+      <w:r>
+        <w:t xml:space="preserve">the wrong unit. The unit that determines a meta-analytic result is not the paper but the</w:t>
+      </w:r>
+      <w:r>
+        <w:t xml:space="preserve"> </w:t>
       </w:r>
       <w:r>
         <w:rPr>
           <w:iCs/>
           <w:i/>
         </w:rPr>
-        <w:t xml:space="preserve"> </w:t>
-      </w:r>
-      <w:r>
-        <w:rPr>
-          <w:bCs/>
-          <w:b/>
-          <w:iCs/>
-          <w:i/>
-        </w:rPr>
-        <w:t xml:space="preserve">Figure 1</w:t>
-      </w:r>
-      <w:r>
-        <w:rPr>
-          <w:iCs/>
-          <w:i/>
-        </w:rPr>
-        <w:t xml:space="preserve"> </w:t>
-      </w:r>
-      <w:r>
-        <w:rPr>
-          <w:iCs/>
-          <w:i/>
-        </w:rPr>
-        <w:t xml:space="preserve">(schematic: a pipeline, b the unit distinction).</w:t>
+        <w:t xml:space="preserve">analysis</w:t>
+      </w:r>
+      <w:r>
+        <w:t xml:space="preserve">: a paper contributes k statistical contrasts, and a synthesis of</w:t>
+      </w:r>
+      <w:r>
+        <w:t xml:space="preserve"> </w:t>
+      </w:r>
+      <w:r>
+        <w:t xml:space="preserve">“</w:t>
+      </w:r>
+      <w:r>
+        <w:t xml:space="preserve">reappraisal versus</w:t>
+      </w:r>
+      <w:r>
+        <w:t xml:space="preserve"> </w:t>
+      </w:r>
+      <w:r>
+        <w:t xml:space="preserve">passive viewing</w:t>
+      </w:r>
+      <w:r>
+        <w:t xml:space="preserve">”</w:t>
+      </w:r>
+      <w:r>
+        <w:t xml:space="preserve"> </w:t>
+      </w:r>
+      <w:r>
+        <w:t xml:space="preserve">is defined by which of those contrasts enter it. Selecting papers well and then</w:t>
+      </w:r>
+      <w:r>
+        <w:t xml:space="preserve"> </w:t>
+      </w:r>
+      <w:r>
+        <w:t xml:space="preserve">pooling all of their coordinates answers a different question from the one the reviewer asked.</w:t>
+      </w:r>
+      <w:r>
+        <w:t xml:space="preserve"> </w:t>
+      </w:r>
+      <w:r>
+        <w:t xml:space="preserve">Coordinate-based meta-analysis is an unusually favourable place to measure the cost of this error,</w:t>
+      </w:r>
+      <w:r>
+        <w:t xml:space="preserve"> </w:t>
+      </w:r>
+      <w:r>
+        <w:t xml:space="preserve">because the published product is a spatial map that can be compared numerically against a</w:t>
+      </w:r>
+      <w:r>
+        <w:t xml:space="preserve"> </w:t>
+      </w:r>
+      <w:r>
+        <w:t xml:space="preserve">reproduction.</w:t>
+      </w:r>
+    </w:p>
+    <w:p>
+      <w:pPr>
+        <w:pStyle w:val="BodyText"/>
+      </w:pPr>
+      <w:r>
+        <w:t xml:space="preserve">Here, we present AutoNIMA, a harness that selects at both levels, using large language models</w:t>
+      </w:r>
+      <w:r>
+        <w:t xml:space="preserve"> </w:t>
+      </w:r>
+      <w:r>
+        <w:t xml:space="preserve">for screening and for analysis-level annotation, and we evaluate it against nine expert-conducted meta-analyses</w:t>
+      </w:r>
+      <w:r>
+        <w:t xml:space="preserve"> </w:t>
+      </w:r>
+      <w:r>
+        <w:t xml:space="preserve">assembled into a benchmark (companion paper). In the following, we quantify what each stage of the</w:t>
+      </w:r>
+      <w:r>
+        <w:t xml:space="preserve"> </w:t>
+      </w:r>
+      <w:r>
+        <w:t xml:space="preserve">pipeline costs and buys, compare the end-to-end result against the strongest search-based</w:t>
+      </w:r>
+      <w:r>
+        <w:t xml:space="preserve"> </w:t>
+      </w:r>
+      <w:r>
+        <w:t xml:space="preserve">synthesis available for each target, and decompose the resulting advantage into the contribution</w:t>
+      </w:r>
+      <w:r>
+        <w:t xml:space="preserve"> </w:t>
+      </w:r>
+      <w:r>
+        <w:t xml:space="preserve">of selecting papers and the contribution of selecting analyses.</w:t>
       </w:r>
     </w:p>
     <w:p>
@@ -1190,67 +1118,16 @@
         <w:t xml:space="preserve"> </w:t>
       </w:r>
       <w:r>
-        <w:t xml:space="preserve">— Establish what is being measured before any number appears. Panel b — one paper,</w:t>
-      </w:r>
-      <w:r>
-        <w:t xml:space="preserve"> </w:t>
-      </w:r>
-      <w:r>
-        <w:t xml:space="preserve">k analyses, one target contrast — is the argument of the paper in a picture and should be</w:t>
-      </w:r>
-      <w:r>
-        <w:t xml:space="preserve"> </w:t>
-      </w:r>
-      <w:r>
-        <w:t xml:space="preserve">drawn first (</w:t>
+        <w:t xml:space="preserve">— Three moves, in order (</w:t>
       </w:r>
       <w:r>
         <w:rPr>
           <w:rStyle w:val="VerbatimChar"/>
         </w:rPr>
-        <w:t xml:space="preserve">NATURE_METHODS_SKELETON.md:96</w:t>
-      </w:r>
-      <w:r>
-        <w:t xml:space="preserve">).</w:t>
-      </w:r>
-    </w:p>
-    <w:p>
-      <w:pPr>
-        <w:pStyle w:val="BlockText"/>
-      </w:pPr>
-      <w:r>
-        <w:rPr>
-          <w:bCs/>
-          <w:b/>
-        </w:rPr>
-        <w:t xml:space="preserve">NUMBERS</w:t>
-      </w:r>
-      <w:r>
-        <w:t xml:space="preserve"> </w:t>
-      </w:r>
-      <w:r>
-        <w:t xml:space="preserve">(</w:t>
-      </w:r>
-      <w:r>
-        <w:rPr>
-          <w:rStyle w:val="VerbatimChar"/>
-        </w:rPr>
-        <w:t xml:space="preserve">cross_project_best_baseline.csv</w:t>
-      </w:r>
-      <w:r>
-        <w:t xml:space="preserve">,</w:t>
-      </w:r>
-      <w:r>
-        <w:t xml:space="preserve"> </w:t>
-      </w:r>
-      <w:r>
-        <w:rPr>
-          <w:rStyle w:val="VerbatimChar"/>
-        </w:rPr>
-        <w:t xml:space="preserve">analysis_counts.csv</w:t>
-      </w:r>
-      <w:r>
-        <w:t xml:space="preserve">)</w:t>
+        <w:t xml:space="preserve">NATURE_METHODS_SKELETON.md:75</w:t>
+      </w:r>
+      <w:r>
+        <w:t xml:space="preserve">):</w:t>
       </w:r>
     </w:p>
     <w:p>
@@ -1262,23 +1139,39 @@
         <w:pStyle w:val="Compact"/>
       </w:pPr>
       <w:r>
-        <w:t xml:space="preserve">9 projects,</w:t>
-      </w:r>
-      <w:r>
-        <w:t xml:space="preserve"> </w:t>
-      </w:r>
-      <w:r>
-        <w:rPr>
-          <w:bCs/>
-          <w:b/>
-        </w:rPr>
-        <w:t xml:space="preserve">32</w:t>
-      </w:r>
-      <w:r>
-        <w:t xml:space="preserve"> </w:t>
-      </w:r>
-      <w:r>
-        <w:t xml:space="preserve">benchmark columns scored</w:t>
+        <w:t xml:space="preserve">Evidence synthesis selects</w:t>
+      </w:r>
+      <w:r>
+        <w:t xml:space="preserve"> </w:t>
+      </w:r>
+      <w:r>
+        <w:rPr>
+          <w:iCs/>
+          <w:i/>
+        </w:rPr>
+        <w:t xml:space="preserve">papers</w:t>
+      </w:r>
+      <w:r>
+        <w:t xml:space="preserve">, but the inferential result is the</w:t>
+      </w:r>
+      <w:r>
+        <w:t xml:space="preserve"> </w:t>
+      </w:r>
+      <w:r>
+        <w:rPr>
+          <w:iCs/>
+          <w:i/>
+        </w:rPr>
+        <w:t xml:space="preserve">analysis</w:t>
+      </w:r>
+      <w:r>
+        <w:t xml:space="preserve">. A paper</w:t>
+      </w:r>
+      <w:r>
+        <w:t xml:space="preserve"> </w:t>
+      </w:r>
+      <w:r>
+        <w:t xml:space="preserve">contributes k analyses and typically only some of them address the question.</w:t>
       </w:r>
     </w:p>
     <w:p>
@@ -1286,6 +1179,358 @@
         <w:numPr>
           <w:ilvl w:val="0"/>
           <w:numId w:val="1002"/>
+        </w:numPr>
+        <w:pStyle w:val="Compact"/>
+      </w:pPr>
+      <w:r>
+        <w:t xml:space="preserve">Coordinate-based neuroimaging meta-analysis is the one place this error is directly</w:t>
+      </w:r>
+      <w:r>
+        <w:t xml:space="preserve"> </w:t>
+      </w:r>
+      <w:r>
+        <w:t xml:space="preserve">measurable, because the published product is a spatial map that can be compared numerically.</w:t>
+      </w:r>
+    </w:p>
+    <w:p>
+      <w:pPr>
+        <w:numPr>
+          <w:ilvl w:val="0"/>
+          <w:numId w:val="1002"/>
+        </w:numPr>
+        <w:pStyle w:val="Compact"/>
+      </w:pPr>
+      <w:r>
+        <w:t xml:space="preserve">We built a pipeline that selects at both levels and evaluated it against nine expert</w:t>
+      </w:r>
+      <w:r>
+        <w:t xml:space="preserve"> </w:t>
+      </w:r>
+      <w:r>
+        <w:t xml:space="preserve">meta-analyses.</w:t>
+      </w:r>
+    </w:p>
+    <w:p>
+      <w:pPr>
+        <w:pStyle w:val="BlockText"/>
+      </w:pPr>
+      <w:r>
+        <w:t xml:space="preserve">Frame as a</w:t>
+      </w:r>
+      <w:r>
+        <w:t xml:space="preserve"> </w:t>
+      </w:r>
+      <w:r>
+        <w:rPr>
+          <w:iCs/>
+          <w:i/>
+        </w:rPr>
+        <w:t xml:space="preserve">method</w:t>
+      </w:r>
+      <w:r>
+        <w:t xml:space="preserve"> </w:t>
+      </w:r>
+      <w:r>
+        <w:t xml:space="preserve">whose evaluation is its proof, not as an evaluation study — Neurosynth</w:t>
+      </w:r>
+      <w:r>
+        <w:t xml:space="preserve"> </w:t>
+      </w:r>
+      <w:r>
+        <w:t xml:space="preserve">(2011) is the precedent in this journal (</w:t>
+      </w:r>
+      <w:r>
+        <w:rPr>
+          <w:rStyle w:val="VerbatimChar"/>
+        </w:rPr>
+        <w:t xml:space="preserve">NATURE_METHODS_SKELETON.md:33</w:t>
+      </w:r>
+      <w:r>
+        <w:t xml:space="preserve">).</w:t>
+      </w:r>
+    </w:p>
+    <w:p>
+      <w:pPr>
+        <w:pStyle w:val="BlockText"/>
+      </w:pPr>
+      <w:r>
+        <w:t xml:space="preserve">The thesis sentence, already drafted (</w:t>
+      </w:r>
+      <w:r>
+        <w:rPr>
+          <w:rStyle w:val="VerbatimChar"/>
+        </w:rPr>
+        <w:t xml:space="preserve">NATURE_METHODS_SKELETON.md:48</w:t>
+      </w:r>
+      <w:r>
+        <w:t xml:space="preserve">):</w:t>
+      </w:r>
+      <w:r>
+        <w:t xml:space="preserve"> </w:t>
+      </w:r>
+      <w:r>
+        <w:rPr>
+          <w:iCs/>
+          <w:i/>
+        </w:rPr>
+        <w:t xml:space="preserve">Automated evidence</w:t>
+      </w:r>
+      <w:r>
+        <w:rPr>
+          <w:iCs/>
+          <w:i/>
+        </w:rPr>
+        <w:t xml:space="preserve"> </w:t>
+      </w:r>
+      <w:r>
+        <w:rPr>
+          <w:iCs/>
+          <w:i/>
+        </w:rPr>
+        <w:t xml:space="preserve">synthesis has been operating at the wrong unit. Selecting papers is not enough — the analysis</w:t>
+      </w:r>
+      <w:r>
+        <w:rPr>
+          <w:iCs/>
+          <w:i/>
+        </w:rPr>
+        <w:t xml:space="preserve"> </w:t>
+      </w:r>
+      <w:r>
+        <w:rPr>
+          <w:iCs/>
+          <w:i/>
+        </w:rPr>
+        <w:t xml:space="preserve">determines the result, and selecting at that level is both necessary and now feasible.</w:t>
+      </w:r>
+    </w:p>
+    <w:p>
+      <w:pPr>
+        <w:pStyle w:val="BlockText"/>
+      </w:pPr>
+      <w:r>
+        <w:rPr>
+          <w:bCs/>
+          <w:b/>
+        </w:rPr>
+        <w:t xml:space="preserve">NUMBERS</w:t>
+      </w:r>
+      <w:r>
+        <w:t xml:space="preserve"> </w:t>
+      </w:r>
+      <w:r>
+        <w:t xml:space="preserve">— none. Resist quoting results here.</w:t>
+      </w:r>
+    </w:p>
+    <w:p>
+      <w:pPr>
+        <w:pStyle w:val="BlockText"/>
+      </w:pPr>
+      <w:r>
+        <w:rPr>
+          <w:bCs/>
+          <w:b/>
+        </w:rPr>
+        <w:t xml:space="preserve">OPEN</w:t>
+      </w:r>
+      <w:r>
+        <w:t xml:space="preserve"> </w:t>
+      </w:r>
+      <w:r>
+        <w:t xml:space="preserve">— benchmark construction is one sentence plus a citation to the neurometabench</w:t>
+      </w:r>
+      <w:r>
+        <w:t xml:space="preserve"> </w:t>
+      </w:r>
+      <w:r>
+        <w:t xml:space="preserve">companion paper, which</w:t>
+      </w:r>
+      <w:r>
+        <w:t xml:space="preserve"> </w:t>
+      </w:r>
+      <w:r>
+        <w:rPr>
+          <w:bCs/>
+          <w:b/>
+        </w:rPr>
+        <w:t xml:space="preserve">needs a Zenodo DOI before submission</w:t>
+      </w:r>
+      <w:r>
+        <w:t xml:space="preserve">.</w:t>
+      </w:r>
+    </w:p>
+    <w:bookmarkEnd w:id="21"/>
+    <w:bookmarkStart w:id="28" w:name="results"/>
+    <w:p>
+      <w:pPr>
+        <w:pStyle w:val="Heading1"/>
+      </w:pPr>
+      <w:r>
+        <w:t xml:space="preserve">Results</w:t>
+      </w:r>
+    </w:p>
+    <w:bookmarkStart w:id="22" w:name="X6e575a3aa3a702c95a27833188aca948011d58d"/>
+    <w:p>
+      <w:pPr>
+        <w:pStyle w:val="Heading2"/>
+      </w:pPr>
+      <w:r>
+        <w:t xml:space="preserve">1. The pipeline, the benchmark, and the unit that matters</w:t>
+      </w:r>
+    </w:p>
+    <w:p>
+      <w:pPr>
+        <w:pStyle w:val="FirstParagraph"/>
+      </w:pPr>
+      <w:r>
+        <w:rPr>
+          <w:iCs/>
+          <w:i/>
+        </w:rPr>
+        <w:t xml:space="preserve">~300 words.</w:t>
+      </w:r>
+      <w:r>
+        <w:rPr>
+          <w:iCs/>
+          <w:i/>
+        </w:rPr>
+        <w:t xml:space="preserve"> </w:t>
+      </w:r>
+      <w:r>
+        <w:rPr>
+          <w:bCs/>
+          <w:b/>
+          <w:iCs/>
+          <w:i/>
+        </w:rPr>
+        <w:t xml:space="preserve">Figure 1</w:t>
+      </w:r>
+      <w:r>
+        <w:rPr>
+          <w:iCs/>
+          <w:i/>
+        </w:rPr>
+        <w:t xml:space="preserve"> </w:t>
+      </w:r>
+      <w:r>
+        <w:rPr>
+          <w:iCs/>
+          <w:i/>
+        </w:rPr>
+        <w:t xml:space="preserve">(schematic: a pipeline, b the unit distinction).</w:t>
+      </w:r>
+    </w:p>
+    <w:p>
+      <w:pPr>
+        <w:pStyle w:val="BlockText"/>
+      </w:pPr>
+      <w:r>
+        <w:rPr>
+          <w:bCs/>
+          <w:b/>
+        </w:rPr>
+        <w:t xml:space="preserve">CLAIM</w:t>
+      </w:r>
+      <w:r>
+        <w:t xml:space="preserve"> </w:t>
+      </w:r>
+      <w:r>
+        <w:t xml:space="preserve">— Establish what is being measured before any number appears. Panel b — one paper,</w:t>
+      </w:r>
+      <w:r>
+        <w:t xml:space="preserve"> </w:t>
+      </w:r>
+      <w:r>
+        <w:t xml:space="preserve">k analyses, one target contrast — is the argument of the paper in a picture and should be</w:t>
+      </w:r>
+      <w:r>
+        <w:t xml:space="preserve"> </w:t>
+      </w:r>
+      <w:r>
+        <w:t xml:space="preserve">drawn first (</w:t>
+      </w:r>
+      <w:r>
+        <w:rPr>
+          <w:rStyle w:val="VerbatimChar"/>
+        </w:rPr>
+        <w:t xml:space="preserve">NATURE_METHODS_SKELETON.md:96</w:t>
+      </w:r>
+      <w:r>
+        <w:t xml:space="preserve">).</w:t>
+      </w:r>
+    </w:p>
+    <w:p>
+      <w:pPr>
+        <w:pStyle w:val="BlockText"/>
+      </w:pPr>
+      <w:r>
+        <w:rPr>
+          <w:bCs/>
+          <w:b/>
+        </w:rPr>
+        <w:t xml:space="preserve">NUMBERS</w:t>
+      </w:r>
+      <w:r>
+        <w:t xml:space="preserve"> </w:t>
+      </w:r>
+      <w:r>
+        <w:t xml:space="preserve">(</w:t>
+      </w:r>
+      <w:r>
+        <w:rPr>
+          <w:rStyle w:val="VerbatimChar"/>
+        </w:rPr>
+        <w:t xml:space="preserve">cross_project_best_baseline.csv</w:t>
+      </w:r>
+      <w:r>
+        <w:t xml:space="preserve">,</w:t>
+      </w:r>
+      <w:r>
+        <w:t xml:space="preserve"> </w:t>
+      </w:r>
+      <w:r>
+        <w:rPr>
+          <w:rStyle w:val="VerbatimChar"/>
+        </w:rPr>
+        <w:t xml:space="preserve">analysis_counts.csv</w:t>
+      </w:r>
+      <w:r>
+        <w:t xml:space="preserve">)</w:t>
+      </w:r>
+    </w:p>
+    <w:p>
+      <w:pPr>
+        <w:numPr>
+          <w:ilvl w:val="0"/>
+          <w:numId w:val="1003"/>
+        </w:numPr>
+        <w:pStyle w:val="Compact"/>
+      </w:pPr>
+      <w:r>
+        <w:t xml:space="preserve">9 projects,</w:t>
+      </w:r>
+      <w:r>
+        <w:t xml:space="preserve"> </w:t>
+      </w:r>
+      <w:r>
+        <w:rPr>
+          <w:bCs/>
+          <w:b/>
+        </w:rPr>
+        <w:t xml:space="preserve">32</w:t>
+      </w:r>
+      <w:r>
+        <w:t xml:space="preserve"> </w:t>
+      </w:r>
+      <w:r>
+        <w:t xml:space="preserve">benchmark columns scored</w:t>
+      </w:r>
+    </w:p>
+    <w:p>
+      <w:pPr>
+        <w:numPr>
+          <w:ilvl w:val="0"/>
+          <w:numId w:val="1003"/>
         </w:numPr>
         <w:pStyle w:val="Compact"/>
       </w:pPr>
@@ -1977,7 +2222,7 @@
       <w:pPr>
         <w:numPr>
           <w:ilvl w:val="0"/>
-          <w:numId w:val="1003"/>
+          <w:numId w:val="1004"/>
         </w:numPr>
         <w:pStyle w:val="Compact"/>
       </w:pPr>
@@ -1999,214 +2244,6 @@
       </w:r>
       <w:r>
         <w:t xml:space="preserve">attainable recall</w:t>
-      </w:r>
-    </w:p>
-    <w:p>
-      <w:pPr>
-        <w:numPr>
-          <w:ilvl w:val="0"/>
-          <w:numId w:val="1003"/>
-        </w:numPr>
-        <w:pStyle w:val="Compact"/>
-      </w:pPr>
-      <w:r>
-        <w:t xml:space="preserve">annotation: precision</w:t>
-      </w:r>
-      <w:r>
-        <w:t xml:space="preserve"> </w:t>
-      </w:r>
-      <w:r>
-        <w:rPr>
-          <w:bCs/>
-          <w:b/>
-        </w:rPr>
-        <w:t xml:space="preserve">+0.147</w:t>
-      </w:r>
-      <w:r>
-        <w:t xml:space="preserve"> </w:t>
-      </w:r>
-      <w:r>
-        <w:t xml:space="preserve">(improves 9/9) for</w:t>
-      </w:r>
-      <w:r>
-        <w:t xml:space="preserve"> </w:t>
-      </w:r>
-      <w:r>
-        <w:rPr>
-          <w:bCs/>
-          <w:b/>
-        </w:rPr>
-        <w:t xml:space="preserve">−0.108</w:t>
-      </w:r>
-      <w:r>
-        <w:t xml:space="preserve"> </w:t>
-      </w:r>
-      <w:r>
-        <w:t xml:space="preserve">attainable recall (falls 9/9)</w:t>
-      </w:r>
-    </w:p>
-    <w:p>
-      <w:pPr>
-        <w:numPr>
-          <w:ilvl w:val="0"/>
-          <w:numId w:val="1003"/>
-        </w:numPr>
-        <w:pStyle w:val="Compact"/>
-      </w:pPr>
-      <w:r>
-        <w:t xml:space="preserve">the trade: precision gain exceeds recall loss in</w:t>
-      </w:r>
-      <w:r>
-        <w:t xml:space="preserve"> </w:t>
-      </w:r>
-      <w:r>
-        <w:rPr>
-          <w:bCs/>
-          <w:b/>
-        </w:rPr>
-        <w:t xml:space="preserve">6/9</w:t>
-      </w:r>
-      <w:r>
-        <w:t xml:space="preserve"> </w:t>
-      </w:r>
-      <w:r>
-        <w:t xml:space="preserve">projects on the attainable</w:t>
-      </w:r>
-      <w:r>
-        <w:t xml:space="preserve"> </w:t>
-      </w:r>
-      <w:r>
-        <w:t xml:space="preserve">denominator and</w:t>
-      </w:r>
-      <w:r>
-        <w:t xml:space="preserve"> </w:t>
-      </w:r>
-      <w:r>
-        <w:rPr>
-          <w:bCs/>
-          <w:b/>
-        </w:rPr>
-        <w:t xml:space="preserve">1/9</w:t>
-      </w:r>
-      <w:r>
-        <w:t xml:space="preserve"> </w:t>
-      </w:r>
-      <w:r>
-        <w:t xml:space="preserve">on the raw one. Same runs, same decisions — charging annotation for</w:t>
-      </w:r>
-      <w:r>
-        <w:t xml:space="preserve"> </w:t>
-      </w:r>
-      <w:r>
-        <w:t xml:space="preserve">papers that had nothing to annotate inverts the verdict on the stage</w:t>
-      </w:r>
-    </w:p>
-    <w:p>
-      <w:pPr>
-        <w:numPr>
-          <w:ilvl w:val="0"/>
-          <w:numId w:val="1003"/>
-        </w:numPr>
-        <w:pStyle w:val="Compact"/>
-      </w:pPr>
-      <w:r>
-        <w:t xml:space="preserve">search is 1.000 by construction (a pure supply stage); the corpus ceiling it carries is a</w:t>
-      </w:r>
-      <w:r>
-        <w:t xml:space="preserve"> </w:t>
-      </w:r>
-      <w:r>
-        <w:t xml:space="preserve">mean of</w:t>
-      </w:r>
-      <w:r>
-        <w:t xml:space="preserve"> </w:t>
-      </w:r>
-      <w:r>
-        <w:rPr>
-          <w:bCs/>
-          <w:b/>
-        </w:rPr>
-        <w:t xml:space="preserve">85.8%</w:t>
-      </w:r>
-      <w:r>
-        <w:t xml:space="preserve"> </w:t>
-      </w:r>
-      <w:r>
-        <w:t xml:space="preserve">of gold returned, range 60–96%</w:t>
-      </w:r>
-    </w:p>
-    <w:p>
-      <w:pPr>
-        <w:numPr>
-          <w:ilvl w:val="0"/>
-          <w:numId w:val="1003"/>
-        </w:numPr>
-        <w:pStyle w:val="Compact"/>
-      </w:pPr>
-      <w:r>
-        <w:t xml:space="preserve">lowest at full text:</w:t>
-      </w:r>
-      <w:r>
-        <w:t xml:space="preserve"> </w:t>
-      </w:r>
-      <w:r>
-        <w:rPr>
-          <w:rStyle w:val="VerbatimChar"/>
-        </w:rPr>
-        <w:t xml:space="preserve">executive_function</w:t>
-      </w:r>
-      <w:r>
-        <w:t xml:space="preserve"> </w:t>
-      </w:r>
-      <w:r>
-        <w:t xml:space="preserve">0.807, because the 15 gold studies its abstract</w:t>
-      </w:r>
-      <w:r>
-        <w:t xml:space="preserve"> </w:t>
-      </w:r>
-      <w:r>
-        <w:t xml:space="preserve">stage rejects on judgement stay charged against a shrinking denominator</w:t>
-      </w:r>
-    </w:p>
-    <w:p>
-      <w:pPr>
-        <w:pStyle w:val="BlockText"/>
-      </w:pPr>
-      <w:r>
-        <w:t xml:space="preserve">The two sentences that must appear in the body (</w:t>
-      </w:r>
-      <w:r>
-        <w:rPr>
-          <w:rStyle w:val="VerbatimChar"/>
-        </w:rPr>
-        <w:t xml:space="preserve">NATURE_METHODS_SKELETON.md:212</w:t>
-      </w:r>
-      <w:r>
-        <w:t xml:space="preserve">) point at S3:</w:t>
-      </w:r>
-      <w:r>
-        <w:t xml:space="preserve"> </w:t>
-      </w:r>
-      <w:r>
-        <w:t xml:space="preserve">swapping only the study pool raises full-text precision +0.142, so a substantial share of the</w:t>
-      </w:r>
-      <w:r>
-        <w:t xml:space="preserve"> </w:t>
-      </w:r>
-      <w:r>
-        <w:t xml:space="preserve">apparent screening failure is a corpus difference.</w:t>
-      </w:r>
-    </w:p>
-    <w:p>
-      <w:pPr>
-        <w:pStyle w:val="BlockText"/>
-      </w:pPr>
-      <w:r>
-        <w:rPr>
-          <w:bCs/>
-          <w:b/>
-        </w:rPr>
-        <w:t xml:space="preserve">OPEN</w:t>
       </w:r>
     </w:p>
     <w:p>
@@ -2218,47 +2255,39 @@
         <w:pStyle w:val="Compact"/>
       </w:pPr>
       <w:r>
-        <w:rPr>
-          <w:bCs/>
-          <w:b/>
-        </w:rPr>
-        <w:t xml:space="preserve">This heading was changed 2026-09-10 and needs sign-off.</w:t>
-      </w:r>
-      <w:r>
-        <w:t xml:space="preserve"> </w:t>
-      </w:r>
-      <w:r>
-        <w:t xml:space="preserve">The previous one —</w:t>
-      </w:r>
-      <w:r>
-        <w:t xml:space="preserve"> </w:t>
-      </w:r>
-      <w:r>
-        <w:t xml:space="preserve">“</w:t>
-      </w:r>
-      <w:r>
-        <w:t xml:space="preserve">screening</w:t>
-      </w:r>
-      <w:r>
-        <w:t xml:space="preserve"> </w:t>
-      </w:r>
-      <w:r>
-        <w:t xml:space="preserve">raises precision at almost no cost to recall</w:t>
-      </w:r>
-      <w:r>
-        <w:t xml:space="preserve">”</w:t>
-      </w:r>
-      <w:r>
-        <w:t xml:space="preserve"> </w:t>
-      </w:r>
-      <w:r>
-        <w:t xml:space="preserve">— is true of screening but contradicted by the</w:t>
-      </w:r>
-      <w:r>
-        <w:t xml:space="preserve"> </w:t>
-      </w:r>
-      <w:r>
-        <w:t xml:space="preserve">annotation stage now on the same axis.</w:t>
+        <w:t xml:space="preserve">annotation: precision</w:t>
+      </w:r>
+      <w:r>
+        <w:t xml:space="preserve"> </w:t>
+      </w:r>
+      <w:r>
+        <w:rPr>
+          <w:bCs/>
+          <w:b/>
+        </w:rPr>
+        <w:t xml:space="preserve">+0.147</w:t>
+      </w:r>
+      <w:r>
+        <w:t xml:space="preserve"> </w:t>
+      </w:r>
+      <w:r>
+        <w:t xml:space="preserve">(improves 9/9) for</w:t>
+      </w:r>
+      <w:r>
+        <w:t xml:space="preserve"> </w:t>
+      </w:r>
+      <w:r>
+        <w:rPr>
+          <w:bCs/>
+          <w:b/>
+        </w:rPr>
+        <w:t xml:space="preserve">−0.108</w:t>
+      </w:r>
+      <w:r>
+        <w:t xml:space="preserve"> </w:t>
+      </w:r>
+      <w:r>
+        <w:t xml:space="preserve">attainable recall (falls 9/9)</w:t>
       </w:r>
     </w:p>
     <w:p>
@@ -2270,104 +2299,51 @@
         <w:pStyle w:val="Compact"/>
       </w:pPr>
       <w:r>
-        <w:rPr>
-          <w:bCs/>
-          <w:b/>
-        </w:rPr>
-        <w:t xml:space="preserve">“</w:t>
-      </w:r>
-      <w:r>
-        <w:rPr>
-          <w:bCs/>
-          <w:b/>
-        </w:rPr>
-        <w:t xml:space="preserve">Adjusted</w:t>
-      </w:r>
-      <w:r>
-        <w:rPr>
-          <w:bCs/>
-          <w:b/>
-        </w:rPr>
-        <w:t xml:space="preserve">”</w:t>
-      </w:r>
-      <w:r>
-        <w:rPr>
-          <w:bCs/>
-          <w:b/>
-        </w:rPr>
-        <w:t xml:space="preserve"> </w:t>
-      </w:r>
-      <w:r>
-        <w:rPr>
-          <w:bCs/>
-          <w:b/>
-        </w:rPr>
-        <w:t xml:space="preserve">is used in two contradictory senses</w:t>
-      </w:r>
-      <w:r>
-        <w:t xml:space="preserve"> </w:t>
-      </w:r>
-      <w:r>
-        <w:t xml:space="preserve">and one must be dropped before submission:</w:t>
-      </w:r>
-      <w:r>
-        <w:t xml:space="preserve"> </w:t>
-      </w:r>
-      <w:r>
-        <w:t xml:space="preserve">here it</w:t>
-      </w:r>
-      <w:r>
-        <w:t xml:space="preserve"> </w:t>
-      </w:r>
-      <w:r>
-        <w:rPr>
-          <w:iCs/>
-          <w:i/>
-        </w:rPr>
-        <w:t xml:space="preserve">narrows</w:t>
-      </w:r>
-      <w:r>
-        <w:t xml:space="preserve"> </w:t>
-      </w:r>
-      <w:r>
-        <w:t xml:space="preserve">the denominator to attainable studies; in</w:t>
-      </w:r>
-      <w:r>
-        <w:t xml:space="preserve"> </w:t>
-      </w:r>
-      <w:r>
-        <w:rPr>
-          <w:rStyle w:val="VerbatimChar"/>
-        </w:rPr>
-        <w:t xml:space="preserve">projects/dementia/REPORT.md:95</w:t>
-      </w:r>
-      <w:r>
-        <w:t xml:space="preserve"> </w:t>
-      </w:r>
-      <w:r>
-        <w:t xml:space="preserve">“</w:t>
-      </w:r>
-      <w:r>
-        <w:t xml:space="preserve">adjusted gold</w:t>
-      </w:r>
-      <w:r>
-        <w:t xml:space="preserve">”</w:t>
-      </w:r>
-      <w:r>
-        <w:t xml:space="preserve"> </w:t>
-      </w:r>
-      <w:r>
-        <w:rPr>
-          <w:iCs/>
-          <w:i/>
-        </w:rPr>
-        <w:t xml:space="preserve">widens</w:t>
-      </w:r>
-      <w:r>
-        <w:t xml:space="preserve"> </w:t>
-      </w:r>
-      <w:r>
-        <w:t xml:space="preserve">it (74 → 162) as a precision correction.</w:t>
+        <w:t xml:space="preserve">the trade: precision gain exceeds recall loss in</w:t>
+      </w:r>
+      <w:r>
+        <w:t xml:space="preserve"> </w:t>
+      </w:r>
+      <w:r>
+        <w:rPr>
+          <w:bCs/>
+          <w:b/>
+        </w:rPr>
+        <w:t xml:space="preserve">6/9</w:t>
+      </w:r>
+      <w:r>
+        <w:t xml:space="preserve"> </w:t>
+      </w:r>
+      <w:r>
+        <w:t xml:space="preserve">projects on the attainable</w:t>
+      </w:r>
+      <w:r>
+        <w:t xml:space="preserve"> </w:t>
+      </w:r>
+      <w:r>
+        <w:t xml:space="preserve">denominator and</w:t>
+      </w:r>
+      <w:r>
+        <w:t xml:space="preserve"> </w:t>
+      </w:r>
+      <w:r>
+        <w:rPr>
+          <w:bCs/>
+          <w:b/>
+        </w:rPr>
+        <w:t xml:space="preserve">1/9</w:t>
+      </w:r>
+      <w:r>
+        <w:t xml:space="preserve"> </w:t>
+      </w:r>
+      <w:r>
+        <w:t xml:space="preserve">on the raw one. Same runs, same decisions — charging annotation for</w:t>
+      </w:r>
+      <w:r>
+        <w:t xml:space="preserve"> </w:t>
+      </w:r>
+      <w:r>
+        <w:t xml:space="preserve">papers that had nothing to annotate inverts the verdict on the stage</w:t>
       </w:r>
     </w:p>
     <w:p>
@@ -2379,81 +2355,62 @@
         <w:pStyle w:val="Compact"/>
       </w:pPr>
       <w:r>
-        <w:t xml:space="preserve">S3’s recall control reads</w:t>
-      </w:r>
-      <w:r>
-        <w:t xml:space="preserve"> </w:t>
-      </w:r>
-      <w:r>
-        <w:rPr>
-          <w:bCs/>
-          <w:b/>
-        </w:rPr>
-        <w:t xml:space="preserve">−0.044</w:t>
-      </w:r>
-      <w:r>
-        <w:t xml:space="preserve"> </w:t>
-      </w:r>
-      <w:r>
-        <w:t xml:space="preserve">at full text, not the +0.007 quoted in the skeleton. The</w:t>
-      </w:r>
-      <w:r>
-        <w:t xml:space="preserve"> </w:t>
-      </w:r>
-      <w:r>
-        <w:t xml:space="preserve">control still holds — recall moves far less than precision — but the number needs restating.</w:t>
-      </w:r>
-    </w:p>
-    <w:bookmarkEnd w:id="23"/>
-    <w:bookmarkStart w:id="24" w:name="Xfb3939e54e0abd3f2bc629d33e8bbdb24327836"/>
-    <w:p>
-      <w:pPr>
-        <w:pStyle w:val="Heading2"/>
-      </w:pPr>
-      <w:r>
-        <w:t xml:space="preserve">3. Recovering the analyses, then selecting among them</w:t>
-      </w:r>
-    </w:p>
-    <w:p>
-      <w:pPr>
-        <w:pStyle w:val="FirstParagraph"/>
-      </w:pPr>
-      <w:r>
-        <w:rPr>
-          <w:iCs/>
-          <w:i/>
-        </w:rPr>
-        <w:t xml:space="preserve">~350 words.</w:t>
-      </w:r>
-      <w:r>
-        <w:rPr>
-          <w:iCs/>
-          <w:i/>
-        </w:rPr>
-        <w:t xml:space="preserve"> </w:t>
-      </w:r>
-      <w:r>
-        <w:rPr>
-          <w:bCs/>
-          <w:b/>
-          <w:iCs/>
-          <w:i/>
-        </w:rPr>
-        <w:t xml:space="preserve">Figure 3</w:t>
-      </w:r>
-      <w:r>
-        <w:rPr>
-          <w:iCs/>
-          <w:i/>
-        </w:rPr>
-        <w:t xml:space="preserve"> </w:t>
-      </w:r>
-      <w:r>
-        <w:rPr>
-          <w:iCs/>
-          <w:i/>
-        </w:rPr>
-        <w:t xml:space="preserve">(a parsing, b annotation operating points).</w:t>
+        <w:t xml:space="preserve">search is 1.000 by construction (a pure supply stage); the corpus ceiling it carries is a</w:t>
+      </w:r>
+      <w:r>
+        <w:t xml:space="preserve"> </w:t>
+      </w:r>
+      <w:r>
+        <w:t xml:space="preserve">mean of</w:t>
+      </w:r>
+      <w:r>
+        <w:t xml:space="preserve"> </w:t>
+      </w:r>
+      <w:r>
+        <w:rPr>
+          <w:bCs/>
+          <w:b/>
+        </w:rPr>
+        <w:t xml:space="preserve">85.8%</w:t>
+      </w:r>
+      <w:r>
+        <w:t xml:space="preserve"> </w:t>
+      </w:r>
+      <w:r>
+        <w:t xml:space="preserve">of gold returned, range 60–96%</w:t>
+      </w:r>
+    </w:p>
+    <w:p>
+      <w:pPr>
+        <w:numPr>
+          <w:ilvl w:val="0"/>
+          <w:numId w:val="1004"/>
+        </w:numPr>
+        <w:pStyle w:val="Compact"/>
+      </w:pPr>
+      <w:r>
+        <w:t xml:space="preserve">lowest at full text:</w:t>
+      </w:r>
+      <w:r>
+        <w:t xml:space="preserve"> </w:t>
+      </w:r>
+      <w:r>
+        <w:rPr>
+          <w:rStyle w:val="VerbatimChar"/>
+        </w:rPr>
+        <w:t xml:space="preserve">executive_function</w:t>
+      </w:r>
+      <w:r>
+        <w:t xml:space="preserve"> </w:t>
+      </w:r>
+      <w:r>
+        <w:t xml:space="preserve">0.807, because the 15 gold studies its abstract</w:t>
+      </w:r>
+      <w:r>
+        <w:t xml:space="preserve"> </w:t>
+      </w:r>
+      <w:r>
+        <w:t xml:space="preserve">stage rejects on judgement stay charged against a shrinking denominator</w:t>
       </w:r>
     </w:p>
     <w:p>
@@ -2461,29 +2418,28 @@
         <w:pStyle w:val="BlockText"/>
       </w:pPr>
       <w:r>
-        <w:rPr>
-          <w:bCs/>
-          <w:b/>
-        </w:rPr>
-        <w:t xml:space="preserve">CLAIM</w:t>
-      </w:r>
-      <w:r>
-        <w:t xml:space="preserve"> </w:t>
-      </w:r>
-      <w:r>
-        <w:t xml:space="preserve">— Selection is meaningless until the analyses exist, so this section is in pipeline</w:t>
-      </w:r>
-      <w:r>
-        <w:t xml:space="preserve"> </w:t>
-      </w:r>
-      <w:r>
-        <w:t xml:space="preserve">order: recover them, then select among them. Both steps are large effects, and the second only</w:t>
-      </w:r>
-      <w:r>
-        <w:t xml:space="preserve"> </w:t>
-      </w:r>
-      <w:r>
-        <w:t xml:space="preserve">looks impressive once you compare it against the right null.</w:t>
+        <w:t xml:space="preserve">The two sentences that must appear in the body (</w:t>
+      </w:r>
+      <w:r>
+        <w:rPr>
+          <w:rStyle w:val="VerbatimChar"/>
+        </w:rPr>
+        <w:t xml:space="preserve">NATURE_METHODS_SKELETON.md:212</w:t>
+      </w:r>
+      <w:r>
+        <w:t xml:space="preserve">) point at S3:</w:t>
+      </w:r>
+      <w:r>
+        <w:t xml:space="preserve"> </w:t>
+      </w:r>
+      <w:r>
+        <w:t xml:space="preserve">swapping only the study pool raises full-text precision +0.142, so a substantial share of the</w:t>
+      </w:r>
+      <w:r>
+        <w:t xml:space="preserve"> </w:t>
+      </w:r>
+      <w:r>
+        <w:t xml:space="preserve">apparent screening failure is a corpus difference.</w:t>
       </w:r>
     </w:p>
     <w:p>
@@ -2495,34 +2451,7 @@
           <w:bCs/>
           <w:b/>
         </w:rPr>
-        <w:t xml:space="preserve">NUMBERS</w:t>
-      </w:r>
-    </w:p>
-    <w:p>
-      <w:pPr>
-        <w:pStyle w:val="BlockText"/>
-      </w:pPr>
-      <w:r>
-        <w:rPr>
-          <w:iCs/>
-          <w:i/>
-        </w:rPr>
-        <w:t xml:space="preserve">3a, parsing</w:t>
-      </w:r>
-      <w:r>
-        <w:t xml:space="preserve"> </w:t>
-      </w:r>
-      <w:r>
-        <w:t xml:space="preserve">(</w:t>
-      </w:r>
-      <w:r>
-        <w:rPr>
-          <w:rStyle w:val="VerbatimChar"/>
-        </w:rPr>
-        <w:t xml:space="preserve">cross_project_analysis/parsing_metrics_by_project.csv</w:t>
-      </w:r>
-      <w:r>
-        <w:t xml:space="preserve">; n = 9)</w:t>
+        <w:t xml:space="preserve">OPEN</w:t>
       </w:r>
     </w:p>
     <w:p>
@@ -2534,23 +2463,47 @@
         <w:pStyle w:val="Compact"/>
       </w:pPr>
       <w:r>
-        <w:t xml:space="preserve">LLM parsing recovers</w:t>
-      </w:r>
-      <w:r>
-        <w:t xml:space="preserve"> </w:t>
-      </w:r>
-      <w:r>
-        <w:rPr>
-          <w:bCs/>
-          <w:b/>
-        </w:rPr>
-        <w:t xml:space="preserve">91.4%</w:t>
-      </w:r>
-      <w:r>
-        <w:t xml:space="preserve"> </w:t>
-      </w:r>
-      <w:r>
-        <w:t xml:space="preserve">of expert analyses (median 94.7%)</w:t>
+        <w:rPr>
+          <w:bCs/>
+          <w:b/>
+        </w:rPr>
+        <w:t xml:space="preserve">This heading was changed 2026-09-10 and needs sign-off.</w:t>
+      </w:r>
+      <w:r>
+        <w:t xml:space="preserve"> </w:t>
+      </w:r>
+      <w:r>
+        <w:t xml:space="preserve">The previous one —</w:t>
+      </w:r>
+      <w:r>
+        <w:t xml:space="preserve"> </w:t>
+      </w:r>
+      <w:r>
+        <w:t xml:space="preserve">“</w:t>
+      </w:r>
+      <w:r>
+        <w:t xml:space="preserve">screening</w:t>
+      </w:r>
+      <w:r>
+        <w:t xml:space="preserve"> </w:t>
+      </w:r>
+      <w:r>
+        <w:t xml:space="preserve">raises precision at almost no cost to recall</w:t>
+      </w:r>
+      <w:r>
+        <w:t xml:space="preserve">”</w:t>
+      </w:r>
+      <w:r>
+        <w:t xml:space="preserve"> </w:t>
+      </w:r>
+      <w:r>
+        <w:t xml:space="preserve">— is true of screening but contradicted by the</w:t>
+      </w:r>
+      <w:r>
+        <w:t xml:space="preserve"> </w:t>
+      </w:r>
+      <w:r>
+        <w:t xml:space="preserve">annotation stage now on the same axis.</w:t>
       </w:r>
     </w:p>
     <w:p>
@@ -2562,23 +2515,104 @@
         <w:pStyle w:val="Compact"/>
       </w:pPr>
       <w:r>
-        <w:t xml:space="preserve">tables-only baseline recovers</w:t>
-      </w:r>
-      <w:r>
-        <w:t xml:space="preserve"> </w:t>
-      </w:r>
-      <w:r>
-        <w:rPr>
-          <w:bCs/>
-          <w:b/>
-        </w:rPr>
-        <w:t xml:space="preserve">33.3%</w:t>
-      </w:r>
-      <w:r>
-        <w:t xml:space="preserve"> </w:t>
-      </w:r>
-      <w:r>
-        <w:t xml:space="preserve">(median 29.9%)</w:t>
+        <w:rPr>
+          <w:bCs/>
+          <w:b/>
+        </w:rPr>
+        <w:t xml:space="preserve">“</w:t>
+      </w:r>
+      <w:r>
+        <w:rPr>
+          <w:bCs/>
+          <w:b/>
+        </w:rPr>
+        <w:t xml:space="preserve">Adjusted</w:t>
+      </w:r>
+      <w:r>
+        <w:rPr>
+          <w:bCs/>
+          <w:b/>
+        </w:rPr>
+        <w:t xml:space="preserve">”</w:t>
+      </w:r>
+      <w:r>
+        <w:rPr>
+          <w:bCs/>
+          <w:b/>
+        </w:rPr>
+        <w:t xml:space="preserve"> </w:t>
+      </w:r>
+      <w:r>
+        <w:rPr>
+          <w:bCs/>
+          <w:b/>
+        </w:rPr>
+        <w:t xml:space="preserve">is used in two contradictory senses</w:t>
+      </w:r>
+      <w:r>
+        <w:t xml:space="preserve"> </w:t>
+      </w:r>
+      <w:r>
+        <w:t xml:space="preserve">and one must be dropped before submission:</w:t>
+      </w:r>
+      <w:r>
+        <w:t xml:space="preserve"> </w:t>
+      </w:r>
+      <w:r>
+        <w:t xml:space="preserve">here it</w:t>
+      </w:r>
+      <w:r>
+        <w:t xml:space="preserve"> </w:t>
+      </w:r>
+      <w:r>
+        <w:rPr>
+          <w:iCs/>
+          <w:i/>
+        </w:rPr>
+        <w:t xml:space="preserve">narrows</w:t>
+      </w:r>
+      <w:r>
+        <w:t xml:space="preserve"> </w:t>
+      </w:r>
+      <w:r>
+        <w:t xml:space="preserve">the denominator to attainable studies; in</w:t>
+      </w:r>
+      <w:r>
+        <w:t xml:space="preserve"> </w:t>
+      </w:r>
+      <w:r>
+        <w:rPr>
+          <w:rStyle w:val="VerbatimChar"/>
+        </w:rPr>
+        <w:t xml:space="preserve">projects/dementia/REPORT.md:95</w:t>
+      </w:r>
+      <w:r>
+        <w:t xml:space="preserve"> </w:t>
+      </w:r>
+      <w:r>
+        <w:t xml:space="preserve">“</w:t>
+      </w:r>
+      <w:r>
+        <w:t xml:space="preserve">adjusted gold</w:t>
+      </w:r>
+      <w:r>
+        <w:t xml:space="preserve">”</w:t>
+      </w:r>
+      <w:r>
+        <w:t xml:space="preserve"> </w:t>
+      </w:r>
+      <w:r>
+        <w:rPr>
+          <w:iCs/>
+          <w:i/>
+        </w:rPr>
+        <w:t xml:space="preserve">widens</w:t>
+      </w:r>
+      <w:r>
+        <w:t xml:space="preserve"> </w:t>
+      </w:r>
+      <w:r>
+        <w:t xml:space="preserve">it (74 → 162) as a precision correction.</w:t>
       </w:r>
     </w:p>
     <w:p>
@@ -2590,48 +2624,135 @@
         <w:pStyle w:val="Compact"/>
       </w:pPr>
       <w:r>
-        <w:t xml:space="preserve">margin</w:t>
-      </w:r>
-      <w:r>
-        <w:t xml:space="preserve"> </w:t>
-      </w:r>
-      <w:r>
-        <w:rPr>
-          <w:bCs/>
-          <w:b/>
-        </w:rPr>
-        <w:t xml:space="preserve">+58.1 points</w:t>
-      </w:r>
-      <w:r>
-        <w:t xml:space="preserve">, ahead in</w:t>
-      </w:r>
-      <w:r>
-        <w:t xml:space="preserve"> </w:t>
-      </w:r>
-      <w:r>
-        <w:rPr>
-          <w:bCs/>
-          <w:b/>
-        </w:rPr>
-        <w:t xml:space="preserve">9/9</w:t>
-      </w:r>
-      <w:r>
-        <w:t xml:space="preserve"> </w:t>
-      </w:r>
-      <w:r>
-        <w:t xml:space="preserve">projects — the strongest single margin in the paper</w:t>
-      </w:r>
-    </w:p>
-    <w:p>
-      <w:pPr>
-        <w:pStyle w:val="BlockText"/>
+        <w:t xml:space="preserve">S3’s recall control reads</w:t>
+      </w:r>
+      <w:r>
+        <w:t xml:space="preserve"> </w:t>
+      </w:r>
+      <w:r>
+        <w:rPr>
+          <w:bCs/>
+          <w:b/>
+        </w:rPr>
+        <w:t xml:space="preserve">−0.044</w:t>
+      </w:r>
+      <w:r>
+        <w:t xml:space="preserve"> </w:t>
+      </w:r>
+      <w:r>
+        <w:t xml:space="preserve">at full text, not the +0.007 quoted in the skeleton. The</w:t>
+      </w:r>
+      <w:r>
+        <w:t xml:space="preserve"> </w:t>
+      </w:r>
+      <w:r>
+        <w:t xml:space="preserve">control still holds — recall moves far less than precision — but the number needs restating.</w:t>
+      </w:r>
+    </w:p>
+    <w:bookmarkEnd w:id="23"/>
+    <w:bookmarkStart w:id="24" w:name="Xfb3939e54e0abd3f2bc629d33e8bbdb24327836"/>
+    <w:p>
+      <w:pPr>
+        <w:pStyle w:val="Heading2"/>
+      </w:pPr>
+      <w:r>
+        <w:t xml:space="preserve">3. Recovering the analyses, then selecting among them</w:t>
+      </w:r>
+    </w:p>
+    <w:p>
+      <w:pPr>
+        <w:pStyle w:val="FirstParagraph"/>
       </w:pPr>
       <w:r>
         <w:rPr>
           <w:iCs/>
           <w:i/>
         </w:rPr>
-        <w:t xml:space="preserve">3b, annotation</w:t>
+        <w:t xml:space="preserve">~350 words.</w:t>
+      </w:r>
+      <w:r>
+        <w:rPr>
+          <w:iCs/>
+          <w:i/>
+        </w:rPr>
+        <w:t xml:space="preserve"> </w:t>
+      </w:r>
+      <w:r>
+        <w:rPr>
+          <w:bCs/>
+          <w:b/>
+          <w:iCs/>
+          <w:i/>
+        </w:rPr>
+        <w:t xml:space="preserve">Figure 3</w:t>
+      </w:r>
+      <w:r>
+        <w:rPr>
+          <w:iCs/>
+          <w:i/>
+        </w:rPr>
+        <w:t xml:space="preserve"> </w:t>
+      </w:r>
+      <w:r>
+        <w:rPr>
+          <w:iCs/>
+          <w:i/>
+        </w:rPr>
+        <w:t xml:space="preserve">(a parsing, b annotation operating points).</w:t>
+      </w:r>
+    </w:p>
+    <w:p>
+      <w:pPr>
+        <w:pStyle w:val="BlockText"/>
+      </w:pPr>
+      <w:r>
+        <w:rPr>
+          <w:bCs/>
+          <w:b/>
+        </w:rPr>
+        <w:t xml:space="preserve">CLAIM</w:t>
+      </w:r>
+      <w:r>
+        <w:t xml:space="preserve"> </w:t>
+      </w:r>
+      <w:r>
+        <w:t xml:space="preserve">— Selection is meaningless until the analyses exist, so this section is in pipeline</w:t>
+      </w:r>
+      <w:r>
+        <w:t xml:space="preserve"> </w:t>
+      </w:r>
+      <w:r>
+        <w:t xml:space="preserve">order: recover them, then select among them. Both steps are large effects, and the second only</w:t>
+      </w:r>
+      <w:r>
+        <w:t xml:space="preserve"> </w:t>
+      </w:r>
+      <w:r>
+        <w:t xml:space="preserve">looks impressive once you compare it against the right null.</w:t>
+      </w:r>
+    </w:p>
+    <w:p>
+      <w:pPr>
+        <w:pStyle w:val="BlockText"/>
+      </w:pPr>
+      <w:r>
+        <w:rPr>
+          <w:bCs/>
+          <w:b/>
+        </w:rPr>
+        <w:t xml:space="preserve">NUMBERS</w:t>
+      </w:r>
+    </w:p>
+    <w:p>
+      <w:pPr>
+        <w:pStyle w:val="BlockText"/>
+      </w:pPr>
+      <w:r>
+        <w:rPr>
+          <w:iCs/>
+          <w:i/>
+        </w:rPr>
+        <w:t xml:space="preserve">3a, parsing</w:t>
       </w:r>
       <w:r>
         <w:t xml:space="preserve"> </w:t>
@@ -2643,7 +2764,7 @@
         <w:rPr>
           <w:rStyle w:val="VerbatimChar"/>
         </w:rPr>
-        <w:t xml:space="preserve">cross_project_analysis/annotation_aggregates.csv</w:t>
+        <w:t xml:space="preserve">cross_project_analysis/parsing_metrics_by_project.csv</w:t>
       </w:r>
       <w:r>
         <w:t xml:space="preserve">; n = 9)</w:t>
@@ -2658,7 +2779,23 @@
         <w:pStyle w:val="Compact"/>
       </w:pPr>
       <w:r>
-        <w:t xml:space="preserve">precision mean 0.571 against a prevalence (no-skill) mean of 0.197</w:t>
+        <w:t xml:space="preserve">LLM parsing recovers</w:t>
+      </w:r>
+      <w:r>
+        <w:t xml:space="preserve"> </w:t>
+      </w:r>
+      <w:r>
+        <w:rPr>
+          <w:bCs/>
+          <w:b/>
+        </w:rPr>
+        <w:t xml:space="preserve">91.4%</w:t>
+      </w:r>
+      <w:r>
+        <w:t xml:space="preserve"> </w:t>
+      </w:r>
+      <w:r>
+        <w:t xml:space="preserve">of expert analyses (median 94.7%)</w:t>
       </w:r>
     </w:p>
     <w:p>
@@ -2670,14 +2807,23 @@
         <w:pStyle w:val="Compact"/>
       </w:pPr>
       <w:r>
-        <w:rPr>
-          <w:bCs/>
-          <w:b/>
-        </w:rPr>
-        <w:t xml:space="preserve">lift over prevalence mean 3.1×</w:t>
-      </w:r>
-      <w:r>
-        <w:t xml:space="preserve">, range 1.8–5.6</w:t>
+        <w:t xml:space="preserve">tables-only baseline recovers</w:t>
+      </w:r>
+      <w:r>
+        <w:t xml:space="preserve"> </w:t>
+      </w:r>
+      <w:r>
+        <w:rPr>
+          <w:bCs/>
+          <w:b/>
+        </w:rPr>
+        <w:t xml:space="preserve">33.3%</w:t>
+      </w:r>
+      <w:r>
+        <w:t xml:space="preserve"> </w:t>
+      </w:r>
+      <w:r>
+        <w:t xml:space="preserve">(median 29.9%)</w:t>
       </w:r>
     </w:p>
     <w:p>
@@ -2685,6 +2831,105 @@
         <w:numPr>
           <w:ilvl w:val="0"/>
           <w:numId w:val="1006"/>
+        </w:numPr>
+        <w:pStyle w:val="Compact"/>
+      </w:pPr>
+      <w:r>
+        <w:t xml:space="preserve">margin</w:t>
+      </w:r>
+      <w:r>
+        <w:t xml:space="preserve"> </w:t>
+      </w:r>
+      <w:r>
+        <w:rPr>
+          <w:bCs/>
+          <w:b/>
+        </w:rPr>
+        <w:t xml:space="preserve">+58.1 points</w:t>
+      </w:r>
+      <w:r>
+        <w:t xml:space="preserve">, ahead in</w:t>
+      </w:r>
+      <w:r>
+        <w:t xml:space="preserve"> </w:t>
+      </w:r>
+      <w:r>
+        <w:rPr>
+          <w:bCs/>
+          <w:b/>
+        </w:rPr>
+        <w:t xml:space="preserve">9/9</w:t>
+      </w:r>
+      <w:r>
+        <w:t xml:space="preserve"> </w:t>
+      </w:r>
+      <w:r>
+        <w:t xml:space="preserve">projects — the strongest single margin in the paper</w:t>
+      </w:r>
+    </w:p>
+    <w:p>
+      <w:pPr>
+        <w:pStyle w:val="BlockText"/>
+      </w:pPr>
+      <w:r>
+        <w:rPr>
+          <w:iCs/>
+          <w:i/>
+        </w:rPr>
+        <w:t xml:space="preserve">3b, annotation</w:t>
+      </w:r>
+      <w:r>
+        <w:t xml:space="preserve"> </w:t>
+      </w:r>
+      <w:r>
+        <w:t xml:space="preserve">(</w:t>
+      </w:r>
+      <w:r>
+        <w:rPr>
+          <w:rStyle w:val="VerbatimChar"/>
+        </w:rPr>
+        <w:t xml:space="preserve">cross_project_analysis/annotation_aggregates.csv</w:t>
+      </w:r>
+      <w:r>
+        <w:t xml:space="preserve">; n = 9)</w:t>
+      </w:r>
+    </w:p>
+    <w:p>
+      <w:pPr>
+        <w:numPr>
+          <w:ilvl w:val="0"/>
+          <w:numId w:val="1007"/>
+        </w:numPr>
+        <w:pStyle w:val="Compact"/>
+      </w:pPr>
+      <w:r>
+        <w:t xml:space="preserve">precision mean 0.571 against a prevalence (no-skill) mean of 0.197</w:t>
+      </w:r>
+    </w:p>
+    <w:p>
+      <w:pPr>
+        <w:numPr>
+          <w:ilvl w:val="0"/>
+          <w:numId w:val="1007"/>
+        </w:numPr>
+        <w:pStyle w:val="Compact"/>
+      </w:pPr>
+      <w:r>
+        <w:rPr>
+          <w:bCs/>
+          <w:b/>
+        </w:rPr>
+        <w:t xml:space="preserve">lift over prevalence mean 3.1×</w:t>
+      </w:r>
+      <w:r>
+        <w:t xml:space="preserve">, range 1.8–5.6</w:t>
+      </w:r>
+    </w:p>
+    <w:p>
+      <w:pPr>
+        <w:numPr>
+          <w:ilvl w:val="0"/>
+          <w:numId w:val="1007"/>
         </w:numPr>
         <w:pStyle w:val="Compact"/>
       </w:pPr>
@@ -3279,7 +3524,7 @@
       <w:pPr>
         <w:numPr>
           <w:ilvl w:val="0"/>
-          <w:numId w:val="1007"/>
+          <w:numId w:val="1008"/>
         </w:numPr>
         <w:pStyle w:val="Compact"/>
       </w:pPr>
@@ -3301,112 +3546,6 @@
       </w:r>
       <w:r>
         <w:t xml:space="preserve">(best available), 1.1 × 10⁻⁴ (strongest)</w:t>
-      </w:r>
-    </w:p>
-    <w:p>
-      <w:pPr>
-        <w:numPr>
-          <w:ilvl w:val="0"/>
-          <w:numId w:val="1007"/>
-        </w:numPr>
-        <w:pStyle w:val="Compact"/>
-      </w:pPr>
-      <w:r>
-        <w:t xml:space="preserve">cluster bootstrap</w:t>
-      </w:r>
-      <w:r>
-        <w:t xml:space="preserve"> </w:t>
-      </w:r>
-      <w:r>
-        <w:rPr>
-          <w:bCs/>
-          <w:b/>
-        </w:rPr>
-        <w:t xml:space="preserve">over projects, not columns</w:t>
-      </w:r>
-      <w:r>
-        <w:t xml:space="preserve">; 20,000 resamples, seed 0</w:t>
-      </w:r>
-    </w:p>
-    <w:p>
-      <w:pPr>
-        <w:numPr>
-          <w:ilvl w:val="0"/>
-          <w:numId w:val="1007"/>
-        </w:numPr>
-        <w:pStyle w:val="Compact"/>
-      </w:pPr>
-      <w:r>
-        <w:t xml:space="preserve">selection beats volume: the pipeline pools fewer analyses than its baseline in</w:t>
-      </w:r>
-      <w:r>
-        <w:t xml:space="preserve"> </w:t>
-      </w:r>
-      <w:r>
-        <w:rPr>
-          <w:bCs/>
-          <w:b/>
-        </w:rPr>
-        <w:t xml:space="preserve">24/32</w:t>
-      </w:r>
-      <w:r>
-        <w:t xml:space="preserve"> </w:t>
-      </w:r>
-      <w:r>
-        <w:t xml:space="preserve">columns and wins in</w:t>
-      </w:r>
-      <w:r>
-        <w:t xml:space="preserve"> </w:t>
-      </w:r>
-      <w:r>
-        <w:rPr>
-          <w:bCs/>
-          <w:b/>
-        </w:rPr>
-        <w:t xml:space="preserve">21</w:t>
-      </w:r>
-      <w:r>
-        <w:t xml:space="preserve"> </w:t>
-      </w:r>
-      <w:r>
-        <w:t xml:space="preserve">of those; against the screening-only arm it pools fewer in</w:t>
-      </w:r>
-      <w:r>
-        <w:t xml:space="preserve"> </w:t>
-      </w:r>
-      <w:r>
-        <w:rPr>
-          <w:bCs/>
-          <w:b/>
-        </w:rPr>
-        <w:t xml:space="preserve">32/32</w:t>
-      </w:r>
-      <w:r>
-        <w:t xml:space="preserve"> </w:t>
-      </w:r>
-      <w:r>
-        <w:t xml:space="preserve">and wins in 28 (</w:t>
-      </w:r>
-      <w:r>
-        <w:rPr>
-          <w:rStyle w:val="VerbatimChar"/>
-        </w:rPr>
-        <w:t xml:space="preserve">analysis_counts.csv</w:t>
-      </w:r>
-      <w:r>
-        <w:t xml:space="preserve">)</w:t>
-      </w:r>
-    </w:p>
-    <w:p>
-      <w:pPr>
-        <w:pStyle w:val="BlockText"/>
-      </w:pPr>
-      <w:r>
-        <w:rPr>
-          <w:bCs/>
-          <w:b/>
-        </w:rPr>
-        <w:t xml:space="preserve">OPEN</w:t>
       </w:r>
     </w:p>
     <w:p>
@@ -3418,42 +3557,20 @@
         <w:pStyle w:val="Compact"/>
       </w:pPr>
       <w:r>
-        <w:t xml:space="preserve">The skeleton quotes a second,</w:t>
-      </w:r>
-      <w:r>
-        <w:t xml:space="preserve"> </w:t>
-      </w:r>
-      <w:r>
-        <w:rPr>
-          <w:bCs/>
-          <w:b/>
-        </w:rPr>
-        <w:t xml:space="preserve">stale</w:t>
-      </w:r>
-      <w:r>
-        <w:t xml:space="preserve"> </w:t>
-      </w:r>
-      <w:r>
-        <w:t xml:space="preserve">headline at L518 (Δ +0.110, p = 3.5 × 10⁻⁶, 31/35)</w:t>
-      </w:r>
-      <w:r>
-        <w:t xml:space="preserve"> </w:t>
-      </w:r>
-      <w:r>
-        <w:t xml:space="preserve">from the 35-column era. Use the table above; the denominator is</w:t>
-      </w:r>
-      <w:r>
-        <w:t xml:space="preserve"> </w:t>
-      </w:r>
-      <w:r>
-        <w:rPr>
-          <w:bCs/>
-          <w:b/>
-        </w:rPr>
-        <w:t xml:space="preserve">32</w:t>
-      </w:r>
-      <w:r>
-        <w:t xml:space="preserve">.</w:t>
+        <w:t xml:space="preserve">cluster bootstrap</w:t>
+      </w:r>
+      <w:r>
+        <w:t xml:space="preserve"> </w:t>
+      </w:r>
+      <w:r>
+        <w:rPr>
+          <w:bCs/>
+          <w:b/>
+        </w:rPr>
+        <w:t xml:space="preserve">over projects, not columns</w:t>
+      </w:r>
+      <w:r>
+        <w:t xml:space="preserve">; 20,000 resamples, seed 0</w:t>
       </w:r>
     </w:p>
     <w:p>
@@ -3465,75 +3582,203 @@
         <w:pStyle w:val="Compact"/>
       </w:pPr>
       <w:r>
-        <w:t xml:space="preserve">The skeleton also wants an</w:t>
-      </w:r>
-      <w:r>
-        <w:t xml:space="preserve"> </w:t>
-      </w:r>
-      <w:r>
-        <w:rPr>
-          <w:bCs/>
-          <w:b/>
-        </w:rPr>
-        <w:t xml:space="preserve">axial-slice panel c</w:t>
-      </w:r>
-      <w:r>
-        <w:t xml:space="preserve"> </w:t>
-      </w:r>
-      <w:r>
-        <w:t xml:space="preserve">from</w:t>
-      </w:r>
-      <w:r>
-        <w:t xml:space="preserve"> </w:t>
+        <w:t xml:space="preserve">selection beats volume: the pipeline pools fewer analyses than its baseline in</w:t>
+      </w:r>
+      <w:r>
+        <w:t xml:space="preserve"> </w:t>
+      </w:r>
+      <w:r>
+        <w:rPr>
+          <w:bCs/>
+          <w:b/>
+        </w:rPr>
+        <w:t xml:space="preserve">24/32</w:t>
+      </w:r>
+      <w:r>
+        <w:t xml:space="preserve"> </w:t>
+      </w:r>
+      <w:r>
+        <w:t xml:space="preserve">columns and wins in</w:t>
+      </w:r>
+      <w:r>
+        <w:t xml:space="preserve"> </w:t>
+      </w:r>
+      <w:r>
+        <w:rPr>
+          <w:bCs/>
+          <w:b/>
+        </w:rPr>
+        <w:t xml:space="preserve">21</w:t>
+      </w:r>
+      <w:r>
+        <w:t xml:space="preserve"> </w:t>
+      </w:r>
+      <w:r>
+        <w:t xml:space="preserve">of those; against the screening-only arm it pools fewer in</w:t>
+      </w:r>
+      <w:r>
+        <w:t xml:space="preserve"> </w:t>
+      </w:r>
+      <w:r>
+        <w:rPr>
+          <w:bCs/>
+          <w:b/>
+        </w:rPr>
+        <w:t xml:space="preserve">32/32</w:t>
+      </w:r>
+      <w:r>
+        <w:t xml:space="preserve"> </w:t>
+      </w:r>
+      <w:r>
+        <w:t xml:space="preserve">and wins in 28 (</w:t>
       </w:r>
       <w:r>
         <w:rPr>
           <w:rStyle w:val="VerbatimChar"/>
         </w:rPr>
-        <w:t xml:space="preserve">make_brain_map_figure.py</w:t>
-      </w:r>
-      <w:r>
-        <w:t xml:space="preserve">. Two</w:t>
-      </w:r>
-      <w:r>
-        <w:t xml:space="preserve"> </w:t>
-      </w:r>
-      <w:r>
-        <w:t xml:space="preserve">generated brain figures are currently unassigned to any slot:</w:t>
-      </w:r>
-      <w:r>
-        <w:t xml:space="preserve"> </w:t>
-      </w:r>
-      <w:r>
-        <w:rPr>
-          <w:rStyle w:val="VerbatimChar"/>
-        </w:rPr>
-        <w:t xml:space="preserve">figure_brain_maps_contrast</w:t>
-      </w:r>
-      <w:r>
-        <w:t xml:space="preserve"> </w:t>
-      </w:r>
-      <w:r>
-        <w:t xml:space="preserve">and</w:t>
-      </w:r>
-      <w:r>
-        <w:t xml:space="preserve"> </w:t>
-      </w:r>
-      <w:r>
-        <w:rPr>
-          <w:rStyle w:val="VerbatimChar"/>
-        </w:rPr>
-        <w:t xml:space="preserve">figureS_brain_maps_all</w:t>
-      </w:r>
-      <w:r>
-        <w:t xml:space="preserve">.</w:t>
+        <w:t xml:space="preserve">analysis_counts.csv</w:t>
+      </w:r>
+      <w:r>
+        <w:t xml:space="preserve">)</w:t>
+      </w:r>
+    </w:p>
+    <w:p>
+      <w:pPr>
+        <w:pStyle w:val="BlockText"/>
+      </w:pPr>
+      <w:r>
+        <w:rPr>
+          <w:bCs/>
+          <w:b/>
+        </w:rPr>
+        <w:t xml:space="preserve">OPEN</w:t>
       </w:r>
     </w:p>
     <w:p>
       <w:pPr>
         <w:numPr>
           <w:ilvl w:val="0"/>
-          <w:numId w:val="1008"/>
+          <w:numId w:val="1009"/>
+        </w:numPr>
+        <w:pStyle w:val="Compact"/>
+      </w:pPr>
+      <w:r>
+        <w:t xml:space="preserve">The skeleton quotes a second,</w:t>
+      </w:r>
+      <w:r>
+        <w:t xml:space="preserve"> </w:t>
+      </w:r>
+      <w:r>
+        <w:rPr>
+          <w:bCs/>
+          <w:b/>
+        </w:rPr>
+        <w:t xml:space="preserve">stale</w:t>
+      </w:r>
+      <w:r>
+        <w:t xml:space="preserve"> </w:t>
+      </w:r>
+      <w:r>
+        <w:t xml:space="preserve">headline at L518 (Δ +0.110, p = 3.5 × 10⁻⁶, 31/35)</w:t>
+      </w:r>
+      <w:r>
+        <w:t xml:space="preserve"> </w:t>
+      </w:r>
+      <w:r>
+        <w:t xml:space="preserve">from the 35-column era. Use the table above; the denominator is</w:t>
+      </w:r>
+      <w:r>
+        <w:t xml:space="preserve"> </w:t>
+      </w:r>
+      <w:r>
+        <w:rPr>
+          <w:bCs/>
+          <w:b/>
+        </w:rPr>
+        <w:t xml:space="preserve">32</w:t>
+      </w:r>
+      <w:r>
+        <w:t xml:space="preserve">.</w:t>
+      </w:r>
+    </w:p>
+    <w:p>
+      <w:pPr>
+        <w:numPr>
+          <w:ilvl w:val="0"/>
+          <w:numId w:val="1009"/>
+        </w:numPr>
+        <w:pStyle w:val="Compact"/>
+      </w:pPr>
+      <w:r>
+        <w:t xml:space="preserve">The skeleton also wants an</w:t>
+      </w:r>
+      <w:r>
+        <w:t xml:space="preserve"> </w:t>
+      </w:r>
+      <w:r>
+        <w:rPr>
+          <w:bCs/>
+          <w:b/>
+        </w:rPr>
+        <w:t xml:space="preserve">axial-slice panel c</w:t>
+      </w:r>
+      <w:r>
+        <w:t xml:space="preserve"> </w:t>
+      </w:r>
+      <w:r>
+        <w:t xml:space="preserve">from</w:t>
+      </w:r>
+      <w:r>
+        <w:t xml:space="preserve"> </w:t>
+      </w:r>
+      <w:r>
+        <w:rPr>
+          <w:rStyle w:val="VerbatimChar"/>
+        </w:rPr>
+        <w:t xml:space="preserve">make_brain_map_figure.py</w:t>
+      </w:r>
+      <w:r>
+        <w:t xml:space="preserve">. Two</w:t>
+      </w:r>
+      <w:r>
+        <w:t xml:space="preserve"> </w:t>
+      </w:r>
+      <w:r>
+        <w:t xml:space="preserve">generated brain figures are currently unassigned to any slot:</w:t>
+      </w:r>
+      <w:r>
+        <w:t xml:space="preserve"> </w:t>
+      </w:r>
+      <w:r>
+        <w:rPr>
+          <w:rStyle w:val="VerbatimChar"/>
+        </w:rPr>
+        <w:t xml:space="preserve">figure_brain_maps_contrast</w:t>
+      </w:r>
+      <w:r>
+        <w:t xml:space="preserve"> </w:t>
+      </w:r>
+      <w:r>
+        <w:t xml:space="preserve">and</w:t>
+      </w:r>
+      <w:r>
+        <w:t xml:space="preserve"> </w:t>
+      </w:r>
+      <w:r>
+        <w:rPr>
+          <w:rStyle w:val="VerbatimChar"/>
+        </w:rPr>
+        <w:t xml:space="preserve">figureS_brain_maps_all</w:t>
+      </w:r>
+      <w:r>
+        <w:t xml:space="preserve">.</w:t>
+      </w:r>
+    </w:p>
+    <w:p>
+      <w:pPr>
+        <w:numPr>
+          <w:ilvl w:val="0"/>
+          <w:numId w:val="1009"/>
         </w:numPr>
         <w:pStyle w:val="Compact"/>
       </w:pPr>
@@ -3940,7 +4185,7 @@
       <w:pPr>
         <w:numPr>
           <w:ilvl w:val="0"/>
-          <w:numId w:val="1009"/>
+          <w:numId w:val="1010"/>
         </w:numPr>
         <w:pStyle w:val="Compact"/>
       </w:pPr>
@@ -3952,76 +4197,6 @@
       </w:r>
       <w:r>
         <w:t xml:space="preserve">move, which is the whole point</w:t>
-      </w:r>
-    </w:p>
-    <w:p>
-      <w:pPr>
-        <w:numPr>
-          <w:ilvl w:val="0"/>
-          <w:numId w:val="1009"/>
-        </w:numPr>
-        <w:pStyle w:val="Compact"/>
-      </w:pPr>
-      <w:r>
-        <w:t xml:space="preserve">the sharpest mechanistic sentence in the paper (</w:t>
-      </w:r>
-      <w:r>
-        <w:rPr>
-          <w:rStyle w:val="VerbatimChar"/>
-        </w:rPr>
-        <w:t xml:space="preserve">PAPER_OUTLINE.md:809</w:t>
-      </w:r>
-      <w:r>
-        <w:t xml:space="preserve">):</w:t>
-      </w:r>
-      <w:r>
-        <w:t xml:space="preserve"> </w:t>
-      </w:r>
-      <w:r>
-        <w:rPr>
-          <w:bCs/>
-          <w:b/>
-        </w:rPr>
-        <w:t xml:space="preserve">it is not a search problem; it is a screening problem</w:t>
-      </w:r>
-      <w:r>
-        <w:t xml:space="preserve"> </w:t>
-      </w:r>
-      <w:r>
-        <w:t xml:space="preserve">— and more precisely, an</w:t>
-      </w:r>
-      <w:r>
-        <w:t xml:space="preserve"> </w:t>
-      </w:r>
-      <w:r>
-        <w:t xml:space="preserve">analysis-selection problem</w:t>
-      </w:r>
-    </w:p>
-    <w:p>
-      <w:pPr>
-        <w:pStyle w:val="BlockText"/>
-      </w:pPr>
-      <w:r>
-        <w:rPr>
-          <w:iCs/>
-          <w:i/>
-        </w:rPr>
-        <w:t xml:space="preserve">Supplementary S5, the size-matched null</w:t>
-      </w:r>
-      <w:r>
-        <w:t xml:space="preserve"> </w:t>
-      </w:r>
-      <w:r>
-        <w:t xml:space="preserve">(</w:t>
-      </w:r>
-      <w:r>
-        <w:rPr>
-          <w:rStyle w:val="VerbatimChar"/>
-        </w:rPr>
-        <w:t xml:space="preserve">annotation_bootstrap_null.csv</w:t>
-      </w:r>
-      <w:r>
-        <w:t xml:space="preserve">)</w:t>
       </w:r>
     </w:p>
     <w:p>
@@ -4033,314 +4208,65 @@
         <w:pStyle w:val="Compact"/>
       </w:pPr>
       <w:r>
-        <w:t xml:space="preserve">median Δr²</w:t>
-      </w:r>
-      <w:r>
-        <w:t xml:space="preserve"> </w:t>
-      </w:r>
-      <w:r>
-        <w:rPr>
-          <w:bCs/>
-          <w:b/>
-        </w:rPr>
-        <w:t xml:space="preserve">+0.211</w:t>
-      </w:r>
-      <w:r>
-        <w:t xml:space="preserve"> </w:t>
-      </w:r>
-      <w:r>
-        <w:t xml:space="preserve">against each column’s own size-matched null;</w:t>
-      </w:r>
-      <w:r>
-        <w:t xml:space="preserve"> </w:t>
-      </w:r>
-      <w:r>
-        <w:rPr>
-          <w:bCs/>
-          <w:b/>
-        </w:rPr>
-        <w:t xml:space="preserve">29/32</w:t>
-      </w:r>
-      <w:r>
-        <w:t xml:space="preserve"> </w:t>
-      </w:r>
-      <w:r>
-        <w:t xml:space="preserve">clear p &lt; 0.05</w:t>
-      </w:r>
-    </w:p>
-    <w:p>
-      <w:pPr>
-        <w:numPr>
-          <w:ilvl w:val="0"/>
-          <w:numId w:val="1010"/>
-        </w:numPr>
-        <w:pStyle w:val="Compact"/>
-      </w:pPr>
-      <w:r>
-        <w:t xml:space="preserve">state carefully: the naive reading overclaims, because 31/32 baselines are targeted searches</w:t>
-      </w:r>
-      <w:r>
-        <w:t xml:space="preserve"> </w:t>
-      </w:r>
-      <w:r>
-        <w:t xml:space="preserve">(</w:t>
+        <w:t xml:space="preserve">the sharpest mechanistic sentence in the paper (</w:t>
       </w:r>
       <w:r>
         <w:rPr>
           <w:rStyle w:val="VerbatimChar"/>
         </w:rPr>
-        <w:t xml:space="preserve">NATURE_METHODS_SKELETON.md:804</w:t>
-      </w:r>
-      <w:r>
-        <w:t xml:space="preserve">)</w:t>
+        <w:t xml:space="preserve">PAPER_OUTLINE.md:809</w:t>
+      </w:r>
+      <w:r>
+        <w:t xml:space="preserve">):</w:t>
+      </w:r>
+      <w:r>
+        <w:t xml:space="preserve"> </w:t>
+      </w:r>
+      <w:r>
+        <w:rPr>
+          <w:bCs/>
+          <w:b/>
+        </w:rPr>
+        <w:t xml:space="preserve">it is not a search problem; it is a screening problem</w:t>
+      </w:r>
+      <w:r>
+        <w:t xml:space="preserve"> </w:t>
+      </w:r>
+      <w:r>
+        <w:t xml:space="preserve">— and more precisely, an</w:t>
+      </w:r>
+      <w:r>
+        <w:t xml:space="preserve"> </w:t>
+      </w:r>
+      <w:r>
+        <w:t xml:space="preserve">analysis-selection problem</w:t>
       </w:r>
     </w:p>
     <w:p>
       <w:pPr>
         <w:pStyle w:val="BlockText"/>
       </w:pPr>
-      <w:r>
-        <w:rPr>
-          <w:bCs/>
-          <w:b/>
-        </w:rPr>
-        <w:t xml:space="preserve">OPEN</w:t>
-      </w:r>
-      <w:r>
-        <w:t xml:space="preserve"> </w:t>
-      </w:r>
-      <w:r>
-        <w:t xml:space="preserve">— the two medians do not sum to the total (+0.001 + 0.049 = +0.050 vs +0.061) because</w:t>
-      </w:r>
-      <w:r>
-        <w:t xml:space="preserve"> </w:t>
-      </w:r>
-      <w:r>
-        <w:t xml:space="preserve">medians are not additive; the</w:t>
-      </w:r>
-      <w:r>
-        <w:t xml:space="preserve"> </w:t>
-      </w:r>
       <w:r>
         <w:rPr>
           <w:iCs/>
           <w:i/>
         </w:rPr>
-        <w:t xml:space="preserve">means</w:t>
-      </w:r>
-      <w:r>
-        <w:t xml:space="preserve"> </w:t>
-      </w:r>
-      <w:r>
-        <w:t xml:space="preserve">do (−0.000 + 0.099 = +0.099). Quote the means when you</w:t>
-      </w:r>
-      <w:r>
-        <w:t xml:space="preserve"> </w:t>
-      </w:r>
-      <w:r>
-        <w:t xml:space="preserve">need the decomposition to add up, and say which you are quoting.</w:t>
-      </w:r>
-    </w:p>
-    <w:bookmarkEnd w:id="26"/>
-    <w:bookmarkStart w:id="27" w:name="cost-and-scale"/>
-    <w:p>
-      <w:pPr>
-        <w:pStyle w:val="Heading2"/>
-      </w:pPr>
-      <w:r>
-        <w:t xml:space="preserve">6. Cost and scale</w:t>
-      </w:r>
-    </w:p>
-    <w:p>
-      <w:pPr>
-        <w:pStyle w:val="FirstParagraph"/>
-      </w:pPr>
-      <w:r>
-        <w:rPr>
-          <w:iCs/>
-          <w:i/>
-        </w:rPr>
-        <w:t xml:space="preserve">~200 words (budget table says ~300 — settle this).</w:t>
-      </w:r>
-      <w:r>
-        <w:rPr>
-          <w:iCs/>
-          <w:i/>
-        </w:rPr>
-        <w:t xml:space="preserve"> </w:t>
-      </w:r>
-      <w:r>
-        <w:rPr>
-          <w:bCs/>
-          <w:b/>
-          <w:iCs/>
-          <w:i/>
-        </w:rPr>
-        <w:t xml:space="preserve">Supplementary S1</w:t>
-      </w:r>
-      <w:r>
-        <w:rPr>
-          <w:iCs/>
-          <w:i/>
-        </w:rPr>
-        <w:t xml:space="preserve">.</w:t>
-      </w:r>
-    </w:p>
-    <w:p>
-      <w:pPr>
-        <w:pStyle w:val="BlockText"/>
-      </w:pPr>
-      <w:r>
-        <w:rPr>
-          <w:bCs/>
-          <w:b/>
-        </w:rPr>
-        <w:t xml:space="preserve">CLAIM</w:t>
-      </w:r>
-      <w:r>
-        <w:t xml:space="preserve"> </w:t>
-      </w:r>
-      <w:r>
-        <w:t xml:space="preserve">— Fully measured, not estimated: a project runs for tens of dollars and hours against</w:t>
-      </w:r>
-      <w:r>
-        <w:t xml:space="preserve"> </w:t>
-      </w:r>
-      <w:r>
-        <w:t xml:space="preserve">months of person time. For a methods journal this is not an aside — it is why the method</w:t>
-      </w:r>
-      <w:r>
-        <w:t xml:space="preserve"> </w:t>
-      </w:r>
-      <w:r>
-        <w:t xml:space="preserve">matters (</w:t>
+        <w:t xml:space="preserve">Supplementary S5, the size-matched null</w:t>
+      </w:r>
+      <w:r>
+        <w:t xml:space="preserve"> </w:t>
+      </w:r>
+      <w:r>
+        <w:t xml:space="preserve">(</w:t>
       </w:r>
       <w:r>
         <w:rPr>
           <w:rStyle w:val="VerbatimChar"/>
         </w:rPr>
-        <w:t xml:space="preserve">NATURE_METHODS_SKELETON.md:703</w:t>
-      </w:r>
-      <w:r>
-        <w:t xml:space="preserve">).</w:t>
-      </w:r>
-    </w:p>
-    <w:p>
-      <w:pPr>
-        <w:pStyle w:val="BlockText"/>
-      </w:pPr>
-      <w:r>
-        <w:rPr>
-          <w:bCs/>
-          <w:b/>
-        </w:rPr>
-        <w:t xml:space="preserve">NUMBERS</w:t>
-      </w:r>
-      <w:r>
-        <w:t xml:space="preserve"> </w:t>
-      </w:r>
-      <w:r>
-        <w:t xml:space="preserve">— ⚠</w:t>
-      </w:r>
-      <w:r>
-        <w:t xml:space="preserve"> </w:t>
-      </w:r>
-      <w:r>
-        <w:rPr>
-          <w:bCs/>
-          <w:b/>
-        </w:rPr>
-        <w:t xml:space="preserve">the only block in this document not derived from a CSV.</w:t>
-      </w:r>
-      <w:r>
-        <w:t xml:space="preserve"> </w:t>
-      </w:r>
-      <w:r>
-        <w:t xml:space="preserve">Hardcoded as</w:t>
-      </w:r>
-      <w:r>
-        <w:t xml:space="preserve"> </w:t>
-      </w:r>
-      <w:r>
-        <w:rPr>
-          <w:rStyle w:val="VerbatimChar"/>
-        </w:rPr>
-        <w:t xml:space="preserve">COST_PER_STAGE</w:t>
-      </w:r>
-      <w:r>
-        <w:t xml:space="preserve"> </w:t>
-      </w:r>
-      <w:r>
-        <w:t xml:space="preserve">in</w:t>
-      </w:r>
-      <w:r>
-        <w:t xml:space="preserve"> </w:t>
-      </w:r>
-      <w:r>
-        <w:rPr>
-          <w:rStyle w:val="VerbatimChar"/>
-        </w:rPr>
-        <w:t xml:space="preserve">make_nature_methods_figures.py</w:t>
-      </w:r>
-      <w:r>
-        <w:t xml:space="preserve">, transcribed from</w:t>
-      </w:r>
-      <w:r>
-        <w:t xml:space="preserve"> </w:t>
-      </w:r>
-      <w:r>
-        <w:rPr>
-          <w:rStyle w:val="VerbatimChar"/>
-        </w:rPr>
-        <w:t xml:space="preserve">PAPER_OUTLINE.md</w:t>
-      </w:r>
-      <w:r>
-        <w:t xml:space="preserve"> </w:t>
-      </w:r>
-      <w:r>
-        <w:t xml:space="preserve">S1.</w:t>
-      </w:r>
-      <w:r>
-        <w:t xml:space="preserve"> </w:t>
-      </w:r>
-      <w:r>
-        <w:t xml:space="preserve">The module docstring says these should move into a generated CSV before submission; verify</w:t>
-      </w:r>
-      <w:r>
-        <w:t xml:space="preserve"> </w:t>
-      </w:r>
-      <w:r>
-        <w:t xml:space="preserve">against</w:t>
-      </w:r>
-      <w:r>
-        <w:t xml:space="preserve"> </w:t>
-      </w:r>
-      <w:r>
-        <w:rPr>
-          <w:rStyle w:val="VerbatimChar"/>
-        </w:rPr>
-        <w:t xml:space="preserve">usage_total</w:t>
-      </w:r>
-      <w:r>
-        <w:t xml:space="preserve"> </w:t>
-      </w:r>
-      <w:r>
-        <w:t xml:space="preserve">in</w:t>
-      </w:r>
-      <w:r>
-        <w:t xml:space="preserve"> </w:t>
-      </w:r>
-      <w:r>
-        <w:rPr>
-          <w:rStyle w:val="VerbatimChar"/>
-        </w:rPr>
-        <w:t xml:space="preserve">execution_progress.json</w:t>
-      </w:r>
-      <w:r>
-        <w:t xml:space="preserve"> </w:t>
-      </w:r>
-      <w:r>
-        <w:t xml:space="preserve">before quoting.</w:t>
+        <w:t xml:space="preserve">annotation_bootstrap_null.csv</w:t>
+      </w:r>
+      <w:r>
+        <w:t xml:space="preserve">)</w:t>
       </w:r>
     </w:p>
     <w:p>
@@ -4352,13 +4278,39 @@
         <w:pStyle w:val="Compact"/>
       </w:pPr>
       <w:r>
-        <w:t xml:space="preserve">per call: abstract screening $0.0023 · full-text screening $0.0138 · coordinate parsing</w:t>
-      </w:r>
-      <w:r>
-        <w:t xml:space="preserve"> </w:t>
-      </w:r>
-      <w:r>
-        <w:t xml:space="preserve">$0.0059 · annotation $0.0211</w:t>
+        <w:t xml:space="preserve">median Δr²</w:t>
+      </w:r>
+      <w:r>
+        <w:t xml:space="preserve"> </w:t>
+      </w:r>
+      <w:r>
+        <w:rPr>
+          <w:bCs/>
+          <w:b/>
+        </w:rPr>
+        <w:t xml:space="preserve">+0.211</w:t>
+      </w:r>
+      <w:r>
+        <w:t xml:space="preserve"> </w:t>
+      </w:r>
+      <w:r>
+        <w:t xml:space="preserve">against each column’s own size-matched null;</w:t>
+      </w:r>
+      <w:r>
+        <w:t xml:space="preserve"> </w:t>
+      </w:r>
+      <w:r>
+        <w:rPr>
+          <w:bCs/>
+          <w:b/>
+        </w:rPr>
+        <w:t xml:space="preserve">29/32</w:t>
+      </w:r>
+      <w:r>
+        <w:t xml:space="preserve"> </w:t>
+      </w:r>
+      <w:r>
+        <w:t xml:space="preserve">clear p &lt; 0.05</w:t>
       </w:r>
     </w:p>
     <w:p>
@@ -4370,58 +4322,22 @@
         <w:pStyle w:val="Compact"/>
       </w:pPr>
       <w:r>
-        <w:rPr>
-          <w:bCs/>
-          <w:b/>
-        </w:rPr>
-        <w:t xml:space="preserve">mean $21.55 per project</w:t>
-      </w:r>
-      <w:r>
-        <w:t xml:space="preserve">; all nine from scratch</w:t>
-      </w:r>
-      <w:r>
-        <w:t xml:space="preserve"> </w:t>
-      </w:r>
-      <w:r>
-        <w:rPr>
-          <w:bCs/>
-          <w:b/>
-        </w:rPr>
-        <w:t xml:space="preserve">$194</w:t>
-      </w:r>
-    </w:p>
-    <w:p>
-      <w:pPr>
-        <w:numPr>
-          <w:ilvl w:val="0"/>
-          <w:numId w:val="1011"/>
-        </w:numPr>
-        <w:pStyle w:val="Compact"/>
-      </w:pPr>
-      <w:r>
-        <w:t xml:space="preserve">quote</w:t>
-      </w:r>
-      <w:r>
-        <w:t xml:space="preserve"> </w:t>
-      </w:r>
-      <w:r>
-        <w:rPr>
-          <w:bCs/>
-          <w:b/>
-        </w:rPr>
-        <w:t xml:space="preserve">cost per study that reaches the map</w:t>
-      </w:r>
-      <w:r>
-        <w:t xml:space="preserve"> </w:t>
-      </w:r>
-      <w:r>
-        <w:t xml:space="preserve">($0.085 median) rather than cost per hit — it is</w:t>
-      </w:r>
-      <w:r>
-        <w:t xml:space="preserve"> </w:t>
-      </w:r>
-      <w:r>
-        <w:t xml:space="preserve">2.9× tighter and it is the unit a reader can act on</w:t>
+        <w:t xml:space="preserve">state carefully: the naive reading overclaims, because 31/32 baselines are targeted searches</w:t>
+      </w:r>
+      <w:r>
+        <w:t xml:space="preserve"> </w:t>
+      </w:r>
+      <w:r>
+        <w:t xml:space="preserve">(</w:t>
+      </w:r>
+      <w:r>
+        <w:rPr>
+          <w:rStyle w:val="VerbatimChar"/>
+        </w:rPr>
+        <w:t xml:space="preserve">NATURE_METHODS_SKELETON.md:804</w:t>
+      </w:r>
+      <w:r>
+        <w:t xml:space="preserve">)</w:t>
       </w:r>
     </w:p>
     <w:p>
@@ -4439,30 +4355,80 @@
         <w:t xml:space="preserve"> </w:t>
       </w:r>
       <w:r>
-        <w:t xml:space="preserve">— heading budget says ~200 w, the budget table says ~300.</w:t>
-      </w:r>
-    </w:p>
-    <w:bookmarkEnd w:id="27"/>
-    <w:bookmarkEnd w:id="28"/>
-    <w:bookmarkStart w:id="29" w:name="discussion"/>
-    <w:p>
-      <w:pPr>
-        <w:pStyle w:val="Heading1"/>
-      </w:pPr>
-      <w:r>
-        <w:t xml:space="preserve">Discussion</w:t>
-      </w:r>
-    </w:p>
-    <w:p>
-      <w:pPr>
-        <w:pStyle w:val="FirstParagraph"/>
-      </w:pPr>
+        <w:t xml:space="preserve">— the two medians do not sum to the total (+0.001 + 0.049 = +0.050 vs +0.061) because</w:t>
+      </w:r>
+      <w:r>
+        <w:t xml:space="preserve"> </w:t>
+      </w:r>
+      <w:r>
+        <w:t xml:space="preserve">medians are not additive; the</w:t>
+      </w:r>
+      <w:r>
+        <w:t xml:space="preserve"> </w:t>
+      </w:r>
       <w:r>
         <w:rPr>
           <w:iCs/>
           <w:i/>
         </w:rPr>
-        <w:t xml:space="preserve">~600 words.</w:t>
+        <w:t xml:space="preserve">means</w:t>
+      </w:r>
+      <w:r>
+        <w:t xml:space="preserve"> </w:t>
+      </w:r>
+      <w:r>
+        <w:t xml:space="preserve">do (−0.000 + 0.099 = +0.099). Quote the means when you</w:t>
+      </w:r>
+      <w:r>
+        <w:t xml:space="preserve"> </w:t>
+      </w:r>
+      <w:r>
+        <w:t xml:space="preserve">need the decomposition to add up, and say which you are quoting.</w:t>
+      </w:r>
+    </w:p>
+    <w:bookmarkEnd w:id="26"/>
+    <w:bookmarkStart w:id="27" w:name="cost-and-scale"/>
+    <w:p>
+      <w:pPr>
+        <w:pStyle w:val="Heading2"/>
+      </w:pPr>
+      <w:r>
+        <w:t xml:space="preserve">6. Cost and scale</w:t>
+      </w:r>
+    </w:p>
+    <w:p>
+      <w:pPr>
+        <w:pStyle w:val="FirstParagraph"/>
+      </w:pPr>
+      <w:r>
+        <w:rPr>
+          <w:iCs/>
+          <w:i/>
+        </w:rPr>
+        <w:t xml:space="preserve">~200 words (budget table says ~300 — settle this).</w:t>
+      </w:r>
+      <w:r>
+        <w:rPr>
+          <w:iCs/>
+          <w:i/>
+        </w:rPr>
+        <w:t xml:space="preserve"> </w:t>
+      </w:r>
+      <w:r>
+        <w:rPr>
+          <w:bCs/>
+          <w:b/>
+          <w:iCs/>
+          <w:i/>
+        </w:rPr>
+        <w:t xml:space="preserve">Supplementary S1</w:t>
+      </w:r>
+      <w:r>
+        <w:rPr>
+          <w:iCs/>
+          <w:i/>
+        </w:rPr>
+        <w:t xml:space="preserve">.</w:t>
       </w:r>
     </w:p>
     <w:p>
@@ -4480,16 +4446,146 @@
         <w:t xml:space="preserve"> </w:t>
       </w:r>
       <w:r>
-        <w:t xml:space="preserve">— Four beats, in order (</w:t>
+        <w:t xml:space="preserve">— Fully measured, not estimated: a project runs for tens of dollars and hours against</w:t>
+      </w:r>
+      <w:r>
+        <w:t xml:space="preserve"> </w:t>
+      </w:r>
+      <w:r>
+        <w:t xml:space="preserve">months of person time. For a methods journal this is not an aside — it is why the method</w:t>
+      </w:r>
+      <w:r>
+        <w:t xml:space="preserve"> </w:t>
+      </w:r>
+      <w:r>
+        <w:t xml:space="preserve">matters (</w:t>
       </w:r>
       <w:r>
         <w:rPr>
           <w:rStyle w:val="VerbatimChar"/>
         </w:rPr>
-        <w:t xml:space="preserve">NATURE_METHODS_SKELETON.md:706</w:t>
-      </w:r>
-      <w:r>
-        <w:t xml:space="preserve">):</w:t>
+        <w:t xml:space="preserve">NATURE_METHODS_SKELETON.md:703</w:t>
+      </w:r>
+      <w:r>
+        <w:t xml:space="preserve">).</w:t>
+      </w:r>
+    </w:p>
+    <w:p>
+      <w:pPr>
+        <w:pStyle w:val="BlockText"/>
+      </w:pPr>
+      <w:r>
+        <w:rPr>
+          <w:bCs/>
+          <w:b/>
+        </w:rPr>
+        <w:t xml:space="preserve">NUMBERS</w:t>
+      </w:r>
+      <w:r>
+        <w:t xml:space="preserve"> </w:t>
+      </w:r>
+      <w:r>
+        <w:t xml:space="preserve">— ⚠</w:t>
+      </w:r>
+      <w:r>
+        <w:t xml:space="preserve"> </w:t>
+      </w:r>
+      <w:r>
+        <w:rPr>
+          <w:bCs/>
+          <w:b/>
+        </w:rPr>
+        <w:t xml:space="preserve">the only block in this document not derived from a CSV.</w:t>
+      </w:r>
+      <w:r>
+        <w:t xml:space="preserve"> </w:t>
+      </w:r>
+      <w:r>
+        <w:t xml:space="preserve">Hardcoded as</w:t>
+      </w:r>
+      <w:r>
+        <w:t xml:space="preserve"> </w:t>
+      </w:r>
+      <w:r>
+        <w:rPr>
+          <w:rStyle w:val="VerbatimChar"/>
+        </w:rPr>
+        <w:t xml:space="preserve">COST_PER_STAGE</w:t>
+      </w:r>
+      <w:r>
+        <w:t xml:space="preserve"> </w:t>
+      </w:r>
+      <w:r>
+        <w:t xml:space="preserve">in</w:t>
+      </w:r>
+      <w:r>
+        <w:t xml:space="preserve"> </w:t>
+      </w:r>
+      <w:r>
+        <w:rPr>
+          <w:rStyle w:val="VerbatimChar"/>
+        </w:rPr>
+        <w:t xml:space="preserve">make_nature_methods_figures.py</w:t>
+      </w:r>
+      <w:r>
+        <w:t xml:space="preserve">, transcribed from</w:t>
+      </w:r>
+      <w:r>
+        <w:t xml:space="preserve"> </w:t>
+      </w:r>
+      <w:r>
+        <w:rPr>
+          <w:rStyle w:val="VerbatimChar"/>
+        </w:rPr>
+        <w:t xml:space="preserve">PAPER_OUTLINE.md</w:t>
+      </w:r>
+      <w:r>
+        <w:t xml:space="preserve"> </w:t>
+      </w:r>
+      <w:r>
+        <w:t xml:space="preserve">S1.</w:t>
+      </w:r>
+      <w:r>
+        <w:t xml:space="preserve"> </w:t>
+      </w:r>
+      <w:r>
+        <w:t xml:space="preserve">The module docstring says these should move into a generated CSV before submission; verify</w:t>
+      </w:r>
+      <w:r>
+        <w:t xml:space="preserve"> </w:t>
+      </w:r>
+      <w:r>
+        <w:t xml:space="preserve">against</w:t>
+      </w:r>
+      <w:r>
+        <w:t xml:space="preserve"> </w:t>
+      </w:r>
+      <w:r>
+        <w:rPr>
+          <w:rStyle w:val="VerbatimChar"/>
+        </w:rPr>
+        <w:t xml:space="preserve">usage_total</w:t>
+      </w:r>
+      <w:r>
+        <w:t xml:space="preserve"> </w:t>
+      </w:r>
+      <w:r>
+        <w:t xml:space="preserve">in</w:t>
+      </w:r>
+      <w:r>
+        <w:t xml:space="preserve"> </w:t>
+      </w:r>
+      <w:r>
+        <w:rPr>
+          <w:rStyle w:val="VerbatimChar"/>
+        </w:rPr>
+        <w:t xml:space="preserve">execution_progress.json</w:t>
+      </w:r>
+      <w:r>
+        <w:t xml:space="preserve"> </w:t>
+      </w:r>
+      <w:r>
+        <w:t xml:space="preserve">before quoting.</w:t>
       </w:r>
     </w:p>
     <w:p>
@@ -4501,71 +4597,13 @@
         <w:pStyle w:val="Compact"/>
       </w:pPr>
       <w:r>
-        <w:rPr>
-          <w:bCs/>
-          <w:b/>
-        </w:rPr>
-        <w:t xml:space="preserve">The benchmark is a reference, not truth.</w:t>
-      </w:r>
-      <w:r>
-        <w:t xml:space="preserve"> </w:t>
-      </w:r>
-      <w:r>
-        <w:rPr>
-          <w:rStyle w:val="VerbatimChar"/>
-        </w:rPr>
-        <w:t xml:space="preserve">vbm_of_substance_use</w:t>
-      </w:r>
-      <w:r>
-        <w:t xml:space="preserve"> </w:t>
-      </w:r>
-      <w:r>
-        <w:t xml:space="preserve">is the sharpest case:</w:t>
-      </w:r>
-      <w:r>
-        <w:t xml:space="preserve"> </w:t>
-      </w:r>
-      <w:r>
-        <w:t xml:space="preserve">three of its columns have no published result at all, so they are excluded and the</w:t>
-      </w:r>
-      <w:r>
-        <w:t xml:space="preserve"> </w:t>
-      </w:r>
-      <w:r>
-        <w:t xml:space="preserve">denominator is 32 rather than 35. That is a better sentence than</w:t>
-      </w:r>
-      <w:r>
-        <w:t xml:space="preserve"> </w:t>
-      </w:r>
-      <w:r>
-        <w:t xml:space="preserve">“</w:t>
-      </w:r>
-      <w:r>
-        <w:t xml:space="preserve">three columns were not</w:t>
-      </w:r>
-      <w:r>
-        <w:t xml:space="preserve"> </w:t>
-      </w:r>
-      <w:r>
-        <w:t xml:space="preserve">significant</w:t>
-      </w:r>
-      <w:r>
-        <w:t xml:space="preserve">”</w:t>
-      </w:r>
-      <w:r>
-        <w:t xml:space="preserve"> </w:t>
-      </w:r>
-      <w:r>
-        <w:t xml:space="preserve">(</w:t>
-      </w:r>
-      <w:r>
-        <w:rPr>
-          <w:rStyle w:val="VerbatimChar"/>
-        </w:rPr>
-        <w:t xml:space="preserve">NATURE_METHODS_SKELETON.md:641</w:t>
-      </w:r>
-      <w:r>
-        <w:t xml:space="preserve">).</w:t>
+        <w:t xml:space="preserve">per call: abstract screening $0.0023 · full-text screening $0.0138 · coordinate parsing</w:t>
+      </w:r>
+      <w:r>
+        <w:t xml:space="preserve"> </w:t>
+      </w:r>
+      <w:r>
+        <w:t xml:space="preserve">$0.0059 · annotation $0.0211</w:t>
       </w:r>
     </w:p>
     <w:p>
@@ -4581,73 +4619,20 @@
           <w:bCs/>
           <w:b/>
         </w:rPr>
-        <w:t xml:space="preserve">The gain appears for specific targets and not diffuse ones</w:t>
-      </w:r>
-      <w:r>
-        <w:t xml:space="preserve">, and two accounts remain</w:t>
-      </w:r>
-      <w:r>
-        <w:t xml:space="preserve"> </w:t>
-      </w:r>
-      <w:r>
-        <w:t xml:space="preserve">unresolved — a squishy target versus a model limitation. Say so rather than choosing</w:t>
-      </w:r>
-      <w:r>
-        <w:t xml:space="preserve"> </w:t>
-      </w:r>
-      <w:r>
-        <w:t xml:space="preserve">(</w:t>
-      </w:r>
-      <w:r>
-        <w:rPr>
-          <w:rStyle w:val="VerbatimChar"/>
-        </w:rPr>
-        <w:t xml:space="preserve">NATURE_METHODS_SKELETON.md:752</w:t>
-      </w:r>
-      <w:r>
-        <w:t xml:space="preserve">). A third account is live: our own specification may have</w:t>
-      </w:r>
-      <w:r>
-        <w:t xml:space="preserve"> </w:t>
-      </w:r>
-      <w:r>
-        <w:t xml:space="preserve">been wrong. A fourth is a confound —</w:t>
-      </w:r>
-      <w:r>
-        <w:t xml:space="preserve"> </w:t>
-      </w:r>
-      <w:r>
-        <w:rPr>
-          <w:rStyle w:val="VerbatimChar"/>
-        </w:rPr>
-        <w:t xml:space="preserve">pubmed.py:370</w:t>
-      </w:r>
-      <w:r>
-        <w:t xml:space="preserve"> </w:t>
-      </w:r>
-      <w:r>
-        <w:t xml:space="preserve">truncates structured abstracts, so</w:t>
-      </w:r>
-      <w:r>
-        <w:t xml:space="preserve"> </w:t>
-      </w:r>
-      <w:r>
-        <w:t xml:space="preserve">26.6–30.6% of stored abstracts are under 450 characters and the model may never have seen the</w:t>
-      </w:r>
-      <w:r>
-        <w:t xml:space="preserve"> </w:t>
-      </w:r>
-      <w:r>
-        <w:t xml:space="preserve">deciding text (</w:t>
-      </w:r>
-      <w:r>
-        <w:rPr>
-          <w:rStyle w:val="VerbatimChar"/>
-        </w:rPr>
-        <w:t xml:space="preserve">PAPER_OUTLINE.md:1106</w:t>
-      </w:r>
-      <w:r>
-        <w:t xml:space="preserve">).</w:t>
+        <w:t xml:space="preserve">mean $21.55 per project</w:t>
+      </w:r>
+      <w:r>
+        <w:t xml:space="preserve">; all nine from scratch</w:t>
+      </w:r>
+      <w:r>
+        <w:t xml:space="preserve"> </w:t>
+      </w:r>
+      <w:r>
+        <w:rPr>
+          <w:bCs/>
+          <w:b/>
+        </w:rPr>
+        <w:t xml:space="preserve">$194</w:t>
       </w:r>
     </w:p>
     <w:p>
@@ -4659,85 +4644,29 @@
         <w:pStyle w:val="Compact"/>
       </w:pPr>
       <w:r>
-        <w:rPr>
-          <w:bCs/>
-          <w:b/>
-        </w:rPr>
-        <w:t xml:space="preserve">The analysis-unit argument generalises; its measurability does not.</w:t>
-      </w:r>
-      <w:r>
-        <w:t xml:space="preserve"> </w:t>
-      </w:r>
-      <w:r>
-        <w:t xml:space="preserve">Coordinate-based</w:t>
-      </w:r>
-      <w:r>
-        <w:t xml:space="preserve"> </w:t>
-      </w:r>
-      <w:r>
-        <w:t xml:space="preserve">meta-analysis is unusual in producing a numerically comparable published product.</w:t>
-      </w:r>
-    </w:p>
-    <w:p>
-      <w:pPr>
-        <w:numPr>
-          <w:ilvl w:val="0"/>
-          <w:numId w:val="1012"/>
-        </w:numPr>
-        <w:pStyle w:val="Compact"/>
-      </w:pPr>
-      <w:r>
-        <w:rPr>
-          <w:bCs/>
-          <w:b/>
-        </w:rPr>
-        <w:t xml:space="preserve">Close on what the method is for.</w:t>
-      </w:r>
-      <w:r>
-        <w:t xml:space="preserve"> </w:t>
-      </w:r>
-      <w:r>
-        <w:t xml:space="preserve">§9, a forward-looking demonstration on a question no</w:t>
-      </w:r>
-      <w:r>
-        <w:t xml:space="preserve"> </w:t>
-      </w:r>
-      <w:r>
-        <w:t xml:space="preserve">manual synthesis had attempted, was</w:t>
-      </w:r>
-      <w:r>
-        <w:t xml:space="preserve"> </w:t>
-      </w:r>
-      <w:r>
-        <w:rPr>
-          <w:bCs/>
-          <w:b/>
-        </w:rPr>
-        <w:t xml:space="preserve">dropped 2026-09-10</w:t>
-      </w:r>
-      <w:r>
-        <w:t xml:space="preserve"> </w:t>
-      </w:r>
-      <w:r>
-        <w:t xml:space="preserve">as unnecessary for this paper.</w:t>
-      </w:r>
-      <w:r>
-        <w:t xml:space="preserve"> </w:t>
-      </w:r>
-      <w:r>
-        <w:t xml:space="preserve">Close instead on the practical consequence: the ceiling on this whole evaluation is the</w:t>
-      </w:r>
-      <w:r>
-        <w:t xml:space="preserve"> </w:t>
-      </w:r>
-      <w:r>
-        <w:t xml:space="preserve">manual meta-analyses themselves, so a method that reaches them at this cost changes what is</w:t>
-      </w:r>
-      <w:r>
-        <w:t xml:space="preserve"> </w:t>
-      </w:r>
-      <w:r>
-        <w:t xml:space="preserve">worth attempting rather than only what is worth automating.</w:t>
+        <w:t xml:space="preserve">quote</w:t>
+      </w:r>
+      <w:r>
+        <w:t xml:space="preserve"> </w:t>
+      </w:r>
+      <w:r>
+        <w:rPr>
+          <w:bCs/>
+          <w:b/>
+        </w:rPr>
+        <w:t xml:space="preserve">cost per study that reaches the map</w:t>
+      </w:r>
+      <w:r>
+        <w:t xml:space="preserve"> </w:t>
+      </w:r>
+      <w:r>
+        <w:t xml:space="preserve">($0.085 median) rather than cost per hit — it is</w:t>
+      </w:r>
+      <w:r>
+        <w:t xml:space="preserve"> </w:t>
+      </w:r>
+      <w:r>
+        <w:t xml:space="preserve">2.9× tighter and it is the unit a reader can act on</w:t>
       </w:r>
     </w:p>
     <w:p>
@@ -4745,132 +4674,67 @@
         <w:pStyle w:val="BlockText"/>
       </w:pPr>
       <w:r>
-        <w:t xml:space="preserve">Two out-of-scope items to note here rather than answer (</w:t>
+        <w:rPr>
+          <w:bCs/>
+          <w:b/>
+        </w:rPr>
+        <w:t xml:space="preserve">OPEN</w:t>
+      </w:r>
+      <w:r>
+        <w:t xml:space="preserve"> </w:t>
+      </w:r>
+      <w:r>
+        <w:t xml:space="preserve">— heading budget says ~200 w, the budget table says ~300.</w:t>
+      </w:r>
+    </w:p>
+    <w:bookmarkEnd w:id="27"/>
+    <w:bookmarkEnd w:id="28"/>
+    <w:bookmarkStart w:id="29" w:name="discussion"/>
+    <w:p>
+      <w:pPr>
+        <w:pStyle w:val="Heading1"/>
+      </w:pPr>
+      <w:r>
+        <w:t xml:space="preserve">Discussion</w:t>
+      </w:r>
+    </w:p>
+    <w:p>
+      <w:pPr>
+        <w:pStyle w:val="FirstParagraph"/>
+      </w:pPr>
+      <w:r>
+        <w:rPr>
+          <w:iCs/>
+          <w:i/>
+        </w:rPr>
+        <w:t xml:space="preserve">~600 words.</w:t>
+      </w:r>
+    </w:p>
+    <w:p>
+      <w:pPr>
+        <w:pStyle w:val="BlockText"/>
+      </w:pPr>
+      <w:r>
+        <w:rPr>
+          <w:bCs/>
+          <w:b/>
+        </w:rPr>
+        <w:t xml:space="preserve">CLAIM</w:t>
+      </w:r>
+      <w:r>
+        <w:t xml:space="preserve"> </w:t>
+      </w:r>
+      <w:r>
+        <w:t xml:space="preserve">— Four beats, in order (</w:t>
       </w:r>
       <w:r>
         <w:rPr>
           <w:rStyle w:val="VerbatimChar"/>
         </w:rPr>
-        <w:t xml:space="preserve">PAPER_OUTLINE.md:1230</w:t>
-      </w:r>
-      <w:r>
-        <w:t xml:space="preserve">,</w:t>
-      </w:r>
-      <w:r>
-        <w:t xml:space="preserve"> </w:t>
-      </w:r>
-      <w:r>
-        <w:rPr>
-          <w:rStyle w:val="VerbatimChar"/>
-        </w:rPr>
-        <w:t xml:space="preserve">:1243</w:t>
+        <w:t xml:space="preserve">NATURE_METHODS_SKELETON.md:706</w:t>
       </w:r>
       <w:r>
         <w:t xml:space="preserve">):</w:t>
-      </w:r>
-      <w:r>
-        <w:t xml:space="preserve"> </w:t>
-      </w:r>
-      <w:r>
-        <w:t xml:space="preserve">MKDA is used throughout even where the source paper used ALE; and there is no human-agreement</w:t>
-      </w:r>
-      <w:r>
-        <w:t xml:space="preserve"> </w:t>
-      </w:r>
-      <w:r>
-        <w:t xml:space="preserve">ceiling for screening.</w:t>
-      </w:r>
-    </w:p>
-    <w:p>
-      <w:pPr>
-        <w:pStyle w:val="BlockText"/>
-      </w:pPr>
-      <w:r>
-        <w:t xml:space="preserve">Also worth a clause: the dominant constraint is coordinate extraction, not screening —</w:t>
-      </w:r>
-      <w:r>
-        <w:t xml:space="preserve"> </w:t>
-      </w:r>
-      <w:r>
-        <w:rPr>
-          <w:rStyle w:val="VerbatimChar"/>
-        </w:rPr>
-        <w:t xml:space="preserve">dementia</w:t>
-      </w:r>
-      <w:r>
-        <w:t xml:space="preserve"> </w:t>
-      </w:r>
-      <w:r>
-        <w:t xml:space="preserve">yields coordinates for 49% of included studies,</w:t>
-      </w:r>
-      <w:r>
-        <w:t xml:space="preserve"> </w:t>
-      </w:r>
-      <w:r>
-        <w:t xml:space="preserve">“</w:t>
-      </w:r>
-      <w:r>
-        <w:t xml:space="preserve">larger than every schema effect in</w:t>
-      </w:r>
-      <w:r>
-        <w:t xml:space="preserve"> </w:t>
-      </w:r>
-      <w:r>
-        <w:t xml:space="preserve">the paper combined</w:t>
-      </w:r>
-      <w:r>
-        <w:t xml:space="preserve">”</w:t>
-      </w:r>
-      <w:r>
-        <w:t xml:space="preserve"> </w:t>
-      </w:r>
-      <w:r>
-        <w:t xml:space="preserve">(</w:t>
-      </w:r>
-      <w:r>
-        <w:rPr>
-          <w:rStyle w:val="VerbatimChar"/>
-        </w:rPr>
-        <w:t xml:space="preserve">PAPER_OUTLINE.md:1118</w:t>
-      </w:r>
-      <w:r>
-        <w:t xml:space="preserve">).</w:t>
-      </w:r>
-    </w:p>
-    <w:p>
-      <w:pPr>
-        <w:pStyle w:val="BlockText"/>
-      </w:pPr>
-      <w:r>
-        <w:rPr>
-          <w:bCs/>
-          <w:b/>
-        </w:rPr>
-        <w:t xml:space="preserve">NUMBERS</w:t>
-      </w:r>
-      <w:r>
-        <w:t xml:space="preserve"> </w:t>
-      </w:r>
-      <w:r>
-        <w:t xml:space="preserve">(Supplementary S2,</w:t>
-      </w:r>
-      <w:r>
-        <w:t xml:space="preserve"> </w:t>
-      </w:r>
-      <w:r>
-        <w:rPr>
-          <w:rStyle w:val="VerbatimChar"/>
-        </w:rPr>
-        <w:t xml:space="preserve">tier_progression.csv</w:t>
-      </w:r>
-      <w:r>
-        <w:t xml:space="preserve">) — the mis-specification point, which belongs</w:t>
-      </w:r>
-      <w:r>
-        <w:t xml:space="preserve"> </w:t>
-      </w:r>
-      <w:r>
-        <w:t xml:space="preserve">here as a caution about LLM screening generally:</w:t>
       </w:r>
     </w:p>
     <w:p>
@@ -4882,23 +4746,71 @@
         <w:pStyle w:val="Compact"/>
       </w:pPr>
       <w:r>
-        <w:t xml:space="preserve">verbatim → manual criteria:</w:t>
-      </w:r>
-      <w:r>
-        <w:t xml:space="preserve"> </w:t>
-      </w:r>
-      <w:r>
-        <w:rPr>
-          <w:bCs/>
-          <w:b/>
-        </w:rPr>
-        <w:t xml:space="preserve">+0.221</w:t>
-      </w:r>
-      <w:r>
-        <w:t xml:space="preserve"> </w:t>
-      </w:r>
-      <w:r>
-        <w:t xml:space="preserve">(n = 2 projects)</w:t>
+        <w:rPr>
+          <w:bCs/>
+          <w:b/>
+        </w:rPr>
+        <w:t xml:space="preserve">The benchmark is a reference, not truth.</w:t>
+      </w:r>
+      <w:r>
+        <w:t xml:space="preserve"> </w:t>
+      </w:r>
+      <w:r>
+        <w:rPr>
+          <w:rStyle w:val="VerbatimChar"/>
+        </w:rPr>
+        <w:t xml:space="preserve">vbm_of_substance_use</w:t>
+      </w:r>
+      <w:r>
+        <w:t xml:space="preserve"> </w:t>
+      </w:r>
+      <w:r>
+        <w:t xml:space="preserve">is the sharpest case:</w:t>
+      </w:r>
+      <w:r>
+        <w:t xml:space="preserve"> </w:t>
+      </w:r>
+      <w:r>
+        <w:t xml:space="preserve">three of its columns have no published result at all, so they are excluded and the</w:t>
+      </w:r>
+      <w:r>
+        <w:t xml:space="preserve"> </w:t>
+      </w:r>
+      <w:r>
+        <w:t xml:space="preserve">denominator is 32 rather than 35. That is a better sentence than</w:t>
+      </w:r>
+      <w:r>
+        <w:t xml:space="preserve"> </w:t>
+      </w:r>
+      <w:r>
+        <w:t xml:space="preserve">“</w:t>
+      </w:r>
+      <w:r>
+        <w:t xml:space="preserve">three columns were not</w:t>
+      </w:r>
+      <w:r>
+        <w:t xml:space="preserve"> </w:t>
+      </w:r>
+      <w:r>
+        <w:t xml:space="preserve">significant</w:t>
+      </w:r>
+      <w:r>
+        <w:t xml:space="preserve">”</w:t>
+      </w:r>
+      <w:r>
+        <w:t xml:space="preserve"> </w:t>
+      </w:r>
+      <w:r>
+        <w:t xml:space="preserve">(</w:t>
+      </w:r>
+      <w:r>
+        <w:rPr>
+          <w:rStyle w:val="VerbatimChar"/>
+        </w:rPr>
+        <w:t xml:space="preserve">NATURE_METHODS_SKELETON.md:641</w:t>
+      </w:r>
+      <w:r>
+        <w:t xml:space="preserve">).</w:t>
       </w:r>
     </w:p>
     <w:p>
@@ -4910,23 +4822,77 @@
         <w:pStyle w:val="Compact"/>
       </w:pPr>
       <w:r>
-        <w:t xml:space="preserve">manual → best criteria:</w:t>
-      </w:r>
-      <w:r>
-        <w:t xml:space="preserve"> </w:t>
-      </w:r>
-      <w:r>
-        <w:rPr>
-          <w:bCs/>
-          <w:b/>
-        </w:rPr>
-        <w:t xml:space="preserve">+0.031</w:t>
-      </w:r>
-      <w:r>
-        <w:t xml:space="preserve"> </w:t>
-      </w:r>
-      <w:r>
-        <w:t xml:space="preserve">(n = 2 projects)</w:t>
+        <w:rPr>
+          <w:bCs/>
+          <w:b/>
+        </w:rPr>
+        <w:t xml:space="preserve">The gain appears for specific targets and not diffuse ones</w:t>
+      </w:r>
+      <w:r>
+        <w:t xml:space="preserve">, and two accounts remain</w:t>
+      </w:r>
+      <w:r>
+        <w:t xml:space="preserve"> </w:t>
+      </w:r>
+      <w:r>
+        <w:t xml:space="preserve">unresolved — a squishy target versus a model limitation. Say so rather than choosing</w:t>
+      </w:r>
+      <w:r>
+        <w:t xml:space="preserve"> </w:t>
+      </w:r>
+      <w:r>
+        <w:t xml:space="preserve">(</w:t>
+      </w:r>
+      <w:r>
+        <w:rPr>
+          <w:rStyle w:val="VerbatimChar"/>
+        </w:rPr>
+        <w:t xml:space="preserve">NATURE_METHODS_SKELETON.md:752</w:t>
+      </w:r>
+      <w:r>
+        <w:t xml:space="preserve">). A third account is live: our own specification may have</w:t>
+      </w:r>
+      <w:r>
+        <w:t xml:space="preserve"> </w:t>
+      </w:r>
+      <w:r>
+        <w:t xml:space="preserve">been wrong. A fourth is a confound —</w:t>
+      </w:r>
+      <w:r>
+        <w:t xml:space="preserve"> </w:t>
+      </w:r>
+      <w:r>
+        <w:rPr>
+          <w:rStyle w:val="VerbatimChar"/>
+        </w:rPr>
+        <w:t xml:space="preserve">pubmed.py:370</w:t>
+      </w:r>
+      <w:r>
+        <w:t xml:space="preserve"> </w:t>
+      </w:r>
+      <w:r>
+        <w:t xml:space="preserve">truncates structured abstracts, so</w:t>
+      </w:r>
+      <w:r>
+        <w:t xml:space="preserve"> </w:t>
+      </w:r>
+      <w:r>
+        <w:t xml:space="preserve">26.6–30.6% of stored abstracts are under 450 characters and the model may never have seen the</w:t>
+      </w:r>
+      <w:r>
+        <w:t xml:space="preserve"> </w:t>
+      </w:r>
+      <w:r>
+        <w:t xml:space="preserve">deciding text (</w:t>
+      </w:r>
+      <w:r>
+        <w:rPr>
+          <w:rStyle w:val="VerbatimChar"/>
+        </w:rPr>
+        <w:t xml:space="preserve">PAPER_OUTLINE.md:1106</w:t>
+      </w:r>
+      <w:r>
+        <w:t xml:space="preserve">).</w:t>
       </w:r>
     </w:p>
     <w:p>
@@ -4938,67 +4904,23 @@
         <w:pStyle w:val="Compact"/>
       </w:pPr>
       <w:r>
-        <w:t xml:space="preserve">roughly</w:t>
-      </w:r>
-      <w:r>
-        <w:t xml:space="preserve"> </w:t>
-      </w:r>
-      <w:r>
-        <w:rPr>
-          <w:bCs/>
-          <w:b/>
-        </w:rPr>
-        <w:t xml:space="preserve">7×</w:t>
-      </w:r>
-      <w:r>
-        <w:t xml:space="preserve">. The drafted line (</w:t>
-      </w:r>
-      <w:r>
-        <w:rPr>
-          <w:rStyle w:val="VerbatimChar"/>
-        </w:rPr>
-        <w:t xml:space="preserve">NATURE_METHODS_SKELETON.md:1056</w:t>
-      </w:r>
-      <w:r>
-        <w:t xml:space="preserve">):</w:t>
-      </w:r>
-      <w:r>
-        <w:t xml:space="preserve"> </w:t>
-      </w:r>
-      <w:r>
-        <w:rPr>
-          <w:iCs/>
-          <w:i/>
-        </w:rPr>
-        <w:t xml:space="preserve">the live danger in</w:t>
-      </w:r>
-      <w:r>
-        <w:rPr>
-          <w:iCs/>
-          <w:i/>
-        </w:rPr>
-        <w:t xml:space="preserve"> </w:t>
-      </w:r>
-      <w:r>
-        <w:rPr>
-          <w:iCs/>
-          <w:i/>
-        </w:rPr>
-        <w:t xml:space="preserve">LLM-assisted screening is mis-prompting, and it is roughly seven times larger than the danger</w:t>
-      </w:r>
-      <w:r>
-        <w:rPr>
-          <w:iCs/>
-          <w:i/>
-        </w:rPr>
-        <w:t xml:space="preserve"> </w:t>
-      </w:r>
-      <w:r>
-        <w:rPr>
-          <w:iCs/>
-          <w:i/>
-        </w:rPr>
-        <w:t xml:space="preserve">of tuning.</w:t>
+        <w:rPr>
+          <w:bCs/>
+          <w:b/>
+        </w:rPr>
+        <w:t xml:space="preserve">The analysis-unit argument generalises; its measurability does not.</w:t>
+      </w:r>
+      <w:r>
+        <w:t xml:space="preserve"> </w:t>
+      </w:r>
+      <w:r>
+        <w:t xml:space="preserve">Coordinate-based</w:t>
+      </w:r>
+      <w:r>
+        <w:t xml:space="preserve"> </w:t>
+      </w:r>
+      <w:r>
+        <w:t xml:space="preserve">meta-analysis is unusual in producing a numerically comparable published product.</w:t>
       </w:r>
     </w:p>
     <w:p>
@@ -5006,6 +4928,329 @@
         <w:numPr>
           <w:ilvl w:val="0"/>
           <w:numId w:val="1013"/>
+        </w:numPr>
+        <w:pStyle w:val="Compact"/>
+      </w:pPr>
+      <w:r>
+        <w:rPr>
+          <w:bCs/>
+          <w:b/>
+        </w:rPr>
+        <w:t xml:space="preserve">Close on what the method is for.</w:t>
+      </w:r>
+      <w:r>
+        <w:t xml:space="preserve"> </w:t>
+      </w:r>
+      <w:r>
+        <w:t xml:space="preserve">§9, a forward-looking demonstration on a question no</w:t>
+      </w:r>
+      <w:r>
+        <w:t xml:space="preserve"> </w:t>
+      </w:r>
+      <w:r>
+        <w:t xml:space="preserve">manual synthesis had attempted, was</w:t>
+      </w:r>
+      <w:r>
+        <w:t xml:space="preserve"> </w:t>
+      </w:r>
+      <w:r>
+        <w:rPr>
+          <w:bCs/>
+          <w:b/>
+        </w:rPr>
+        <w:t xml:space="preserve">dropped 2026-09-10</w:t>
+      </w:r>
+      <w:r>
+        <w:t xml:space="preserve"> </w:t>
+      </w:r>
+      <w:r>
+        <w:t xml:space="preserve">as unnecessary for this paper.</w:t>
+      </w:r>
+      <w:r>
+        <w:t xml:space="preserve"> </w:t>
+      </w:r>
+      <w:r>
+        <w:t xml:space="preserve">Close instead on the practical consequence: the ceiling on this whole evaluation is the</w:t>
+      </w:r>
+      <w:r>
+        <w:t xml:space="preserve"> </w:t>
+      </w:r>
+      <w:r>
+        <w:t xml:space="preserve">manual meta-analyses themselves, so a method that reaches them at this cost changes what is</w:t>
+      </w:r>
+      <w:r>
+        <w:t xml:space="preserve"> </w:t>
+      </w:r>
+      <w:r>
+        <w:t xml:space="preserve">worth attempting rather than only what is worth automating.</w:t>
+      </w:r>
+    </w:p>
+    <w:p>
+      <w:pPr>
+        <w:pStyle w:val="BlockText"/>
+      </w:pPr>
+      <w:r>
+        <w:t xml:space="preserve">Two out-of-scope items to note here rather than answer (</w:t>
+      </w:r>
+      <w:r>
+        <w:rPr>
+          <w:rStyle w:val="VerbatimChar"/>
+        </w:rPr>
+        <w:t xml:space="preserve">PAPER_OUTLINE.md:1230</w:t>
+      </w:r>
+      <w:r>
+        <w:t xml:space="preserve">,</w:t>
+      </w:r>
+      <w:r>
+        <w:t xml:space="preserve"> </w:t>
+      </w:r>
+      <w:r>
+        <w:rPr>
+          <w:rStyle w:val="VerbatimChar"/>
+        </w:rPr>
+        <w:t xml:space="preserve">:1243</w:t>
+      </w:r>
+      <w:r>
+        <w:t xml:space="preserve">):</w:t>
+      </w:r>
+      <w:r>
+        <w:t xml:space="preserve"> </w:t>
+      </w:r>
+      <w:r>
+        <w:t xml:space="preserve">MKDA is used throughout even where the source paper used ALE; and there is no human-agreement</w:t>
+      </w:r>
+      <w:r>
+        <w:t xml:space="preserve"> </w:t>
+      </w:r>
+      <w:r>
+        <w:t xml:space="preserve">ceiling for screening.</w:t>
+      </w:r>
+    </w:p>
+    <w:p>
+      <w:pPr>
+        <w:pStyle w:val="BlockText"/>
+      </w:pPr>
+      <w:r>
+        <w:t xml:space="preserve">Also worth a clause: the dominant constraint is coordinate extraction, not screening —</w:t>
+      </w:r>
+      <w:r>
+        <w:t xml:space="preserve"> </w:t>
+      </w:r>
+      <w:r>
+        <w:rPr>
+          <w:rStyle w:val="VerbatimChar"/>
+        </w:rPr>
+        <w:t xml:space="preserve">dementia</w:t>
+      </w:r>
+      <w:r>
+        <w:t xml:space="preserve"> </w:t>
+      </w:r>
+      <w:r>
+        <w:t xml:space="preserve">yields coordinates for 49% of included studies,</w:t>
+      </w:r>
+      <w:r>
+        <w:t xml:space="preserve"> </w:t>
+      </w:r>
+      <w:r>
+        <w:t xml:space="preserve">“</w:t>
+      </w:r>
+      <w:r>
+        <w:t xml:space="preserve">larger than every schema effect in</w:t>
+      </w:r>
+      <w:r>
+        <w:t xml:space="preserve"> </w:t>
+      </w:r>
+      <w:r>
+        <w:t xml:space="preserve">the paper combined</w:t>
+      </w:r>
+      <w:r>
+        <w:t xml:space="preserve">”</w:t>
+      </w:r>
+      <w:r>
+        <w:t xml:space="preserve"> </w:t>
+      </w:r>
+      <w:r>
+        <w:t xml:space="preserve">(</w:t>
+      </w:r>
+      <w:r>
+        <w:rPr>
+          <w:rStyle w:val="VerbatimChar"/>
+        </w:rPr>
+        <w:t xml:space="preserve">PAPER_OUTLINE.md:1118</w:t>
+      </w:r>
+      <w:r>
+        <w:t xml:space="preserve">).</w:t>
+      </w:r>
+    </w:p>
+    <w:p>
+      <w:pPr>
+        <w:pStyle w:val="BlockText"/>
+      </w:pPr>
+      <w:r>
+        <w:rPr>
+          <w:bCs/>
+          <w:b/>
+        </w:rPr>
+        <w:t xml:space="preserve">NUMBERS</w:t>
+      </w:r>
+      <w:r>
+        <w:t xml:space="preserve"> </w:t>
+      </w:r>
+      <w:r>
+        <w:t xml:space="preserve">(Supplementary S2,</w:t>
+      </w:r>
+      <w:r>
+        <w:t xml:space="preserve"> </w:t>
+      </w:r>
+      <w:r>
+        <w:rPr>
+          <w:rStyle w:val="VerbatimChar"/>
+        </w:rPr>
+        <w:t xml:space="preserve">tier_progression.csv</w:t>
+      </w:r>
+      <w:r>
+        <w:t xml:space="preserve">) — the mis-specification point, which belongs</w:t>
+      </w:r>
+      <w:r>
+        <w:t xml:space="preserve"> </w:t>
+      </w:r>
+      <w:r>
+        <w:t xml:space="preserve">here as a caution about LLM screening generally:</w:t>
+      </w:r>
+    </w:p>
+    <w:p>
+      <w:pPr>
+        <w:numPr>
+          <w:ilvl w:val="0"/>
+          <w:numId w:val="1014"/>
+        </w:numPr>
+        <w:pStyle w:val="Compact"/>
+      </w:pPr>
+      <w:r>
+        <w:t xml:space="preserve">verbatim → manual criteria:</w:t>
+      </w:r>
+      <w:r>
+        <w:t xml:space="preserve"> </w:t>
+      </w:r>
+      <w:r>
+        <w:rPr>
+          <w:bCs/>
+          <w:b/>
+        </w:rPr>
+        <w:t xml:space="preserve">+0.221</w:t>
+      </w:r>
+      <w:r>
+        <w:t xml:space="preserve"> </w:t>
+      </w:r>
+      <w:r>
+        <w:t xml:space="preserve">(n = 2 projects)</w:t>
+      </w:r>
+    </w:p>
+    <w:p>
+      <w:pPr>
+        <w:numPr>
+          <w:ilvl w:val="0"/>
+          <w:numId w:val="1014"/>
+        </w:numPr>
+        <w:pStyle w:val="Compact"/>
+      </w:pPr>
+      <w:r>
+        <w:t xml:space="preserve">manual → best criteria:</w:t>
+      </w:r>
+      <w:r>
+        <w:t xml:space="preserve"> </w:t>
+      </w:r>
+      <w:r>
+        <w:rPr>
+          <w:bCs/>
+          <w:b/>
+        </w:rPr>
+        <w:t xml:space="preserve">+0.031</w:t>
+      </w:r>
+      <w:r>
+        <w:t xml:space="preserve"> </w:t>
+      </w:r>
+      <w:r>
+        <w:t xml:space="preserve">(n = 2 projects)</w:t>
+      </w:r>
+    </w:p>
+    <w:p>
+      <w:pPr>
+        <w:numPr>
+          <w:ilvl w:val="0"/>
+          <w:numId w:val="1014"/>
+        </w:numPr>
+        <w:pStyle w:val="Compact"/>
+      </w:pPr>
+      <w:r>
+        <w:t xml:space="preserve">roughly</w:t>
+      </w:r>
+      <w:r>
+        <w:t xml:space="preserve"> </w:t>
+      </w:r>
+      <w:r>
+        <w:rPr>
+          <w:bCs/>
+          <w:b/>
+        </w:rPr>
+        <w:t xml:space="preserve">7×</w:t>
+      </w:r>
+      <w:r>
+        <w:t xml:space="preserve">. The drafted line (</w:t>
+      </w:r>
+      <w:r>
+        <w:rPr>
+          <w:rStyle w:val="VerbatimChar"/>
+        </w:rPr>
+        <w:t xml:space="preserve">NATURE_METHODS_SKELETON.md:1056</w:t>
+      </w:r>
+      <w:r>
+        <w:t xml:space="preserve">):</w:t>
+      </w:r>
+      <w:r>
+        <w:t xml:space="preserve"> </w:t>
+      </w:r>
+      <w:r>
+        <w:rPr>
+          <w:iCs/>
+          <w:i/>
+        </w:rPr>
+        <w:t xml:space="preserve">the live danger in</w:t>
+      </w:r>
+      <w:r>
+        <w:rPr>
+          <w:iCs/>
+          <w:i/>
+        </w:rPr>
+        <w:t xml:space="preserve"> </w:t>
+      </w:r>
+      <w:r>
+        <w:rPr>
+          <w:iCs/>
+          <w:i/>
+        </w:rPr>
+        <w:t xml:space="preserve">LLM-assisted screening is mis-prompting, and it is roughly seven times larger than the danger</w:t>
+      </w:r>
+      <w:r>
+        <w:rPr>
+          <w:iCs/>
+          <w:i/>
+        </w:rPr>
+        <w:t xml:space="preserve"> </w:t>
+      </w:r>
+      <w:r>
+        <w:rPr>
+          <w:iCs/>
+          <w:i/>
+        </w:rPr>
+        <w:t xml:space="preserve">of tuning.</w:t>
+      </w:r>
+    </w:p>
+    <w:p>
+      <w:pPr>
+        <w:numPr>
+          <w:ilvl w:val="0"/>
+          <w:numId w:val="1014"/>
         </w:numPr>
         <w:pStyle w:val="Compact"/>
       </w:pPr>
@@ -5778,7 +6023,7 @@
       <w:pPr>
         <w:numPr>
           <w:ilvl w:val="0"/>
-          <w:numId w:val="1014"/>
+          <w:numId w:val="1015"/>
         </w:numPr>
         <w:pStyle w:val="Compact"/>
       </w:pPr>
@@ -5824,7 +6069,7 @@
       <w:pPr>
         <w:numPr>
           <w:ilvl w:val="0"/>
-          <w:numId w:val="1014"/>
+          <w:numId w:val="1015"/>
         </w:numPr>
         <w:pStyle w:val="Compact"/>
       </w:pPr>
@@ -9118,6 +9363,82 @@
       </w:pPr>
     </w:lvl>
   </w:abstractNum>
+  <w:abstractNum w:abstractNumId="991">
+    <w:nsid w:val="A991"/>
+    <w:multiLevelType w:val="multilevel"/>
+    <w:lvl w:ilvl="0">
+      <w:numFmt w:val="bullet"/>
+      <w:lvlText w:val="•"/>
+      <w:lvlJc w:val="left"/>
+      <w:pPr>
+        <w:ind w:left="720" w:hanging="480"/>
+      </w:pPr>
+    </w:lvl>
+    <w:lvl w:ilvl="1">
+      <w:numFmt w:val="bullet"/>
+      <w:lvlText w:val="–"/>
+      <w:lvlJc w:val="left"/>
+      <w:pPr>
+        <w:ind w:left="1440" w:hanging="480"/>
+      </w:pPr>
+    </w:lvl>
+    <w:lvl w:ilvl="2">
+      <w:numFmt w:val="bullet"/>
+      <w:lvlText w:val="•"/>
+      <w:lvlJc w:val="left"/>
+      <w:pPr>
+        <w:ind w:left="2160" w:hanging="480"/>
+      </w:pPr>
+    </w:lvl>
+    <w:lvl w:ilvl="3">
+      <w:numFmt w:val="bullet"/>
+      <w:lvlText w:val="–"/>
+      <w:lvlJc w:val="left"/>
+      <w:pPr>
+        <w:ind w:left="2880" w:hanging="480"/>
+      </w:pPr>
+    </w:lvl>
+    <w:lvl w:ilvl="4">
+      <w:numFmt w:val="bullet"/>
+      <w:lvlText w:val="•"/>
+      <w:lvlJc w:val="left"/>
+      <w:pPr>
+        <w:ind w:left="3600" w:hanging="480"/>
+      </w:pPr>
+    </w:lvl>
+    <w:lvl w:ilvl="5">
+      <w:numFmt w:val="bullet"/>
+      <w:lvlText w:val="–"/>
+      <w:lvlJc w:val="left"/>
+      <w:pPr>
+        <w:ind w:left="4320" w:hanging="480"/>
+      </w:pPr>
+    </w:lvl>
+    <w:lvl w:ilvl="6">
+      <w:numFmt w:val="bullet"/>
+      <w:lvlText w:val="•"/>
+      <w:lvlJc w:val="left"/>
+      <w:pPr>
+        <w:ind w:left="5040" w:hanging="480"/>
+      </w:pPr>
+    </w:lvl>
+    <w:lvl w:ilvl="7">
+      <w:numFmt w:val="bullet"/>
+      <w:lvlText w:val="–"/>
+      <w:lvlJc w:val="left"/>
+      <w:pPr>
+        <w:ind w:left="5760" w:hanging="480"/>
+      </w:pPr>
+    </w:lvl>
+    <w:lvl w:ilvl="8">
+      <w:numFmt w:val="bullet"/>
+      <w:lvlText w:val="•"/>
+      <w:lvlJc w:val="left"/>
+      <w:pPr>
+        <w:ind w:left="6480" w:hanging="480"/>
+      </w:pPr>
+    </w:lvl>
+  </w:abstractNum>
   <w:abstractNum w:abstractNumId="99411">
     <w:nsid w:val="A99411"/>
     <w:multiLevelType w:val="multilevel"/>
@@ -9203,86 +9524,13 @@
       </w:pPr>
     </w:lvl>
   </w:abstractNum>
-  <w:abstractNum w:abstractNumId="991">
-    <w:nsid w:val="A991"/>
-    <w:multiLevelType w:val="multilevel"/>
-    <w:lvl w:ilvl="0">
-      <w:numFmt w:val="bullet"/>
-      <w:lvlText w:val="•"/>
-      <w:lvlJc w:val="left"/>
-      <w:pPr>
-        <w:ind w:left="720" w:hanging="480"/>
-      </w:pPr>
-    </w:lvl>
-    <w:lvl w:ilvl="1">
-      <w:numFmt w:val="bullet"/>
-      <w:lvlText w:val="–"/>
-      <w:lvlJc w:val="left"/>
-      <w:pPr>
-        <w:ind w:left="1440" w:hanging="480"/>
-      </w:pPr>
-    </w:lvl>
-    <w:lvl w:ilvl="2">
-      <w:numFmt w:val="bullet"/>
-      <w:lvlText w:val="•"/>
-      <w:lvlJc w:val="left"/>
-      <w:pPr>
-        <w:ind w:left="2160" w:hanging="480"/>
-      </w:pPr>
-    </w:lvl>
-    <w:lvl w:ilvl="3">
-      <w:numFmt w:val="bullet"/>
-      <w:lvlText w:val="–"/>
-      <w:lvlJc w:val="left"/>
-      <w:pPr>
-        <w:ind w:left="2880" w:hanging="480"/>
-      </w:pPr>
-    </w:lvl>
-    <w:lvl w:ilvl="4">
-      <w:numFmt w:val="bullet"/>
-      <w:lvlText w:val="•"/>
-      <w:lvlJc w:val="left"/>
-      <w:pPr>
-        <w:ind w:left="3600" w:hanging="480"/>
-      </w:pPr>
-    </w:lvl>
-    <w:lvl w:ilvl="5">
-      <w:numFmt w:val="bullet"/>
-      <w:lvlText w:val="–"/>
-      <w:lvlJc w:val="left"/>
-      <w:pPr>
-        <w:ind w:left="4320" w:hanging="480"/>
-      </w:pPr>
-    </w:lvl>
-    <w:lvl w:ilvl="6">
-      <w:numFmt w:val="bullet"/>
-      <w:lvlText w:val="•"/>
-      <w:lvlJc w:val="left"/>
-      <w:pPr>
-        <w:ind w:left="5040" w:hanging="480"/>
-      </w:pPr>
-    </w:lvl>
-    <w:lvl w:ilvl="7">
-      <w:numFmt w:val="bullet"/>
-      <w:lvlText w:val="–"/>
-      <w:lvlJc w:val="left"/>
-      <w:pPr>
-        <w:ind w:left="5760" w:hanging="480"/>
-      </w:pPr>
-    </w:lvl>
-    <w:lvl w:ilvl="8">
-      <w:numFmt w:val="bullet"/>
-      <w:lvlText w:val="•"/>
-      <w:lvlJc w:val="left"/>
-      <w:pPr>
-        <w:ind w:left="6480" w:hanging="480"/>
-      </w:pPr>
-    </w:lvl>
-  </w:abstractNum>
   <w:num w:numId="1000">
     <w:abstractNumId w:val="990"/>
   </w:num>
   <w:num w:numId="1001">
+    <w:abstractNumId w:val="991"/>
+  </w:num>
+  <w:num w:numId="1002">
     <w:abstractNumId w:val="99411"/>
     <w:lvlOverride w:ilvl="0">
       <w:startOverride w:val="1"/>
@@ -9312,9 +9560,6 @@
       <w:startOverride w:val="1"/>
     </w:lvlOverride>
   </w:num>
-  <w:num w:numId="1002">
-    <w:abstractNumId w:val="991"/>
-  </w:num>
   <w:num w:numId="1003">
     <w:abstractNumId w:val="991"/>
   </w:num>
@@ -9343,6 +9588,9 @@
     <w:abstractNumId w:val="991"/>
   </w:num>
   <w:num w:numId="1012">
+    <w:abstractNumId w:val="991"/>
+  </w:num>
+  <w:num w:numId="1013">
     <w:abstractNumId w:val="99411"/>
     <w:lvlOverride w:ilvl="0">
       <w:startOverride w:val="1"/>
@@ -9372,10 +9620,10 @@
       <w:startOverride w:val="1"/>
     </w:lvlOverride>
   </w:num>
-  <w:num w:numId="1013">
+  <w:num w:numId="1014">
     <w:abstractNumId w:val="991"/>
   </w:num>
-  <w:num w:numId="1014">
+  <w:num w:numId="1015">
     <w:abstractNumId w:val="991"/>
   </w:num>
 </w:numbering>

--- a/MANUSCRIPT.docx
+++ b/MANUSCRIPT.docx
@@ -9047,6 +9047,9 @@
               <w:jc w:val="left"/>
             </w:pPr>
             <w:r>
+              <w:rPr>
+                <w:strike/>
+              </w:rPr>
               <w:t xml:space="preserve">annotation lift 3.3×</w:t>
             </w:r>
           </w:p>
@@ -9063,7 +9066,13 @@
                 <w:bCs/>
                 <w:b/>
               </w:rPr>
-              <w:t xml:space="preserve">3.1×</w:t>
+              <w:t xml:space="preserve">3.3× is correct</w:t>
+            </w:r>
+            <w:r>
+              <w:t xml:space="preserve"> </w:t>
+            </w:r>
+            <w:r>
+              <w:t xml:space="preserve">— my 3.1× included dementia, which Fig 3b excludes</w:t>
             </w:r>
           </w:p>
         </w:tc>

--- a/MANUSCRIPT.docx
+++ b/MANUSCRIPT.docx
@@ -2876,7 +2876,7 @@
           <w:iCs/>
           <w:i/>
         </w:rPr>
-        <w:t xml:space="preserve">3b, annotation</w:t>
+        <w:t xml:space="preserve">3b, annotation in ROC space</w:t>
       </w:r>
       <w:r>
         <w:t xml:space="preserve"> </w:t>
@@ -2891,7 +2891,26 @@
         <w:t xml:space="preserve">cross_project_analysis/annotation_aggregates.csv</w:t>
       </w:r>
       <w:r>
-        <w:t xml:space="preserve">; n = 9)</w:t>
+        <w:t xml:space="preserve">;</w:t>
+      </w:r>
+      <w:r>
+        <w:t xml:space="preserve"> </w:t>
+      </w:r>
+      <w:r>
+        <w:rPr>
+          <w:bCs/>
+          <w:b/>
+        </w:rPr>
+        <w:t xml:space="preserve">n = 9</w:t>
+      </w:r>
+      <w:r>
+        <w:t xml:space="preserve">,</w:t>
+      </w:r>
+      <w:r>
+        <w:t xml:space="preserve"> </w:t>
+      </w:r>
+      <w:r>
+        <w:t xml:space="preserve">all projects)</w:t>
       </w:r>
     </w:p>
     <w:p>
@@ -2903,7 +2922,29 @@
         <w:pStyle w:val="Compact"/>
       </w:pPr>
       <w:r>
-        <w:t xml:space="preserve">precision mean 0.571 against a prevalence (no-skill) mean of 0.197</w:t>
+        <w:rPr>
+          <w:bCs/>
+          <w:b/>
+        </w:rPr>
+        <w:t xml:space="preserve">mean TPR − FPR 0.68</w:t>
+      </w:r>
+      <w:r>
+        <w:t xml:space="preserve"> </w:t>
+      </w:r>
+      <w:r>
+        <w:t xml:space="preserve">against 0 for chance — what the panel reports. The size-matched null</w:t>
+      </w:r>
+      <w:r>
+        <w:t xml:space="preserve"> </w:t>
+      </w:r>
+      <w:r>
+        <w:t xml:space="preserve">is closed-form: a random selector of the same size lands at exactly (k/N, k/N), so one</w:t>
+      </w:r>
+      <w:r>
+        <w:t xml:space="preserve"> </w:t>
+      </w:r>
+      <w:r>
+        <w:t xml:space="preserve">diagonal replaces nine per-project no-skill levels</w:t>
       </w:r>
     </w:p>
     <w:p>
@@ -2915,14 +2956,36 @@
         <w:pStyle w:val="Compact"/>
       </w:pPr>
       <w:r>
-        <w:rPr>
-          <w:bCs/>
-          <w:b/>
-        </w:rPr>
-        <w:t xml:space="preserve">lift over prevalence mean 3.1×</w:t>
-      </w:r>
-      <w:r>
-        <w:t xml:space="preserve">, range 1.8–5.6</w:t>
+        <w:t xml:space="preserve">pooled</w:t>
+      </w:r>
+      <w:r>
+        <w:t xml:space="preserve"> </w:t>
+      </w:r>
+      <w:r>
+        <w:rPr>
+          <w:bCs/>
+          <w:b/>
+        </w:rPr>
+        <w:t xml:space="preserve">precision 0.539, recall 0.810</w:t>
+      </w:r>
+      <w:r>
+        <w:t xml:space="preserve">, F1 0.647 over 11,126 candidate analyses and</w:t>
+      </w:r>
+      <w:r>
+        <w:t xml:space="preserve"> </w:t>
+      </w:r>
+      <w:r>
+        <w:rPr>
+          <w:bCs/>
+          <w:b/>
+        </w:rPr>
+        <w:t xml:space="preserve">32</w:t>
+      </w:r>
+      <w:r>
+        <w:t xml:space="preserve"> </w:t>
+      </w:r>
+      <w:r>
+        <w:t xml:space="preserve">target contrasts</w:t>
       </w:r>
     </w:p>
     <w:p>
@@ -2934,7 +2997,112 @@
         <w:pStyle w:val="Compact"/>
       </w:pPr>
       <w:r>
-        <w:t xml:space="preserve">the lift</w:t>
+        <w:t xml:space="preserve">lift over prevalence mean</w:t>
+      </w:r>
+      <w:r>
+        <w:t xml:space="preserve"> </w:t>
+      </w:r>
+      <w:r>
+        <w:rPr>
+          <w:bCs/>
+          <w:b/>
+        </w:rPr>
+        <w:t xml:space="preserve">3.1×</w:t>
+      </w:r>
+      <w:r>
+        <w:t xml:space="preserve">, range</w:t>
+      </w:r>
+      <w:r>
+        <w:t xml:space="preserve"> </w:t>
+      </w:r>
+      <w:r>
+        <w:rPr>
+          <w:bCs/>
+          <w:b/>
+        </w:rPr>
+        <w:t xml:space="preserve">1.8–5.6</w:t>
+      </w:r>
+      <w:r>
+        <w:t xml:space="preserve"> </w:t>
+      </w:r>
+      <w:r>
+        <w:t xml:space="preserve">(</w:t>
+      </w:r>
+      <w:r>
+        <w:rPr>
+          <w:rStyle w:val="VerbatimChar"/>
+        </w:rPr>
+        <w:t xml:space="preserve">social</w:t>
+      </w:r>
+      <w:r>
+        <w:t xml:space="preserve"> </w:t>
+      </w:r>
+      <w:r>
+        <w:t xml:space="preserve">to</w:t>
+      </w:r>
+      <w:r>
+        <w:t xml:space="preserve"> </w:t>
+      </w:r>
+      <w:r>
+        <w:rPr>
+          <w:rStyle w:val="VerbatimChar"/>
+        </w:rPr>
+        <w:t xml:space="preserve">vbm_of_substance_use</w:t>
+      </w:r>
+      <w:r>
+        <w:t xml:space="preserve">)</w:t>
+      </w:r>
+    </w:p>
+    <w:p>
+      <w:pPr>
+        <w:numPr>
+          <w:ilvl w:val="0"/>
+          <w:numId w:val="1007"/>
+        </w:numPr>
+        <w:pStyle w:val="Compact"/>
+      </w:pPr>
+      <w:r>
+        <w:rPr>
+          <w:bCs/>
+          <w:b/>
+        </w:rPr>
+        <w:t xml:space="preserve">dementia is included</w:t>
+      </w:r>
+      <w:r>
+        <w:t xml:space="preserve"> </w:t>
+      </w:r>
+      <w:r>
+        <w:t xml:space="preserve">(promoted 2026-09-16). It contributes 29 expert assignments against</w:t>
+      </w:r>
+      <w:r>
+        <w:t xml:space="preserve"> </w:t>
+      </w:r>
+      <w:r>
+        <w:rPr>
+          <w:rStyle w:val="VerbatimChar"/>
+        </w:rPr>
+        <w:t xml:space="preserve">social</w:t>
+      </w:r>
+      <w:r>
+        <w:t xml:space="preserve">’s 1,159 and sits at a lift of 2.1×, inside the range rather than outside it</w:t>
+      </w:r>
+    </w:p>
+    <w:p>
+      <w:pPr>
+        <w:pStyle w:val="BlockText"/>
+      </w:pPr>
+      <w:r>
+        <w:rPr>
+          <w:bCs/>
+          <w:b/>
+        </w:rPr>
+        <w:t xml:space="preserve">NOTE ON UNITS</w:t>
+      </w:r>
+      <w:r>
+        <w:t xml:space="preserve"> </w:t>
+      </w:r>
+      <w:r>
+        <w:t xml:space="preserve">— panel a’s denominator is</w:t>
       </w:r>
       <w:r>
         <w:t xml:space="preserve"> </w:t>
@@ -2944,13 +3112,23 @@
           <w:iCs/>
           <w:i/>
         </w:rPr>
-        <w:t xml:space="preserve">reorders</w:t>
-      </w:r>
-      <w:r>
-        <w:t xml:space="preserve"> </w:t>
-      </w:r>
-      <w:r>
-        <w:t xml:space="preserve">the projects relative to raw precision, which is the reason to plot it:</w:t>
+        <w:t xml:space="preserve">analyses</w:t>
+      </w:r>
+      <w:r>
+        <w:t xml:space="preserve">; panel b’s positives are</w:t>
+      </w:r>
+      <w:r>
+        <w:t xml:space="preserve"> </w:t>
+      </w:r>
+      <w:r>
+        <w:rPr>
+          <w:iCs/>
+          <w:i/>
+        </w:rPr>
+        <w:t xml:space="preserve">analysis-to-contrast assignments</w:t>
+      </w:r>
+      <w:r>
+        <w:t xml:space="preserve">.</w:t>
       </w:r>
       <w:r>
         <w:t xml:space="preserve"> </w:t>
@@ -2959,13 +3137,140 @@
         <w:rPr>
           <w:rStyle w:val="VerbatimChar"/>
         </w:rPr>
+        <w:t xml:space="preserve">vbm_of_ptsd</w:t>
+      </w:r>
+      <w:r>
+        <w:t xml:space="preserve"> </w:t>
+      </w:r>
+      <w:r>
+        <w:t xml:space="preserve">has 10 analyses and 1 contrast, so 10</w:t>
+      </w:r>
+      <w:r>
+        <w:t xml:space="preserve"> </w:t>
+      </w:r>
+      <w:r>
+        <w:t xml:space="preserve">positives;</w:t>
+      </w:r>
+      <w:r>
+        <w:t xml:space="preserve"> </w:t>
+      </w:r>
+      <w:r>
+        <w:rPr>
+          <w:rStyle w:val="VerbatimChar"/>
+        </w:rPr>
         <w:t xml:space="preserve">social</w:t>
       </w:r>
       <w:r>
         <w:t xml:space="preserve"> </w:t>
       </w:r>
       <w:r>
-        <w:t xml:space="preserve">has the third-highest precision (0.618) but the</w:t>
+        <w:t xml:space="preserve">has 529 analyses across 5 contrasts and 1,159. Say</w:t>
+      </w:r>
+      <w:r>
+        <w:t xml:space="preserve"> </w:t>
+      </w:r>
+      <w:r>
+        <w:t xml:space="preserve">“</w:t>
+      </w:r>
+      <w:r>
+        <w:t xml:space="preserve">assignment recall</w:t>
+      </w:r>
+      <w:r>
+        <w:t xml:space="preserve">”</w:t>
+      </w:r>
+      <w:r>
+        <w:t xml:space="preserve"> </w:t>
+      </w:r>
+      <w:r>
+        <w:t xml:space="preserve">rather than</w:t>
+      </w:r>
+      <w:r>
+        <w:t xml:space="preserve"> </w:t>
+      </w:r>
+      <w:r>
+        <w:t xml:space="preserve">“</w:t>
+      </w:r>
+      <w:r>
+        <w:t xml:space="preserve">recall</w:t>
+      </w:r>
+      <w:r>
+        <w:t xml:space="preserve">”</w:t>
+      </w:r>
+      <w:r>
+        <w:t xml:space="preserve"> </w:t>
+      </w:r>
+      <w:r>
+        <w:t xml:space="preserve">for panel b.</w:t>
+      </w:r>
+    </w:p>
+    <w:p>
+      <w:pPr>
+        <w:pStyle w:val="BlockText"/>
+      </w:pPr>
+      <w:r>
+        <w:rPr>
+          <w:bCs/>
+          <w:b/>
+        </w:rPr>
+        <w:t xml:space="preserve">OPEN</w:t>
+      </w:r>
+      <w:r>
+        <w:t xml:space="preserve"> </w:t>
+      </w:r>
+      <w:r>
+        <w:t xml:space="preserve">— the precision-recall rendering is now</w:t>
+      </w:r>
+      <w:r>
+        <w:t xml:space="preserve"> </w:t>
+      </w:r>
+      <w:r>
+        <w:rPr>
+          <w:bCs/>
+          <w:b/>
+        </w:rPr>
+        <w:t xml:space="preserve">Supplementary S7</w:t>
+      </w:r>
+      <w:r>
+        <w:t xml:space="preserve"> </w:t>
+      </w:r>
+      <w:r>
+        <w:t xml:space="preserve">(</w:t>
+      </w:r>
+      <w:r>
+        <w:rPr>
+          <w:rStyle w:val="VerbatimChar"/>
+        </w:rPr>
+        <w:t xml:space="preserve">--only S7</w:t>
+      </w:r>
+      <w:r>
+        <w:t xml:space="preserve">). It is the</w:t>
+      </w:r>
+      <w:r>
+        <w:t xml:space="preserve"> </w:t>
+      </w:r>
+      <w:r>
+        <w:t xml:space="preserve">only panel showing the precision-vs-lift reordering ROC space cannot:</w:t>
+      </w:r>
+      <w:r>
+        <w:t xml:space="preserve"> </w:t>
+      </w:r>
+      <w:r>
+        <w:rPr>
+          <w:rStyle w:val="VerbatimChar"/>
+        </w:rPr>
+        <w:t xml:space="preserve">social</w:t>
+      </w:r>
+      <w:r>
+        <w:t xml:space="preserve"> </w:t>
+      </w:r>
+      <w:r>
+        <w:t xml:space="preserve">has the</w:t>
+      </w:r>
+      <w:r>
+        <w:t xml:space="preserve"> </w:t>
+      </w:r>
+      <w:r>
+        <w:t xml:space="preserve">third-highest precision (0.618) but the</w:t>
       </w:r>
       <w:r>
         <w:t xml:space="preserve"> </w:t>
@@ -2981,13 +3286,13 @@
         <w:t xml:space="preserve"> </w:t>
       </w:r>
       <w:r>
-        <w:t xml:space="preserve">lift (1.8×) because its</w:t>
-      </w:r>
-      <w:r>
-        <w:t xml:space="preserve"> </w:t>
-      </w:r>
-      <w:r>
-        <w:t xml:space="preserve">prevalence is the highest in the set (0.345), while</w:t>
+        <w:t xml:space="preserve">lift (1.8×) because its prevalence is</w:t>
+      </w:r>
+      <w:r>
+        <w:t xml:space="preserve"> </w:t>
+      </w:r>
+      <w:r>
+        <w:t xml:space="preserve">highest (0.345), while</w:t>
       </w:r>
       <w:r>
         <w:t xml:space="preserve"> </w:t>
@@ -3002,13 +3307,7 @@
         <w:t xml:space="preserve"> </w:t>
       </w:r>
       <w:r>
-        <w:t xml:space="preserve">turns a similar</w:t>
-      </w:r>
-      <w:r>
-        <w:t xml:space="preserve"> </w:t>
-      </w:r>
-      <w:r>
-        <w:t xml:space="preserve">0.584 into</w:t>
+        <w:t xml:space="preserve">turns a similar 0.584 into</w:t>
       </w:r>
       <w:r>
         <w:t xml:space="preserve"> </w:t>
@@ -3024,96 +3323,13 @@
         <w:t xml:space="preserve"> </w:t>
       </w:r>
       <w:r>
-        <w:t xml:space="preserve">off a prevalence of 0.104</w:t>
-      </w:r>
-    </w:p>
-    <w:p>
-      <w:pPr>
-        <w:pStyle w:val="BlockText"/>
-      </w:pPr>
-      <w:r>
-        <w:rPr>
-          <w:bCs/>
-          <w:b/>
-        </w:rPr>
-        <w:t xml:space="preserve">OPEN</w:t>
-      </w:r>
-      <w:r>
-        <w:t xml:space="preserve"> </w:t>
-      </w:r>
-      <w:r>
-        <w:t xml:space="preserve">—</w:t>
-      </w:r>
-      <w:r>
-        <w:t xml:space="preserve"> </w:t>
-      </w:r>
-      <w:r>
-        <w:rPr>
-          <w:bCs/>
-          <w:b/>
-        </w:rPr>
-        <w:t xml:space="preserve">Figure 3b has an alternate rendering</w:t>
-      </w:r>
-      <w:r>
-        <w:t xml:space="preserve"> </w:t>
-      </w:r>
-      <w:r>
-        <w:t xml:space="preserve">(</w:t>
-      </w:r>
-      <w:r>
-        <w:rPr>
-          <w:rStyle w:val="VerbatimChar"/>
-        </w:rPr>
-        <w:t xml:space="preserve">figure3alt_annotation_roc</w:t>
-      </w:r>
-      <w:r>
-        <w:t xml:space="preserve">,</w:t>
-      </w:r>
-      <w:r>
-        <w:t xml:space="preserve"> </w:t>
-      </w:r>
-      <w:r>
-        <w:rPr>
-          <w:rStyle w:val="VerbatimChar"/>
-        </w:rPr>
-        <w:t xml:space="preserve">--only 3alt</w:t>
-      </w:r>
-      <w:r>
-        <w:t xml:space="preserve">)</w:t>
-      </w:r>
-      <w:r>
-        <w:t xml:space="preserve"> </w:t>
-      </w:r>
-      <w:r>
-        <w:t xml:space="preserve">that replaces nine per-project no-skill levels with one diagonal in ROC space, where the</w:t>
-      </w:r>
-      <w:r>
-        <w:t xml:space="preserve"> </w:t>
-      </w:r>
-      <w:r>
-        <w:t xml:space="preserve">size-matched null is closed-form at (k/N, k/N); mean TPR − FPR =</w:t>
-      </w:r>
-      <w:r>
-        <w:t xml:space="preserve"> </w:t>
-      </w:r>
-      <w:r>
-        <w:rPr>
-          <w:bCs/>
-          <w:b/>
-        </w:rPr>
-        <w:t xml:space="preserve">0.68</w:t>
-      </w:r>
-      <w:r>
-        <w:t xml:space="preserve"> </w:t>
-      </w:r>
-      <w:r>
-        <w:t xml:space="preserve">against 0 for chance.</w:t>
-      </w:r>
-      <w:r>
-        <w:t xml:space="preserve"> </w:t>
-      </w:r>
-      <w:r>
-        <w:t xml:space="preserve">It is cleaner but loses the precision-vs-lift reordering above. Pick one.</w:t>
+        <w:t xml:space="preserve">off 0.104.</w:t>
+      </w:r>
+      <w:r>
+        <w:t xml:space="preserve"> </w:t>
+      </w:r>
+      <w:r>
+        <w:t xml:space="preserve">S7 still excludes dementia, so its numbers are n = 8 and will not match panel b’s.</w:t>
       </w:r>
     </w:p>
     <w:bookmarkEnd w:id="24"/>
@@ -7073,38 +7289,31 @@
         <w:t xml:space="preserve"> </w:t>
       </w:r>
       <w:r>
-        <w:t xml:space="preserve">— must state the two presentational choices (</w:t>
-      </w:r>
-      <w:r>
-        <w:rPr>
-          <w:rStyle w:val="VerbatimChar"/>
-        </w:rPr>
-        <w:t xml:space="preserve">NATURE_METHODS_SKELETON.md:283</w:t>
-      </w:r>
-      <w:r>
-        <w:t xml:space="preserve">), and in</w:t>
-      </w:r>
-      <w:r>
-        <w:t xml:space="preserve"> </w:t>
-      </w:r>
-      <w:r>
-        <w:t xml:space="preserve">panel b that the connector runs prevalence → achieved precision, so the span</w:t>
-      </w:r>
-      <w:r>
-        <w:t xml:space="preserve"> </w:t>
-      </w:r>
-      <w:r>
-        <w:rPr>
-          <w:iCs/>
-          <w:i/>
-        </w:rPr>
-        <w:t xml:space="preserve">is</w:t>
-      </w:r>
-      <w:r>
-        <w:t xml:space="preserve"> </w:t>
-      </w:r>
-      <w:r>
-        <w:t xml:space="preserve">the lift.</w:t>
+        <w:t xml:space="preserve">— panel a: dumbbell, tables-only against LLM parsing, all nine projects; must state</w:t>
+      </w:r>
+      <w:r>
+        <w:t xml:space="preserve"> </w:t>
+      </w:r>
+      <w:r>
+        <w:t xml:space="preserve">that parsing is scored only on papers from which at least one analysis was extracted. Panel b:</w:t>
+      </w:r>
+      <w:r>
+        <w:t xml:space="preserve"> </w:t>
+      </w:r>
+      <w:r>
+        <w:t xml:space="preserve">annotation in ROC space, all nine projects; must state that the diagonal is chance, that each</w:t>
+      </w:r>
+      <w:r>
+        <w:t xml:space="preserve"> </w:t>
+      </w:r>
+      <w:r>
+        <w:t xml:space="preserve">open marker is that project’s own same-size random selection, and that the unit is</w:t>
+      </w:r>
+      <w:r>
+        <w:t xml:space="preserve"> </w:t>
+      </w:r>
+      <w:r>
+        <w:t xml:space="preserve">analysis-to-contrast assignments rather than analyses.</w:t>
       </w:r>
     </w:p>
     <w:bookmarkEnd w:id="44"/>
@@ -7289,7 +7498,19 @@
         <w:t xml:space="preserve"> </w:t>
       </w:r>
       <w:r>
-        <w:t xml:space="preserve">S4 text-to-map baselines · S5 size-matched null · S6 raw-denominator gold retention.</w:t>
+        <w:t xml:space="preserve">S4 text-to-map baselines · S5 size-matched null · S6 raw-denominator gold retention ·</w:t>
+      </w:r>
+      <w:r>
+        <w:t xml:space="preserve"> </w:t>
+      </w:r>
+      <w:r>
+        <w:t xml:space="preserve">S7 annotation in precision-recall space (was Figure 3b until 2026-09-16; n = 8, excludes</w:t>
+      </w:r>
+      <w:r>
+        <w:t xml:space="preserve"> </w:t>
+      </w:r>
+      <w:r>
+        <w:t xml:space="preserve">dementia, and carries the precision-vs-lift reordering).</w:t>
       </w:r>
       <w:r>
         <w:t xml:space="preserve"> </w:t>
@@ -8743,32 +8964,6 @@
               <w:jc w:val="left"/>
             </w:pPr>
             <w:r>
-              <w:t xml:space="preserve">Figure 3b</w:t>
-            </w:r>
-          </w:p>
-        </w:tc>
-        <w:tc>
-          <w:tcPr/>
-          <w:p>
-            <w:pPr>
-              <w:pStyle w:val="Compact"/>
-              <w:jc w:val="left"/>
-            </w:pPr>
-            <w:r>
-              <w:t xml:space="preserve">PR-space vs ROC-space rendering, undecided</w:t>
-            </w:r>
-          </w:p>
-        </w:tc>
-      </w:tr>
-      <w:tr>
-        <w:tc>
-          <w:tcPr/>
-          <w:p>
-            <w:pPr>
-              <w:pStyle w:val="Compact"/>
-              <w:jc w:val="left"/>
-            </w:pPr>
-            <w:r>
               <w:t xml:space="preserve">Cost numbers</w:t>
             </w:r>
           </w:p>
@@ -9047,10 +9242,7 @@
               <w:jc w:val="left"/>
             </w:pPr>
             <w:r>
-              <w:rPr>
-                <w:strike/>
-              </w:rPr>
-              <w:t xml:space="preserve">annotation lift 3.3×</w:t>
+              <w:t xml:space="preserve">annotation lift</w:t>
             </w:r>
           </w:p>
         </w:tc>
@@ -9066,13 +9258,13 @@
                 <w:bCs/>
                 <w:b/>
               </w:rPr>
-              <w:t xml:space="preserve">3.3× is correct</w:t>
+              <w:t xml:space="preserve">3.1×</w:t>
             </w:r>
             <w:r>
               <w:t xml:space="preserve"> </w:t>
             </w:r>
             <w:r>
-              <w:t xml:space="preserve">— my 3.1× included dementia, which Fig 3b excludes</w:t>
+              <w:t xml:space="preserve">for Figure 3b as it now stands (n = 9, dementia included). 3.3× is the n = 8 value and is correct for Supplementary S7 only — the two panels have different project sets, which is why this number moved twice</w:t>
             </w:r>
           </w:p>
         </w:tc>

--- a/MANUSCRIPT.docx
+++ b/MANUSCRIPT.docx
@@ -730,7 +730,7 @@
         <w:t xml:space="preserve">R</w:t>
       </w:r>
       <w:r>
-        <w:t xml:space="preserve">² 0.575 vs 0.476; ahead in 28 of 32,</w:t>
+        <w:t xml:space="preserve">² 0.606 vs 0.491; ahead in 26 of 28,</w:t>
       </w:r>
       <w:r>
         <w:t xml:space="preserve"> </w:t>
@@ -746,13 +746,13 @@
         <w:t xml:space="preserve"> </w:t>
       </w:r>
       <w:r>
-        <w:t xml:space="preserve">= 1.9 × 10⁻⁵), while pooling fewer analyses. Decomposing this advantage, selecting papers</w:t>
-      </w:r>
-      <w:r>
-        <w:t xml:space="preserve"> </w:t>
-      </w:r>
-      <w:r>
-        <w:t xml:space="preserve">contributed almost nothing (median Δ</w:t>
+        <w:t xml:space="preserve">= 3.0 × 10⁻⁶), while pooling fewer analyses. Decomposing this advantage, selecting papers</w:t>
+      </w:r>
+      <w:r>
+        <w:t xml:space="preserve"> </w:t>
+      </w:r>
+      <w:r>
+        <w:t xml:space="preserve">contributed little (mean Δ</w:t>
       </w:r>
       <w:r>
         <w:rPr>
@@ -762,13 +762,7 @@
         <w:t xml:space="preserve">R</w:t>
       </w:r>
       <w:r>
-        <w:t xml:space="preserve">² +0.001) and selecting analyses contributed nearly all of</w:t>
-      </w:r>
-      <w:r>
-        <w:t xml:space="preserve"> </w:t>
-      </w:r>
-      <w:r>
-        <w:t xml:space="preserve">it (+0.049).</w:t>
+        <w:t xml:space="preserve">² +0.005) and selecting analyses contributed 96% of it (+0.109).</w:t>
       </w:r>
     </w:p>
     <w:p>
@@ -822,25 +816,47 @@
         <w:t xml:space="preserve"> </w:t>
       </w:r>
       <w:r>
-        <w:t xml:space="preserve">9 projects, 32 benchmark columns; pipeline r² 0.575 vs 0.476 for the strongest per-column</w:t>
-      </w:r>
-      <w:r>
-        <w:t xml:space="preserve"> </w:t>
-      </w:r>
-      <w:r>
-        <w:t xml:space="preserve">baseline, median Δ +0.061, ahead in 28/32, sign-test p = 1.9 × 10⁻⁵.</w:t>
-      </w:r>
-      <w:r>
-        <w:t xml:space="preserve"> </w:t>
-      </w:r>
-      <w:r>
-        <w:t xml:space="preserve">The decomposition is the finding: choosing papers is worth +0.001 (median, 16/32); choosing</w:t>
-      </w:r>
-      <w:r>
-        <w:t xml:space="preserve"> </w:t>
-      </w:r>
-      <w:r>
-        <w:t xml:space="preserve">analyses is worth +0.049 (28/32).</w:t>
+        <w:t xml:space="preserve">9 projects and 32 benchmark contrasts; the map-level comparison uses</w:t>
+      </w:r>
+      <w:r>
+        <w:t xml:space="preserve"> </w:t>
+      </w:r>
+      <w:r>
+        <w:rPr>
+          <w:bCs/>
+          <w:b/>
+        </w:rPr>
+        <w:t xml:space="preserve">28 over 8</w:t>
+      </w:r>
+      <w:r>
+        <w:t xml:space="preserve"> </w:t>
+      </w:r>
+      <w:r>
+        <w:t xml:space="preserve">(dementia</w:t>
+      </w:r>
+      <w:r>
+        <w:t xml:space="preserve"> </w:t>
+      </w:r>
+      <w:r>
+        <w:t xml:space="preserve">excluded). Pipeline r² 0.606 vs 0.491 for the strongest per-column baseline, mean Δ +0.114,</w:t>
+      </w:r>
+      <w:r>
+        <w:t xml:space="preserve"> </w:t>
+      </w:r>
+      <w:r>
+        <w:t xml:space="preserve">ahead in 26/28, sign-test p = 3.0 × 10⁻⁶.</w:t>
+      </w:r>
+      <w:r>
+        <w:t xml:space="preserve"> </w:t>
+      </w:r>
+      <w:r>
+        <w:t xml:space="preserve">The decomposition is the finding: choosing papers is worth +0.005 (mean, 16/28); choosing</w:t>
+      </w:r>
+      <w:r>
+        <w:t xml:space="preserve"> </w:t>
+      </w:r>
+      <w:r>
+        <w:t xml:space="preserve">analyses is worth +0.109 (25/28) — 96% of the total.</w:t>
       </w:r>
     </w:p>
     <w:p>
@@ -3447,7 +3463,29 @@
         <w:t xml:space="preserve">cross_project_best_baseline_stats.csv</w:t>
       </w:r>
       <w:r>
-        <w:t xml:space="preserve">; 32 columns, 9 projects, metric r²)</w:t>
+        <w:t xml:space="preserve">;</w:t>
+      </w:r>
+      <w:r>
+        <w:t xml:space="preserve"> </w:t>
+      </w:r>
+      <w:r>
+        <w:rPr>
+          <w:bCs/>
+          <w:b/>
+        </w:rPr>
+        <w:t xml:space="preserve">28 columns, 8 projects</w:t>
+      </w:r>
+      <w:r>
+        <w:t xml:space="preserve"> </w:t>
+      </w:r>
+      <w:r>
+        <w:t xml:space="preserve">— dementia</w:t>
+      </w:r>
+      <w:r>
+        <w:t xml:space="preserve"> </w:t>
+      </w:r>
+      <w:r>
+        <w:t xml:space="preserve">excluded, see OPEN — metric r²)</w:t>
       </w:r>
     </w:p>
     <w:tbl>
@@ -3576,31 +3614,31 @@
               <w:jc w:val="left"/>
             </w:pPr>
             <w:r>
-              <w:t xml:space="preserve">0.575</w:t>
-            </w:r>
-          </w:p>
-        </w:tc>
-        <w:tc>
-          <w:tcPr/>
-          <w:p>
-            <w:pPr>
-              <w:pStyle w:val="Compact"/>
-              <w:jc w:val="left"/>
-            </w:pPr>
-            <w:r>
-              <w:t xml:space="preserve">0.476</w:t>
-            </w:r>
-          </w:p>
-        </w:tc>
-        <w:tc>
-          <w:tcPr/>
-          <w:p>
-            <w:pPr>
-              <w:pStyle w:val="Compact"/>
-              <w:jc w:val="left"/>
-            </w:pPr>
-            <w:r>
-              <w:t xml:space="preserve">+0.099</w:t>
+              <w:t xml:space="preserve">0.606</w:t>
+            </w:r>
+          </w:p>
+        </w:tc>
+        <w:tc>
+          <w:tcPr/>
+          <w:p>
+            <w:pPr>
+              <w:pStyle w:val="Compact"/>
+              <w:jc w:val="left"/>
+            </w:pPr>
+            <w:r>
+              <w:t xml:space="preserve">0.491</w:t>
+            </w:r>
+          </w:p>
+        </w:tc>
+        <w:tc>
+          <w:tcPr/>
+          <w:p>
+            <w:pPr>
+              <w:pStyle w:val="Compact"/>
+              <w:jc w:val="left"/>
+            </w:pPr>
+            <w:r>
+              <w:t xml:space="preserve">+0.114</w:t>
             </w:r>
           </w:p>
         </w:tc>
@@ -3616,19 +3654,19 @@
                 <w:bCs/>
                 <w:b/>
               </w:rPr>
-              <w:t xml:space="preserve">+0.061</w:t>
-            </w:r>
-          </w:p>
-        </w:tc>
-        <w:tc>
-          <w:tcPr/>
-          <w:p>
-            <w:pPr>
-              <w:pStyle w:val="Compact"/>
-              <w:jc w:val="left"/>
-            </w:pPr>
-            <w:r>
-              <w:t xml:space="preserve">[+0.038, +0.181]</w:t>
+              <w:t xml:space="preserve">+0.070</w:t>
+            </w:r>
+          </w:p>
+        </w:tc>
+        <w:tc>
+          <w:tcPr/>
+          <w:p>
+            <w:pPr>
+              <w:pStyle w:val="Compact"/>
+              <w:jc w:val="left"/>
+            </w:pPr>
+            <w:r>
+              <w:t xml:space="preserve">[+0.052, +0.201]</w:t>
             </w:r>
           </w:p>
         </w:tc>
@@ -3644,7 +3682,7 @@
                 <w:bCs/>
                 <w:b/>
               </w:rPr>
-              <w:t xml:space="preserve">28/32</w:t>
+              <w:t xml:space="preserve">26/28</w:t>
             </w:r>
           </w:p>
         </w:tc>
@@ -3670,67 +3708,67 @@
               <w:jc w:val="left"/>
             </w:pPr>
             <w:r>
-              <w:t xml:space="preserve">0.575</w:t>
-            </w:r>
-          </w:p>
-        </w:tc>
-        <w:tc>
-          <w:tcPr/>
-          <w:p>
-            <w:pPr>
-              <w:pStyle w:val="Compact"/>
-              <w:jc w:val="left"/>
-            </w:pPr>
-            <w:r>
-              <w:t xml:space="preserve">0.482</w:t>
-            </w:r>
-          </w:p>
-        </w:tc>
-        <w:tc>
-          <w:tcPr/>
-          <w:p>
-            <w:pPr>
-              <w:pStyle w:val="Compact"/>
-              <w:jc w:val="left"/>
-            </w:pPr>
-            <w:r>
-              <w:t xml:space="preserve">+0.093</w:t>
-            </w:r>
-          </w:p>
-        </w:tc>
-        <w:tc>
-          <w:tcPr/>
-          <w:p>
-            <w:pPr>
-              <w:pStyle w:val="Compact"/>
-              <w:jc w:val="left"/>
-            </w:pPr>
-            <w:r>
-              <w:t xml:space="preserve">+0.057</w:t>
-            </w:r>
-          </w:p>
-        </w:tc>
-        <w:tc>
-          <w:tcPr/>
-          <w:p>
-            <w:pPr>
-              <w:pStyle w:val="Compact"/>
-              <w:jc w:val="left"/>
-            </w:pPr>
-            <w:r>
-              <w:t xml:space="preserve">[+0.032, +0.176]</w:t>
-            </w:r>
-          </w:p>
-        </w:tc>
-        <w:tc>
-          <w:tcPr/>
-          <w:p>
-            <w:pPr>
-              <w:pStyle w:val="Compact"/>
-              <w:jc w:val="left"/>
-            </w:pPr>
-            <w:r>
-              <w:t xml:space="preserve">27/32</w:t>
+              <w:t xml:space="preserve">0.606</w:t>
+            </w:r>
+          </w:p>
+        </w:tc>
+        <w:tc>
+          <w:tcPr/>
+          <w:p>
+            <w:pPr>
+              <w:pStyle w:val="Compact"/>
+              <w:jc w:val="left"/>
+            </w:pPr>
+            <w:r>
+              <w:t xml:space="preserve">0.498</w:t>
+            </w:r>
+          </w:p>
+        </w:tc>
+        <w:tc>
+          <w:tcPr/>
+          <w:p>
+            <w:pPr>
+              <w:pStyle w:val="Compact"/>
+              <w:jc w:val="left"/>
+            </w:pPr>
+            <w:r>
+              <w:t xml:space="preserve">+0.107</w:t>
+            </w:r>
+          </w:p>
+        </w:tc>
+        <w:tc>
+          <w:tcPr/>
+          <w:p>
+            <w:pPr>
+              <w:pStyle w:val="Compact"/>
+              <w:jc w:val="left"/>
+            </w:pPr>
+            <w:r>
+              <w:t xml:space="preserve">+0.061</w:t>
+            </w:r>
+          </w:p>
+        </w:tc>
+        <w:tc>
+          <w:tcPr/>
+          <w:p>
+            <w:pPr>
+              <w:pStyle w:val="Compact"/>
+              <w:jc w:val="left"/>
+            </w:pPr>
+            <w:r>
+              <w:t xml:space="preserve">[+0.044, +0.196]</w:t>
+            </w:r>
+          </w:p>
+        </w:tc>
+        <w:tc>
+          <w:tcPr/>
+          <w:p>
+            <w:pPr>
+              <w:pStyle w:val="Compact"/>
+              <w:jc w:val="left"/>
+            </w:pPr>
+            <w:r>
+              <w:t xml:space="preserve">25/28</w:t>
             </w:r>
           </w:p>
         </w:tc>
@@ -3755,13 +3793,13 @@
           <w:bCs/>
           <w:b/>
         </w:rPr>
-        <w:t xml:space="preserve">1.9 × 10⁻⁵</w:t>
-      </w:r>
-      <w:r>
-        <w:t xml:space="preserve"> </w:t>
-      </w:r>
-      <w:r>
-        <w:t xml:space="preserve">(best available), 1.1 × 10⁻⁴ (strongest)</w:t>
+        <w:t xml:space="preserve">3.0 × 10⁻⁶</w:t>
+      </w:r>
+      <w:r>
+        <w:t xml:space="preserve"> </w:t>
+      </w:r>
+      <w:r>
+        <w:t xml:space="preserve">(best available), 2.7 × 10⁻⁵ (strongest)</w:t>
       </w:r>
     </w:p>
     <w:p>
@@ -3798,6 +3836,99 @@
         <w:pStyle w:val="Compact"/>
       </w:pPr>
       <w:r>
+        <w:t xml:space="preserve">baseline arms: targeted where a contrast is a separable search topic (</w:t>
+      </w:r>
+      <w:r>
+        <w:rPr>
+          <w:bCs/>
+          <w:b/>
+        </w:rPr>
+        <w:t xml:space="preserve">27/28</w:t>
+      </w:r>
+      <w:r>
+        <w:t xml:space="preserve">), broad</w:t>
+      </w:r>
+      <w:r>
+        <w:t xml:space="preserve"> </w:t>
+      </w:r>
+      <w:r>
+        <w:t xml:space="preserve">otherwise (only</w:t>
+      </w:r>
+      <w:r>
+        <w:t xml:space="preserve"> </w:t>
+      </w:r>
+      <w:r>
+        <w:rPr>
+          <w:rStyle w:val="VerbatimChar"/>
+        </w:rPr>
+        <w:t xml:space="preserve">emotion_regulation_2022/maintain</w:t>
+      </w:r>
+      <w:r>
+        <w:t xml:space="preserve">). Narrowing the search made the baseline</w:t>
+      </w:r>
+      <w:r>
+        <w:t xml:space="preserve"> </w:t>
+      </w:r>
+      <w:r>
+        <w:rPr>
+          <w:iCs/>
+          <w:i/>
+        </w:rPr>
+        <w:t xml:space="preserve">worse</w:t>
+      </w:r>
+      <w:r>
+        <w:t xml:space="preserve"> </w:t>
+      </w:r>
+      <w:r>
+        <w:t xml:space="preserve">in</w:t>
+      </w:r>
+      <w:r>
+        <w:t xml:space="preserve"> </w:t>
+      </w:r>
+      <w:r>
+        <w:rPr>
+          <w:bCs/>
+          <w:b/>
+        </w:rPr>
+        <w:t xml:space="preserve">8/28</w:t>
+      </w:r>
+      <w:r>
+        <w:t xml:space="preserve"> </w:t>
+      </w:r>
+      <w:r>
+        <w:t xml:space="preserve">columns, which is why</w:t>
+      </w:r>
+      <w:r>
+        <w:t xml:space="preserve"> </w:t>
+      </w:r>
+      <w:r>
+        <w:rPr>
+          <w:rStyle w:val="VerbatimChar"/>
+        </w:rPr>
+        <w:t xml:space="preserve">strongest</w:t>
+      </w:r>
+      <w:r>
+        <w:t xml:space="preserve"> </w:t>
+      </w:r>
+      <w:r>
+        <w:t xml:space="preserve">is a robustness check and not the</w:t>
+      </w:r>
+      <w:r>
+        <w:t xml:space="preserve"> </w:t>
+      </w:r>
+      <w:r>
+        <w:t xml:space="preserve">primary: it lets the baseline switch arms with hindsight</w:t>
+      </w:r>
+    </w:p>
+    <w:p>
+      <w:pPr>
+        <w:numPr>
+          <w:ilvl w:val="0"/>
+          <w:numId w:val="1008"/>
+        </w:numPr>
+        <w:pStyle w:val="Compact"/>
+      </w:pPr>
+      <w:r>
         <w:t xml:space="preserve">selection beats volume: the pipeline pools fewer analyses than its baseline in</w:t>
       </w:r>
       <w:r>
@@ -3808,7 +3939,7 @@
           <w:bCs/>
           <w:b/>
         </w:rPr>
-        <w:t xml:space="preserve">24/32</w:t>
+        <w:t xml:space="preserve">20/28</w:t>
       </w:r>
       <w:r>
         <w:t xml:space="preserve"> </w:t>
@@ -3824,7 +3955,7 @@
           <w:bCs/>
           <w:b/>
         </w:rPr>
-        <w:t xml:space="preserve">21</w:t>
+        <w:t xml:space="preserve">19</w:t>
       </w:r>
       <w:r>
         <w:t xml:space="preserve"> </w:t>
@@ -3840,13 +3971,13 @@
           <w:bCs/>
           <w:b/>
         </w:rPr>
-        <w:t xml:space="preserve">32/32</w:t>
-      </w:r>
-      <w:r>
-        <w:t xml:space="preserve"> </w:t>
-      </w:r>
-      <w:r>
-        <w:t xml:space="preserve">and wins in 28 (</w:t>
+        <w:t xml:space="preserve">28/28</w:t>
+      </w:r>
+      <w:r>
+        <w:t xml:space="preserve"> </w:t>
+      </w:r>
+      <w:r>
+        <w:t xml:space="preserve">and wins in 26 (</w:t>
       </w:r>
       <w:r>
         <w:rPr>
@@ -4165,7 +4296,29 @@
         <w:t xml:space="preserve">selection_decomposition.csv</w:t>
       </w:r>
       <w:r>
-        <w:t xml:space="preserve">; 32 columns, 9 projects, metric r²)</w:t>
+        <w:t xml:space="preserve">;</w:t>
+      </w:r>
+      <w:r>
+        <w:t xml:space="preserve"> </w:t>
+      </w:r>
+      <w:r>
+        <w:rPr>
+          <w:bCs/>
+          <w:b/>
+        </w:rPr>
+        <w:t xml:space="preserve">28 columns, 8 projects</w:t>
+      </w:r>
+      <w:r>
+        <w:t xml:space="preserve"> </w:t>
+      </w:r>
+      <w:r>
+        <w:t xml:space="preserve">— same set as Figure 4,</w:t>
+      </w:r>
+      <w:r>
+        <w:t xml:space="preserve"> </w:t>
+      </w:r>
+      <w:r>
+        <w:t xml:space="preserve">metric r²)</w:t>
       </w:r>
     </w:p>
     <w:tbl>
@@ -4255,35 +4408,35 @@
               <w:jc w:val="left"/>
             </w:pPr>
             <w:r>
+              <w:t xml:space="preserve">+0.015</w:t>
+            </w:r>
+          </w:p>
+        </w:tc>
+        <w:tc>
+          <w:tcPr/>
+          <w:p>
+            <w:pPr>
+              <w:pStyle w:val="Compact"/>
+              <w:jc w:val="left"/>
+            </w:pPr>
+            <w:r>
               <w:rPr>
                 <w:bCs/>
                 <w:b/>
               </w:rPr>
-              <w:t xml:space="preserve">+0.001</w:t>
-            </w:r>
-          </w:p>
-        </w:tc>
-        <w:tc>
-          <w:tcPr/>
-          <w:p>
-            <w:pPr>
-              <w:pStyle w:val="Compact"/>
-              <w:jc w:val="left"/>
-            </w:pPr>
-            <w:r>
-              <w:t xml:space="preserve">−0.000</w:t>
-            </w:r>
-          </w:p>
-        </w:tc>
-        <w:tc>
-          <w:tcPr/>
-          <w:p>
-            <w:pPr>
-              <w:pStyle w:val="Compact"/>
-              <w:jc w:val="left"/>
-            </w:pPr>
-            <w:r>
-              <w:t xml:space="preserve">16/32</w:t>
+              <w:t xml:space="preserve">+0.005</w:t>
+            </w:r>
+          </w:p>
+        </w:tc>
+        <w:tc>
+          <w:tcPr/>
+          <w:p>
+            <w:pPr>
+              <w:pStyle w:val="Compact"/>
+              <w:jc w:val="left"/>
+            </w:pPr>
+            <w:r>
+              <w:t xml:space="preserve">16/28</w:t>
             </w:r>
           </w:p>
         </w:tc>
@@ -4298,6 +4451,18 @@
             </w:pPr>
             <w:r>
               <w:t xml:space="preserve">analysis selection (annotation)</w:t>
+            </w:r>
+          </w:p>
+        </w:tc>
+        <w:tc>
+          <w:tcPr/>
+          <w:p>
+            <w:pPr>
+              <w:pStyle w:val="Compact"/>
+              <w:jc w:val="left"/>
+            </w:pPr>
+            <w:r>
+              <w:t xml:space="preserve">+0.056</w:t>
             </w:r>
           </w:p>
         </w:tc>
@@ -4313,19 +4478,7 @@
                 <w:bCs/>
                 <w:b/>
               </w:rPr>
-              <w:t xml:space="preserve">+0.049</w:t>
-            </w:r>
-          </w:p>
-        </w:tc>
-        <w:tc>
-          <w:tcPr/>
-          <w:p>
-            <w:pPr>
-              <w:pStyle w:val="Compact"/>
-              <w:jc w:val="left"/>
-            </w:pPr>
-            <w:r>
-              <w:t xml:space="preserve">+0.099</w:t>
+              <w:t xml:space="preserve">+0.109</w:t>
             </w:r>
           </w:p>
         </w:tc>
@@ -4341,7 +4494,7 @@
                 <w:bCs/>
                 <w:b/>
               </w:rPr>
-              <w:t xml:space="preserve">28/32</w:t>
+              <w:t xml:space="preserve">25/28</w:t>
             </w:r>
           </w:p>
         </w:tc>
@@ -4367,31 +4520,31 @@
               <w:jc w:val="left"/>
             </w:pPr>
             <w:r>
-              <w:t xml:space="preserve">+0.061</w:t>
-            </w:r>
-          </w:p>
-        </w:tc>
-        <w:tc>
-          <w:tcPr/>
-          <w:p>
-            <w:pPr>
-              <w:pStyle w:val="Compact"/>
-              <w:jc w:val="left"/>
-            </w:pPr>
-            <w:r>
-              <w:t xml:space="preserve">+0.099</w:t>
-            </w:r>
-          </w:p>
-        </w:tc>
-        <w:tc>
-          <w:tcPr/>
-          <w:p>
-            <w:pPr>
-              <w:pStyle w:val="Compact"/>
-              <w:jc w:val="left"/>
-            </w:pPr>
-            <w:r>
-              <w:t xml:space="preserve">28/32</w:t>
+              <w:t xml:space="preserve">+0.070</w:t>
+            </w:r>
+          </w:p>
+        </w:tc>
+        <w:tc>
+          <w:tcPr/>
+          <w:p>
+            <w:pPr>
+              <w:pStyle w:val="Compact"/>
+              <w:jc w:val="left"/>
+            </w:pPr>
+            <w:r>
+              <w:t xml:space="preserve">+0.114</w:t>
+            </w:r>
+          </w:p>
+        </w:tc>
+        <w:tc>
+          <w:tcPr/>
+          <w:p>
+            <w:pPr>
+              <w:pStyle w:val="Compact"/>
+              <w:jc w:val="left"/>
+            </w:pPr>
+            <w:r>
+              <w:t xml:space="preserve">26/28</w:t>
             </w:r>
           </w:p>
         </w:tc>
@@ -4406,13 +4559,29 @@
         <w:pStyle w:val="Compact"/>
       </w:pPr>
       <w:r>
-        <w:t xml:space="preserve">three arms: baseline 0.476 → screening-only 0.476 → pipeline 0.574. The middle arm does not</w:t>
-      </w:r>
-      <w:r>
-        <w:t xml:space="preserve"> </w:t>
-      </w:r>
-      <w:r>
-        <w:t xml:space="preserve">move, which is the whole point</w:t>
+        <w:t xml:space="preserve">three arms: baseline 0.491 → screening-only 0.496 → pipeline 0.605. The middle arm barely</w:t>
+      </w:r>
+      <w:r>
+        <w:t xml:space="preserve"> </w:t>
+      </w:r>
+      <w:r>
+        <w:t xml:space="preserve">moves, which is the whole point:</w:t>
+      </w:r>
+      <w:r>
+        <w:t xml:space="preserve"> </w:t>
+      </w:r>
+      <w:r>
+        <w:rPr>
+          <w:bCs/>
+          <w:b/>
+        </w:rPr>
+        <w:t xml:space="preserve">96%</w:t>
+      </w:r>
+      <w:r>
+        <w:t xml:space="preserve"> </w:t>
+      </w:r>
+      <w:r>
+        <w:t xml:space="preserve">of the total is analysis selection</w:t>
       </w:r>
     </w:p>
     <w:p>
@@ -4424,6 +4593,30 @@
         <w:pStyle w:val="Compact"/>
       </w:pPr>
       <w:r>
+        <w:t xml:space="preserve">the means sum exactly to Figure 4’s margin (+0.005 + 0.109 = +0.114), which is the check</w:t>
+      </w:r>
+      <w:r>
+        <w:t xml:space="preserve"> </w:t>
+      </w:r>
+      <w:r>
+        <w:t xml:space="preserve">that the two figures describe the same corpus. Quote means, not medians, when the</w:t>
+      </w:r>
+      <w:r>
+        <w:t xml:space="preserve"> </w:t>
+      </w:r>
+      <w:r>
+        <w:t xml:space="preserve">decomposition needs to add up</w:t>
+      </w:r>
+    </w:p>
+    <w:p>
+      <w:pPr>
+        <w:numPr>
+          <w:ilvl w:val="0"/>
+          <w:numId w:val="1010"/>
+        </w:numPr>
+        <w:pStyle w:val="Compact"/>
+      </w:pPr>
+      <w:r>
         <w:t xml:space="preserve">the sharpest mechanistic sentence in the paper (</w:t>
       </w:r>
       <w:r>
@@ -4504,7 +4697,7 @@
           <w:bCs/>
           <w:b/>
         </w:rPr>
-        <w:t xml:space="preserve">+0.211</w:t>
+        <w:t xml:space="preserve">+0.179</w:t>
       </w:r>
       <w:r>
         <w:t xml:space="preserve"> </w:t>
@@ -4520,7 +4713,7 @@
           <w:bCs/>
           <w:b/>
         </w:rPr>
-        <w:t xml:space="preserve">29/32</w:t>
+        <w:t xml:space="preserve">25/28</w:t>
       </w:r>
       <w:r>
         <w:t xml:space="preserve"> </w:t>
@@ -4571,7 +4764,7 @@
         <w:t xml:space="preserve"> </w:t>
       </w:r>
       <w:r>
-        <w:t xml:space="preserve">— the two medians do not sum to the total (+0.001 + 0.049 = +0.050 vs +0.061) because</w:t>
+        <w:t xml:space="preserve">— the two medians do not sum to the total (+0.015 + 0.056 = +0.071 vs +0.070) because</w:t>
       </w:r>
       <w:r>
         <w:t xml:space="preserve"> </w:t>
@@ -4593,13 +4786,13 @@
         <w:t xml:space="preserve"> </w:t>
       </w:r>
       <w:r>
-        <w:t xml:space="preserve">do (−0.000 + 0.099 = +0.099). Quote the means when you</w:t>
-      </w:r>
-      <w:r>
-        <w:t xml:space="preserve"> </w:t>
-      </w:r>
-      <w:r>
-        <w:t xml:space="preserve">need the decomposition to add up, and say which you are quoting.</w:t>
+        <w:t xml:space="preserve">do exactly (+0.005 + 0.109 = +0.114). Quote the means</w:t>
+      </w:r>
+      <w:r>
+        <w:t xml:space="preserve"> </w:t>
+      </w:r>
+      <w:r>
+        <w:t xml:space="preserve">when you need the decomposition to add up, and say which you are quoting.</w:t>
       </w:r>
     </w:p>
     <w:bookmarkEnd w:id="26"/>
@@ -8903,6 +9096,52 @@
                 <w:bCs/>
                 <w:b/>
               </w:rPr>
+              <w:t xml:space="preserve">dementia excluded from Figures 4, 5, S5</w:t>
+            </w:r>
+          </w:p>
+        </w:tc>
+        <w:tc>
+          <w:tcPr/>
+          <w:p>
+            <w:pPr>
+              <w:pStyle w:val="Compact"/>
+              <w:jc w:val="left"/>
+            </w:pPr>
+            <w:r>
+              <w:t xml:space="preserve">justified but it</w:t>
+            </w:r>
+            <w:r>
+              <w:t xml:space="preserve"> </w:t>
+            </w:r>
+            <w:r>
+              <w:rPr>
+                <w:iCs/>
+                <w:i/>
+              </w:rPr>
+              <w:t xml:space="preserve">helps</w:t>
+            </w:r>
+            <w:r>
+              <w:t xml:space="preserve"> </w:t>
+            </w:r>
+            <w:r>
+              <w:t xml:space="preserve">the headline (+0.099 → +0.114), so Methods must state the reason and the 32-column result belongs in the text as a robustness check</w:t>
+            </w:r>
+          </w:p>
+        </w:tc>
+      </w:tr>
+      <w:tr>
+        <w:tc>
+          <w:tcPr/>
+          <w:p>
+            <w:pPr>
+              <w:pStyle w:val="Compact"/>
+              <w:jc w:val="left"/>
+            </w:pPr>
+            <w:r>
+              <w:rPr>
+                <w:bCs/>
+                <w:b/>
+              </w:rPr>
               <w:t xml:space="preserve">Figure 1</w:t>
             </w:r>
           </w:p>
@@ -9213,7 +9452,13 @@
                 <w:bCs/>
                 <w:b/>
               </w:rPr>
-              <w:t xml:space="preserve">current: 0.575 vs 0.476, median Δ +0.061, 28/32, p = 1.9e-05</w:t>
+              <w:t xml:space="preserve">current: 0.606 vs 0.491, mean Δ +0.114, 26/28, p = 3.0e-06</w:t>
+            </w:r>
+            <w:r>
+              <w:t xml:space="preserve"> </w:t>
+            </w:r>
+            <w:r>
+              <w:t xml:space="preserve">— the map-level set is 28 columns over 8 projects since dementia was excluded 2026-09-16; the benchmark is still 32 over 9</w:t>
             </w:r>
           </w:p>
         </w:tc>

--- a/MANUSCRIPT.docx
+++ b/MANUSCRIPT.docx
@@ -3391,6 +3391,215 @@
           <w:i/>
         </w:rPr>
         <w:t xml:space="preserve">; supporting: Supplementary S1, S4.</w:t>
+      </w:r>
+    </w:p>
+    <w:p>
+      <w:pPr>
+        <w:pStyle w:val="BodyText"/>
+      </w:pPr>
+      <w:r>
+        <w:t xml:space="preserve">We next tested whether AutoNIMA’s end-to-end workflow translated improved evidence selection into</w:t>
+      </w:r>
+      <w:r>
+        <w:t xml:space="preserve"> </w:t>
+      </w:r>
+      <w:r>
+        <w:t xml:space="preserve">more faithful recovery of published neuroimaging meta-analytic maps. As a baseline comparison akin</w:t>
+      </w:r>
+      <w:r>
+        <w:t xml:space="preserve"> </w:t>
+      </w:r>
+      <w:r>
+        <w:t xml:space="preserve">to term-based large-scale meta-analysis (e.g. Neurosynth), we generated search-only meta-analyses</w:t>
+      </w:r>
+      <w:r>
+        <w:t xml:space="preserve"> </w:t>
+      </w:r>
+      <w:r>
+        <w:t xml:space="preserve">that pooled every analysis extracted from articles retrieved through PubMed, without subsequent</w:t>
+      </w:r>
+      <w:r>
+        <w:t xml:space="preserve"> </w:t>
+      </w:r>
+      <w:r>
+        <w:t xml:space="preserve">article screening or analysis-level selection.</w:t>
+      </w:r>
+    </w:p>
+    <w:p>
+      <w:pPr>
+        <w:pStyle w:val="BodyText"/>
+      </w:pPr>
+      <w:r>
+        <w:t xml:space="preserve">For each target contrast we used the strongest baseline a practitioner could actually have built</w:t>
+      </w:r>
+      <w:r>
+        <w:t xml:space="preserve"> </w:t>
+      </w:r>
+      <w:r>
+        <w:t xml:space="preserve">in advance: a contrast-targeted search wherever the contrast is a separable search topic (27 of 28</w:t>
+      </w:r>
+      <w:r>
+        <w:t xml:space="preserve"> </w:t>
+      </w:r>
+      <w:r>
+        <w:t xml:space="preserve">contrasts), and the project’s broad search otherwise. The single exception is instructive.</w:t>
+      </w:r>
+      <w:r>
+        <w:t xml:space="preserve"> </w:t>
+      </w:r>
+      <w:r>
+        <w:t xml:space="preserve">Emotion regulation’s</w:t>
+      </w:r>
+      <w:r>
+        <w:t xml:space="preserve"> </w:t>
+      </w:r>
+      <w:r>
+        <w:rPr>
+          <w:iCs/>
+          <w:i/>
+        </w:rPr>
+        <w:t xml:space="preserve">maintain</w:t>
+      </w:r>
+      <w:r>
+        <w:t xml:space="preserve"> </w:t>
+      </w:r>
+      <w:r>
+        <w:t xml:space="preserve">contrast is a direction within one paradigm rather than a distinct</w:t>
+      </w:r>
+      <w:r>
+        <w:t xml:space="preserve"> </w:t>
+      </w:r>
+      <w:r>
+        <w:t xml:space="preserve">topic, and no query distinguishes maintaining from up- or down-regulating an emotional response,</w:t>
+      </w:r>
+      <w:r>
+        <w:t xml:space="preserve"> </w:t>
+      </w:r>
+      <w:r>
+        <w:t xml:space="preserve">so the broad search is not a fallback but genuinely the best baseline anyone could construct.</w:t>
+      </w:r>
+      <w:r>
+        <w:t xml:space="preserve"> </w:t>
+      </w:r>
+      <w:r>
+        <w:t xml:space="preserve">Because this rule fixes each baseline before seeing the result, we also report a robustness check</w:t>
+      </w:r>
+      <w:r>
+        <w:t xml:space="preserve"> </w:t>
+      </w:r>
+      <w:r>
+        <w:t xml:space="preserve">in which each contrast takes whichever arm scored higher; narrowing the search in fact made the</w:t>
+      </w:r>
+      <w:r>
+        <w:t xml:space="preserve"> </w:t>
+      </w:r>
+      <w:r>
+        <w:t xml:space="preserve">baseline</w:t>
+      </w:r>
+      <w:r>
+        <w:t xml:space="preserve"> </w:t>
+      </w:r>
+      <w:r>
+        <w:rPr>
+          <w:iCs/>
+          <w:i/>
+        </w:rPr>
+        <w:t xml:space="preserve">worse</w:t>
+      </w:r>
+      <w:r>
+        <w:t xml:space="preserve"> </w:t>
+      </w:r>
+      <w:r>
+        <w:t xml:space="preserve">in 8 of 28 contrasts, and the two definitions differ by 0.007 in mean baseline</w:t>
+      </w:r>
+      <w:r>
+        <w:t xml:space="preserve"> </w:t>
+      </w:r>
+      <w:r>
+        <w:rPr>
+          <w:iCs/>
+          <w:i/>
+        </w:rPr>
+        <w:t xml:space="preserve">R</w:t>
+      </w:r>
+      <w:r>
+        <w:t xml:space="preserve">². All arms shared a retrieval vintage and were meta-analysed identically — MKDA with a 10 mm</w:t>
+      </w:r>
+      <w:r>
+        <w:t xml:space="preserve"> </w:t>
+      </w:r>
+      <w:r>
+        <w:t xml:space="preserve">spherical kernel in NiMARE, thresholded by Benjamini–Hochberg FDR — so the arms differ only in</w:t>
+      </w:r>
+      <w:r>
+        <w:t xml:space="preserve"> </w:t>
+      </w:r>
+      <w:r>
+        <w:t xml:space="preserve">which analyses enter them.</w:t>
+      </w:r>
+    </w:p>
+    <w:p>
+      <w:pPr>
+        <w:pStyle w:val="BodyText"/>
+      </w:pPr>
+      <w:r>
+        <w:t xml:space="preserve">Correspondence with the reference maps was quantified as the squared voxelwise Pearson correlation</w:t>
+      </w:r>
+      <w:r>
+        <w:t xml:space="preserve"> </w:t>
+      </w:r>
+      <w:r>
+        <w:t xml:space="preserve">between unthresholded</w:t>
+      </w:r>
+      <w:r>
+        <w:t xml:space="preserve"> </w:t>
+      </w:r>
+      <w:r>
+        <w:rPr>
+          <w:iCs/>
+          <w:i/>
+        </w:rPr>
+        <w:t xml:space="preserve">z</w:t>
+      </w:r>
+      <w:r>
+        <w:t xml:space="preserve"> </w:t>
+      </w:r>
+      <w:r>
+        <w:t xml:space="preserve">maps, computed over voxels with finite values in both (</w:t>
+      </w:r>
+      <w:r>
+        <w:rPr>
+          <w:iCs/>
+          <w:i/>
+        </w:rPr>
+        <w:t xml:space="preserve">R</w:t>
+      </w:r>
+      <w:r>
+        <w:t xml:space="preserve">²; Methods).</w:t>
+      </w:r>
+      <w:r>
+        <w:t xml:space="preserve"> </w:t>
+      </w:r>
+      <w:r>
+        <w:t xml:space="preserve">All correlations were positive, so squaring discards no directional information. Dementia is</w:t>
+      </w:r>
+      <w:r>
+        <w:t xml:space="preserve"> </w:t>
+      </w:r>
+      <w:r>
+        <w:t xml:space="preserve">excluded from this comparison: its reference meta-analysis pools several studies into each gold</w:t>
+      </w:r>
+      <w:r>
+        <w:t xml:space="preserve"> </w:t>
+      </w:r>
+      <w:r>
+        <w:t xml:space="preserve">analysis, so the number of analyses entering its maps is not comparable with the other projects</w:t>
+      </w:r>
+      <w:r>
+        <w:t xml:space="preserve"> </w:t>
+      </w:r>
+      <w:r>
+        <w:t xml:space="preserve">(Methods).</w:t>
       </w:r>
     </w:p>
     <w:p>

--- a/MANUSCRIPT.docx
+++ b/MANUSCRIPT.docx
@@ -1717,7 +1717,7 @@
           <w:iCs/>
           <w:i/>
         </w:rPr>
-        <w:t xml:space="preserve">; supporting: Supplementary S3, S6.</w:t>
+        <w:t xml:space="preserve">; supporting: Supplementary S2, and the raw-retention figure.</w:t>
       </w:r>
     </w:p>
     <w:p>
@@ -1873,7 +1873,7 @@
         <w:t xml:space="preserve"> </w:t>
       </w:r>
       <w:r>
-        <w:t xml:space="preserve">(Supplementary S3), so a substantial share of the apparent screening failure is a corpus difference</w:t>
+        <w:t xml:space="preserve">(Supplementary S2), so a substantial share of the apparent screening failure is a corpus difference</w:t>
       </w:r>
       <w:r>
         <w:t xml:space="preserve"> </w:t>
@@ -2443,7 +2443,7 @@
         <w:t xml:space="preserve">NATURE_METHODS_SKELETON.md:212</w:t>
       </w:r>
       <w:r>
-        <w:t xml:space="preserve">) point at S3:</w:t>
+        <w:t xml:space="preserve">) point at S2:</w:t>
       </w:r>
       <w:r>
         <w:t xml:space="preserve"> </w:t>
@@ -2640,7 +2640,7 @@
         <w:pStyle w:val="Compact"/>
       </w:pPr>
       <w:r>
-        <w:t xml:space="preserve">S3’s recall control reads</w:t>
+        <w:t xml:space="preserve">S2’s recall control reads</w:t>
       </w:r>
       <w:r>
         <w:t xml:space="preserve"> </w:t>
@@ -3244,7 +3244,7 @@
           <w:bCs/>
           <w:b/>
         </w:rPr>
-        <w:t xml:space="preserve">Supplementary S7</w:t>
+        <w:t xml:space="preserve">unnumbered</w:t>
       </w:r>
       <w:r>
         <w:t xml:space="preserve"> </w:t>
@@ -3256,7 +3256,7 @@
         <w:rPr>
           <w:rStyle w:val="VerbatimChar"/>
         </w:rPr>
-        <w:t xml:space="preserve">--only S7</w:t>
+        <w:t xml:space="preserve">--only annotationpr</w:t>
       </w:r>
       <w:r>
         <w:t xml:space="preserve">). It is the</w:t>
@@ -3345,7 +3345,7 @@
         <w:t xml:space="preserve"> </w:t>
       </w:r>
       <w:r>
-        <w:t xml:space="preserve">S7 still excludes dementia, so its numbers are n = 8 and will not match panel b’s.</w:t>
+        <w:t xml:space="preserve">It still excludes dementia, so its numbers are n = 8 and will not match panel b’s.</w:t>
       </w:r>
     </w:p>
     <w:bookmarkEnd w:id="24"/>
@@ -3390,7 +3390,7 @@
           <w:iCs/>
           <w:i/>
         </w:rPr>
-        <w:t xml:space="preserve">; supporting: Supplementary S1, S4.</w:t>
+        <w:t xml:space="preserve">; supporting: Supplementary S5, and the text-to-map figure.</w:t>
       </w:r>
     </w:p>
     <w:p>
@@ -4324,7 +4324,7 @@
         <w:rPr>
           <w:rStyle w:val="VerbatimChar"/>
         </w:rPr>
-        <w:t xml:space="preserve">figureS_brain_maps_all</w:t>
+        <w:t xml:space="preserve">figureS4_brain_maps_all</w:t>
       </w:r>
       <w:r>
         <w:t xml:space="preserve">.</w:t>
@@ -4448,7 +4448,7 @@
           <w:iCs/>
           <w:i/>
         </w:rPr>
-        <w:t xml:space="preserve">; supporting: Supplementary S5.</w:t>
+        <w:t xml:space="preserve">; supporting: Supplementary S3.</w:t>
       </w:r>
     </w:p>
     <w:p>
@@ -4869,7 +4869,7 @@
           <w:iCs/>
           <w:i/>
         </w:rPr>
-        <w:t xml:space="preserve">Supplementary S5, the size-matched null</w:t>
+        <w:t xml:space="preserve">Supplementary S3, the size-matched null</w:t>
       </w:r>
       <w:r>
         <w:t xml:space="preserve"> </w:t>
@@ -5039,7 +5039,7 @@
           <w:iCs/>
           <w:i/>
         </w:rPr>
-        <w:t xml:space="preserve">Supplementary S1</w:t>
+        <w:t xml:space="preserve">Supplementary S5</w:t>
       </w:r>
       <w:r>
         <w:rPr>
@@ -5715,7 +5715,7 @@
         <w:t xml:space="preserve"> </w:t>
       </w:r>
       <w:r>
-        <w:t xml:space="preserve">(Supplementary S2,</w:t>
+        <w:t xml:space="preserve">(Supplementary S1,</w:t>
       </w:r>
       <w:r>
         <w:t xml:space="preserve"> </w:t>
@@ -7894,25 +7894,227 @@
         <w:t xml:space="preserve"> </w:t>
       </w:r>
       <w:r>
-        <w:t xml:space="preserve">— S1 measured cost · S2 mis-specification vs overfitting · S3 pool mismatch ·</w:t>
-      </w:r>
-      <w:r>
-        <w:t xml:space="preserve"> </w:t>
-      </w:r>
-      <w:r>
-        <w:t xml:space="preserve">S4 text-to-map baselines · S5 size-matched null · S6 raw-denominator gold retention ·</w:t>
-      </w:r>
-      <w:r>
-        <w:t xml:space="preserve"> </w:t>
-      </w:r>
-      <w:r>
-        <w:t xml:space="preserve">S7 annotation in precision-recall space (was Figure 3b until 2026-09-16; n = 8, excludes</w:t>
-      </w:r>
-      <w:r>
-        <w:t xml:space="preserve"> </w:t>
-      </w:r>
-      <w:r>
-        <w:t xml:space="preserve">dementia, and carries the precision-vs-lift reordering).</w:t>
+        <w:t xml:space="preserve">— renumbered 2026-09-17:</w:t>
+      </w:r>
+    </w:p>
+    <w:p>
+      <w:pPr>
+        <w:numPr>
+          <w:ilvl w:val="0"/>
+          <w:numId w:val="1016"/>
+        </w:numPr>
+        <w:pStyle w:val="Compact"/>
+      </w:pPr>
+      <w:r>
+        <w:rPr>
+          <w:bCs/>
+          <w:b/>
+        </w:rPr>
+        <w:t xml:space="preserve">S1</w:t>
+      </w:r>
+      <w:r>
+        <w:t xml:space="preserve"> </w:t>
+      </w:r>
+      <w:r>
+        <w:t xml:space="preserve">criteria tier progression — mis-specification vs overfitting (</w:t>
+      </w:r>
+      <w:r>
+        <w:rPr>
+          <w:rStyle w:val="VerbatimChar"/>
+        </w:rPr>
+        <w:t xml:space="preserve">--only S1</w:t>
+      </w:r>
+      <w:r>
+        <w:t xml:space="preserve">)</w:t>
+      </w:r>
+    </w:p>
+    <w:p>
+      <w:pPr>
+        <w:numPr>
+          <w:ilvl w:val="0"/>
+          <w:numId w:val="1016"/>
+        </w:numPr>
+        <w:pStyle w:val="Compact"/>
+      </w:pPr>
+      <w:r>
+        <w:rPr>
+          <w:bCs/>
+          <w:b/>
+        </w:rPr>
+        <w:t xml:space="preserve">S2</w:t>
+      </w:r>
+      <w:r>
+        <w:t xml:space="preserve"> </w:t>
+      </w:r>
+      <w:r>
+        <w:t xml:space="preserve">pool mismatch (</w:t>
+      </w:r>
+      <w:r>
+        <w:rPr>
+          <w:rStyle w:val="VerbatimChar"/>
+        </w:rPr>
+        <w:t xml:space="preserve">--only S2</w:t>
+      </w:r>
+      <w:r>
+        <w:t xml:space="preserve">)</w:t>
+      </w:r>
+    </w:p>
+    <w:p>
+      <w:pPr>
+        <w:numPr>
+          <w:ilvl w:val="0"/>
+          <w:numId w:val="1016"/>
+        </w:numPr>
+        <w:pStyle w:val="Compact"/>
+      </w:pPr>
+      <w:r>
+        <w:rPr>
+          <w:bCs/>
+          <w:b/>
+        </w:rPr>
+        <w:t xml:space="preserve">S3</w:t>
+      </w:r>
+      <w:r>
+        <w:t xml:space="preserve"> </w:t>
+      </w:r>
+      <w:r>
+        <w:t xml:space="preserve">size-matched null (</w:t>
+      </w:r>
+      <w:r>
+        <w:rPr>
+          <w:rStyle w:val="VerbatimChar"/>
+        </w:rPr>
+        <w:t xml:space="preserve">--only S3</w:t>
+      </w:r>
+      <w:r>
+        <w:t xml:space="preserve">)</w:t>
+      </w:r>
+    </w:p>
+    <w:p>
+      <w:pPr>
+        <w:numPr>
+          <w:ilvl w:val="0"/>
+          <w:numId w:val="1016"/>
+        </w:numPr>
+        <w:pStyle w:val="Compact"/>
+      </w:pPr>
+      <w:r>
+        <w:rPr>
+          <w:bCs/>
+          <w:b/>
+        </w:rPr>
+        <w:t xml:space="preserve">S4</w:t>
+      </w:r>
+      <w:r>
+        <w:t xml:space="preserve"> </w:t>
+      </w:r>
+      <w:r>
+        <w:t xml:space="preserve">brain maps, all columns (</w:t>
+      </w:r>
+      <w:r>
+        <w:rPr>
+          <w:rStyle w:val="VerbatimChar"/>
+        </w:rPr>
+        <w:t xml:space="preserve">scripts/make_brain_map_figure.py --mode all</w:t>
+      </w:r>
+      <w:r>
+        <w:t xml:space="preserve">)</w:t>
+      </w:r>
+    </w:p>
+    <w:p>
+      <w:pPr>
+        <w:numPr>
+          <w:ilvl w:val="0"/>
+          <w:numId w:val="1016"/>
+        </w:numPr>
+        <w:pStyle w:val="Compact"/>
+      </w:pPr>
+      <w:r>
+        <w:rPr>
+          <w:bCs/>
+          <w:b/>
+        </w:rPr>
+        <w:t xml:space="preserve">S5</w:t>
+      </w:r>
+      <w:r>
+        <w:t xml:space="preserve"> </w:t>
+      </w:r>
+      <w:r>
+        <w:t xml:space="preserve">measured cost per stage (</w:t>
+      </w:r>
+      <w:r>
+        <w:rPr>
+          <w:rStyle w:val="VerbatimChar"/>
+        </w:rPr>
+        <w:t xml:space="preserve">--only S5</w:t>
+      </w:r>
+      <w:r>
+        <w:t xml:space="preserve">)</w:t>
+      </w:r>
+    </w:p>
+    <w:p>
+      <w:pPr>
+        <w:pStyle w:val="BlockText"/>
+      </w:pPr>
+      <w:r>
+        <w:t xml:space="preserve">Three figures are still built and still correct but no longer cited, so they carry</w:t>
+      </w:r>
+      <w:r>
+        <w:t xml:space="preserve"> </w:t>
+      </w:r>
+      <w:r>
+        <w:t xml:space="preserve">descriptive keys rather than S-numbers:</w:t>
+      </w:r>
+      <w:r>
+        <w:t xml:space="preserve"> </w:t>
+      </w:r>
+      <w:r>
+        <w:rPr>
+          <w:rStyle w:val="VerbatimChar"/>
+        </w:rPr>
+        <w:t xml:space="preserve">--only text2map</w:t>
+      </w:r>
+      <w:r>
+        <w:t xml:space="preserve"> </w:t>
+      </w:r>
+      <w:r>
+        <w:t xml:space="preserve">(text-to-map baselines),</w:t>
+      </w:r>
+      <w:r>
+        <w:t xml:space="preserve"> </w:t>
+      </w:r>
+      <w:r>
+        <w:rPr>
+          <w:rStyle w:val="VerbatimChar"/>
+        </w:rPr>
+        <w:t xml:space="preserve">--only retention</w:t>
+      </w:r>
+      <w:r>
+        <w:t xml:space="preserve"> </w:t>
+      </w:r>
+      <w:r>
+        <w:t xml:space="preserve">(raw-denominator gold retention) and</w:t>
+      </w:r>
+      <w:r>
+        <w:t xml:space="preserve"> </w:t>
+      </w:r>
+      <w:r>
+        <w:rPr>
+          <w:rStyle w:val="VerbatimChar"/>
+        </w:rPr>
+        <w:t xml:space="preserve">--only annotationpr</w:t>
+      </w:r>
+      <w:r>
+        <w:t xml:space="preserve"> </w:t>
+      </w:r>
+      <w:r>
+        <w:t xml:space="preserve">(annotation in precision-recall space). Extended Data: the §3 cautionary case,</w:t>
+      </w:r>
+      <w:r>
+        <w:t xml:space="preserve"> </w:t>
+      </w:r>
+      <w:r>
+        <w:t xml:space="preserve">per-project tables behind Figures 2–5, PRISMA funnels.</w:t>
       </w:r>
       <w:r>
         <w:t xml:space="preserve"> </w:t>
@@ -7921,13 +8123,13 @@
         <w:t xml:space="preserve">Extended Data: the §3 cautionary case, per-project tables behind Figures 2–5, PRISMA funnels.</w:t>
       </w:r>
     </w:p>
-    <w:bookmarkStart w:id="49" w:name="X8754ef6860cfa280f4f47fe7ca8b7faf50762af"/>
+    <w:bookmarkStart w:id="49" w:name="X0e6005aef2dc115b03ca4b74639a0a6de9b6771"/>
     <w:p>
       <w:pPr>
         <w:pStyle w:val="Heading2"/>
       </w:pPr>
       <w:r>
-        <w:t xml:space="preserve">Supplementary S3 — how much of the low precision is a pool mismatch?</w:t>
+        <w:t xml:space="preserve">Supplementary S2 — how much of the low precision is a pool mismatch?</w:t>
       </w:r>
     </w:p>
     <w:p>
@@ -8450,13 +8652,13 @@
       </w:r>
     </w:p>
     <w:bookmarkEnd w:id="49"/>
-    <w:bookmarkStart w:id="50" w:name="X18be986882e547fcca50e2d734cda0b7624d12d"/>
+    <w:bookmarkStart w:id="50" w:name="X20ef6d18cd9fc96b08bb2fa517724e5662b38ba"/>
     <w:p>
       <w:pPr>
         <w:pStyle w:val="Heading2"/>
       </w:pPr>
       <w:r>
-        <w:t xml:space="preserve">Supplementary S4 — a term is not an analysis</w:t>
+        <w:t xml:space="preserve">Text-to-map baselines — a term is not an analysis (unnumbered)</w:t>
       </w:r>
     </w:p>
     <w:p>
@@ -8744,13 +8946,13 @@
       </w:r>
     </w:p>
     <w:bookmarkEnd w:id="50"/>
-    <w:bookmarkStart w:id="51" w:name="Xcfdfc7fbe93a2bc3a44614ae071cd7348070526"/>
+    <w:bookmarkStart w:id="51" w:name="Xc2afe02dafd829f6838eb6ad6997c3a25bf69f0"/>
     <w:p>
       <w:pPr>
         <w:pStyle w:val="Heading2"/>
       </w:pPr>
       <w:r>
-        <w:t xml:space="preserve">Supplementary S6 — raw denominator, retrieval as its own stage</w:t>
+        <w:t xml:space="preserve">Raw denominator, retrieval as its own stage (unnumbered)</w:t>
       </w:r>
     </w:p>
     <w:p>
@@ -9305,7 +9507,7 @@
                 <w:bCs/>
                 <w:b/>
               </w:rPr>
-              <w:t xml:space="preserve">dementia excluded from Figures 4, 5, S5</w:t>
+              <w:t xml:space="preserve">dementia excluded from Figures 4, 5, S3</w:t>
             </w:r>
           </w:p>
         </w:tc>
@@ -9718,7 +9920,7 @@
               <w:t xml:space="preserve"> </w:t>
             </w:r>
             <w:r>
-              <w:t xml:space="preserve">for Figure 3b as it now stands (n = 9, dementia included). 3.3× is the n = 8 value and is correct for Supplementary S7 only — the two panels have different project sets, which is why this number moved twice</w:t>
+              <w:t xml:space="preserve">for Figure 3b as it now stands (n = 9, dementia included). 3.3× is the n = 8 value and is correct for the unnumbered precision-recall figure only — the two panels have different project sets, which is why this number moved twice</w:t>
             </w:r>
           </w:p>
         </w:tc>
@@ -9747,7 +9949,7 @@
               <w:jc w:val="left"/>
             </w:pPr>
             <w:r>
-              <w:t xml:space="preserve">S3 recall control +0.007</w:t>
+              <w:t xml:space="preserve">S2 recall control +0.007</w:t>
             </w:r>
           </w:p>
         </w:tc>
@@ -10279,6 +10481,9 @@
     <w:abstractNumId w:val="991"/>
   </w:num>
   <w:num w:numId="1015">
+    <w:abstractNumId w:val="991"/>
+  </w:num>
+  <w:num w:numId="1016">
     <w:abstractNumId w:val="991"/>
   </w:num>
 </w:numbering>

--- a/MANUSCRIPT.docx
+++ b/MANUSCRIPT.docx
@@ -8015,10 +8015,31 @@
         <w:rPr>
           <w:rStyle w:val="VerbatimChar"/>
         </w:rPr>
-        <w:t xml:space="preserve">scripts/make_brain_map_figure.py --mode all</w:t>
-      </w:r>
-      <w:r>
-        <w:t xml:space="preserve">)</w:t>
+        <w:t xml:space="preserve">--only S4</w:t>
+      </w:r>
+      <w:r>
+        <w:t xml:space="preserve">; shells out to</w:t>
+      </w:r>
+      <w:r>
+        <w:t xml:space="preserve"> </w:t>
+      </w:r>
+      <w:r>
+        <w:rPr>
+          <w:rStyle w:val="VerbatimChar"/>
+        </w:rPr>
+        <w:t xml:space="preserve">scripts/make_brain_map_figure.py</w:t>
+      </w:r>
+      <w:r>
+        <w:t xml:space="preserve"> </w:t>
+      </w:r>
+      <w:r>
+        <w:t xml:space="preserve">under system python3 and takes ~2 min, so a full</w:t>
+      </w:r>
+      <w:r>
+        <w:t xml:space="preserve"> </w:t>
+      </w:r>
+      <w:r>
+        <w:t xml:space="preserve">figure rebuild reports it and skips it)</w:t>
       </w:r>
     </w:p>
     <w:p>

--- a/MANUSCRIPT.docx
+++ b/MANUSCRIPT.docx
@@ -7553,7 +7553,7 @@
       </w:r>
     </w:p>
     <w:bookmarkEnd w:id="41"/>
-    <w:bookmarkStart w:id="48" w:name="figure-legends"/>
+    <w:bookmarkStart w:id="42" w:name="figure-legends"/>
     <w:p>
       <w:pPr>
         <w:pStyle w:val="Heading1"/>
@@ -7562,15 +7562,6 @@
         <w:t xml:space="preserve">Figure legends</w:t>
       </w:r>
     </w:p>
-    <w:bookmarkStart w:id="42" w:name="figure-1"/>
-    <w:p>
-      <w:pPr>
-        <w:pStyle w:val="Heading2"/>
-      </w:pPr>
-      <w:r>
-        <w:t xml:space="preserve">Figure 1</w:t>
-      </w:r>
-    </w:p>
     <w:p>
       <w:pPr>
         <w:pStyle w:val="BlockText"/>
@@ -7580,297 +7571,777 @@
           <w:bCs/>
           <w:b/>
         </w:rPr>
-        <w:t xml:space="preserve">BRIEF</w:t>
-      </w:r>
-      <w:r>
-        <w:t xml:space="preserve"> </w:t>
-      </w:r>
-      <w:r>
-        <w:t xml:space="preserve">— a, pipeline schematic: expert configuration → search → screening (abstract,</w:t>
-      </w:r>
-      <w:r>
-        <w:t xml:space="preserve"> </w:t>
-      </w:r>
-      <w:r>
-        <w:t xml:space="preserve">retrieval, full-text) → coordinate parsing → analysis annotation → meta-analysis, with the LLM</w:t>
-      </w:r>
-      <w:r>
-        <w:t xml:space="preserve"> </w:t>
-      </w:r>
-      <w:r>
-        <w:t xml:space="preserve">decision step drawn out at each stage that has one. Drawn:</w:t>
-      </w:r>
-      <w:r>
-        <w:t xml:space="preserve"> </w:t>
+        <w:t xml:space="preserve">BRIEF — numbering follows order of first citation</w:t>
+      </w:r>
+      <w:r>
+        <w:t xml:space="preserve">, which Nature requires and which matches</w:t>
+      </w:r>
+      <w:r>
+        <w:t xml:space="preserve"> </w:t>
+      </w:r>
+      <w:r>
+        <w:t xml:space="preserve">the placeholder layout in the draft: the emotion-regulation exemplar is first cited in the</w:t>
+      </w:r>
+      <w:r>
+        <w:t xml:space="preserve"> </w:t>
+      </w:r>
+      <w:r>
+        <w:t xml:space="preserve">Figure 4 section, so it is</w:t>
+      </w:r>
+      <w:r>
+        <w:t xml:space="preserve"> </w:t>
+      </w:r>
+      <w:r>
+        <w:rPr>
+          <w:bCs/>
+          <w:b/>
+        </w:rPr>
+        <w:t xml:space="preserve">Figure 5</w:t>
+      </w:r>
+      <w:r>
+        <w:t xml:space="preserve">, and the decomposition is</w:t>
+      </w:r>
+      <w:r>
+        <w:t xml:space="preserve"> </w:t>
+      </w:r>
+      <w:r>
+        <w:rPr>
+          <w:bCs/>
+          <w:b/>
+        </w:rPr>
+        <w:t xml:space="preserve">Figure 6</w:t>
+      </w:r>
+      <w:r>
+        <w:t xml:space="preserve">. The repo</w:t>
+      </w:r>
+      <w:r>
+        <w:t xml:space="preserve"> </w:t>
+      </w:r>
+      <w:r>
+        <w:t xml:space="preserve">currently names these the other way round (</w:t>
       </w:r>
       <w:r>
         <w:rPr>
           <w:rStyle w:val="VerbatimChar"/>
         </w:rPr>
-        <w:t xml:space="preserve">figures/figure1_pipeline_schematic.svg</w:t>
-      </w:r>
-      <w:r>
-        <w:t xml:space="preserve">. b, the unit distinction: one paper, k analyses, one</w:t>
-      </w:r>
-      <w:r>
-        <w:t xml:space="preserve"> </w:t>
-      </w:r>
-      <w:r>
-        <w:t xml:space="preserve">target contrast —</w:t>
-      </w:r>
-      <w:r>
-        <w:t xml:space="preserve"> </w:t>
-      </w:r>
-      <w:r>
-        <w:rPr>
-          <w:bCs/>
-          <w:b/>
-        </w:rPr>
-        <w:t xml:space="preserve">still to draw</w:t>
+        <w:t xml:space="preserve">figure5_selection_decomposition</w:t>
+      </w:r>
+      <w:r>
+        <w:t xml:space="preserve">,</w:t>
+      </w:r>
+      <w:r>
+        <w:t xml:space="preserve"> </w:t>
+      </w:r>
+      <w:r>
+        <w:rPr>
+          <w:rStyle w:val="VerbatimChar"/>
+        </w:rPr>
+        <w:t xml:space="preserve">figure_er_surface_contrasts</w:t>
+      </w:r>
+      <w:r>
+        <w:t xml:space="preserve">); the files need renaming to match, and the draft’s one inline</w:t>
+      </w:r>
+      <w:r>
+        <w:t xml:space="preserve"> </w:t>
+      </w:r>
+      <w:r>
+        <w:t xml:space="preserve">“</w:t>
+      </w:r>
+      <w:r>
+        <w:t xml:space="preserve">(Fig. 6)</w:t>
+      </w:r>
+      <w:r>
+        <w:t xml:space="preserve">”</w:t>
+      </w:r>
+      <w:r>
+        <w:t xml:space="preserve"> </w:t>
+      </w:r>
+      <w:r>
+        <w:t xml:space="preserve">for the emotion-regulation map becomes</w:t>
+      </w:r>
+      <w:r>
+        <w:t xml:space="preserve"> </w:t>
+      </w:r>
+      <w:r>
+        <w:t xml:space="preserve">“</w:t>
+      </w:r>
+      <w:r>
+        <w:t xml:space="preserve">(Fig. 5)</w:t>
+      </w:r>
+      <w:r>
+        <w:t xml:space="preserve">”</w:t>
       </w:r>
       <w:r>
         <w:t xml:space="preserve">.</w:t>
       </w:r>
     </w:p>
+    <w:p>
+      <w:pPr>
+        <w:pStyle w:val="FirstParagraph"/>
+      </w:pPr>
+      <w:r>
+        <w:rPr>
+          <w:bCs/>
+          <w:b/>
+        </w:rPr>
+        <w:t xml:space="preserve">Fig. 1 | AutoNIMA, and the unit that determines a meta-analytic result.</w:t>
+      </w:r>
+      <w:r>
+        <w:t xml:space="preserve"> </w:t>
+      </w:r>
+      <w:r>
+        <w:rPr>
+          <w:bCs/>
+          <w:b/>
+        </w:rPr>
+        <w:t xml:space="preserve">a</w:t>
+      </w:r>
+      <w:r>
+        <w:t xml:space="preserve">, The workflow. A research question is expressed as explicit article- and contrast-level</w:t>
+      </w:r>
+      <w:r>
+        <w:t xml:space="preserve"> </w:t>
+      </w:r>
+      <w:r>
+        <w:t xml:space="preserve">eligibility criteria, which govern a sequence of assessments over progressively more detailed</w:t>
+      </w:r>
+      <w:r>
+        <w:t xml:space="preserve"> </w:t>
+      </w:r>
+      <w:r>
+        <w:t xml:space="preserve">evidence: a PubMed search, abstract screening, full-text retrieval and screening, heuristic</w:t>
+      </w:r>
+      <w:r>
+        <w:t xml:space="preserve"> </w:t>
+      </w:r>
+      <w:r>
+        <w:t xml:space="preserve">identification of candidate coordinate tables, LLM parsing of those tables into distinct</w:t>
+      </w:r>
+      <w:r>
+        <w:t xml:space="preserve"> </w:t>
+      </w:r>
+      <w:r>
+        <w:t xml:space="preserve">analyses, and LLM assignment of each analysis to the target contrasts it satisfies. Coordinates</w:t>
+      </w:r>
+      <w:r>
+        <w:t xml:space="preserve"> </w:t>
+      </w:r>
+      <w:r>
+        <w:t xml:space="preserve">from the selected analyses are submitted to coordinate-based meta-analysis, yielding one spatial</w:t>
+      </w:r>
+      <w:r>
+        <w:t xml:space="preserve"> </w:t>
+      </w:r>
+      <w:r>
+        <w:t xml:space="preserve">map per target contrast.</w:t>
+      </w:r>
+      <w:r>
+        <w:t xml:space="preserve"> </w:t>
+      </w:r>
+      <w:r>
+        <w:rPr>
+          <w:bCs/>
+          <w:b/>
+        </w:rPr>
+        <w:t xml:space="preserve">b</w:t>
+      </w:r>
+      <w:r>
+        <w:t xml:space="preserve">, Article eligibility is not analysis eligibility. A single eligible</w:t>
+      </w:r>
+      <w:r>
+        <w:t xml:space="preserve"> </w:t>
+      </w:r>
+      <w:r>
+        <w:t xml:space="preserve">article reports</w:t>
+      </w:r>
+      <w:r>
+        <w:t xml:space="preserve"> </w:t>
+      </w:r>
+      <w:r>
+        <w:rPr>
+          <w:iCs/>
+          <w:i/>
+        </w:rPr>
+        <w:t xml:space="preserve">k</w:t>
+      </w:r>
+      <w:r>
+        <w:t xml:space="preserve"> </w:t>
+      </w:r>
+      <w:r>
+        <w:t xml:space="preserve">statistical comparisons, and typically only a subset addresses any one target;</w:t>
+      </w:r>
+      <w:r>
+        <w:t xml:space="preserve"> </w:t>
+      </w:r>
+      <w:r>
+        <w:t xml:space="preserve">pooling every coordinate in the article answers a different question from the one posed.</w:t>
+      </w:r>
+    </w:p>
+    <w:p>
+      <w:pPr>
+        <w:pStyle w:val="BodyText"/>
+      </w:pPr>
+      <w:r>
+        <w:rPr>
+          <w:bCs/>
+          <w:b/>
+        </w:rPr>
+        <w:t xml:space="preserve">Fig. 2 | Screening raises precision against expert curation while retaining most assessable</w:t>
+      </w:r>
+      <w:r>
+        <w:rPr>
+          <w:bCs/>
+          <w:b/>
+        </w:rPr>
+        <w:t xml:space="preserve"> </w:t>
+      </w:r>
+      <w:r>
+        <w:rPr>
+          <w:bCs/>
+          <w:b/>
+        </w:rPr>
+        <w:t xml:space="preserve">studies.</w:t>
+      </w:r>
+      <w:r>
+        <w:t xml:space="preserve"> </w:t>
+      </w:r>
+      <w:r>
+        <w:rPr>
+          <w:bCs/>
+          <w:b/>
+        </w:rPr>
+        <w:t xml:space="preserve">a</w:t>
+      </w:r>
+      <w:r>
+        <w:t xml:space="preserve">, Recall at each stage, computed against an</w:t>
+      </w:r>
+      <w:r>
+        <w:t xml:space="preserve"> </w:t>
+      </w:r>
+      <w:r>
+        <w:rPr>
+          <w:iCs/>
+          <w:i/>
+        </w:rPr>
+        <w:t xml:space="preserve">attainable</w:t>
+      </w:r>
+      <w:r>
+        <w:t xml:space="preserve"> </w:t>
+      </w:r>
+      <w:r>
+        <w:t xml:space="preserve">denominator: at each</w:t>
+      </w:r>
+      <w:r>
+        <w:t xml:space="preserve"> </w:t>
+      </w:r>
+      <w:r>
+        <w:t xml:space="preserve">stage the denominator drops the studies that became unavailable there — not returned by the</w:t>
+      </w:r>
+      <w:r>
+        <w:t xml:space="preserve"> </w:t>
+      </w:r>
+      <w:r>
+        <w:t xml:space="preserve">search, no usable full text, or no parseable coordinates — and never drops a study that was</w:t>
+      </w:r>
+      <w:r>
+        <w:t xml:space="preserve"> </w:t>
+      </w:r>
+      <w:r>
+        <w:t xml:space="preserve">rejected on judgement. The search stage is therefore 1.000 by construction, being a pure</w:t>
+      </w:r>
+      <w:r>
+        <w:t xml:space="preserve"> </w:t>
+      </w:r>
+      <w:r>
+        <w:t xml:space="preserve">availability stage.</w:t>
+      </w:r>
+      <w:r>
+        <w:t xml:space="preserve"> </w:t>
+      </w:r>
+      <w:r>
+        <w:rPr>
+          <w:bCs/>
+          <w:b/>
+        </w:rPr>
+        <w:t xml:space="preserve">b</w:t>
+      </w:r>
+      <w:r>
+        <w:t xml:space="preserve">, Precision, the proportion of retained articles present in the expert</w:t>
+      </w:r>
+      <w:r>
+        <w:t xml:space="preserve"> </w:t>
+      </w:r>
+      <w:r>
+        <w:t xml:space="preserve">inclusion list. Each line is one project (</w:t>
+      </w:r>
+      <w:r>
+        <w:rPr>
+          <w:iCs/>
+          <w:i/>
+        </w:rPr>
+        <w:t xml:space="preserve">n</w:t>
+      </w:r>
+      <w:r>
+        <w:t xml:space="preserve"> </w:t>
+      </w:r>
+      <w:r>
+        <w:t xml:space="preserve">= 9); the heavy black line is the cross-project</w:t>
+      </w:r>
+      <w:r>
+        <w:t xml:space="preserve"> </w:t>
+      </w:r>
+      <w:r>
+        <w:t xml:space="preserve">mean. Because availability losses leave the denominator but screening decisions do not, the</w:t>
+      </w:r>
+      <w:r>
+        <w:t xml:space="preserve"> </w:t>
+      </w:r>
+      <w:r>
+        <w:t xml:space="preserve">decline in</w:t>
+      </w:r>
+      <w:r>
+        <w:t xml:space="preserve"> </w:t>
+      </w:r>
+      <w:r>
+        <w:rPr>
+          <w:bCs/>
+          <w:b/>
+        </w:rPr>
+        <w:t xml:space="preserve">a</w:t>
+      </w:r>
+      <w:r>
+        <w:t xml:space="preserve"> </w:t>
+      </w:r>
+      <w:r>
+        <w:t xml:space="preserve">is attributable to eligibility judgements alone.</w:t>
+      </w:r>
+    </w:p>
+    <w:p>
+      <w:pPr>
+        <w:pStyle w:val="BodyText"/>
+      </w:pPr>
+      <w:r>
+        <w:rPr>
+          <w:bCs/>
+          <w:b/>
+        </w:rPr>
+        <w:t xml:space="preserve">Fig. 3 | LLM parsing recovers individual analyses; LLM assignment selects among them.</w:t>
+      </w:r>
+      <w:r>
+        <w:t xml:space="preserve"> </w:t>
+      </w:r>
+      <w:r>
+        <w:rPr>
+          <w:bCs/>
+          <w:b/>
+        </w:rPr>
+        <w:t xml:space="preserve">a</w:t>
+      </w:r>
+      <w:r>
+        <w:t xml:space="preserve">, Percentage of expert-curated analyses recovered by LLM parsing (coloured) against treating</w:t>
+      </w:r>
+      <w:r>
+        <w:t xml:space="preserve"> </w:t>
+      </w:r>
+      <w:r>
+        <w:t xml:space="preserve">each coordinate table as a single analysis (grey), for each project. Parsing is scored only on the</w:t>
+      </w:r>
+      <w:r>
+        <w:t xml:space="preserve"> </w:t>
+      </w:r>
+      <w:r>
+        <w:t xml:space="preserve">663 of 1,047 expert-included articles (63%) from which at least one analysis was automatically</w:t>
+      </w:r>
+      <w:r>
+        <w:t xml:space="preserve"> </w:t>
+      </w:r>
+      <w:r>
+        <w:t xml:space="preserve">extracted; articles yielding none are attributable to retrieval or extraction failure rather than</w:t>
+      </w:r>
+      <w:r>
+        <w:t xml:space="preserve"> </w:t>
+      </w:r>
+      <w:r>
+        <w:t xml:space="preserve">mis-parsing and are accounted for in Fig. 2.</w:t>
+      </w:r>
+      <w:r>
+        <w:t xml:space="preserve"> </w:t>
+      </w:r>
+      <w:r>
+        <w:rPr>
+          <w:bCs/>
+          <w:b/>
+        </w:rPr>
+        <w:t xml:space="preserve">b</w:t>
+      </w:r>
+      <w:r>
+        <w:t xml:space="preserve">, Analysis-to-contrast assignment in ROC space.</w:t>
+      </w:r>
+      <w:r>
+        <w:t xml:space="preserve"> </w:t>
+      </w:r>
+      <w:r>
+        <w:t xml:space="preserve">Each filled marker is one project’s operating point; the diagonal is chance, and the open marker</w:t>
+      </w:r>
+      <w:r>
+        <w:t xml:space="preserve"> </w:t>
+      </w:r>
+      <w:r>
+        <w:t xml:space="preserve">on it is that project’s own same-size random selection, which lands at (</w:t>
+      </w:r>
+      <w:r>
+        <w:rPr>
+          <w:iCs/>
+          <w:i/>
+        </w:rPr>
+        <w:t xml:space="preserve">k</w:t>
+      </w:r>
+      <w:r>
+        <w:t xml:space="preserve">/</w:t>
+      </w:r>
+      <w:r>
+        <w:rPr>
+          <w:iCs/>
+          <w:i/>
+        </w:rPr>
+        <w:t xml:space="preserve">N</w:t>
+      </w:r>
+      <w:r>
+        <w:t xml:space="preserve">,</w:t>
+      </w:r>
+      <w:r>
+        <w:t xml:space="preserve"> </w:t>
+      </w:r>
+      <w:r>
+        <w:rPr>
+          <w:iCs/>
+          <w:i/>
+        </w:rPr>
+        <w:t xml:space="preserve">k</w:t>
+      </w:r>
+      <w:r>
+        <w:t xml:space="preserve">/</w:t>
+      </w:r>
+      <w:r>
+        <w:rPr>
+          <w:iCs/>
+          <w:i/>
+        </w:rPr>
+        <w:t xml:space="preserve">N</w:t>
+      </w:r>
+      <w:r>
+        <w:t xml:space="preserve">) in</w:t>
+      </w:r>
+      <w:r>
+        <w:t xml:space="preserve"> </w:t>
+      </w:r>
+      <w:r>
+        <w:t xml:space="preserve">closed form. The unit is analysis-to-contrast assignments rather than analyses, since one analysis</w:t>
+      </w:r>
+      <w:r>
+        <w:t xml:space="preserve"> </w:t>
+      </w:r>
+      <w:r>
+        <w:t xml:space="preserve">may be eligible for more than one contrast.</w:t>
+      </w:r>
+    </w:p>
+    <w:p>
+      <w:pPr>
+        <w:pStyle w:val="BodyText"/>
+      </w:pPr>
+      <w:r>
+        <w:rPr>
+          <w:bCs/>
+          <w:b/>
+        </w:rPr>
+        <w:t xml:space="preserve">Fig. 4 | End-to-end synthesis recovers published maps more faithfully than search-only</w:t>
+      </w:r>
+      <w:r>
+        <w:rPr>
+          <w:bCs/>
+          <w:b/>
+        </w:rPr>
+        <w:t xml:space="preserve"> </w:t>
+      </w:r>
+      <w:r>
+        <w:rPr>
+          <w:bCs/>
+          <w:b/>
+        </w:rPr>
+        <w:t xml:space="preserve">synthesis.</w:t>
+      </w:r>
+      <w:r>
+        <w:t xml:space="preserve"> </w:t>
+      </w:r>
+      <w:r>
+        <w:rPr>
+          <w:bCs/>
+          <w:b/>
+        </w:rPr>
+        <w:t xml:space="preserve">a</w:t>
+      </w:r>
+      <w:r>
+        <w:t xml:space="preserve">, Pipeline against baseline</w:t>
+      </w:r>
+      <w:r>
+        <w:t xml:space="preserve"> </w:t>
+      </w:r>
+      <w:r>
+        <w:rPr>
+          <w:iCs/>
+          <w:i/>
+        </w:rPr>
+        <w:t xml:space="preserve">R</w:t>
+      </w:r>
+      <w:r>
+        <w:t xml:space="preserve">² for each of 28 target contrasts in eight</w:t>
+      </w:r>
+      <w:r>
+        <w:t xml:space="preserve"> </w:t>
+      </w:r>
+      <w:r>
+        <w:t xml:space="preserve">projects; points above the identity line favour the pipeline, and circle area encodes the number</w:t>
+      </w:r>
+      <w:r>
+        <w:t xml:space="preserve"> </w:t>
+      </w:r>
+      <w:r>
+        <w:t xml:space="preserve">of analyses pooled.</w:t>
+      </w:r>
+      <w:r>
+        <w:t xml:space="preserve"> </w:t>
+      </w:r>
+      <w:r>
+        <w:rPr>
+          <w:bCs/>
+          <w:b/>
+        </w:rPr>
+        <w:t xml:space="preserve">b</w:t>
+      </w:r>
+      <w:r>
+        <w:t xml:space="preserve">, The same contrasts ordered by advantage, with the cross-contrast mean</w:t>
+      </w:r>
+      <w:r>
+        <w:t xml:space="preserve"> </w:t>
+      </w:r>
+      <w:r>
+        <w:t xml:space="preserve">and its 95% confidence interval. The baseline is the strongest one a practitioner could have built</w:t>
+      </w:r>
+      <w:r>
+        <w:t xml:space="preserve"> </w:t>
+      </w:r>
+      <w:r>
+        <w:t xml:space="preserve">in advance for that contrast: a contrast-targeted PubMed search where the contrast is a separable</w:t>
+      </w:r>
+      <w:r>
+        <w:t xml:space="preserve"> </w:t>
+      </w:r>
+      <w:r>
+        <w:t xml:space="preserve">search topic (27 of 28) and the project’s broad search otherwise. All arms were meta-analysed</w:t>
+      </w:r>
+      <w:r>
+        <w:t xml:space="preserve"> </w:t>
+      </w:r>
+      <w:r>
+        <w:t xml:space="preserve">identically by MKDA and compared as squared voxelwise correlation between unthresholded maps.</w:t>
+      </w:r>
+      <w:r>
+        <w:t xml:space="preserve"> </w:t>
+      </w:r>
+      <w:r>
+        <w:t xml:space="preserve">Confidence intervals are cluster bootstrap over projects, not contrasts (20,000 resamples);</w:t>
+      </w:r>
+      <w:r>
+        <w:t xml:space="preserve"> </w:t>
+      </w:r>
+      <w:r>
+        <w:rPr>
+          <w:iCs/>
+          <w:i/>
+        </w:rPr>
+        <w:t xml:space="preserve">P</w:t>
+      </w:r>
+      <w:r>
+        <w:t xml:space="preserve"> </w:t>
+      </w:r>
+      <w:r>
+        <w:t xml:space="preserve">is a two-sided sign test over contrasts. The dementia project is excluded because its</w:t>
+      </w:r>
+      <w:r>
+        <w:t xml:space="preserve"> </w:t>
+      </w:r>
+      <w:r>
+        <w:t xml:space="preserve">reference data pool coordinates across studies, giving analysis units that are not comparable with</w:t>
+      </w:r>
+      <w:r>
+        <w:t xml:space="preserve"> </w:t>
+      </w:r>
+      <w:r>
+        <w:t xml:space="preserve">those extracted from individual articles. The two negative bars are small losses, not failures of</w:t>
+      </w:r>
+      <w:r>
+        <w:t xml:space="preserve"> </w:t>
+      </w:r>
+      <w:r>
+        <w:t xml:space="preserve">the same magnitude as the gains at the other end.</w:t>
+      </w:r>
+    </w:p>
+    <w:p>
+      <w:pPr>
+        <w:pStyle w:val="BodyText"/>
+      </w:pPr>
+      <w:r>
+        <w:rPr>
+          <w:bCs/>
+          <w:b/>
+        </w:rPr>
+        <w:t xml:space="preserve">Fig. 5 | Analysis-level selection recovers a target contrast that article-level pooling cannot</w:t>
+      </w:r>
+      <w:r>
+        <w:rPr>
+          <w:bCs/>
+          <w:b/>
+        </w:rPr>
+        <w:t xml:space="preserve"> </w:t>
+      </w:r>
+      <w:r>
+        <w:rPr>
+          <w:bCs/>
+          <w:b/>
+        </w:rPr>
+        <w:t xml:space="preserve">(emotion regulation).</w:t>
+      </w:r>
+      <w:r>
+        <w:t xml:space="preserve"> </w:t>
+      </w:r>
+      <w:r>
+        <w:t xml:space="preserve">Reference, search-only baseline and pipeline maps for three</w:t>
+      </w:r>
+      <w:r>
+        <w:t xml:space="preserve"> </w:t>
+      </w:r>
+      <w:r>
+        <w:t xml:space="preserve">emotion-regulation contrasts — increasing, maintaining and reappraising an emotional response —</w:t>
+      </w:r>
+      <w:r>
+        <w:t xml:space="preserve"> </w:t>
+      </w:r>
+      <w:r>
+        <w:t xml:space="preserve">rendered on inflated cortical surfaces and thresholded at</w:t>
+      </w:r>
+      <w:r>
+        <w:t xml:space="preserve"> </w:t>
+      </w:r>
+      <w:r>
+        <w:rPr>
+          <w:iCs/>
+          <w:i/>
+        </w:rPr>
+        <w:t xml:space="preserve">z</w:t>
+      </w:r>
+      <w:r>
+        <w:t xml:space="preserve"> </w:t>
+      </w:r>
+      <w:r>
+        <w:t xml:space="preserve">&gt; 1.96. A single reappraisal study</w:t>
+      </w:r>
+      <w:r>
+        <w:t xml:space="preserve"> </w:t>
+      </w:r>
+      <w:r>
+        <w:t xml:space="preserve">can report all three comparisons; article-level pooling combines their coordinates, whereas</w:t>
+      </w:r>
+      <w:r>
+        <w:t xml:space="preserve"> </w:t>
+      </w:r>
+      <w:r>
+        <w:t xml:space="preserve">analysis-level selection retains only those matching each target. The fourth annotated contrast</w:t>
+      </w:r>
+      <w:r>
+        <w:t xml:space="preserve"> </w:t>
+      </w:r>
+      <w:r>
+        <w:t xml:space="preserve">(</w:t>
+      </w:r>
+      <w:r>
+        <w:rPr>
+          <w:iCs/>
+          <w:i/>
+        </w:rPr>
+        <w:t xml:space="preserve">decrease</w:t>
+      </w:r>
+      <w:r>
+        <w:t xml:space="preserve">) is omitted because its reference map duplicates the reappraisal contrast in the</w:t>
+      </w:r>
+      <w:r>
+        <w:t xml:space="preserve"> </w:t>
+      </w:r>
+      <w:r>
+        <w:t xml:space="preserve">benchmark source data rather than representing a distinct comparison. This is an exemplar: Figs 4</w:t>
+      </w:r>
+      <w:r>
+        <w:t xml:space="preserve"> </w:t>
+      </w:r>
+      <w:r>
+        <w:t xml:space="preserve">and 6 report the full distribution, including the contrasts where the pipeline does not gain.</w:t>
+      </w:r>
+    </w:p>
+    <w:p>
+      <w:pPr>
+        <w:pStyle w:val="BodyText"/>
+      </w:pPr>
+      <w:r>
+        <w:rPr>
+          <w:bCs/>
+          <w:b/>
+        </w:rPr>
+        <w:t xml:space="preserve">Fig. 6 | The advantage comes from selecting analyses, not from selecting articles.</w:t>
+      </w:r>
+      <w:r>
+        <w:t xml:space="preserve"> </w:t>
+      </w:r>
+      <w:r>
+        <w:t xml:space="preserve">Three arms</w:t>
+      </w:r>
+      <w:r>
+        <w:t xml:space="preserve"> </w:t>
+      </w:r>
+      <w:r>
+        <w:t xml:space="preserve">over the same 28 contrasts, all from the same pipeline run: the search-only baseline; a</w:t>
+      </w:r>
+      <w:r>
+        <w:t xml:space="preserve"> </w:t>
+      </w:r>
+      <w:r>
+        <w:t xml:space="preserve">screening-only arm that applies article-level eligibility criteria and then pools every parsed</w:t>
+      </w:r>
+      <w:r>
+        <w:t xml:space="preserve"> </w:t>
+      </w:r>
+      <w:r>
+        <w:t xml:space="preserve">analysis from the retained articles; and the full pipeline, which additionally selects analyses per</w:t>
+      </w:r>
+      <w:r>
+        <w:t xml:space="preserve"> </w:t>
+      </w:r>
+      <w:r>
+        <w:t xml:space="preserve">contrast. The middle arm isolates the contribution of article screening. Mean gains are additive</w:t>
+      </w:r>
+      <w:r>
+        <w:t xml:space="preserve"> </w:t>
+      </w:r>
+      <w:r>
+        <w:t xml:space="preserve">and sum to the total margin in Fig. 4 (+0.005 from article screening, +0.109 from analysis</w:t>
+      </w:r>
+      <w:r>
+        <w:t xml:space="preserve"> </w:t>
+      </w:r>
+      <w:r>
+        <w:t xml:space="preserve">selection, +0.114 in total), so 96% of the advantage is attributable to selection within articles.</w:t>
+      </w:r>
+    </w:p>
     <w:bookmarkEnd w:id="42"/>
-    <w:bookmarkStart w:id="43" w:name="figure-2"/>
-    <w:p>
-      <w:pPr>
-        <w:pStyle w:val="Heading2"/>
-      </w:pPr>
-      <w:r>
-        <w:t xml:space="preserve">Figure 2</w:t>
-      </w:r>
-    </w:p>
-    <w:p>
-      <w:pPr>
-        <w:pStyle w:val="BlockText"/>
-      </w:pPr>
-      <w:r>
-        <w:rPr>
-          <w:bCs/>
-          <w:b/>
-        </w:rPr>
-        <w:t xml:space="preserve">BRIEF</w:t>
-      </w:r>
-      <w:r>
-        <w:t xml:space="preserve"> </w:t>
-      </w:r>
-      <w:r>
-        <w:t xml:space="preserve">— must state: the denominator per stage; that search is 1.000 by construction; and</w:t>
-      </w:r>
-      <w:r>
-        <w:t xml:space="preserve"> </w:t>
-      </w:r>
-      <w:r>
-        <w:t xml:space="preserve">that judgement losses stay charged while availability failures leave the denominator. n = 9.</w:t>
-      </w:r>
-    </w:p>
-    <w:bookmarkEnd w:id="43"/>
-    <w:bookmarkStart w:id="44" w:name="figure-3"/>
-    <w:p>
-      <w:pPr>
-        <w:pStyle w:val="Heading2"/>
-      </w:pPr>
-      <w:r>
-        <w:t xml:space="preserve">Figure 3</w:t>
-      </w:r>
-    </w:p>
-    <w:p>
-      <w:pPr>
-        <w:pStyle w:val="BlockText"/>
-      </w:pPr>
-      <w:r>
-        <w:rPr>
-          <w:bCs/>
-          <w:b/>
-        </w:rPr>
-        <w:t xml:space="preserve">BRIEF</w:t>
-      </w:r>
-      <w:r>
-        <w:t xml:space="preserve"> </w:t>
-      </w:r>
-      <w:r>
-        <w:t xml:space="preserve">— panel a: dumbbell, tables-only against LLM parsing, all nine projects; must state</w:t>
-      </w:r>
-      <w:r>
-        <w:t xml:space="preserve"> </w:t>
-      </w:r>
-      <w:r>
-        <w:t xml:space="preserve">that parsing is scored only on papers from which at least one analysis was extracted. Panel b:</w:t>
-      </w:r>
-      <w:r>
-        <w:t xml:space="preserve"> </w:t>
-      </w:r>
-      <w:r>
-        <w:t xml:space="preserve">annotation in ROC space, all nine projects; must state that the diagonal is chance, that each</w:t>
-      </w:r>
-      <w:r>
-        <w:t xml:space="preserve"> </w:t>
-      </w:r>
-      <w:r>
-        <w:t xml:space="preserve">open marker is that project’s own same-size random selection, and that the unit is</w:t>
-      </w:r>
-      <w:r>
-        <w:t xml:space="preserve"> </w:t>
-      </w:r>
-      <w:r>
-        <w:t xml:space="preserve">analysis-to-contrast assignments rather than analyses.</w:t>
-      </w:r>
-    </w:p>
-    <w:bookmarkEnd w:id="44"/>
-    <w:bookmarkStart w:id="45" w:name="figure-4"/>
-    <w:p>
-      <w:pPr>
-        <w:pStyle w:val="Heading2"/>
-      </w:pPr>
-      <w:r>
-        <w:t xml:space="preserve">Figure 4</w:t>
-      </w:r>
-    </w:p>
-    <w:p>
-      <w:pPr>
-        <w:pStyle w:val="BlockText"/>
-      </w:pPr>
-      <w:r>
-        <w:rPr>
-          <w:bCs/>
-          <w:b/>
-        </w:rPr>
-        <w:t xml:space="preserve">BRIEF</w:t>
-      </w:r>
-      <w:r>
-        <w:t xml:space="preserve"> </w:t>
-      </w:r>
-      <w:r>
-        <w:t xml:space="preserve">— must say which baseline it is (best available per column,</w:t>
-      </w:r>
-      <w:r>
-        <w:t xml:space="preserve"> </w:t>
-      </w:r>
-      <w:r>
-        <w:rPr>
-          <w:rStyle w:val="VerbatimChar"/>
-        </w:rPr>
-        <w:t xml:space="preserve">targeted</w:t>
-      </w:r>
-      <w:r>
-        <w:t xml:space="preserve"> </w:t>
-      </w:r>
-      <w:r>
-        <w:t xml:space="preserve">for 31 of 32),</w:t>
-      </w:r>
-      <w:r>
-        <w:t xml:space="preserve"> </w:t>
-      </w:r>
-      <w:r>
-        <w:t xml:space="preserve">that circle area encodes the number of analyses, and that the bottom rows are small wins rather</w:t>
-      </w:r>
-      <w:r>
-        <w:t xml:space="preserve"> </w:t>
-      </w:r>
-      <w:r>
-        <w:t xml:space="preserve">than losses (</w:t>
-      </w:r>
-      <w:r>
-        <w:rPr>
-          <w:rStyle w:val="VerbatimChar"/>
-        </w:rPr>
-        <w:t xml:space="preserve">NATURE_METHODS_SKELETON.md:470</w:t>
-      </w:r>
-      <w:r>
-        <w:t xml:space="preserve">).</w:t>
-      </w:r>
-    </w:p>
-    <w:bookmarkEnd w:id="45"/>
-    <w:bookmarkStart w:id="46" w:name="figure-5"/>
-    <w:p>
-      <w:pPr>
-        <w:pStyle w:val="Heading2"/>
-      </w:pPr>
-      <w:r>
-        <w:t xml:space="preserve">Figure 5</w:t>
-      </w:r>
-    </w:p>
-    <w:p>
-      <w:pPr>
-        <w:pStyle w:val="BlockText"/>
-      </w:pPr>
-      <w:r>
-        <w:rPr>
-          <w:bCs/>
-          <w:b/>
-        </w:rPr>
-        <w:t xml:space="preserve">BRIEF</w:t>
-      </w:r>
-      <w:r>
-        <w:t xml:space="preserve"> </w:t>
-      </w:r>
-      <w:r>
-        <w:t xml:space="preserve">— must state that the three arms are baseline / screening-only / full pipeline, all</w:t>
-      </w:r>
-      <w:r>
-        <w:t xml:space="preserve"> </w:t>
-      </w:r>
-      <w:r>
-        <w:t xml:space="preserve">from the canonical run, and that the middle arm isolates paper selection.</w:t>
-      </w:r>
-    </w:p>
-    <w:bookmarkEnd w:id="46"/>
-    <w:bookmarkStart w:id="47" w:name="figure-6"/>
-    <w:p>
-      <w:pPr>
-        <w:pStyle w:val="Heading2"/>
-      </w:pPr>
-      <w:r>
-        <w:t xml:space="preserve">Figure 6</w:t>
-      </w:r>
-    </w:p>
-    <w:p>
-      <w:pPr>
-        <w:pStyle w:val="BlockText"/>
-      </w:pPr>
-      <w:r>
-        <w:rPr>
-          <w:bCs/>
-          <w:b/>
-        </w:rPr>
-        <w:t xml:space="preserve">BRIEF</w:t>
-      </w:r>
-      <w:r>
-        <w:t xml:space="preserve"> </w:t>
-      </w:r>
-      <w:r>
-        <w:t xml:space="preserve">—</w:t>
-      </w:r>
-      <w:r>
-        <w:t xml:space="preserve"> </w:t>
-      </w:r>
-      <w:r>
-        <w:rPr>
-          <w:rStyle w:val="VerbatimChar"/>
-        </w:rPr>
-        <w:t xml:space="preserve">figure_er_surface_contrasts</w:t>
-      </w:r>
-      <w:r>
-        <w:t xml:space="preserve">: three emotion-regulation maps against a single</w:t>
-      </w:r>
-      <w:r>
-        <w:t xml:space="preserve"> </w:t>
-      </w:r>
-      <w:r>
-        <w:t xml:space="preserve">baseline, on inflated surfaces. The honest framing is that this shows what a good case looks</w:t>
-      </w:r>
-      <w:r>
-        <w:t xml:space="preserve"> </w:t>
-      </w:r>
-      <w:r>
-        <w:t xml:space="preserve">like while Figures 4 and 5 report the whole distribution including the losses.</w:t>
-      </w:r>
-    </w:p>
-    <w:bookmarkEnd w:id="47"/>
-    <w:bookmarkEnd w:id="48"/>
-    <w:bookmarkStart w:id="52" w:name="supplementary-information"/>
+    <w:bookmarkStart w:id="47" w:name="supplementary-information"/>
     <w:p>
       <w:pPr>
         <w:pStyle w:val="Heading1"/>
@@ -8144,7 +8615,501 @@
         <w:t xml:space="preserve">Extended Data: the §3 cautionary case, per-project tables behind Figures 2–5, PRISMA funnels.</w:t>
       </w:r>
     </w:p>
-    <w:bookmarkStart w:id="49" w:name="X0e6005aef2dc115b03ca4b74639a0a6de9b6771"/>
+    <w:bookmarkStart w:id="43" w:name="supplementary-figure-legends"/>
+    <w:p>
+      <w:pPr>
+        <w:pStyle w:val="Heading2"/>
+      </w:pPr>
+      <w:r>
+        <w:t xml:space="preserve">Supplementary figure legends</w:t>
+      </w:r>
+    </w:p>
+    <w:p>
+      <w:pPr>
+        <w:pStyle w:val="FirstParagraph"/>
+      </w:pPr>
+      <w:r>
+        <w:rPr>
+          <w:bCs/>
+          <w:b/>
+        </w:rPr>
+        <w:t xml:space="preserve">Supplementary Fig. S1 | Criteria refined against benchmark feedback add little beyond correcting</w:t>
+      </w:r>
+      <w:r>
+        <w:rPr>
+          <w:bCs/>
+          <w:b/>
+        </w:rPr>
+        <w:t xml:space="preserve"> </w:t>
+      </w:r>
+      <w:r>
+        <w:rPr>
+          <w:bCs/>
+          <w:b/>
+        </w:rPr>
+        <w:t xml:space="preserve">oversights.</w:t>
+      </w:r>
+      <w:r>
+        <w:t xml:space="preserve"> </w:t>
+      </w:r>
+      <w:r>
+        <w:t xml:space="preserve">Map recovery (</w:t>
+      </w:r>
+      <w:r>
+        <w:rPr>
+          <w:iCs/>
+          <w:i/>
+        </w:rPr>
+        <w:t xml:space="preserve">R</w:t>
+      </w:r>
+      <w:r>
+        <w:t xml:space="preserve">²) for each project across three criteria tiers:</w:t>
+      </w:r>
+      <w:r>
+        <w:t xml:space="preserve"> </w:t>
+      </w:r>
+      <w:r>
+        <w:rPr>
+          <w:rStyle w:val="VerbatimChar"/>
+        </w:rPr>
+        <w:t xml:space="preserve">verbatim</w:t>
+      </w:r>
+      <w:r>
+        <w:t xml:space="preserve">,</w:t>
+      </w:r>
+      <w:r>
+        <w:t xml:space="preserve"> </w:t>
+      </w:r>
+      <w:r>
+        <w:t xml:space="preserve">transcribed from the published methods section;</w:t>
+      </w:r>
+      <w:r>
+        <w:t xml:space="preserve"> </w:t>
+      </w:r>
+      <w:r>
+        <w:rPr>
+          <w:rStyle w:val="VerbatimChar"/>
+        </w:rPr>
+        <w:t xml:space="preserve">manual</w:t>
+      </w:r>
+      <w:r>
+        <w:t xml:space="preserve">, after the project author corrected</w:t>
+      </w:r>
+      <w:r>
+        <w:t xml:space="preserve"> </w:t>
+      </w:r>
+      <w:r>
+        <w:t xml:space="preserve">oversights found by reading the pipeline’s own reports; and</w:t>
+      </w:r>
+      <w:r>
+        <w:t xml:space="preserve"> </w:t>
+      </w:r>
+      <w:r>
+        <w:rPr>
+          <w:rStyle w:val="VerbatimChar"/>
+        </w:rPr>
+        <w:t xml:space="preserve">best</w:t>
+      </w:r>
+      <w:r>
+        <w:t xml:space="preserve">, after further refinement</w:t>
+      </w:r>
+      <w:r>
+        <w:t xml:space="preserve"> </w:t>
+      </w:r>
+      <w:r>
+        <w:t xml:space="preserve">against benchmark feedback. Averaged over each project’s contrasts,</w:t>
+      </w:r>
+      <w:r>
+        <w:t xml:space="preserve"> </w:t>
+      </w:r>
+      <w:r>
+        <w:rPr>
+          <w:rStyle w:val="VerbatimChar"/>
+        </w:rPr>
+        <w:t xml:space="preserve">verbatim</w:t>
+      </w:r>
+      <w:r>
+        <w:t xml:space="preserve"> </w:t>
+      </w:r>
+      <w:r>
+        <w:t xml:space="preserve">→</w:t>
+      </w:r>
+      <w:r>
+        <w:t xml:space="preserve"> </w:t>
+      </w:r>
+      <w:r>
+        <w:rPr>
+          <w:rStyle w:val="VerbatimChar"/>
+        </w:rPr>
+        <w:t xml:space="preserve">manual</w:t>
+      </w:r>
+      <w:r>
+        <w:t xml:space="preserve"> </w:t>
+      </w:r>
+      <w:r>
+        <w:t xml:space="preserve">gains</w:t>
+      </w:r>
+      <w:r>
+        <w:t xml:space="preserve"> </w:t>
+      </w:r>
+      <w:r>
+        <w:t xml:space="preserve">+0.221 and</w:t>
+      </w:r>
+      <w:r>
+        <w:t xml:space="preserve"> </w:t>
+      </w:r>
+      <w:r>
+        <w:rPr>
+          <w:rStyle w:val="VerbatimChar"/>
+        </w:rPr>
+        <w:t xml:space="preserve">manual</w:t>
+      </w:r>
+      <w:r>
+        <w:t xml:space="preserve"> </w:t>
+      </w:r>
+      <w:r>
+        <w:t xml:space="preserve">→</w:t>
+      </w:r>
+      <w:r>
+        <w:t xml:space="preserve"> </w:t>
+      </w:r>
+      <w:r>
+        <w:rPr>
+          <w:rStyle w:val="VerbatimChar"/>
+        </w:rPr>
+        <w:t xml:space="preserve">best</w:t>
+      </w:r>
+      <w:r>
+        <w:t xml:space="preserve"> </w:t>
+      </w:r>
+      <w:r>
+        <w:t xml:space="preserve">a further +0.031, roughly a sevenfold difference.</w:t>
+      </w:r>
+      <w:r>
+        <w:t xml:space="preserve"> </w:t>
+      </w:r>
+      <w:r>
+        <w:rPr>
+          <w:bCs/>
+          <w:b/>
+        </w:rPr>
+        <w:t xml:space="preserve">Both segments</w:t>
+      </w:r>
+      <w:r>
+        <w:rPr>
+          <w:bCs/>
+          <w:b/>
+        </w:rPr>
+        <w:t xml:space="preserve"> </w:t>
+      </w:r>
+      <w:r>
+        <w:rPr>
+          <w:bCs/>
+          <w:b/>
+        </w:rPr>
+        <w:t xml:space="preserve">rest on two projects only</w:t>
+      </w:r>
+      <w:r>
+        <w:t xml:space="preserve">, since the other seven resolve to the same run at more than one tier;</w:t>
+      </w:r>
+      <w:r>
+        <w:t xml:space="preserve"> </w:t>
+      </w:r>
+      <w:r>
+        <w:t xml:space="preserve">these are indications of direction, not estimates of effect size. The practical reading is that</w:t>
+      </w:r>
+      <w:r>
+        <w:t xml:space="preserve"> </w:t>
+      </w:r>
+      <w:r>
+        <w:t xml:space="preserve">the live risk in LLM-assisted screening is mis-specifying the criteria, not tuning them.</w:t>
+      </w:r>
+    </w:p>
+    <w:p>
+      <w:pPr>
+        <w:pStyle w:val="BodyText"/>
+      </w:pPr>
+      <w:r>
+        <w:rPr>
+          <w:bCs/>
+          <w:b/>
+        </w:rPr>
+        <w:t xml:space="preserve">Supplementary Fig. S2 | Most of the apparent screening imprecision is a difference in candidate</w:t>
+      </w:r>
+      <w:r>
+        <w:rPr>
+          <w:bCs/>
+          <w:b/>
+        </w:rPr>
+        <w:t xml:space="preserve"> </w:t>
+      </w:r>
+      <w:r>
+        <w:rPr>
+          <w:bCs/>
+          <w:b/>
+        </w:rPr>
+        <w:t xml:space="preserve">pool.</w:t>
+      </w:r>
+      <w:r>
+        <w:t xml:space="preserve"> </w:t>
+      </w:r>
+      <w:r>
+        <w:t xml:space="preserve">Precision against the expert inclusion list at each stage, for the same criteria applied</w:t>
+      </w:r>
+      <w:r>
+        <w:t xml:space="preserve"> </w:t>
+      </w:r>
+      <w:r>
+        <w:t xml:space="preserve">to two candidate pools: the articles returned by our PubMed search (solid) and the candidate list</w:t>
+      </w:r>
+      <w:r>
+        <w:t xml:space="preserve"> </w:t>
+      </w:r>
+      <w:r>
+        <w:t xml:space="preserve">obtained from the original authors (dotted).</w:t>
+      </w:r>
+      <w:r>
+        <w:t xml:space="preserve"> </w:t>
+      </w:r>
+      <w:r>
+        <w:rPr>
+          <w:bCs/>
+          <w:b/>
+        </w:rPr>
+        <w:t xml:space="preserve">Available for three projects only</w:t>
+      </w:r>
+      <w:r>
+        <w:t xml:space="preserve"> </w:t>
+      </w:r>
+      <w:r>
+        <w:t xml:space="preserve">— dementia,</w:t>
+      </w:r>
+      <w:r>
+        <w:t xml:space="preserve"> </w:t>
+      </w:r>
+      <w:r>
+        <w:t xml:space="preserve">emotion regulation and social. Holding the pool fixed raises precision at every stage, by +0.160 at</w:t>
+      </w:r>
+      <w:r>
+        <w:t xml:space="preserve"> </w:t>
+      </w:r>
+      <w:r>
+        <w:t xml:space="preserve">analysis-level selection (0.497 → 0.657), while recall moves far less, which is the control that</w:t>
+      </w:r>
+      <w:r>
+        <w:t xml:space="preserve"> </w:t>
+      </w:r>
+      <w:r>
+        <w:t xml:space="preserve">makes the comparison interpretable: the gain reflects which articles were ever considered rather</w:t>
+      </w:r>
+      <w:r>
+        <w:t xml:space="preserve"> </w:t>
+      </w:r>
+      <w:r>
+        <w:t xml:space="preserve">than which were correctly judged.</w:t>
+      </w:r>
+    </w:p>
+    <w:p>
+      <w:pPr>
+        <w:pStyle w:val="BodyText"/>
+      </w:pPr>
+      <w:r>
+        <w:rPr>
+          <w:bCs/>
+          <w:b/>
+        </w:rPr>
+        <w:t xml:space="preserve">Supplementary Fig. S3 | Each contrast beats a size-matched random selection of analyses.</w:t>
+      </w:r>
+      <w:r>
+        <w:t xml:space="preserve"> </w:t>
+      </w:r>
+      <w:r>
+        <w:t xml:space="preserve">Observed</w:t>
+      </w:r>
+      <w:r>
+        <w:t xml:space="preserve"> </w:t>
+      </w:r>
+      <w:r>
+        <w:rPr>
+          <w:iCs/>
+          <w:i/>
+        </w:rPr>
+        <w:t xml:space="preserve">R</w:t>
+      </w:r>
+      <w:r>
+        <w:t xml:space="preserve">² against the mean of a size-matched null for each of 28 contrasts, with the null’s</w:t>
+      </w:r>
+      <w:r>
+        <w:t xml:space="preserve"> </w:t>
+      </w:r>
+      <w:r>
+        <w:t xml:space="preserve">5th–95th percentile range. For each contrast the null draws the same number of analyses at random</w:t>
+      </w:r>
+      <w:r>
+        <w:t xml:space="preserve"> </w:t>
+      </w:r>
+      <w:r>
+        <w:t xml:space="preserve">from that contrast’s candidate pool and re-fits the meta-analysis, 500 times, so it controls for</w:t>
+      </w:r>
+      <w:r>
+        <w:t xml:space="preserve"> </w:t>
+      </w:r>
+      <w:r>
+        <w:t xml:space="preserve">the possibility that the pipeline’s advantage comes from pooling fewer analyses rather than better</w:t>
+      </w:r>
+      <w:r>
+        <w:t xml:space="preserve"> </w:t>
+      </w:r>
+      <w:r>
+        <w:t xml:space="preserve">ones. Median Δ</w:t>
+      </w:r>
+      <w:r>
+        <w:rPr>
+          <w:iCs/>
+          <w:i/>
+        </w:rPr>
+        <w:t xml:space="preserve">R</w:t>
+      </w:r>
+      <w:r>
+        <w:t xml:space="preserve">² is +0.179 and 25 of 28 contrasts clear</w:t>
+      </w:r>
+      <w:r>
+        <w:t xml:space="preserve"> </w:t>
+      </w:r>
+      <w:r>
+        <w:rPr>
+          <w:iCs/>
+          <w:i/>
+        </w:rPr>
+        <w:t xml:space="preserve">P</w:t>
+      </w:r>
+      <w:r>
+        <w:t xml:space="preserve"> </w:t>
+      </w:r>
+      <w:r>
+        <w:t xml:space="preserve">&lt; 0.05. The null is widest for the</w:t>
+      </w:r>
+      <w:r>
+        <w:t xml:space="preserve"> </w:t>
+      </w:r>
+      <w:r>
+        <w:t xml:space="preserve">two smallest projects, where few analyses are available to permute.</w:t>
+      </w:r>
+    </w:p>
+    <w:p>
+      <w:pPr>
+        <w:pStyle w:val="BodyText"/>
+      </w:pPr>
+      <w:r>
+        <w:rPr>
+          <w:bCs/>
+          <w:b/>
+        </w:rPr>
+        <w:t xml:space="preserve">Supplementary Fig. S4 | Reference, baseline and pipeline maps for every contrast.</w:t>
+      </w:r>
+      <w:r>
+        <w:t xml:space="preserve"> </w:t>
+      </w:r>
+      <w:r>
+        <w:t xml:space="preserve">Axial slices</w:t>
+      </w:r>
+      <w:r>
+        <w:t xml:space="preserve"> </w:t>
+      </w:r>
+      <w:r>
+        <w:t xml:space="preserve">at four levels for all 28 contrasts, showing the expert reference map, the search-only baseline and</w:t>
+      </w:r>
+      <w:r>
+        <w:t xml:space="preserve"> </w:t>
+      </w:r>
+      <w:r>
+        <w:t xml:space="preserve">the full pipeline side by side, thresholded at</w:t>
+      </w:r>
+      <w:r>
+        <w:t xml:space="preserve"> </w:t>
+      </w:r>
+      <w:r>
+        <w:rPr>
+          <w:iCs/>
+          <w:i/>
+        </w:rPr>
+        <w:t xml:space="preserve">z</w:t>
+      </w:r>
+      <w:r>
+        <w:t xml:space="preserve"> </w:t>
+      </w:r>
+      <w:r>
+        <w:t xml:space="preserve">&gt; 1.96 — the same threshold at which the</w:t>
+      </w:r>
+      <w:r>
+        <w:t xml:space="preserve"> </w:t>
+      </w:r>
+      <w:r>
+        <w:t xml:space="preserve">reported overlap statistics are computed. Included in full rather than as selected examples, so the</w:t>
+      </w:r>
+      <w:r>
+        <w:t xml:space="preserve"> </w:t>
+      </w:r>
+      <w:r>
+        <w:t xml:space="preserve">contrasts where the pipeline gains little or loses are visible alongside those where it gains most.</w:t>
+      </w:r>
+    </w:p>
+    <w:p>
+      <w:pPr>
+        <w:pStyle w:val="BodyText"/>
+      </w:pPr>
+      <w:r>
+        <w:rPr>
+          <w:bCs/>
+          <w:b/>
+        </w:rPr>
+        <w:t xml:space="preserve">Supplementary Fig. S5 | Measured model-use cost per pipeline stage.</w:t>
+      </w:r>
+      <w:r>
+        <w:t xml:space="preserve"> </w:t>
+      </w:r>
+      <w:r>
+        <w:t xml:space="preserve">Cost per LLM call for each</w:t>
+      </w:r>
+      <w:r>
+        <w:t xml:space="preserve"> </w:t>
+      </w:r>
+      <w:r>
+        <w:t xml:space="preserve">stage, split by input, cached input and output tokens, from token accounting recorded during the</w:t>
+      </w:r>
+      <w:r>
+        <w:t xml:space="preserve"> </w:t>
+      </w:r>
+      <w:r>
+        <w:t xml:space="preserve">runs rather than estimated from list prices. Abstract screening costs $0.0023 per call, full-text</w:t>
+      </w:r>
+      <w:r>
+        <w:t xml:space="preserve"> </w:t>
+      </w:r>
+      <w:r>
+        <w:t xml:space="preserve">screening $0.0138, coordinate parsing $0.0059 and analysis annotation $0.0211; output tokens</w:t>
+      </w:r>
+      <w:r>
+        <w:t xml:space="preserve"> </w:t>
+      </w:r>
+      <w:r>
+        <w:t xml:space="preserve">dominate the cheapest stage. A complete project averages $21.55 and all nine cost $194 to build</w:t>
+      </w:r>
+      <w:r>
+        <w:t xml:space="preserve"> </w:t>
+      </w:r>
+      <w:r>
+        <w:t xml:space="preserve">from scratch. Cost per study that reaches the map ($0.085 median) is a more stable unit than cost</w:t>
+      </w:r>
+      <w:r>
+        <w:t xml:space="preserve"> </w:t>
+      </w:r>
+      <w:r>
+        <w:t xml:space="preserve">per call, because the stages differ by an order of magnitude in how many calls they make.</w:t>
+      </w:r>
+    </w:p>
+    <w:bookmarkEnd w:id="43"/>
+    <w:bookmarkStart w:id="44" w:name="X0e6005aef2dc115b03ca4b74639a0a6de9b6771"/>
     <w:p>
       <w:pPr>
         <w:pStyle w:val="Heading2"/>
@@ -8672,8 +9637,8 @@
         <w:t xml:space="preserve">).</w:t>
       </w:r>
     </w:p>
-    <w:bookmarkEnd w:id="49"/>
-    <w:bookmarkStart w:id="50" w:name="X20ef6d18cd9fc96b08bb2fa517724e5662b38ba"/>
+    <w:bookmarkEnd w:id="44"/>
+    <w:bookmarkStart w:id="45" w:name="X20ef6d18cd9fc96b08bb2fa517724e5662b38ba"/>
     <w:p>
       <w:pPr>
         <w:pStyle w:val="Heading2"/>
@@ -8966,8 +9931,8 @@
         <w:t xml:space="preserve">).</w:t>
       </w:r>
     </w:p>
-    <w:bookmarkEnd w:id="50"/>
-    <w:bookmarkStart w:id="51" w:name="Xc2afe02dafd829f6838eb6ad6997c3a25bf69f0"/>
+    <w:bookmarkEnd w:id="45"/>
+    <w:bookmarkStart w:id="46" w:name="Xc2afe02dafd829f6838eb6ad6997c3a25bf69f0"/>
     <w:p>
       <w:pPr>
         <w:pStyle w:val="Heading2"/>
@@ -9255,9 +10220,9 @@
         </w:pict>
       </w:r>
     </w:p>
-    <w:bookmarkEnd w:id="51"/>
-    <w:bookmarkEnd w:id="52"/>
-    <w:bookmarkStart w:id="56" w:name="scaffolding-delete-before-submission"/>
+    <w:bookmarkEnd w:id="46"/>
+    <w:bookmarkEnd w:id="47"/>
+    <w:bookmarkStart w:id="51" w:name="scaffolding-delete-before-submission"/>
     <w:p>
       <w:pPr>
         <w:pStyle w:val="Heading1"/>
@@ -9266,7 +10231,7 @@
         <w:t xml:space="preserve">SCAFFOLDING — DELETE BEFORE SUBMISSION</w:t>
       </w:r>
     </w:p>
-    <w:bookmarkStart w:id="53" w:name="what-actually-gates-submission"/>
+    <w:bookmarkStart w:id="48" w:name="what-actually-gates-submission"/>
     <w:p>
       <w:pPr>
         <w:pStyle w:val="Heading2"/>
@@ -9653,8 +10618,8 @@
         </w:tc>
       </w:tr>
     </w:tbl>
-    <w:bookmarkEnd w:id="53"/>
-    <w:bookmarkStart w:id="54" w:name="Xc84be1fa92a3fedf0e0c786c93674ef5776eca8"/>
+    <w:bookmarkEnd w:id="48"/>
+    <w:bookmarkStart w:id="49" w:name="Xc84be1fa92a3fedf0e0c786c93674ef5776eca8"/>
     <w:p>
       <w:pPr>
         <w:pStyle w:val="Heading2"/>
@@ -10090,8 +11055,8 @@
         <w:t xml:space="preserve">.</w:t>
       </w:r>
     </w:p>
-    <w:bookmarkEnd w:id="54"/>
-    <w:bookmarkStart w:id="55" w:name="budget-arithmetic"/>
+    <w:bookmarkEnd w:id="49"/>
+    <w:bookmarkStart w:id="50" w:name="budget-arithmetic"/>
     <w:p>
       <w:pPr>
         <w:pStyle w:val="Heading2"/>
@@ -10133,8 +11098,8 @@
         <w:t xml:space="preserve">heading (~200 w) also disagrees with the budget table (~300). Settle before writing to length.</w:t>
       </w:r>
     </w:p>
-    <w:bookmarkEnd w:id="55"/>
-    <w:bookmarkEnd w:id="56"/>
+    <w:bookmarkEnd w:id="50"/>
+    <w:bookmarkEnd w:id="51"/>
     <w:sectPr/>
   </w:body>
 </w:document>

--- a/MANUSCRIPT.docx
+++ b/MANUSCRIPT.docx
@@ -7813,6 +7813,25 @@
         <w:t xml:space="preserve">a</w:t>
       </w:r>
       <w:r>
+        <w:t xml:space="preserve">, Precision, the proportion of retained articles present in the expert inclusion</w:t>
+      </w:r>
+      <w:r>
+        <w:t xml:space="preserve"> </w:t>
+      </w:r>
+      <w:r>
+        <w:t xml:space="preserve">list, at each stage of the workflow.</w:t>
+      </w:r>
+      <w:r>
+        <w:t xml:space="preserve"> </w:t>
+      </w:r>
+      <w:r>
+        <w:rPr>
+          <w:bCs/>
+          <w:b/>
+        </w:rPr>
+        <w:t xml:space="preserve">b</w:t>
+      </w:r>
+      <w:r>
         <w:t xml:space="preserve">, Recall at each stage, computed against an</w:t>
       </w:r>
       <w:r>
@@ -7829,50 +7848,25 @@
         <w:t xml:space="preserve"> </w:t>
       </w:r>
       <w:r>
-        <w:t xml:space="preserve">denominator: at each</w:t>
-      </w:r>
-      <w:r>
-        <w:t xml:space="preserve"> </w:t>
-      </w:r>
-      <w:r>
-        <w:t xml:space="preserve">stage the denominator drops the studies that became unavailable there — not returned by the</w:t>
-      </w:r>
-      <w:r>
-        <w:t xml:space="preserve"> </w:t>
-      </w:r>
-      <w:r>
-        <w:t xml:space="preserve">search, no usable full text, or no parseable coordinates — and never drops a study that was</w:t>
-      </w:r>
-      <w:r>
-        <w:t xml:space="preserve"> </w:t>
-      </w:r>
-      <w:r>
-        <w:t xml:space="preserve">rejected on judgement. The search stage is therefore 1.000 by construction, being a pure</w:t>
-      </w:r>
-      <w:r>
-        <w:t xml:space="preserve"> </w:t>
-      </w:r>
-      <w:r>
-        <w:t xml:space="preserve">availability stage.</w:t>
-      </w:r>
-      <w:r>
-        <w:t xml:space="preserve"> </w:t>
-      </w:r>
-      <w:r>
-        <w:rPr>
-          <w:bCs/>
-          <w:b/>
-        </w:rPr>
-        <w:t xml:space="preserve">b</w:t>
-      </w:r>
-      <w:r>
-        <w:t xml:space="preserve">, Precision, the proportion of retained articles present in the expert</w:t>
-      </w:r>
-      <w:r>
-        <w:t xml:space="preserve"> </w:t>
-      </w:r>
-      <w:r>
-        <w:t xml:space="preserve">inclusion list. Each line is one project (</w:t>
+        <w:t xml:space="preserve">denominator: at each stage the denominator drops the studies that became unavailable</w:t>
+      </w:r>
+      <w:r>
+        <w:t xml:space="preserve"> </w:t>
+      </w:r>
+      <w:r>
+        <w:t xml:space="preserve">there — not returned by the search, no usable full text, or no parseable coordinates — and never</w:t>
+      </w:r>
+      <w:r>
+        <w:t xml:space="preserve"> </w:t>
+      </w:r>
+      <w:r>
+        <w:t xml:space="preserve">drops a study that was rejected on judgement. The search stage is therefore 1.000 by</w:t>
+      </w:r>
+      <w:r>
+        <w:t xml:space="preserve"> </w:t>
+      </w:r>
+      <w:r>
+        <w:t xml:space="preserve">construction, being a pure availability stage. Each line is one project (</w:t>
       </w:r>
       <w:r>
         <w:rPr>
@@ -7885,29 +7879,29 @@
         <w:t xml:space="preserve"> </w:t>
       </w:r>
       <w:r>
-        <w:t xml:space="preserve">= 9); the heavy black line is the cross-project</w:t>
-      </w:r>
-      <w:r>
-        <w:t xml:space="preserve"> </w:t>
-      </w:r>
-      <w:r>
-        <w:t xml:space="preserve">mean. Because availability losses leave the denominator but screening decisions do not, the</w:t>
-      </w:r>
-      <w:r>
-        <w:t xml:space="preserve"> </w:t>
-      </w:r>
-      <w:r>
-        <w:t xml:space="preserve">decline in</w:t>
-      </w:r>
-      <w:r>
-        <w:t xml:space="preserve"> </w:t>
-      </w:r>
-      <w:r>
-        <w:rPr>
-          <w:bCs/>
-          <w:b/>
-        </w:rPr>
-        <w:t xml:space="preserve">a</w:t>
+        <w:t xml:space="preserve">= 9); the heavy black</w:t>
+      </w:r>
+      <w:r>
+        <w:t xml:space="preserve"> </w:t>
+      </w:r>
+      <w:r>
+        <w:t xml:space="preserve">line is the cross-project mean. Because availability losses leave the denominator but screening</w:t>
+      </w:r>
+      <w:r>
+        <w:t xml:space="preserve"> </w:t>
+      </w:r>
+      <w:r>
+        <w:t xml:space="preserve">decisions do not, the decline in</w:t>
+      </w:r>
+      <w:r>
+        <w:t xml:space="preserve"> </w:t>
+      </w:r>
+      <w:r>
+        <w:rPr>
+          <w:bCs/>
+          <w:b/>
+        </w:rPr>
+        <w:t xml:space="preserve">b</w:t>
       </w:r>
       <w:r>
         <w:t xml:space="preserve"> </w:t>

--- a/MANUSCRIPT.docx
+++ b/MANUSCRIPT.docx
@@ -699,7 +699,7 @@
         <w:t xml:space="preserve"> </w:t>
       </w:r>
       <w:r>
-        <w:t xml:space="preserve">analysis-level annotation — and that selects at both the paper and the analysis level. We</w:t>
+        <w:t xml:space="preserve">analysis-level selection — and that selects at both the article and the analysis level. We</w:t>
       </w:r>
       <w:r>
         <w:t xml:space="preserve"> </w:t>
@@ -1092,7 +1092,7 @@
         <w:t xml:space="preserve"> </w:t>
       </w:r>
       <w:r>
-        <w:t xml:space="preserve">for screening and for analysis-level annotation, and we evaluate it against nine expert-conducted meta-analyses</w:t>
+        <w:t xml:space="preserve">for screening and for analysis-level selection, and we evaluate it against nine expert-conducted meta-analyses</w:t>
       </w:r>
       <w:r>
         <w:t xml:space="preserve"> </w:t>
@@ -1676,13 +1676,13 @@
       </w:r>
     </w:p>
     <w:bookmarkEnd w:id="22"/>
-    <w:bookmarkStart w:id="23" w:name="Xd7ecbe17ae1d4b0584803e5f6721e3b904266f5"/>
+    <w:bookmarkStart w:id="23" w:name="Xc3f52504223266b026ec7317a02d9a0df676993"/>
     <w:p>
       <w:pPr>
         <w:pStyle w:val="Heading2"/>
       </w:pPr>
       <w:r>
-        <w:t xml:space="preserve">2. Screening is nearly free; annotation is where recall is spent</w:t>
+        <w:t xml:space="preserve">2. Screening is nearly free; analysis selection is where recall is spent</w:t>
       </w:r>
     </w:p>
     <w:p>
@@ -1785,13 +1785,13 @@
         <w:t xml:space="preserve"> </w:t>
       </w:r>
       <w:r>
-        <w:t xml:space="preserve">attainable recall, and precision rises at every stage in 9 of 9 projects. Annotation behaves</w:t>
-      </w:r>
-      <w:r>
-        <w:t xml:space="preserve"> </w:t>
-      </w:r>
-      <w:r>
-        <w:t xml:space="preserve">differently. Requiring that a paper also yield at least one analysis assigned to the target</w:t>
+        <w:t xml:space="preserve">attainable recall, and precision rises at every stage in 9 of 9 projects. Analysis selection</w:t>
+      </w:r>
+      <w:r>
+        <w:t xml:space="preserve"> </w:t>
+      </w:r>
+      <w:r>
+        <w:t xml:space="preserve">behaves differently. Requiring that a paper also yield at least one analysis assigned to the target</w:t>
       </w:r>
       <w:r>
         <w:t xml:space="preserve"> </w:t>
@@ -1823,7 +1823,7 @@
         <w:t xml:space="preserve"> </w:t>
       </w:r>
       <w:r>
-        <w:t xml:space="preserve">adopting the attainable one. Scored against every expert-included study, annotation appears to lose</w:t>
+        <w:t xml:space="preserve">adopting the attainable one. Scored against every expert-included study, analysis selection appears to lose</w:t>
       </w:r>
       <w:r>
         <w:t xml:space="preserve"> </w:t>
@@ -1841,13 +1841,13 @@
         <w:t xml:space="preserve"> </w:t>
       </w:r>
       <w:r>
-        <w:t xml:space="preserve">the loss in 6 of 9. Charging annotation for papers that had nothing to annotate inverts the verdict</w:t>
-      </w:r>
-      <w:r>
-        <w:t xml:space="preserve"> </w:t>
-      </w:r>
-      <w:r>
-        <w:t xml:space="preserve">on the stage.</w:t>
+        <w:t xml:space="preserve">the loss in 6 of 9. Charging the stage for papers that had nothing to select from inverts the</w:t>
+      </w:r>
+      <w:r>
+        <w:t xml:space="preserve"> </w:t>
+      </w:r>
+      <w:r>
+        <w:t xml:space="preserve">verdict on it.</w:t>
       </w:r>
     </w:p>
     <w:p>
@@ -2714,7 +2714,7 @@
           <w:iCs/>
           <w:i/>
         </w:rPr>
-        <w:t xml:space="preserve">(a parsing, b annotation operating points).</w:t>
+        <w:t xml:space="preserve">(a parsing, b analysis-selection operating points).</w:t>
       </w:r>
     </w:p>
     <w:p>
@@ -6933,7 +6933,7 @@
         <w:t xml:space="preserve"> </w:t>
       </w:r>
       <w:r>
-        <w:t xml:space="preserve">annotation within the pipeline, and their behaviour at each of those stages is what the paper</w:t>
+        <w:t xml:space="preserve">analysis selection within the pipeline, and their behaviour at each of those stages is what the paper</w:t>
       </w:r>
       <w:r>
         <w:t xml:space="preserve"> </w:t>
@@ -9081,7 +9081,7 @@
         <w:t xml:space="preserve"> </w:t>
       </w:r>
       <w:r>
-        <w:t xml:space="preserve">screening $0.0138, coordinate parsing $0.0059 and analysis annotation $0.0211; output tokens</w:t>
+        <w:t xml:space="preserve">screening $0.0138, coordinate parsing $0.0059 and analysis selection $0.0211; output tokens</w:t>
       </w:r>
       <w:r>
         <w:t xml:space="preserve"> </w:t>

--- a/MANUSCRIPT.docx
+++ b/MANUSCRIPT.docx
@@ -7866,7 +7866,19 @@
         <w:t xml:space="preserve"> </w:t>
       </w:r>
       <w:r>
-        <w:t xml:space="preserve">construction, being a pure availability stage. Each line is one project (</w:t>
+        <w:t xml:space="preserve">construction, being a pure availability stage; the PubMed search returned a mean of 86% of the</w:t>
+      </w:r>
+      <w:r>
+        <w:t xml:space="preserve"> </w:t>
+      </w:r>
+      <w:r>
+        <w:t xml:space="preserve">expert-included studies (range 60–96%), and that ceiling is the quantity the denominator removes.</w:t>
+      </w:r>
+      <w:r>
+        <w:t xml:space="preserve"> </w:t>
+      </w:r>
+      <w:r>
+        <w:t xml:space="preserve">Each line is one project (</w:t>
       </w:r>
       <w:r>
         <w:rPr>
@@ -7879,19 +7891,13 @@
         <w:t xml:space="preserve"> </w:t>
       </w:r>
       <w:r>
-        <w:t xml:space="preserve">= 9); the heavy black</w:t>
-      </w:r>
-      <w:r>
-        <w:t xml:space="preserve"> </w:t>
-      </w:r>
-      <w:r>
-        <w:t xml:space="preserve">line is the cross-project mean. Because availability losses leave the denominator but screening</w:t>
-      </w:r>
-      <w:r>
-        <w:t xml:space="preserve"> </w:t>
-      </w:r>
-      <w:r>
-        <w:t xml:space="preserve">decisions do not, the decline in</w:t>
+        <w:t xml:space="preserve">= 9); the heavy black line is the cross-project mean. Because</w:t>
+      </w:r>
+      <w:r>
+        <w:t xml:space="preserve"> </w:t>
+      </w:r>
+      <w:r>
+        <w:t xml:space="preserve">availability losses leave the denominator but screening decisions do not, the decline in</w:t>
       </w:r>
       <w:r>
         <w:t xml:space="preserve"> </w:t>
@@ -7907,7 +7913,19 @@
         <w:t xml:space="preserve"> </w:t>
       </w:r>
       <w:r>
-        <w:t xml:space="preserve">is attributable to eligibility judgements alone.</w:t>
+        <w:t xml:space="preserve">is</w:t>
+      </w:r>
+      <w:r>
+        <w:t xml:space="preserve"> </w:t>
+      </w:r>
+      <w:r>
+        <w:t xml:space="preserve">attributable to eligibility judgements alone. Scored instead against every expert-included study,</w:t>
+      </w:r>
+      <w:r>
+        <w:t xml:space="preserve"> </w:t>
+      </w:r>
+      <w:r>
+        <w:t xml:space="preserve">recall at analysis selection reads 0.48 rather than 0.82.</w:t>
       </w:r>
     </w:p>
     <w:p>

--- a/MANUSCRIPT.docx
+++ b/MANUSCRIPT.docx
@@ -8337,7 +8337,13 @@
         <w:t xml:space="preserve"> </w:t>
       </w:r>
       <w:r>
-        <w:t xml:space="preserve">contrast. The middle arm isolates the contribution of article screening. Mean gains are additive</w:t>
+        <w:t xml:space="preserve">contrast. Each panel plots one arm against the next, so points above the identity line are</w:t>
+      </w:r>
+      <w:r>
+        <w:t xml:space="preserve"> </w:t>
+      </w:r>
+      <w:r>
+        <w:t xml:space="preserve">contrasts where that step gained; the middle arm isolates the contribution of article screening. Mean gains are additive</w:t>
       </w:r>
       <w:r>
         <w:t xml:space="preserve"> </w:t>
@@ -8795,46 +8801,132 @@
         <w:t xml:space="preserve"> </w:t>
       </w:r>
       <w:r>
-        <w:t xml:space="preserve">a further +0.031, roughly a sevenfold difference.</w:t>
-      </w:r>
-      <w:r>
-        <w:t xml:space="preserve"> </w:t>
-      </w:r>
-      <w:r>
-        <w:rPr>
-          <w:bCs/>
-          <w:b/>
-        </w:rPr>
-        <w:t xml:space="preserve">Both segments</w:t>
-      </w:r>
-      <w:r>
-        <w:rPr>
-          <w:bCs/>
-          <w:b/>
-        </w:rPr>
-        <w:t xml:space="preserve"> </w:t>
-      </w:r>
-      <w:r>
-        <w:rPr>
-          <w:bCs/>
-          <w:b/>
-        </w:rPr>
-        <w:t xml:space="preserve">rest on two projects only</w:t>
-      </w:r>
-      <w:r>
-        <w:t xml:space="preserve">, since the other seven resolve to the same run at more than one tier;</w:t>
-      </w:r>
-      <w:r>
-        <w:t xml:space="preserve"> </w:t>
-      </w:r>
-      <w:r>
-        <w:t xml:space="preserve">these are indications of direction, not estimates of effect size. The practical reading is that</w:t>
-      </w:r>
-      <w:r>
-        <w:t xml:space="preserve"> </w:t>
-      </w:r>
-      <w:r>
-        <w:t xml:space="preserve">the live risk in LLM-assisted screening is mis-specifying the criteria, not tuning them.</w:t>
+        <w:t xml:space="preserve">a further +0.031, roughly a sevenfold difference — but</w:t>
+      </w:r>
+      <w:r>
+        <w:t xml:space="preserve"> </w:t>
+      </w:r>
+      <w:r>
+        <w:rPr>
+          <w:bCs/>
+          <w:b/>
+        </w:rPr>
+        <w:t xml:space="preserve">each of</w:t>
+      </w:r>
+      <w:r>
+        <w:rPr>
+          <w:bCs/>
+          <w:b/>
+        </w:rPr>
+        <w:t xml:space="preserve"> </w:t>
+      </w:r>
+      <w:r>
+        <w:rPr>
+          <w:bCs/>
+          <w:b/>
+        </w:rPr>
+        <w:t xml:space="preserve">those segments rests on two projects only</w:t>
+      </w:r>
+      <w:r>
+        <w:t xml:space="preserve">, since the rest resolve to the same run at more than</w:t>
+      </w:r>
+      <w:r>
+        <w:t xml:space="preserve"> </w:t>
+      </w:r>
+      <w:r>
+        <w:t xml:space="preserve">one tier. Four further projects never had a distinct</w:t>
+      </w:r>
+      <w:r>
+        <w:t xml:space="preserve"> </w:t>
+      </w:r>
+      <w:r>
+        <w:rPr>
+          <w:rStyle w:val="VerbatimChar"/>
+        </w:rPr>
+        <w:t xml:space="preserve">manual</w:t>
+      </w:r>
+      <w:r>
+        <w:t xml:space="preserve"> </w:t>
+      </w:r>
+      <w:r>
+        <w:t xml:space="preserve">stage and so appear as single</w:t>
+      </w:r>
+      <w:r>
+        <w:t xml:space="preserve"> </w:t>
+      </w:r>
+      <w:r>
+        <w:t xml:space="preserve">verbatim-to-best segments; end to end they gain</w:t>
+      </w:r>
+      <w:r>
+        <w:t xml:space="preserve"> </w:t>
+      </w:r>
+      <w:r>
+        <w:rPr>
+          <w:bCs/>
+          <w:b/>
+        </w:rPr>
+        <w:t xml:space="preserve">+0.018</w:t>
+      </w:r>
+      <w:r>
+        <w:t xml:space="preserve"> </w:t>
+      </w:r>
+      <w:r>
+        <w:t xml:space="preserve">(</w:t>
+      </w:r>
+      <w:r>
+        <w:rPr>
+          <w:iCs/>
+          <w:i/>
+        </w:rPr>
+        <w:t xml:space="preserve">n</w:t>
+      </w:r>
+      <w:r>
+        <w:t xml:space="preserve"> </w:t>
+      </w:r>
+      <w:r>
+        <w:t xml:space="preserve">= 4, range −0.008 to +0.048),</w:t>
+      </w:r>
+      <w:r>
+        <w:t xml:space="preserve"> </w:t>
+      </w:r>
+      <w:r>
+        <w:t xml:space="preserve">against +0.228 for the two that were reworked by hand. The large mis-specification gain is</w:t>
+      </w:r>
+      <w:r>
+        <w:t xml:space="preserve"> </w:t>
+      </w:r>
+      <w:r>
+        <w:t xml:space="preserve">therefore concentrated in the projects where an author actually rewrote the criteria after</w:t>
+      </w:r>
+      <w:r>
+        <w:t xml:space="preserve"> </w:t>
+      </w:r>
+      <w:r>
+        <w:t xml:space="preserve">reading the pipeline’s error reports, and is not a general property of refinement — though that</w:t>
+      </w:r>
+      <w:r>
+        <w:t xml:space="preserve"> </w:t>
+      </w:r>
+      <w:r>
+        <w:t xml:space="preserve">comparison is confounded with effort rather than controlled. An open circle marks a project</w:t>
+      </w:r>
+      <w:r>
+        <w:t xml:space="preserve"> </w:t>
+      </w:r>
+      <w:r>
+        <w:t xml:space="preserve">registered at several tiers that resolves to a single run, where no progression was measured. The</w:t>
+      </w:r>
+      <w:r>
+        <w:t xml:space="preserve"> </w:t>
+      </w:r>
+      <w:r>
+        <w:t xml:space="preserve">practical reading is that the live risk in LLM-assisted screening is mis-specifying the criteria,</w:t>
+      </w:r>
+      <w:r>
+        <w:t xml:space="preserve"> </w:t>
+      </w:r>
+      <w:r>
+        <w:t xml:space="preserve">not tuning them.</w:t>
       </w:r>
     </w:p>
     <w:p>

--- a/MANUSCRIPT.docx
+++ b/MANUSCRIPT.docx
@@ -7950,13 +7950,44 @@
         <w:t xml:space="preserve">a</w:t>
       </w:r>
       <w:r>
-        <w:t xml:space="preserve">, Percentage of expert-curated analyses recovered by LLM parsing (coloured) against treating</w:t>
-      </w:r>
-      <w:r>
-        <w:t xml:space="preserve"> </w:t>
-      </w:r>
-      <w:r>
-        <w:t xml:space="preserve">each coordinate table as a single analysis (grey), for each project. Parsing is scored only on the</w:t>
+        <w:t xml:space="preserve">, Percentage of expert-curated analyses recovered for each project: open markers, treating</w:t>
+      </w:r>
+      <w:r>
+        <w:t xml:space="preserve"> </w:t>
+      </w:r>
+      <w:r>
+        <w:t xml:space="preserve">each coordinate table as a single analysis; filled markers, LLM parsing. Marker fill encodes the</w:t>
+      </w:r>
+      <w:r>
+        <w:t xml:space="preserve"> </w:t>
+      </w:r>
+      <w:r>
+        <w:t xml:space="preserve">method and colour identifies the project, so the comparison survives greyscale reproduction and</w:t>
+      </w:r>
+      <w:r>
+        <w:t xml:space="preserve"> </w:t>
+      </w:r>
+      <w:r>
+        <w:t xml:space="preserve">any form of colour-vision deficiency. The same convention holds in</w:t>
+      </w:r>
+      <w:r>
+        <w:t xml:space="preserve"> </w:t>
+      </w:r>
+      <w:r>
+        <w:rPr>
+          <w:bCs/>
+          <w:b/>
+        </w:rPr>
+        <w:t xml:space="preserve">b</w:t>
+      </w:r>
+      <w:r>
+        <w:t xml:space="preserve">, where open marks the</w:t>
+      </w:r>
+      <w:r>
+        <w:t xml:space="preserve"> </w:t>
+      </w:r>
+      <w:r>
+        <w:t xml:space="preserve">reference being beaten and filled the pipeline result. Parsing is scored only on the</w:t>
       </w:r>
       <w:r>
         <w:t xml:space="preserve"> </w:t>

--- a/MANUSCRIPT.docx
+++ b/MANUSCRIPT.docx
@@ -7937,7 +7937,7 @@
           <w:bCs/>
           <w:b/>
         </w:rPr>
-        <w:t xml:space="preserve">Fig. 3 | LLM parsing recovers individual analyses; LLM assignment selects among them.</w:t>
+        <w:t xml:space="preserve">Fig. 3 | LLMs recover expert-curated analyses and identify relevant contrast assignments.</w:t>
       </w:r>
       <w:r>
         <w:t xml:space="preserve"> </w:t>
@@ -7950,25 +7950,67 @@
         <w:t xml:space="preserve">a</w:t>
       </w:r>
       <w:r>
-        <w:t xml:space="preserve">, Percentage of expert-curated analyses recovered for each project: open markers, treating</w:t>
-      </w:r>
-      <w:r>
-        <w:t xml:space="preserve"> </w:t>
-      </w:r>
-      <w:r>
-        <w:t xml:space="preserve">each coordinate table as a single analysis; filled markers, LLM parsing. Marker fill encodes the</w:t>
-      </w:r>
-      <w:r>
-        <w:t xml:space="preserve"> </w:t>
-      </w:r>
-      <w:r>
-        <w:t xml:space="preserve">method and colour identifies the project, so the comparison survives greyscale reproduction and</w:t>
-      </w:r>
-      <w:r>
-        <w:t xml:space="preserve"> </w:t>
-      </w:r>
-      <w:r>
-        <w:t xml:space="preserve">any form of colour-vision deficiency. The same convention holds in</w:t>
+        <w:t xml:space="preserve">, LLM-based parsing recovered a mean of 91.4% of expert-curated analyses (filled markers),</w:t>
+      </w:r>
+      <w:r>
+        <w:t xml:space="preserve"> </w:t>
+      </w:r>
+      <w:r>
+        <w:t xml:space="preserve">compared with 33.3% when each coordinate table was treated as a single analysis (open markers);</w:t>
+      </w:r>
+      <w:r>
+        <w:t xml:space="preserve"> </w:t>
+      </w:r>
+      <w:r>
+        <w:t xml:space="preserve">colour identifies the project, and marker fill encodes the method, so the comparison holds in</w:t>
+      </w:r>
+      <w:r>
+        <w:t xml:space="preserve"> </w:t>
+      </w:r>
+      <w:r>
+        <w:t xml:space="preserve">greyscale and under colour-vision deficiency. In seven of nine projects the single-analysis-per-</w:t>
+      </w:r>
+      <w:r>
+        <w:t xml:space="preserve"> </w:t>
+      </w:r>
+      <w:r>
+        <w:t xml:space="preserve">table baseline regroups the same extracted coordinates, holding extraction fixed so that only the</w:t>
+      </w:r>
+      <w:r>
+        <w:t xml:space="preserve"> </w:t>
+      </w:r>
+      <w:r>
+        <w:t xml:space="preserve">grouping differs. Automatically extracted and expert-curated analyses were matched using optimal</w:t>
+      </w:r>
+      <w:r>
+        <w:t xml:space="preserve"> </w:t>
+      </w:r>
+      <w:r>
+        <w:t xml:space="preserve">one-to-one assignment based on coordinate and label similarity (Methods). Parsing was scored on</w:t>
+      </w:r>
+      <w:r>
+        <w:t xml:space="preserve"> </w:t>
+      </w:r>
+      <w:r>
+        <w:t xml:space="preserve">the 663 of 1,047 expert-included articles (63%) that yielded at least one automatically extracted</w:t>
+      </w:r>
+      <w:r>
+        <w:t xml:space="preserve"> </w:t>
+      </w:r>
+      <w:r>
+        <w:t xml:space="preserve">analysis; post-hoc review of the remainder identified absence of coordinate data from the main</w:t>
+      </w:r>
+      <w:r>
+        <w:t xml:space="preserve"> </w:t>
+      </w:r>
+      <w:r>
+        <w:t xml:space="preserve">text — most often results reported only in supplementary tables — as the single largest cause of</w:t>
+      </w:r>
+      <w:r>
+        <w:t xml:space="preserve"> </w:t>
+      </w:r>
+      <w:r>
+        <w:t xml:space="preserve">extraction failure.</w:t>
       </w:r>
       <w:r>
         <w:t xml:space="preserve"> </w:t>
@@ -7981,31 +8023,43 @@
         <w:t xml:space="preserve">b</w:t>
       </w:r>
       <w:r>
-        <w:t xml:space="preserve">, where open marks the</w:t>
-      </w:r>
-      <w:r>
-        <w:t xml:space="preserve"> </w:t>
-      </w:r>
-      <w:r>
-        <w:t xml:space="preserve">reference being beaten and filled the pipeline result. Parsing is scored only on the</w:t>
-      </w:r>
-      <w:r>
-        <w:t xml:space="preserve"> </w:t>
-      </w:r>
-      <w:r>
-        <w:t xml:space="preserve">663 of 1,047 expert-included articles (63%) from which at least one analysis was automatically</w:t>
-      </w:r>
-      <w:r>
-        <w:t xml:space="preserve"> </w:t>
-      </w:r>
-      <w:r>
-        <w:t xml:space="preserve">extracted; articles yielding none are attributable to retrieval or extraction failure rather than</w:t>
-      </w:r>
-      <w:r>
-        <w:t xml:space="preserve"> </w:t>
-      </w:r>
-      <w:r>
-        <w:t xml:space="preserve">mis-parsing and are accounted for in Fig. 2.</w:t>
+        <w:t xml:space="preserve">, True-positive rate (recall) against false-positive rate for</w:t>
+      </w:r>
+      <w:r>
+        <w:t xml:space="preserve"> </w:t>
+      </w:r>
+      <w:r>
+        <w:t xml:space="preserve">analysis-to-contrast assignments, across nine projects and 32 target contrasts. Filled markers</w:t>
+      </w:r>
+      <w:r>
+        <w:t xml:space="preserve"> </w:t>
+      </w:r>
+      <w:r>
+        <w:t xml:space="preserve">represent individual projects, all of which performed above the chance diagonal (mean</w:t>
+      </w:r>
+      <w:r>
+        <w:t xml:space="preserve"> </w:t>
+      </w:r>
+      <w:r>
+        <w:t xml:space="preserve">TPR − FPR 0.68). The diagonal indicates equal true-positive and false-positive rates under random</w:t>
+      </w:r>
+      <w:r>
+        <w:t xml:space="preserve"> </w:t>
+      </w:r>
+      <w:r>
+        <w:t xml:space="preserve">selection. Open markers show the expected performance of uniformly selecting the same number of</w:t>
+      </w:r>
+      <w:r>
+        <w:t xml:space="preserve"> </w:t>
+      </w:r>
+      <w:r>
+        <w:t xml:space="preserve">candidate assignments as AutoNIMA, which lies on the diagonal at that project’s prevalence. Note</w:t>
+      </w:r>
+      <w:r>
+        <w:t xml:space="preserve"> </w:t>
+      </w:r>
+      <w:r>
+        <w:t xml:space="preserve">that the unit in</w:t>
       </w:r>
       <w:r>
         <w:t xml:space="preserve"> </w:t>
@@ -8018,74 +8072,16 @@
         <w:t xml:space="preserve">b</w:t>
       </w:r>
       <w:r>
-        <w:t xml:space="preserve">, Analysis-to-contrast assignment in ROC space.</w:t>
-      </w:r>
-      <w:r>
-        <w:t xml:space="preserve"> </w:t>
-      </w:r>
-      <w:r>
-        <w:t xml:space="preserve">Each filled marker is one project’s operating point; the diagonal is chance, and the open marker</w:t>
-      </w:r>
-      <w:r>
-        <w:t xml:space="preserve"> </w:t>
-      </w:r>
-      <w:r>
-        <w:t xml:space="preserve">on it is that project’s own same-size random selection, which lands at (</w:t>
-      </w:r>
-      <w:r>
-        <w:rPr>
-          <w:iCs/>
-          <w:i/>
-        </w:rPr>
-        <w:t xml:space="preserve">k</w:t>
-      </w:r>
-      <w:r>
-        <w:t xml:space="preserve">/</w:t>
-      </w:r>
-      <w:r>
-        <w:rPr>
-          <w:iCs/>
-          <w:i/>
-        </w:rPr>
-        <w:t xml:space="preserve">N</w:t>
-      </w:r>
-      <w:r>
-        <w:t xml:space="preserve">,</w:t>
-      </w:r>
-      <w:r>
-        <w:t xml:space="preserve"> </w:t>
-      </w:r>
-      <w:r>
-        <w:rPr>
-          <w:iCs/>
-          <w:i/>
-        </w:rPr>
-        <w:t xml:space="preserve">k</w:t>
-      </w:r>
-      <w:r>
-        <w:t xml:space="preserve">/</w:t>
-      </w:r>
-      <w:r>
-        <w:rPr>
-          <w:iCs/>
-          <w:i/>
-        </w:rPr>
-        <w:t xml:space="preserve">N</w:t>
-      </w:r>
-      <w:r>
-        <w:t xml:space="preserve">) in</w:t>
-      </w:r>
-      <w:r>
-        <w:t xml:space="preserve"> </w:t>
-      </w:r>
-      <w:r>
-        <w:t xml:space="preserve">closed form. The unit is analysis-to-contrast assignments rather than analyses, since one analysis</w:t>
-      </w:r>
-      <w:r>
-        <w:t xml:space="preserve"> </w:t>
-      </w:r>
-      <w:r>
-        <w:t xml:space="preserve">may be eligible for more than one contrast.</w:t>
+        <w:t xml:space="preserve"> </w:t>
+      </w:r>
+      <w:r>
+        <w:t xml:space="preserve">is the analysis-to-contrast assignment rather than the analysis, since one</w:t>
+      </w:r>
+      <w:r>
+        <w:t xml:space="preserve"> </w:t>
+      </w:r>
+      <w:r>
+        <w:t xml:space="preserve">analysis may be eligible for more than one contrast.</w:t>
       </w:r>
     </w:p>
     <w:p>

--- a/MANUSCRIPT.docx
+++ b/MANUSCRIPT.docx
@@ -7553,7 +7553,7 @@
       </w:r>
     </w:p>
     <w:bookmarkEnd w:id="41"/>
-    <w:bookmarkStart w:id="42" w:name="figure-legends"/>
+    <w:bookmarkStart w:id="46" w:name="figure-legends"/>
     <w:p>
       <w:pPr>
         <w:pStyle w:val="Heading1"/>
@@ -8346,321 +8346,96 @@
         <w:t xml:space="preserve"> </w:t>
       </w:r>
       <w:r>
-        <w:t xml:space="preserve">over the same 28 contrasts, all from the same pipeline run: the search-only baseline; a</w:t>
-      </w:r>
-      <w:r>
-        <w:t xml:space="preserve"> </w:t>
-      </w:r>
-      <w:r>
-        <w:t xml:space="preserve">screening-only arm that applies article-level eligibility criteria and then pools every parsed</w:t>
-      </w:r>
-      <w:r>
-        <w:t xml:space="preserve"> </w:t>
-      </w:r>
-      <w:r>
-        <w:t xml:space="preserve">analysis from the retained articles; and the full pipeline, which additionally selects analyses per</w:t>
-      </w:r>
-      <w:r>
-        <w:t xml:space="preserve"> </w:t>
-      </w:r>
-      <w:r>
-        <w:t xml:space="preserve">contrast. Each panel plots one arm against the next, so points above the identity line are</w:t>
-      </w:r>
-      <w:r>
-        <w:t xml:space="preserve"> </w:t>
-      </w:r>
-      <w:r>
-        <w:t xml:space="preserve">contrasts where that step gained; the middle arm isolates the contribution of article screening. Mean gains are additive</w:t>
-      </w:r>
-      <w:r>
-        <w:t xml:space="preserve"> </w:t>
-      </w:r>
-      <w:r>
-        <w:t xml:space="preserve">and sum to the total margin in Fig. 4 (+0.005 from article screening, +0.109 from analysis</w:t>
-      </w:r>
-      <w:r>
-        <w:t xml:space="preserve"> </w:t>
-      </w:r>
-      <w:r>
-        <w:t xml:space="preserve">selection, +0.114 in total), so 96% of the advantage is attributable to selection within articles.</w:t>
-      </w:r>
-    </w:p>
-    <w:bookmarkEnd w:id="42"/>
-    <w:bookmarkStart w:id="47" w:name="supplementary-information"/>
-    <w:p>
-      <w:pPr>
-        <w:pStyle w:val="Heading1"/>
-      </w:pPr>
-      <w:r>
-        <w:t xml:space="preserve">Supplementary Information</w:t>
-      </w:r>
-    </w:p>
-    <w:p>
-      <w:pPr>
-        <w:pStyle w:val="BlockText"/>
-      </w:pPr>
-      <w:r>
-        <w:rPr>
-          <w:bCs/>
-          <w:b/>
-        </w:rPr>
-        <w:t xml:space="preserve">BRIEF</w:t>
-      </w:r>
-      <w:r>
-        <w:t xml:space="preserve"> </w:t>
-      </w:r>
-      <w:r>
-        <w:t xml:space="preserve">— renumbered 2026-09-17:</w:t>
-      </w:r>
-    </w:p>
-    <w:p>
-      <w:pPr>
-        <w:numPr>
-          <w:ilvl w:val="0"/>
-          <w:numId w:val="1016"/>
-        </w:numPr>
-        <w:pStyle w:val="Compact"/>
-      </w:pPr>
-      <w:r>
-        <w:rPr>
-          <w:bCs/>
-          <w:b/>
-        </w:rPr>
-        <w:t xml:space="preserve">S1</w:t>
-      </w:r>
-      <w:r>
-        <w:t xml:space="preserve"> </w:t>
-      </w:r>
-      <w:r>
-        <w:t xml:space="preserve">criteria tier progression — mis-specification vs overfitting (</w:t>
-      </w:r>
-      <w:r>
-        <w:rPr>
-          <w:rStyle w:val="VerbatimChar"/>
-        </w:rPr>
-        <w:t xml:space="preserve">--only S1</w:t>
-      </w:r>
-      <w:r>
-        <w:t xml:space="preserve">)</w:t>
-      </w:r>
-    </w:p>
-    <w:p>
-      <w:pPr>
-        <w:numPr>
-          <w:ilvl w:val="0"/>
-          <w:numId w:val="1016"/>
-        </w:numPr>
-        <w:pStyle w:val="Compact"/>
-      </w:pPr>
-      <w:r>
-        <w:rPr>
-          <w:bCs/>
-          <w:b/>
-        </w:rPr>
-        <w:t xml:space="preserve">S2</w:t>
-      </w:r>
-      <w:r>
-        <w:t xml:space="preserve"> </w:t>
-      </w:r>
-      <w:r>
-        <w:t xml:space="preserve">pool mismatch (</w:t>
-      </w:r>
-      <w:r>
-        <w:rPr>
-          <w:rStyle w:val="VerbatimChar"/>
-        </w:rPr>
-        <w:t xml:space="preserve">--only S2</w:t>
-      </w:r>
-      <w:r>
-        <w:t xml:space="preserve">)</w:t>
-      </w:r>
-    </w:p>
-    <w:p>
-      <w:pPr>
-        <w:numPr>
-          <w:ilvl w:val="0"/>
-          <w:numId w:val="1016"/>
-        </w:numPr>
-        <w:pStyle w:val="Compact"/>
-      </w:pPr>
-      <w:r>
-        <w:rPr>
-          <w:bCs/>
-          <w:b/>
-        </w:rPr>
-        <w:t xml:space="preserve">S3</w:t>
-      </w:r>
-      <w:r>
-        <w:t xml:space="preserve"> </w:t>
-      </w:r>
-      <w:r>
-        <w:t xml:space="preserve">size-matched null (</w:t>
-      </w:r>
-      <w:r>
-        <w:rPr>
-          <w:rStyle w:val="VerbatimChar"/>
-        </w:rPr>
-        <w:t xml:space="preserve">--only S3</w:t>
-      </w:r>
-      <w:r>
-        <w:t xml:space="preserve">)</w:t>
-      </w:r>
-    </w:p>
-    <w:p>
-      <w:pPr>
-        <w:numPr>
-          <w:ilvl w:val="0"/>
-          <w:numId w:val="1016"/>
-        </w:numPr>
-        <w:pStyle w:val="Compact"/>
-      </w:pPr>
-      <w:r>
-        <w:rPr>
-          <w:bCs/>
-          <w:b/>
-        </w:rPr>
-        <w:t xml:space="preserve">S4</w:t>
-      </w:r>
-      <w:r>
-        <w:t xml:space="preserve"> </w:t>
-      </w:r>
-      <w:r>
-        <w:t xml:space="preserve">brain maps, all columns (</w:t>
-      </w:r>
-      <w:r>
-        <w:rPr>
-          <w:rStyle w:val="VerbatimChar"/>
-        </w:rPr>
-        <w:t xml:space="preserve">--only S4</w:t>
-      </w:r>
-      <w:r>
-        <w:t xml:space="preserve">; shells out to</w:t>
-      </w:r>
-      <w:r>
-        <w:t xml:space="preserve"> </w:t>
-      </w:r>
-      <w:r>
-        <w:rPr>
-          <w:rStyle w:val="VerbatimChar"/>
-        </w:rPr>
-        <w:t xml:space="preserve">scripts/make_brain_map_figure.py</w:t>
-      </w:r>
-      <w:r>
-        <w:t xml:space="preserve"> </w:t>
-      </w:r>
-      <w:r>
-        <w:t xml:space="preserve">under system python3 and takes ~2 min, so a full</w:t>
-      </w:r>
-      <w:r>
-        <w:t xml:space="preserve"> </w:t>
-      </w:r>
-      <w:r>
-        <w:t xml:space="preserve">figure rebuild reports it and skips it)</w:t>
-      </w:r>
-    </w:p>
-    <w:p>
-      <w:pPr>
-        <w:numPr>
-          <w:ilvl w:val="0"/>
-          <w:numId w:val="1016"/>
-        </w:numPr>
-        <w:pStyle w:val="Compact"/>
-      </w:pPr>
-      <w:r>
-        <w:rPr>
-          <w:bCs/>
-          <w:b/>
-        </w:rPr>
-        <w:t xml:space="preserve">S5</w:t>
-      </w:r>
-      <w:r>
-        <w:t xml:space="preserve"> </w:t>
-      </w:r>
-      <w:r>
-        <w:t xml:space="preserve">measured cost per stage (</w:t>
-      </w:r>
-      <w:r>
-        <w:rPr>
-          <w:rStyle w:val="VerbatimChar"/>
-        </w:rPr>
-        <w:t xml:space="preserve">--only S5</w:t>
-      </w:r>
-      <w:r>
-        <w:t xml:space="preserve">)</w:t>
-      </w:r>
-    </w:p>
-    <w:p>
-      <w:pPr>
-        <w:pStyle w:val="BlockText"/>
-      </w:pPr>
-      <w:r>
-        <w:t xml:space="preserve">Three figures are still built and still correct but no longer cited, so they carry</w:t>
-      </w:r>
-      <w:r>
-        <w:t xml:space="preserve"> </w:t>
-      </w:r>
-      <w:r>
-        <w:t xml:space="preserve">descriptive keys rather than S-numbers:</w:t>
-      </w:r>
-      <w:r>
-        <w:t xml:space="preserve"> </w:t>
-      </w:r>
-      <w:r>
-        <w:rPr>
-          <w:rStyle w:val="VerbatimChar"/>
-        </w:rPr>
-        <w:t xml:space="preserve">--only text2map</w:t>
-      </w:r>
-      <w:r>
-        <w:t xml:space="preserve"> </w:t>
-      </w:r>
-      <w:r>
-        <w:t xml:space="preserve">(text-to-map baselines),</w:t>
-      </w:r>
-      <w:r>
-        <w:t xml:space="preserve"> </w:t>
-      </w:r>
-      <w:r>
-        <w:rPr>
-          <w:rStyle w:val="VerbatimChar"/>
-        </w:rPr>
-        <w:t xml:space="preserve">--only retention</w:t>
-      </w:r>
-      <w:r>
-        <w:t xml:space="preserve"> </w:t>
-      </w:r>
-      <w:r>
-        <w:t xml:space="preserve">(raw-denominator gold retention) and</w:t>
-      </w:r>
-      <w:r>
-        <w:t xml:space="preserve"> </w:t>
-      </w:r>
-      <w:r>
-        <w:rPr>
-          <w:rStyle w:val="VerbatimChar"/>
-        </w:rPr>
-        <w:t xml:space="preserve">--only annotationpr</w:t>
-      </w:r>
-      <w:r>
-        <w:t xml:space="preserve"> </w:t>
-      </w:r>
-      <w:r>
-        <w:t xml:space="preserve">(annotation in precision-recall space). Extended Data: the §3 cautionary case,</w:t>
-      </w:r>
-      <w:r>
-        <w:t xml:space="preserve"> </w:t>
-      </w:r>
-      <w:r>
-        <w:t xml:space="preserve">per-project tables behind Figures 2–5, PRISMA funnels.</w:t>
-      </w:r>
-      <w:r>
-        <w:t xml:space="preserve"> </w:t>
-      </w:r>
-      <w:r>
-        <w:t xml:space="preserve">Extended Data: the §3 cautionary case, per-project tables behind Figures 2–5, PRISMA funnels.</w:t>
-      </w:r>
-    </w:p>
-    <w:bookmarkStart w:id="43" w:name="supplementary-figure-legends"/>
+        <w:t xml:space="preserve">over the same 28 target contrasts, all from the same pipeline run: a search-only baseline; an</w:t>
+      </w:r>
+      <w:r>
+        <w:t xml:space="preserve"> </w:t>
+      </w:r>
+      <w:r>
+        <w:t xml:space="preserve">article-screening-only arm, which applies article-level eligibility criteria and then pools every</w:t>
+      </w:r>
+      <w:r>
+        <w:t xml:space="preserve"> </w:t>
+      </w:r>
+      <w:r>
+        <w:t xml:space="preserve">parsed analysis from the retained articles; and the full pipeline, which additionally selects</w:t>
+      </w:r>
+      <w:r>
+        <w:t xml:space="preserve"> </w:t>
+      </w:r>
+      <w:r>
+        <w:t xml:space="preserve">analyses against contrast-specific criteria.</w:t>
+      </w:r>
+      <w:r>
+        <w:t xml:space="preserve"> </w:t>
+      </w:r>
+      <w:r>
+        <w:rPr>
+          <w:bCs/>
+          <w:b/>
+        </w:rPr>
+        <w:t xml:space="preserve">a</w:t>
+      </w:r>
+      <w:r>
+        <w:t xml:space="preserve">, Article screening against the search-only</w:t>
+      </w:r>
+      <w:r>
+        <w:t xml:space="preserve"> </w:t>
+      </w:r>
+      <w:r>
+        <w:t xml:space="preserve">baseline, isolating the contribution of selecting articles.</w:t>
+      </w:r>
+      <w:r>
+        <w:t xml:space="preserve"> </w:t>
+      </w:r>
+      <w:r>
+        <w:rPr>
+          <w:bCs/>
+          <w:b/>
+        </w:rPr>
+        <w:t xml:space="preserve">b</w:t>
+      </w:r>
+      <w:r>
+        <w:t xml:space="preserve">, The full pipeline against</w:t>
+      </w:r>
+      <w:r>
+        <w:t xml:space="preserve"> </w:t>
+      </w:r>
+      <w:r>
+        <w:t xml:space="preserve">article screening alone, isolating the contribution of selecting analyses within them. Each</w:t>
+      </w:r>
+      <w:r>
+        <w:t xml:space="preserve"> </w:t>
+      </w:r>
+      <w:r>
+        <w:t xml:space="preserve">marker is one target contrast and colour identifies the project; markers above the identity line</w:t>
+      </w:r>
+      <w:r>
+        <w:t xml:space="preserve"> </w:t>
+      </w:r>
+      <w:r>
+        <w:t xml:space="preserve">are contrasts where that step improved correspondence with the reference map. Mean gains are</w:t>
+      </w:r>
+      <w:r>
+        <w:t xml:space="preserve"> </w:t>
+      </w:r>
+      <w:r>
+        <w:t xml:space="preserve">additive and sum to the total margin in Fig. 4 — +0.005 from article selection, +0.109 from</w:t>
+      </w:r>
+      <w:r>
+        <w:t xml:space="preserve"> </w:t>
+      </w:r>
+      <w:r>
+        <w:t xml:space="preserve">analysis selection, +0.114 in total — so 96% of the advantage is attributable to selection within</w:t>
+      </w:r>
+      <w:r>
+        <w:t xml:space="preserve"> </w:t>
+      </w:r>
+      <w:r>
+        <w:t xml:space="preserve">articles.</w:t>
+      </w:r>
+    </w:p>
+    <w:bookmarkStart w:id="42" w:name="supplementary-figure-legends"/>
     <w:p>
       <w:pPr>
         <w:pStyle w:val="Heading2"/>
@@ -9239,8 +9014,8 @@
         <w:t xml:space="preserve">per call, because the stages differ by an order of magnitude in how many calls they make.</w:t>
       </w:r>
     </w:p>
-    <w:bookmarkEnd w:id="43"/>
-    <w:bookmarkStart w:id="44" w:name="X0e6005aef2dc115b03ca4b74639a0a6de9b6771"/>
+    <w:bookmarkEnd w:id="42"/>
+    <w:bookmarkStart w:id="43" w:name="X0e6005aef2dc115b03ca4b74639a0a6de9b6771"/>
     <w:p>
       <w:pPr>
         <w:pStyle w:val="Heading2"/>
@@ -9768,8 +9543,8 @@
         <w:t xml:space="preserve">).</w:t>
       </w:r>
     </w:p>
-    <w:bookmarkEnd w:id="44"/>
-    <w:bookmarkStart w:id="45" w:name="X20ef6d18cd9fc96b08bb2fa517724e5662b38ba"/>
+    <w:bookmarkEnd w:id="43"/>
+    <w:bookmarkStart w:id="44" w:name="X20ef6d18cd9fc96b08bb2fa517724e5662b38ba"/>
     <w:p>
       <w:pPr>
         <w:pStyle w:val="Heading2"/>
@@ -10062,8 +9837,8 @@
         <w:t xml:space="preserve">).</w:t>
       </w:r>
     </w:p>
-    <w:bookmarkEnd w:id="45"/>
-    <w:bookmarkStart w:id="46" w:name="Xc2afe02dafd829f6838eb6ad6997c3a25bf69f0"/>
+    <w:bookmarkEnd w:id="44"/>
+    <w:bookmarkStart w:id="45" w:name="Xc2afe02dafd829f6838eb6ad6997c3a25bf69f0"/>
     <w:p>
       <w:pPr>
         <w:pStyle w:val="Heading2"/>
@@ -10351,9 +10126,9 @@
         </w:pict>
       </w:r>
     </w:p>
+    <w:bookmarkEnd w:id="45"/>
     <w:bookmarkEnd w:id="46"/>
-    <w:bookmarkEnd w:id="47"/>
-    <w:bookmarkStart w:id="51" w:name="scaffolding-delete-before-submission"/>
+    <w:bookmarkStart w:id="50" w:name="scaffolding-delete-before-submission"/>
     <w:p>
       <w:pPr>
         <w:pStyle w:val="Heading1"/>
@@ -10362,7 +10137,7 @@
         <w:t xml:space="preserve">SCAFFOLDING — DELETE BEFORE SUBMISSION</w:t>
       </w:r>
     </w:p>
-    <w:bookmarkStart w:id="48" w:name="what-actually-gates-submission"/>
+    <w:bookmarkStart w:id="47" w:name="what-actually-gates-submission"/>
     <w:p>
       <w:pPr>
         <w:pStyle w:val="Heading2"/>
@@ -10749,8 +10524,8 @@
         </w:tc>
       </w:tr>
     </w:tbl>
-    <w:bookmarkEnd w:id="48"/>
-    <w:bookmarkStart w:id="49" w:name="Xc84be1fa92a3fedf0e0c786c93674ef5776eca8"/>
+    <w:bookmarkEnd w:id="47"/>
+    <w:bookmarkStart w:id="48" w:name="Xc84be1fa92a3fedf0e0c786c93674ef5776eca8"/>
     <w:p>
       <w:pPr>
         <w:pStyle w:val="Heading2"/>
@@ -11186,51 +10961,51 @@
         <w:t xml:space="preserve">.</w:t>
       </w:r>
     </w:p>
+    <w:bookmarkEnd w:id="48"/>
+    <w:bookmarkStart w:id="49" w:name="budget-arithmetic"/>
+    <w:p>
+      <w:pPr>
+        <w:pStyle w:val="Heading2"/>
+      </w:pPr>
+      <w:r>
+        <w:t xml:space="preserve">Budget arithmetic</w:t>
+      </w:r>
+    </w:p>
+    <w:p>
+      <w:pPr>
+        <w:pStyle w:val="FirstParagraph"/>
+      </w:pPr>
+      <w:r>
+        <w:t xml:space="preserve">Skeleton budget: 150 + 350 + 1,900 + 600 = 3,000. Per-heading Results totals are</w:t>
+      </w:r>
+      <w:r>
+        <w:t xml:space="preserve"> </w:t>
+      </w:r>
+      <w:r>
+        <w:t xml:space="preserve">300 + 300 + 350 + 350 + 350 + 200 =</w:t>
+      </w:r>
+      <w:r>
+        <w:t xml:space="preserve"> </w:t>
+      </w:r>
+      <w:r>
+        <w:rPr>
+          <w:bCs/>
+          <w:b/>
+        </w:rPr>
+        <w:t xml:space="preserve">1,850</w:t>
+      </w:r>
+      <w:r>
+        <w:t xml:space="preserve">, i.e. 50 short of the stated 1,900. Result 6’s</w:t>
+      </w:r>
+      <w:r>
+        <w:t xml:space="preserve"> </w:t>
+      </w:r>
+      <w:r>
+        <w:t xml:space="preserve">heading (~200 w) also disagrees with the budget table (~300). Settle before writing to length.</w:t>
+      </w:r>
+    </w:p>
     <w:bookmarkEnd w:id="49"/>
-    <w:bookmarkStart w:id="50" w:name="budget-arithmetic"/>
-    <w:p>
-      <w:pPr>
-        <w:pStyle w:val="Heading2"/>
-      </w:pPr>
-      <w:r>
-        <w:t xml:space="preserve">Budget arithmetic</w:t>
-      </w:r>
-    </w:p>
-    <w:p>
-      <w:pPr>
-        <w:pStyle w:val="FirstParagraph"/>
-      </w:pPr>
-      <w:r>
-        <w:t xml:space="preserve">Skeleton budget: 150 + 350 + 1,900 + 600 = 3,000. Per-heading Results totals are</w:t>
-      </w:r>
-      <w:r>
-        <w:t xml:space="preserve"> </w:t>
-      </w:r>
-      <w:r>
-        <w:t xml:space="preserve">300 + 300 + 350 + 350 + 350 + 200 =</w:t>
-      </w:r>
-      <w:r>
-        <w:t xml:space="preserve"> </w:t>
-      </w:r>
-      <w:r>
-        <w:rPr>
-          <w:bCs/>
-          <w:b/>
-        </w:rPr>
-        <w:t xml:space="preserve">1,850</w:t>
-      </w:r>
-      <w:r>
-        <w:t xml:space="preserve">, i.e. 50 short of the stated 1,900. Result 6’s</w:t>
-      </w:r>
-      <w:r>
-        <w:t xml:space="preserve"> </w:t>
-      </w:r>
-      <w:r>
-        <w:t xml:space="preserve">heading (~200 w) also disagrees with the budget table (~300). Settle before writing to length.</w:t>
-      </w:r>
-    </w:p>
     <w:bookmarkEnd w:id="50"/>
-    <w:bookmarkEnd w:id="51"/>
     <w:sectPr/>
   </w:body>
 </w:document>
@@ -11598,9 +11373,6 @@
     <w:abstractNumId w:val="991"/>
   </w:num>
   <w:num w:numId="1015">
-    <w:abstractNumId w:val="991"/>
-  </w:num>
-  <w:num w:numId="1016">
     <w:abstractNumId w:val="991"/>
   </w:num>
 </w:numbering>

--- a/MANUSCRIPT.docx
+++ b/MANUSCRIPT.docx
@@ -8377,13 +8377,13 @@
         <w:t xml:space="preserve">a</w:t>
       </w:r>
       <w:r>
-        <w:t xml:space="preserve">, Article screening against the search-only</w:t>
-      </w:r>
-      <w:r>
-        <w:t xml:space="preserve"> </w:t>
-      </w:r>
-      <w:r>
-        <w:t xml:space="preserve">baseline, isolating the contribution of selecting articles.</w:t>
+        <w:t xml:space="preserve">, Article selection only, against the</w:t>
+      </w:r>
+      <w:r>
+        <w:t xml:space="preserve"> </w:t>
+      </w:r>
+      <w:r>
+        <w:t xml:space="preserve">search-only baseline: the increment is the contribution of selecting articles.</w:t>
       </w:r>
       <w:r>
         <w:t xml:space="preserve"> </w:t>
@@ -8396,13 +8396,63 @@
         <w:t xml:space="preserve">b</w:t>
       </w:r>
       <w:r>
-        <w:t xml:space="preserve">, The full pipeline against</w:t>
-      </w:r>
-      <w:r>
-        <w:t xml:space="preserve"> </w:t>
-      </w:r>
-      <w:r>
-        <w:t xml:space="preserve">article screening alone, isolating the contribution of selecting analyses within them. Each</w:t>
+        <w:t xml:space="preserve">, Article and</w:t>
+      </w:r>
+      <w:r>
+        <w:t xml:space="preserve"> </w:t>
+      </w:r>
+      <w:r>
+        <w:t xml:space="preserve">analysis selection together, against article selection alone: the increment is the contribution</w:t>
+      </w:r>
+      <w:r>
+        <w:t xml:space="preserve"> </w:t>
+      </w:r>
+      <w:r>
+        <w:t xml:space="preserve">of selecting analyses within the retained articles. Panel titles name the arm plotted on the</w:t>
+      </w:r>
+      <w:r>
+        <w:t xml:space="preserve"> </w:t>
+      </w:r>
+      <w:r>
+        <w:rPr>
+          <w:iCs/>
+          <w:i/>
+        </w:rPr>
+        <w:t xml:space="preserve">y</w:t>
+      </w:r>
+      <w:r>
+        <w:t xml:space="preserve"> </w:t>
+      </w:r>
+      <w:r>
+        <w:t xml:space="preserve">axis, so</w:t>
+      </w:r>
+      <w:r>
+        <w:t xml:space="preserve"> </w:t>
+      </w:r>
+      <w:r>
+        <w:rPr>
+          <w:bCs/>
+          <w:b/>
+        </w:rPr>
+        <w:t xml:space="preserve">b</w:t>
+      </w:r>
+      <w:r>
+        <w:t xml:space="preserve"> </w:t>
+      </w:r>
+      <w:r>
+        <w:t xml:space="preserve">is the full pipeline rather than an analysis-selection-only condition; the</w:t>
+      </w:r>
+      <w:r>
+        <w:t xml:space="preserve"> </w:t>
+      </w:r>
+      <w:r>
+        <w:t xml:space="preserve">analysis-selection-only arm described in Results holds the study pool fixed at the expert</w:t>
+      </w:r>
+      <w:r>
+        <w:t xml:space="preserve"> </w:t>
+      </w:r>
+      <w:r>
+        <w:t xml:space="preserve">inclusion list and is a separate comparison. Each</w:t>
       </w:r>
       <w:r>
         <w:t xml:space="preserve"> </w:t>

--- a/MANUSCRIPT.docx
+++ b/MANUSCRIPT.docx
@@ -4819,72 +4819,83 @@
     </w:p>
     <w:p>
       <w:pPr>
-        <w:numPr>
-          <w:ilvl w:val="0"/>
-          <w:numId w:val="1010"/>
-        </w:numPr>
-        <w:pStyle w:val="Compact"/>
-      </w:pPr>
-      <w:r>
-        <w:t xml:space="preserve">the sharpest mechanistic sentence in the paper (</w:t>
-      </w:r>
-      <w:r>
-        <w:rPr>
-          <w:rStyle w:val="VerbatimChar"/>
-        </w:rPr>
-        <w:t xml:space="preserve">PAPER_OUTLINE.md:809</w:t>
-      </w:r>
-      <w:r>
-        <w:t xml:space="preserve">):</w:t>
-      </w:r>
-      <w:r>
-        <w:t xml:space="preserve"> </w:t>
-      </w:r>
-      <w:r>
-        <w:rPr>
-          <w:bCs/>
-          <w:b/>
-        </w:rPr>
-        <w:t xml:space="preserve">it is not a search problem; it is a screening problem</w:t>
-      </w:r>
-      <w:r>
-        <w:t xml:space="preserve"> </w:t>
-      </w:r>
-      <w:r>
-        <w:t xml:space="preserve">— and more precisely, an</w:t>
-      </w:r>
-      <w:r>
-        <w:t xml:space="preserve"> </w:t>
-      </w:r>
-      <w:r>
-        <w:t xml:space="preserve">analysis-selection problem</w:t>
-      </w:r>
-    </w:p>
-    <w:p>
-      <w:pPr>
         <w:pStyle w:val="BlockText"/>
       </w:pPr>
+      <w:r>
+        <w:rPr>
+          <w:bCs/>
+          <w:b/>
+        </w:rPr>
+        <w:t xml:space="preserve">⚠ THE FIGURE NO LONGER SHOWS THIS DECOMPOSITION.</w:t>
+      </w:r>
+      <w:r>
+        <w:t xml:space="preserve"> </w:t>
+      </w:r>
+      <w:r>
+        <w:t xml:space="preserve">Panel b was repointed 2026-09-18 at the</w:t>
+      </w:r>
+      <w:r>
+        <w:t xml:space="preserve"> </w:t>
+      </w:r>
+      <w:r>
+        <w:t xml:space="preserve">annotation-only arm (pool held fixed at the expert inclusion list): 0.521 → 0.621, mean</w:t>
+      </w:r>
+      <w:r>
+        <w:t xml:space="preserve"> </w:t>
+      </w:r>
+      <w:r>
+        <w:rPr>
+          <w:bCs/>
+          <w:b/>
+        </w:rPr>
+        <w:t xml:space="preserve">+0.100</w:t>
+      </w:r>
+      <w:r>
+        <w:t xml:space="preserve">, median +0.075,</w:t>
+      </w:r>
+      <w:r>
+        <w:t xml:space="preserve"> </w:t>
+      </w:r>
+      <w:r>
+        <w:rPr>
+          <w:bCs/>
+          <w:b/>
+        </w:rPr>
+        <w:t xml:space="preserve">19/28</w:t>
+      </w:r>
+      <w:r>
+        <w:t xml:space="preserve"> </w:t>
+      </w:r>
+      <w:r>
+        <w:t xml:space="preserve">improve. That is an</w:t>
+      </w:r>
+      <w:r>
+        <w:t xml:space="preserve"> </w:t>
+      </w:r>
       <w:r>
         <w:rPr>
           <w:iCs/>
           <w:i/>
         </w:rPr>
-        <w:t xml:space="preserve">Supplementary S3, the size-matched null</w:t>
-      </w:r>
-      <w:r>
-        <w:t xml:space="preserve"> </w:t>
-      </w:r>
-      <w:r>
-        <w:t xml:space="preserve">(</w:t>
-      </w:r>
-      <w:r>
-        <w:rPr>
-          <w:rStyle w:val="VerbatimChar"/>
-        </w:rPr>
-        <w:t xml:space="preserve">annotation_bootstrap_null.csv</w:t>
-      </w:r>
-      <w:r>
-        <w:t xml:space="preserve">)</w:t>
+        <w:t xml:space="preserve">independent</w:t>
+      </w:r>
+      <w:r>
+        <w:t xml:space="preserve"> </w:t>
+      </w:r>
+      <w:r>
+        <w:t xml:space="preserve">estimate of analysis</w:t>
+      </w:r>
+      <w:r>
+        <w:t xml:space="preserve"> </w:t>
+      </w:r>
+      <w:r>
+        <w:t xml:space="preserve">selection, not the chain’s second step, so panels a and b do not sum and the +0.114 total is</w:t>
+      </w:r>
+      <w:r>
+        <w:t xml:space="preserve"> </w:t>
+      </w:r>
+      <w:r>
+        <w:t xml:space="preserve">no longer readable off the figure. Two consequences to settle:</w:t>
       </w:r>
     </w:p>
     <w:p>
@@ -4896,39 +4907,47 @@
         <w:pStyle w:val="Compact"/>
       </w:pPr>
       <w:r>
-        <w:t xml:space="preserve">median Δr²</w:t>
-      </w:r>
-      <w:r>
-        <w:t xml:space="preserve"> </w:t>
-      </w:r>
-      <w:r>
-        <w:rPr>
-          <w:bCs/>
-          <w:b/>
-        </w:rPr>
-        <w:t xml:space="preserve">+0.179</w:t>
-      </w:r>
-      <w:r>
-        <w:t xml:space="preserve"> </w:t>
-      </w:r>
-      <w:r>
-        <w:t xml:space="preserve">against each column’s own size-matched null;</w:t>
-      </w:r>
-      <w:r>
-        <w:t xml:space="preserve"> </w:t>
-      </w:r>
-      <w:r>
-        <w:rPr>
-          <w:bCs/>
-          <w:b/>
-        </w:rPr>
-        <w:t xml:space="preserve">25/28</w:t>
-      </w:r>
-      <w:r>
-        <w:t xml:space="preserve"> </w:t>
-      </w:r>
-      <w:r>
-        <w:t xml:space="preserve">clear p &lt; 0.05</w:t>
+        <w:t xml:space="preserve">The</w:t>
+      </w:r>
+      <w:r>
+        <w:t xml:space="preserve"> </w:t>
+      </w:r>
+      <w:r>
+        <w:rPr>
+          <w:bCs/>
+          <w:b/>
+        </w:rPr>
+        <w:t xml:space="preserve">abstract</w:t>
+      </w:r>
+      <w:r>
+        <w:t xml:space="preserve"> </w:t>
+      </w:r>
+      <w:r>
+        <w:t xml:space="preserve">quotes +0.109 and</w:t>
+      </w:r>
+      <w:r>
+        <w:t xml:space="preserve"> </w:t>
+      </w:r>
+      <w:r>
+        <w:t xml:space="preserve">“</w:t>
+      </w:r>
+      <w:r>
+        <w:t xml:space="preserve">96% of it</w:t>
+      </w:r>
+      <w:r>
+        <w:t xml:space="preserve">”</w:t>
+      </w:r>
+      <w:r>
+        <w:t xml:space="preserve"> </w:t>
+      </w:r>
+      <w:r>
+        <w:t xml:space="preserve">from the chain. Either keep those and name</w:t>
+      </w:r>
+      <w:r>
+        <w:t xml:space="preserve"> </w:t>
+      </w:r>
+      <w:r>
+        <w:t xml:space="preserve">their source in the text, or switch the abstract to the figure’s +0.100.</w:t>
       </w:r>
     </w:p>
     <w:p>
@@ -4940,270 +4959,13 @@
         <w:pStyle w:val="Compact"/>
       </w:pPr>
       <w:r>
-        <w:t xml:space="preserve">state carefully: the naive reading overclaims, because 31/32 baselines are targeted searches</w:t>
-      </w:r>
-      <w:r>
-        <w:t xml:space="preserve"> </w:t>
-      </w:r>
-      <w:r>
-        <w:t xml:space="preserve">(</w:t>
-      </w:r>
-      <w:r>
-        <w:rPr>
-          <w:rStyle w:val="VerbatimChar"/>
-        </w:rPr>
-        <w:t xml:space="preserve">NATURE_METHODS_SKELETON.md:804</w:t>
-      </w:r>
-      <w:r>
-        <w:t xml:space="preserve">)</w:t>
-      </w:r>
-    </w:p>
-    <w:p>
-      <w:pPr>
-        <w:pStyle w:val="BlockText"/>
-      </w:pPr>
-      <w:r>
-        <w:rPr>
-          <w:bCs/>
-          <w:b/>
-        </w:rPr>
-        <w:t xml:space="preserve">OPEN</w:t>
-      </w:r>
-      <w:r>
-        <w:t xml:space="preserve"> </w:t>
-      </w:r>
-      <w:r>
-        <w:t xml:space="preserve">— the two medians do not sum to the total (+0.015 + 0.056 = +0.071 vs +0.070) because</w:t>
-      </w:r>
-      <w:r>
-        <w:t xml:space="preserve"> </w:t>
-      </w:r>
-      <w:r>
-        <w:t xml:space="preserve">medians are not additive; the</w:t>
-      </w:r>
-      <w:r>
-        <w:t xml:space="preserve"> </w:t>
-      </w:r>
-      <w:r>
-        <w:rPr>
-          <w:iCs/>
-          <w:i/>
-        </w:rPr>
-        <w:t xml:space="preserve">means</w:t>
-      </w:r>
-      <w:r>
-        <w:t xml:space="preserve"> </w:t>
-      </w:r>
-      <w:r>
-        <w:t xml:space="preserve">do exactly (+0.005 + 0.109 = +0.114). Quote the means</w:t>
-      </w:r>
-      <w:r>
-        <w:t xml:space="preserve"> </w:t>
-      </w:r>
-      <w:r>
-        <w:t xml:space="preserve">when you need the decomposition to add up, and say which you are quoting.</w:t>
-      </w:r>
-    </w:p>
-    <w:bookmarkEnd w:id="26"/>
-    <w:bookmarkStart w:id="27" w:name="cost-and-scale"/>
-    <w:p>
-      <w:pPr>
-        <w:pStyle w:val="Heading2"/>
-      </w:pPr>
-      <w:r>
-        <w:t xml:space="preserve">6. Cost and scale</w:t>
-      </w:r>
-    </w:p>
-    <w:p>
-      <w:pPr>
-        <w:pStyle w:val="FirstParagraph"/>
-      </w:pPr>
-      <w:r>
-        <w:rPr>
-          <w:iCs/>
-          <w:i/>
-        </w:rPr>
-        <w:t xml:space="preserve">~200 words (budget table says ~300 — settle this).</w:t>
-      </w:r>
-      <w:r>
-        <w:rPr>
-          <w:iCs/>
-          <w:i/>
-        </w:rPr>
-        <w:t xml:space="preserve"> </w:t>
-      </w:r>
-      <w:r>
-        <w:rPr>
-          <w:bCs/>
-          <w:b/>
-          <w:iCs/>
-          <w:i/>
-        </w:rPr>
-        <w:t xml:space="preserve">Supplementary S5</w:t>
-      </w:r>
-      <w:r>
-        <w:rPr>
-          <w:iCs/>
-          <w:i/>
-        </w:rPr>
-        <w:t xml:space="preserve">.</w:t>
-      </w:r>
-    </w:p>
-    <w:p>
-      <w:pPr>
-        <w:pStyle w:val="BlockText"/>
-      </w:pPr>
-      <w:r>
-        <w:rPr>
-          <w:bCs/>
-          <w:b/>
-        </w:rPr>
-        <w:t xml:space="preserve">CLAIM</w:t>
-      </w:r>
-      <w:r>
-        <w:t xml:space="preserve"> </w:t>
-      </w:r>
-      <w:r>
-        <w:t xml:space="preserve">— Fully measured, not estimated: a project runs for tens of dollars and hours against</w:t>
-      </w:r>
-      <w:r>
-        <w:t xml:space="preserve"> </w:t>
-      </w:r>
-      <w:r>
-        <w:t xml:space="preserve">months of person time. For a methods journal this is not an aside — it is why the method</w:t>
-      </w:r>
-      <w:r>
-        <w:t xml:space="preserve"> </w:t>
-      </w:r>
-      <w:r>
-        <w:t xml:space="preserve">matters (</w:t>
-      </w:r>
-      <w:r>
-        <w:rPr>
-          <w:rStyle w:val="VerbatimChar"/>
-        </w:rPr>
-        <w:t xml:space="preserve">NATURE_METHODS_SKELETON.md:703</w:t>
-      </w:r>
-      <w:r>
-        <w:t xml:space="preserve">).</w:t>
-      </w:r>
-    </w:p>
-    <w:p>
-      <w:pPr>
-        <w:pStyle w:val="BlockText"/>
-      </w:pPr>
-      <w:r>
-        <w:rPr>
-          <w:bCs/>
-          <w:b/>
-        </w:rPr>
-        <w:t xml:space="preserve">NUMBERS</w:t>
-      </w:r>
-      <w:r>
-        <w:t xml:space="preserve"> </w:t>
-      </w:r>
-      <w:r>
-        <w:t xml:space="preserve">— ⚠</w:t>
-      </w:r>
-      <w:r>
-        <w:t xml:space="preserve"> </w:t>
-      </w:r>
-      <w:r>
-        <w:rPr>
-          <w:bCs/>
-          <w:b/>
-        </w:rPr>
-        <w:t xml:space="preserve">the only block in this document not derived from a CSV.</w:t>
-      </w:r>
-      <w:r>
-        <w:t xml:space="preserve"> </w:t>
-      </w:r>
-      <w:r>
-        <w:t xml:space="preserve">Hardcoded as</w:t>
-      </w:r>
-      <w:r>
-        <w:t xml:space="preserve"> </w:t>
-      </w:r>
-      <w:r>
-        <w:rPr>
-          <w:rStyle w:val="VerbatimChar"/>
-        </w:rPr>
-        <w:t xml:space="preserve">COST_PER_STAGE</w:t>
-      </w:r>
-      <w:r>
-        <w:t xml:space="preserve"> </w:t>
-      </w:r>
-      <w:r>
-        <w:t xml:space="preserve">in</w:t>
-      </w:r>
-      <w:r>
-        <w:t xml:space="preserve"> </w:t>
-      </w:r>
-      <w:r>
-        <w:rPr>
-          <w:rStyle w:val="VerbatimChar"/>
-        </w:rPr>
-        <w:t xml:space="preserve">make_nature_methods_figures.py</w:t>
-      </w:r>
-      <w:r>
-        <w:t xml:space="preserve">, transcribed from</w:t>
-      </w:r>
-      <w:r>
-        <w:t xml:space="preserve"> </w:t>
-      </w:r>
-      <w:r>
-        <w:rPr>
-          <w:rStyle w:val="VerbatimChar"/>
-        </w:rPr>
-        <w:t xml:space="preserve">PAPER_OUTLINE.md</w:t>
-      </w:r>
-      <w:r>
-        <w:t xml:space="preserve"> </w:t>
-      </w:r>
-      <w:r>
-        <w:t xml:space="preserve">S1.</w:t>
-      </w:r>
-      <w:r>
-        <w:t xml:space="preserve"> </w:t>
-      </w:r>
-      <w:r>
-        <w:t xml:space="preserve">The module docstring says these should move into a generated CSV before submission; verify</w:t>
-      </w:r>
-      <w:r>
-        <w:t xml:space="preserve"> </w:t>
-      </w:r>
-      <w:r>
-        <w:t xml:space="preserve">against</w:t>
-      </w:r>
-      <w:r>
-        <w:t xml:space="preserve"> </w:t>
-      </w:r>
-      <w:r>
-        <w:rPr>
-          <w:rStyle w:val="VerbatimChar"/>
-        </w:rPr>
-        <w:t xml:space="preserve">usage_total</w:t>
-      </w:r>
-      <w:r>
-        <w:t xml:space="preserve"> </w:t>
-      </w:r>
-      <w:r>
-        <w:t xml:space="preserve">in</w:t>
-      </w:r>
-      <w:r>
-        <w:t xml:space="preserve"> </w:t>
-      </w:r>
-      <w:r>
-        <w:rPr>
-          <w:rStyle w:val="VerbatimChar"/>
-        </w:rPr>
-        <w:t xml:space="preserve">execution_progress.json</w:t>
-      </w:r>
-      <w:r>
-        <w:t xml:space="preserve"> </w:t>
-      </w:r>
-      <w:r>
-        <w:t xml:space="preserve">before quoting.</w:t>
+        <w:t xml:space="preserve">The two estimates converging (+0.109 end-to-end, +0.100 with the pool fixed) is arguably a</w:t>
+      </w:r>
+      <w:r>
+        <w:t xml:space="preserve"> </w:t>
+      </w:r>
+      <w:r>
+        <w:t xml:space="preserve">stronger claim than one additive split, since they fail differently. Worth one sentence.</w:t>
       </w:r>
     </w:p>
     <w:p>
@@ -5215,144 +4977,65 @@
         <w:pStyle w:val="Compact"/>
       </w:pPr>
       <w:r>
-        <w:t xml:space="preserve">per call: abstract screening $0.0023 · full-text screening $0.0138 · coordinate parsing</w:t>
-      </w:r>
-      <w:r>
-        <w:t xml:space="preserve"> </w:t>
-      </w:r>
-      <w:r>
-        <w:t xml:space="preserve">$0.0059 · annotation $0.0211</w:t>
-      </w:r>
-    </w:p>
-    <w:p>
-      <w:pPr>
-        <w:numPr>
-          <w:ilvl w:val="0"/>
-          <w:numId w:val="1012"/>
-        </w:numPr>
-        <w:pStyle w:val="Compact"/>
-      </w:pPr>
-      <w:r>
-        <w:rPr>
-          <w:bCs/>
-          <w:b/>
-        </w:rPr>
-        <w:t xml:space="preserve">mean $21.55 per project</w:t>
-      </w:r>
-      <w:r>
-        <w:t xml:space="preserve">; all nine from scratch</w:t>
-      </w:r>
-      <w:r>
-        <w:t xml:space="preserve"> </w:t>
-      </w:r>
-      <w:r>
-        <w:rPr>
-          <w:bCs/>
-          <w:b/>
-        </w:rPr>
-        <w:t xml:space="preserve">$194</w:t>
-      </w:r>
-    </w:p>
-    <w:p>
-      <w:pPr>
-        <w:numPr>
-          <w:ilvl w:val="0"/>
-          <w:numId w:val="1012"/>
-        </w:numPr>
-        <w:pStyle w:val="Compact"/>
-      </w:pPr>
-      <w:r>
-        <w:t xml:space="preserve">quote</w:t>
-      </w:r>
-      <w:r>
-        <w:t xml:space="preserve"> </w:t>
-      </w:r>
-      <w:r>
-        <w:rPr>
-          <w:bCs/>
-          <w:b/>
-        </w:rPr>
-        <w:t xml:space="preserve">cost per study that reaches the map</w:t>
-      </w:r>
-      <w:r>
-        <w:t xml:space="preserve"> </w:t>
-      </w:r>
-      <w:r>
-        <w:t xml:space="preserve">($0.085 median) rather than cost per hit — it is</w:t>
-      </w:r>
-      <w:r>
-        <w:t xml:space="preserve"> </w:t>
-      </w:r>
-      <w:r>
-        <w:t xml:space="preserve">2.9× tighter and it is the unit a reader can act on</w:t>
+        <w:t xml:space="preserve">the sharpest mechanistic sentence in the paper (</w:t>
+      </w:r>
+      <w:r>
+        <w:rPr>
+          <w:rStyle w:val="VerbatimChar"/>
+        </w:rPr>
+        <w:t xml:space="preserve">PAPER_OUTLINE.md:809</w:t>
+      </w:r>
+      <w:r>
+        <w:t xml:space="preserve">):</w:t>
+      </w:r>
+      <w:r>
+        <w:t xml:space="preserve"> </w:t>
+      </w:r>
+      <w:r>
+        <w:rPr>
+          <w:bCs/>
+          <w:b/>
+        </w:rPr>
+        <w:t xml:space="preserve">it is not a search problem; it is a screening problem</w:t>
+      </w:r>
+      <w:r>
+        <w:t xml:space="preserve"> </w:t>
+      </w:r>
+      <w:r>
+        <w:t xml:space="preserve">— and more precisely, an</w:t>
+      </w:r>
+      <w:r>
+        <w:t xml:space="preserve"> </w:t>
+      </w:r>
+      <w:r>
+        <w:t xml:space="preserve">analysis-selection problem</w:t>
       </w:r>
     </w:p>
     <w:p>
       <w:pPr>
         <w:pStyle w:val="BlockText"/>
-      </w:pPr>
-      <w:r>
-        <w:rPr>
-          <w:bCs/>
-          <w:b/>
-        </w:rPr>
-        <w:t xml:space="preserve">OPEN</w:t>
-      </w:r>
-      <w:r>
-        <w:t xml:space="preserve"> </w:t>
-      </w:r>
-      <w:r>
-        <w:t xml:space="preserve">— heading budget says ~200 w, the budget table says ~300.</w:t>
-      </w:r>
-    </w:p>
-    <w:bookmarkEnd w:id="27"/>
-    <w:bookmarkEnd w:id="28"/>
-    <w:bookmarkStart w:id="29" w:name="discussion"/>
-    <w:p>
-      <w:pPr>
-        <w:pStyle w:val="Heading1"/>
-      </w:pPr>
-      <w:r>
-        <w:t xml:space="preserve">Discussion</w:t>
-      </w:r>
-    </w:p>
-    <w:p>
-      <w:pPr>
-        <w:pStyle w:val="FirstParagraph"/>
       </w:pPr>
       <w:r>
         <w:rPr>
           <w:iCs/>
           <w:i/>
         </w:rPr>
-        <w:t xml:space="preserve">~600 words.</w:t>
-      </w:r>
-    </w:p>
-    <w:p>
-      <w:pPr>
-        <w:pStyle w:val="BlockText"/>
-      </w:pPr>
-      <w:r>
-        <w:rPr>
-          <w:bCs/>
-          <w:b/>
-        </w:rPr>
-        <w:t xml:space="preserve">CLAIM</w:t>
-      </w:r>
-      <w:r>
-        <w:t xml:space="preserve"> </w:t>
-      </w:r>
-      <w:r>
-        <w:t xml:space="preserve">— Four beats, in order (</w:t>
+        <w:t xml:space="preserve">Supplementary S3, the size-matched null</w:t>
+      </w:r>
+      <w:r>
+        <w:t xml:space="preserve"> </w:t>
+      </w:r>
+      <w:r>
+        <w:t xml:space="preserve">(</w:t>
       </w:r>
       <w:r>
         <w:rPr>
           <w:rStyle w:val="VerbatimChar"/>
         </w:rPr>
-        <w:t xml:space="preserve">NATURE_METHODS_SKELETON.md:706</w:t>
-      </w:r>
-      <w:r>
-        <w:t xml:space="preserve">):</w:t>
+        <w:t xml:space="preserve">annotation_bootstrap_null.csv</w:t>
+      </w:r>
+      <w:r>
+        <w:t xml:space="preserve">)</w:t>
       </w:r>
     </w:p>
     <w:p>
@@ -5364,71 +5047,39 @@
         <w:pStyle w:val="Compact"/>
       </w:pPr>
       <w:r>
-        <w:rPr>
-          <w:bCs/>
-          <w:b/>
-        </w:rPr>
-        <w:t xml:space="preserve">The benchmark is a reference, not truth.</w:t>
-      </w:r>
-      <w:r>
-        <w:t xml:space="preserve"> </w:t>
-      </w:r>
-      <w:r>
-        <w:rPr>
-          <w:rStyle w:val="VerbatimChar"/>
-        </w:rPr>
-        <w:t xml:space="preserve">vbm_of_substance_use</w:t>
-      </w:r>
-      <w:r>
-        <w:t xml:space="preserve"> </w:t>
-      </w:r>
-      <w:r>
-        <w:t xml:space="preserve">is the sharpest case:</w:t>
-      </w:r>
-      <w:r>
-        <w:t xml:space="preserve"> </w:t>
-      </w:r>
-      <w:r>
-        <w:t xml:space="preserve">three of its columns have no published result at all, so they are excluded and the</w:t>
-      </w:r>
-      <w:r>
-        <w:t xml:space="preserve"> </w:t>
-      </w:r>
-      <w:r>
-        <w:t xml:space="preserve">denominator is 32 rather than 35. That is a better sentence than</w:t>
-      </w:r>
-      <w:r>
-        <w:t xml:space="preserve"> </w:t>
-      </w:r>
-      <w:r>
-        <w:t xml:space="preserve">“</w:t>
-      </w:r>
-      <w:r>
-        <w:t xml:space="preserve">three columns were not</w:t>
-      </w:r>
-      <w:r>
-        <w:t xml:space="preserve"> </w:t>
-      </w:r>
-      <w:r>
-        <w:t xml:space="preserve">significant</w:t>
-      </w:r>
-      <w:r>
-        <w:t xml:space="preserve">”</w:t>
-      </w:r>
-      <w:r>
-        <w:t xml:space="preserve"> </w:t>
-      </w:r>
-      <w:r>
-        <w:t xml:space="preserve">(</w:t>
-      </w:r>
-      <w:r>
-        <w:rPr>
-          <w:rStyle w:val="VerbatimChar"/>
-        </w:rPr>
-        <w:t xml:space="preserve">NATURE_METHODS_SKELETON.md:641</w:t>
-      </w:r>
-      <w:r>
-        <w:t xml:space="preserve">).</w:t>
+        <w:t xml:space="preserve">median Δr²</w:t>
+      </w:r>
+      <w:r>
+        <w:t xml:space="preserve"> </w:t>
+      </w:r>
+      <w:r>
+        <w:rPr>
+          <w:bCs/>
+          <w:b/>
+        </w:rPr>
+        <w:t xml:space="preserve">+0.179</w:t>
+      </w:r>
+      <w:r>
+        <w:t xml:space="preserve"> </w:t>
+      </w:r>
+      <w:r>
+        <w:t xml:space="preserve">against each column’s own size-matched null;</w:t>
+      </w:r>
+      <w:r>
+        <w:t xml:space="preserve"> </w:t>
+      </w:r>
+      <w:r>
+        <w:rPr>
+          <w:bCs/>
+          <w:b/>
+        </w:rPr>
+        <w:t xml:space="preserve">25/28</w:t>
+      </w:r>
+      <w:r>
+        <w:t xml:space="preserve"> </w:t>
+      </w:r>
+      <w:r>
+        <w:t xml:space="preserve">clear p &lt; 0.05</w:t>
       </w:r>
     </w:p>
     <w:p>
@@ -5440,20 +5091,7 @@
         <w:pStyle w:val="Compact"/>
       </w:pPr>
       <w:r>
-        <w:rPr>
-          <w:bCs/>
-          <w:b/>
-        </w:rPr>
-        <w:t xml:space="preserve">The gain appears for specific targets and not diffuse ones</w:t>
-      </w:r>
-      <w:r>
-        <w:t xml:space="preserve">, and two accounts remain</w:t>
-      </w:r>
-      <w:r>
-        <w:t xml:space="preserve"> </w:t>
-      </w:r>
-      <w:r>
-        <w:t xml:space="preserve">unresolved — a squishy target versus a model limitation. Say so rather than choosing</w:t>
+        <w:t xml:space="preserve">state carefully: the naive reading overclaims, because 31/32 baselines are targeted searches</w:t>
       </w:r>
       <w:r>
         <w:t xml:space="preserve"> </w:t>
@@ -5465,159 +5103,201 @@
         <w:rPr>
           <w:rStyle w:val="VerbatimChar"/>
         </w:rPr>
-        <w:t xml:space="preserve">NATURE_METHODS_SKELETON.md:752</w:t>
-      </w:r>
-      <w:r>
-        <w:t xml:space="preserve">). A third account is live: our own specification may have</w:t>
-      </w:r>
-      <w:r>
-        <w:t xml:space="preserve"> </w:t>
-      </w:r>
-      <w:r>
-        <w:t xml:space="preserve">been wrong. A fourth is a confound —</w:t>
-      </w:r>
-      <w:r>
-        <w:t xml:space="preserve"> </w:t>
+        <w:t xml:space="preserve">NATURE_METHODS_SKELETON.md:804</w:t>
+      </w:r>
+      <w:r>
+        <w:t xml:space="preserve">)</w:t>
+      </w:r>
+    </w:p>
+    <w:p>
+      <w:pPr>
+        <w:pStyle w:val="BlockText"/>
+      </w:pPr>
+      <w:r>
+        <w:rPr>
+          <w:bCs/>
+          <w:b/>
+        </w:rPr>
+        <w:t xml:space="preserve">OPEN</w:t>
+      </w:r>
+      <w:r>
+        <w:t xml:space="preserve"> </w:t>
+      </w:r>
+      <w:r>
+        <w:t xml:space="preserve">— the two medians do not sum to the total (+0.015 + 0.056 = +0.071 vs +0.070) because</w:t>
+      </w:r>
+      <w:r>
+        <w:t xml:space="preserve"> </w:t>
+      </w:r>
+      <w:r>
+        <w:t xml:space="preserve">medians are not additive; the</w:t>
+      </w:r>
+      <w:r>
+        <w:t xml:space="preserve"> </w:t>
+      </w:r>
+      <w:r>
+        <w:rPr>
+          <w:iCs/>
+          <w:i/>
+        </w:rPr>
+        <w:t xml:space="preserve">means</w:t>
+      </w:r>
+      <w:r>
+        <w:t xml:space="preserve"> </w:t>
+      </w:r>
+      <w:r>
+        <w:t xml:space="preserve">do exactly (+0.005 + 0.109 = +0.114). Quote the means</w:t>
+      </w:r>
+      <w:r>
+        <w:t xml:space="preserve"> </w:t>
+      </w:r>
+      <w:r>
+        <w:t xml:space="preserve">when you need the decomposition to add up, and say which you are quoting.</w:t>
+      </w:r>
+    </w:p>
+    <w:bookmarkEnd w:id="26"/>
+    <w:bookmarkStart w:id="27" w:name="cost-and-scale"/>
+    <w:p>
+      <w:pPr>
+        <w:pStyle w:val="Heading2"/>
+      </w:pPr>
+      <w:r>
+        <w:t xml:space="preserve">6. Cost and scale</w:t>
+      </w:r>
+    </w:p>
+    <w:p>
+      <w:pPr>
+        <w:pStyle w:val="FirstParagraph"/>
+      </w:pPr>
+      <w:r>
+        <w:rPr>
+          <w:iCs/>
+          <w:i/>
+        </w:rPr>
+        <w:t xml:space="preserve">~200 words (budget table says ~300 — settle this).</w:t>
+      </w:r>
+      <w:r>
+        <w:rPr>
+          <w:iCs/>
+          <w:i/>
+        </w:rPr>
+        <w:t xml:space="preserve"> </w:t>
+      </w:r>
+      <w:r>
+        <w:rPr>
+          <w:bCs/>
+          <w:b/>
+          <w:iCs/>
+          <w:i/>
+        </w:rPr>
+        <w:t xml:space="preserve">Supplementary S5</w:t>
+      </w:r>
+      <w:r>
+        <w:rPr>
+          <w:iCs/>
+          <w:i/>
+        </w:rPr>
+        <w:t xml:space="preserve">.</w:t>
+      </w:r>
+    </w:p>
+    <w:p>
+      <w:pPr>
+        <w:pStyle w:val="BlockText"/>
+      </w:pPr>
+      <w:r>
+        <w:rPr>
+          <w:bCs/>
+          <w:b/>
+        </w:rPr>
+        <w:t xml:space="preserve">CLAIM</w:t>
+      </w:r>
+      <w:r>
+        <w:t xml:space="preserve"> </w:t>
+      </w:r>
+      <w:r>
+        <w:t xml:space="preserve">— Fully measured, not estimated: a project runs for tens of dollars and hours against</w:t>
+      </w:r>
+      <w:r>
+        <w:t xml:space="preserve"> </w:t>
+      </w:r>
+      <w:r>
+        <w:t xml:space="preserve">months of person time. For a methods journal this is not an aside — it is why the method</w:t>
+      </w:r>
+      <w:r>
+        <w:t xml:space="preserve"> </w:t>
+      </w:r>
+      <w:r>
+        <w:t xml:space="preserve">matters (</w:t>
       </w:r>
       <w:r>
         <w:rPr>
           <w:rStyle w:val="VerbatimChar"/>
         </w:rPr>
-        <w:t xml:space="preserve">pubmed.py:370</w:t>
-      </w:r>
-      <w:r>
-        <w:t xml:space="preserve"> </w:t>
-      </w:r>
-      <w:r>
-        <w:t xml:space="preserve">truncates structured abstracts, so</w:t>
-      </w:r>
-      <w:r>
-        <w:t xml:space="preserve"> </w:t>
-      </w:r>
-      <w:r>
-        <w:t xml:space="preserve">26.6–30.6% of stored abstracts are under 450 characters and the model may never have seen the</w:t>
-      </w:r>
-      <w:r>
-        <w:t xml:space="preserve"> </w:t>
-      </w:r>
-      <w:r>
-        <w:t xml:space="preserve">deciding text (</w:t>
+        <w:t xml:space="preserve">NATURE_METHODS_SKELETON.md:703</w:t>
+      </w:r>
+      <w:r>
+        <w:t xml:space="preserve">).</w:t>
+      </w:r>
+    </w:p>
+    <w:p>
+      <w:pPr>
+        <w:pStyle w:val="BlockText"/>
+      </w:pPr>
+      <w:r>
+        <w:rPr>
+          <w:bCs/>
+          <w:b/>
+        </w:rPr>
+        <w:t xml:space="preserve">NUMBERS</w:t>
+      </w:r>
+      <w:r>
+        <w:t xml:space="preserve"> </w:t>
+      </w:r>
+      <w:r>
+        <w:t xml:space="preserve">— ⚠</w:t>
+      </w:r>
+      <w:r>
+        <w:t xml:space="preserve"> </w:t>
+      </w:r>
+      <w:r>
+        <w:rPr>
+          <w:bCs/>
+          <w:b/>
+        </w:rPr>
+        <w:t xml:space="preserve">the only block in this document not derived from a CSV.</w:t>
+      </w:r>
+      <w:r>
+        <w:t xml:space="preserve"> </w:t>
+      </w:r>
+      <w:r>
+        <w:t xml:space="preserve">Hardcoded as</w:t>
+      </w:r>
+      <w:r>
+        <w:t xml:space="preserve"> </w:t>
       </w:r>
       <w:r>
         <w:rPr>
           <w:rStyle w:val="VerbatimChar"/>
         </w:rPr>
-        <w:t xml:space="preserve">PAPER_OUTLINE.md:1106</w:t>
-      </w:r>
-      <w:r>
-        <w:t xml:space="preserve">).</w:t>
-      </w:r>
-    </w:p>
-    <w:p>
-      <w:pPr>
-        <w:numPr>
-          <w:ilvl w:val="0"/>
-          <w:numId w:val="1013"/>
-        </w:numPr>
-        <w:pStyle w:val="Compact"/>
-      </w:pPr>
-      <w:r>
-        <w:rPr>
-          <w:bCs/>
-          <w:b/>
-        </w:rPr>
-        <w:t xml:space="preserve">The analysis-unit argument generalises; its measurability does not.</w:t>
-      </w:r>
-      <w:r>
-        <w:t xml:space="preserve"> </w:t>
-      </w:r>
-      <w:r>
-        <w:t xml:space="preserve">Coordinate-based</w:t>
-      </w:r>
-      <w:r>
-        <w:t xml:space="preserve"> </w:t>
-      </w:r>
-      <w:r>
-        <w:t xml:space="preserve">meta-analysis is unusual in producing a numerically comparable published product.</w:t>
-      </w:r>
-    </w:p>
-    <w:p>
-      <w:pPr>
-        <w:numPr>
-          <w:ilvl w:val="0"/>
-          <w:numId w:val="1013"/>
-        </w:numPr>
-        <w:pStyle w:val="Compact"/>
-      </w:pPr>
-      <w:r>
-        <w:rPr>
-          <w:bCs/>
-          <w:b/>
-        </w:rPr>
-        <w:t xml:space="preserve">Close on what the method is for.</w:t>
-      </w:r>
-      <w:r>
-        <w:t xml:space="preserve"> </w:t>
-      </w:r>
-      <w:r>
-        <w:t xml:space="preserve">§9, a forward-looking demonstration on a question no</w:t>
-      </w:r>
-      <w:r>
-        <w:t xml:space="preserve"> </w:t>
-      </w:r>
-      <w:r>
-        <w:t xml:space="preserve">manual synthesis had attempted, was</w:t>
-      </w:r>
-      <w:r>
-        <w:t xml:space="preserve"> </w:t>
-      </w:r>
-      <w:r>
-        <w:rPr>
-          <w:bCs/>
-          <w:b/>
-        </w:rPr>
-        <w:t xml:space="preserve">dropped 2026-09-10</w:t>
-      </w:r>
-      <w:r>
-        <w:t xml:space="preserve"> </w:t>
-      </w:r>
-      <w:r>
-        <w:t xml:space="preserve">as unnecessary for this paper.</w:t>
-      </w:r>
-      <w:r>
-        <w:t xml:space="preserve"> </w:t>
-      </w:r>
-      <w:r>
-        <w:t xml:space="preserve">Close instead on the practical consequence: the ceiling on this whole evaluation is the</w:t>
-      </w:r>
-      <w:r>
-        <w:t xml:space="preserve"> </w:t>
-      </w:r>
-      <w:r>
-        <w:t xml:space="preserve">manual meta-analyses themselves, so a method that reaches them at this cost changes what is</w:t>
-      </w:r>
-      <w:r>
-        <w:t xml:space="preserve"> </w:t>
-      </w:r>
-      <w:r>
-        <w:t xml:space="preserve">worth attempting rather than only what is worth automating.</w:t>
-      </w:r>
-    </w:p>
-    <w:p>
-      <w:pPr>
-        <w:pStyle w:val="BlockText"/>
-      </w:pPr>
-      <w:r>
-        <w:t xml:space="preserve">Two out-of-scope items to note here rather than answer (</w:t>
+        <w:t xml:space="preserve">COST_PER_STAGE</w:t>
+      </w:r>
+      <w:r>
+        <w:t xml:space="preserve"> </w:t>
+      </w:r>
+      <w:r>
+        <w:t xml:space="preserve">in</w:t>
+      </w:r>
+      <w:r>
+        <w:t xml:space="preserve"> </w:t>
       </w:r>
       <w:r>
         <w:rPr>
           <w:rStyle w:val="VerbatimChar"/>
         </w:rPr>
-        <w:t xml:space="preserve">PAPER_OUTLINE.md:1230</w:t>
-      </w:r>
-      <w:r>
-        <w:t xml:space="preserve">,</w:t>
+        <w:t xml:space="preserve">make_nature_methods_figures.py</w:t>
+      </w:r>
+      <w:r>
+        <w:t xml:space="preserve">, transcribed from</w:t>
       </w:r>
       <w:r>
         <w:t xml:space="preserve"> </w:t>
@@ -5626,30 +5306,25 @@
         <w:rPr>
           <w:rStyle w:val="VerbatimChar"/>
         </w:rPr>
-        <w:t xml:space="preserve">:1243</w:t>
-      </w:r>
-      <w:r>
-        <w:t xml:space="preserve">):</w:t>
-      </w:r>
-      <w:r>
-        <w:t xml:space="preserve"> </w:t>
-      </w:r>
-      <w:r>
-        <w:t xml:space="preserve">MKDA is used throughout even where the source paper used ALE; and there is no human-agreement</w:t>
-      </w:r>
-      <w:r>
-        <w:t xml:space="preserve"> </w:t>
-      </w:r>
-      <w:r>
-        <w:t xml:space="preserve">ceiling for screening.</w:t>
-      </w:r>
-    </w:p>
-    <w:p>
-      <w:pPr>
-        <w:pStyle w:val="BlockText"/>
-      </w:pPr>
-      <w:r>
-        <w:t xml:space="preserve">Also worth a clause: the dominant constraint is coordinate extraction, not screening —</w:t>
+        <w:t xml:space="preserve">PAPER_OUTLINE.md</w:t>
+      </w:r>
+      <w:r>
+        <w:t xml:space="preserve"> </w:t>
+      </w:r>
+      <w:r>
+        <w:t xml:space="preserve">S1.</w:t>
+      </w:r>
+      <w:r>
+        <w:t xml:space="preserve"> </w:t>
+      </w:r>
+      <w:r>
+        <w:t xml:space="preserve">The module docstring says these should move into a generated CSV before submission; verify</w:t>
+      </w:r>
+      <w:r>
+        <w:t xml:space="preserve"> </w:t>
+      </w:r>
+      <w:r>
+        <w:t xml:space="preserve">against</w:t>
       </w:r>
       <w:r>
         <w:t xml:space="preserve"> </w:t>
@@ -5658,82 +5333,28 @@
         <w:rPr>
           <w:rStyle w:val="VerbatimChar"/>
         </w:rPr>
-        <w:t xml:space="preserve">dementia</w:t>
-      </w:r>
-      <w:r>
-        <w:t xml:space="preserve"> </w:t>
-      </w:r>
-      <w:r>
-        <w:t xml:space="preserve">yields coordinates for 49% of included studies,</w:t>
-      </w:r>
-      <w:r>
-        <w:t xml:space="preserve"> </w:t>
-      </w:r>
-      <w:r>
-        <w:t xml:space="preserve">“</w:t>
-      </w:r>
-      <w:r>
-        <w:t xml:space="preserve">larger than every schema effect in</w:t>
-      </w:r>
-      <w:r>
-        <w:t xml:space="preserve"> </w:t>
-      </w:r>
-      <w:r>
-        <w:t xml:space="preserve">the paper combined</w:t>
-      </w:r>
-      <w:r>
-        <w:t xml:space="preserve">”</w:t>
-      </w:r>
-      <w:r>
-        <w:t xml:space="preserve"> </w:t>
-      </w:r>
-      <w:r>
-        <w:t xml:space="preserve">(</w:t>
+        <w:t xml:space="preserve">usage_total</w:t>
+      </w:r>
+      <w:r>
+        <w:t xml:space="preserve"> </w:t>
+      </w:r>
+      <w:r>
+        <w:t xml:space="preserve">in</w:t>
+      </w:r>
+      <w:r>
+        <w:t xml:space="preserve"> </w:t>
       </w:r>
       <w:r>
         <w:rPr>
           <w:rStyle w:val="VerbatimChar"/>
         </w:rPr>
-        <w:t xml:space="preserve">PAPER_OUTLINE.md:1118</w:t>
-      </w:r>
-      <w:r>
-        <w:t xml:space="preserve">).</w:t>
-      </w:r>
-    </w:p>
-    <w:p>
-      <w:pPr>
-        <w:pStyle w:val="BlockText"/>
-      </w:pPr>
-      <w:r>
-        <w:rPr>
-          <w:bCs/>
-          <w:b/>
-        </w:rPr>
-        <w:t xml:space="preserve">NUMBERS</w:t>
-      </w:r>
-      <w:r>
-        <w:t xml:space="preserve"> </w:t>
-      </w:r>
-      <w:r>
-        <w:t xml:space="preserve">(Supplementary S1,</w:t>
-      </w:r>
-      <w:r>
-        <w:t xml:space="preserve"> </w:t>
-      </w:r>
-      <w:r>
-        <w:rPr>
-          <w:rStyle w:val="VerbatimChar"/>
-        </w:rPr>
-        <w:t xml:space="preserve">tier_progression.csv</w:t>
-      </w:r>
-      <w:r>
-        <w:t xml:space="preserve">) — the mis-specification point, which belongs</w:t>
-      </w:r>
-      <w:r>
-        <w:t xml:space="preserve"> </w:t>
-      </w:r>
-      <w:r>
-        <w:t xml:space="preserve">here as a caution about LLM screening generally:</w:t>
+        <w:t xml:space="preserve">execution_progress.json</w:t>
+      </w:r>
+      <w:r>
+        <w:t xml:space="preserve"> </w:t>
+      </w:r>
+      <w:r>
+        <w:t xml:space="preserve">before quoting.</w:t>
       </w:r>
     </w:p>
     <w:p>
@@ -5745,23 +5366,13 @@
         <w:pStyle w:val="Compact"/>
       </w:pPr>
       <w:r>
-        <w:t xml:space="preserve">verbatim → manual criteria:</w:t>
-      </w:r>
-      <w:r>
-        <w:t xml:space="preserve"> </w:t>
-      </w:r>
-      <w:r>
-        <w:rPr>
-          <w:bCs/>
-          <w:b/>
-        </w:rPr>
-        <w:t xml:space="preserve">+0.221</w:t>
-      </w:r>
-      <w:r>
-        <w:t xml:space="preserve"> </w:t>
-      </w:r>
-      <w:r>
-        <w:t xml:space="preserve">(n = 2 projects)</w:t>
+        <w:t xml:space="preserve">per call: abstract screening $0.0023 · full-text screening $0.0138 · coordinate parsing</w:t>
+      </w:r>
+      <w:r>
+        <w:t xml:space="preserve"> </w:t>
+      </w:r>
+      <w:r>
+        <w:t xml:space="preserve">$0.0059 · annotation $0.0211</w:t>
       </w:r>
     </w:p>
     <w:p>
@@ -5773,23 +5384,24 @@
         <w:pStyle w:val="Compact"/>
       </w:pPr>
       <w:r>
-        <w:t xml:space="preserve">manual → best criteria:</w:t>
-      </w:r>
-      <w:r>
-        <w:t xml:space="preserve"> </w:t>
-      </w:r>
-      <w:r>
-        <w:rPr>
-          <w:bCs/>
-          <w:b/>
-        </w:rPr>
-        <w:t xml:space="preserve">+0.031</w:t>
-      </w:r>
-      <w:r>
-        <w:t xml:space="preserve"> </w:t>
-      </w:r>
-      <w:r>
-        <w:t xml:space="preserve">(n = 2 projects)</w:t>
+        <w:rPr>
+          <w:bCs/>
+          <w:b/>
+        </w:rPr>
+        <w:t xml:space="preserve">mean $21.55 per project</w:t>
+      </w:r>
+      <w:r>
+        <w:t xml:space="preserve">; all nine from scratch</w:t>
+      </w:r>
+      <w:r>
+        <w:t xml:space="preserve"> </w:t>
+      </w:r>
+      <w:r>
+        <w:rPr>
+          <w:bCs/>
+          <w:b/>
+        </w:rPr>
+        <w:t xml:space="preserve">$194</w:t>
       </w:r>
     </w:p>
     <w:p>
@@ -5801,66 +5413,605 @@
         <w:pStyle w:val="Compact"/>
       </w:pPr>
       <w:r>
-        <w:t xml:space="preserve">roughly</w:t>
-      </w:r>
-      <w:r>
-        <w:t xml:space="preserve"> </w:t>
-      </w:r>
-      <w:r>
-        <w:rPr>
-          <w:bCs/>
-          <w:b/>
-        </w:rPr>
-        <w:t xml:space="preserve">7×</w:t>
-      </w:r>
-      <w:r>
-        <w:t xml:space="preserve">. The drafted line (</w:t>
-      </w:r>
-      <w:r>
-        <w:rPr>
-          <w:rStyle w:val="VerbatimChar"/>
-        </w:rPr>
-        <w:t xml:space="preserve">NATURE_METHODS_SKELETON.md:1056</w:t>
-      </w:r>
-      <w:r>
-        <w:t xml:space="preserve">):</w:t>
-      </w:r>
-      <w:r>
-        <w:t xml:space="preserve"> </w:t>
-      </w:r>
+        <w:t xml:space="preserve">quote</w:t>
+      </w:r>
+      <w:r>
+        <w:t xml:space="preserve"> </w:t>
+      </w:r>
+      <w:r>
+        <w:rPr>
+          <w:bCs/>
+          <w:b/>
+        </w:rPr>
+        <w:t xml:space="preserve">cost per study that reaches the map</w:t>
+      </w:r>
+      <w:r>
+        <w:t xml:space="preserve"> </w:t>
+      </w:r>
+      <w:r>
+        <w:t xml:space="preserve">($0.085 median) rather than cost per hit — it is</w:t>
+      </w:r>
+      <w:r>
+        <w:t xml:space="preserve"> </w:t>
+      </w:r>
+      <w:r>
+        <w:t xml:space="preserve">2.9× tighter and it is the unit a reader can act on</w:t>
+      </w:r>
+    </w:p>
+    <w:p>
+      <w:pPr>
+        <w:pStyle w:val="BlockText"/>
+      </w:pPr>
+      <w:r>
+        <w:rPr>
+          <w:bCs/>
+          <w:b/>
+        </w:rPr>
+        <w:t xml:space="preserve">OPEN</w:t>
+      </w:r>
+      <w:r>
+        <w:t xml:space="preserve"> </w:t>
+      </w:r>
+      <w:r>
+        <w:t xml:space="preserve">— heading budget says ~200 w, the budget table says ~300.</w:t>
+      </w:r>
+    </w:p>
+    <w:bookmarkEnd w:id="27"/>
+    <w:bookmarkEnd w:id="28"/>
+    <w:bookmarkStart w:id="29" w:name="discussion"/>
+    <w:p>
+      <w:pPr>
+        <w:pStyle w:val="Heading1"/>
+      </w:pPr>
+      <w:r>
+        <w:t xml:space="preserve">Discussion</w:t>
+      </w:r>
+    </w:p>
+    <w:p>
+      <w:pPr>
+        <w:pStyle w:val="FirstParagraph"/>
+      </w:pPr>
       <w:r>
         <w:rPr>
           <w:iCs/>
           <w:i/>
         </w:rPr>
-        <w:t xml:space="preserve">the live danger in</w:t>
+        <w:t xml:space="preserve">~600 words.</w:t>
+      </w:r>
+    </w:p>
+    <w:p>
+      <w:pPr>
+        <w:pStyle w:val="BlockText"/>
+      </w:pPr>
+      <w:r>
+        <w:rPr>
+          <w:bCs/>
+          <w:b/>
+        </w:rPr>
+        <w:t xml:space="preserve">CLAIM</w:t>
+      </w:r>
+      <w:r>
+        <w:t xml:space="preserve"> </w:t>
+      </w:r>
+      <w:r>
+        <w:t xml:space="preserve">— Four beats, in order (</w:t>
+      </w:r>
+      <w:r>
+        <w:rPr>
+          <w:rStyle w:val="VerbatimChar"/>
+        </w:rPr>
+        <w:t xml:space="preserve">NATURE_METHODS_SKELETON.md:706</w:t>
+      </w:r>
+      <w:r>
+        <w:t xml:space="preserve">):</w:t>
+      </w:r>
+    </w:p>
+    <w:p>
+      <w:pPr>
+        <w:numPr>
+          <w:ilvl w:val="0"/>
+          <w:numId w:val="1015"/>
+        </w:numPr>
+        <w:pStyle w:val="Compact"/>
+      </w:pPr>
+      <w:r>
+        <w:rPr>
+          <w:bCs/>
+          <w:b/>
+        </w:rPr>
+        <w:t xml:space="preserve">The benchmark is a reference, not truth.</w:t>
+      </w:r>
+      <w:r>
+        <w:t xml:space="preserve"> </w:t>
+      </w:r>
+      <w:r>
+        <w:rPr>
+          <w:rStyle w:val="VerbatimChar"/>
+        </w:rPr>
+        <w:t xml:space="preserve">vbm_of_substance_use</w:t>
+      </w:r>
+      <w:r>
+        <w:t xml:space="preserve"> </w:t>
+      </w:r>
+      <w:r>
+        <w:t xml:space="preserve">is the sharpest case:</w:t>
+      </w:r>
+      <w:r>
+        <w:t xml:space="preserve"> </w:t>
+      </w:r>
+      <w:r>
+        <w:t xml:space="preserve">three of its columns have no published result at all, so they are excluded and the</w:t>
+      </w:r>
+      <w:r>
+        <w:t xml:space="preserve"> </w:t>
+      </w:r>
+      <w:r>
+        <w:t xml:space="preserve">denominator is 32 rather than 35. That is a better sentence than</w:t>
+      </w:r>
+      <w:r>
+        <w:t xml:space="preserve"> </w:t>
+      </w:r>
+      <w:r>
+        <w:t xml:space="preserve">“</w:t>
+      </w:r>
+      <w:r>
+        <w:t xml:space="preserve">three columns were not</w:t>
+      </w:r>
+      <w:r>
+        <w:t xml:space="preserve"> </w:t>
+      </w:r>
+      <w:r>
+        <w:t xml:space="preserve">significant</w:t>
+      </w:r>
+      <w:r>
+        <w:t xml:space="preserve">”</w:t>
+      </w:r>
+      <w:r>
+        <w:t xml:space="preserve"> </w:t>
+      </w:r>
+      <w:r>
+        <w:t xml:space="preserve">(</w:t>
+      </w:r>
+      <w:r>
+        <w:rPr>
+          <w:rStyle w:val="VerbatimChar"/>
+        </w:rPr>
+        <w:t xml:space="preserve">NATURE_METHODS_SKELETON.md:641</w:t>
+      </w:r>
+      <w:r>
+        <w:t xml:space="preserve">).</w:t>
+      </w:r>
+    </w:p>
+    <w:p>
+      <w:pPr>
+        <w:numPr>
+          <w:ilvl w:val="0"/>
+          <w:numId w:val="1015"/>
+        </w:numPr>
+        <w:pStyle w:val="Compact"/>
+      </w:pPr>
+      <w:r>
+        <w:rPr>
+          <w:bCs/>
+          <w:b/>
+        </w:rPr>
+        <w:t xml:space="preserve">The gain appears for specific targets and not diffuse ones</w:t>
+      </w:r>
+      <w:r>
+        <w:t xml:space="preserve">, and two accounts remain</w:t>
+      </w:r>
+      <w:r>
+        <w:t xml:space="preserve"> </w:t>
+      </w:r>
+      <w:r>
+        <w:t xml:space="preserve">unresolved — a squishy target versus a model limitation. Say so rather than choosing</w:t>
+      </w:r>
+      <w:r>
+        <w:t xml:space="preserve"> </w:t>
+      </w:r>
+      <w:r>
+        <w:t xml:space="preserve">(</w:t>
+      </w:r>
+      <w:r>
+        <w:rPr>
+          <w:rStyle w:val="VerbatimChar"/>
+        </w:rPr>
+        <w:t xml:space="preserve">NATURE_METHODS_SKELETON.md:752</w:t>
+      </w:r>
+      <w:r>
+        <w:t xml:space="preserve">). A third account is live: our own specification may have</w:t>
+      </w:r>
+      <w:r>
+        <w:t xml:space="preserve"> </w:t>
+      </w:r>
+      <w:r>
+        <w:t xml:space="preserve">been wrong. A fourth is a confound —</w:t>
+      </w:r>
+      <w:r>
+        <w:t xml:space="preserve"> </w:t>
+      </w:r>
+      <w:r>
+        <w:rPr>
+          <w:rStyle w:val="VerbatimChar"/>
+        </w:rPr>
+        <w:t xml:space="preserve">pubmed.py:370</w:t>
+      </w:r>
+      <w:r>
+        <w:t xml:space="preserve"> </w:t>
+      </w:r>
+      <w:r>
+        <w:t xml:space="preserve">truncates structured abstracts, so</w:t>
+      </w:r>
+      <w:r>
+        <w:t xml:space="preserve"> </w:t>
+      </w:r>
+      <w:r>
+        <w:t xml:space="preserve">26.6–30.6% of stored abstracts are under 450 characters and the model may never have seen the</w:t>
+      </w:r>
+      <w:r>
+        <w:t xml:space="preserve"> </w:t>
+      </w:r>
+      <w:r>
+        <w:t xml:space="preserve">deciding text (</w:t>
+      </w:r>
+      <w:r>
+        <w:rPr>
+          <w:rStyle w:val="VerbatimChar"/>
+        </w:rPr>
+        <w:t xml:space="preserve">PAPER_OUTLINE.md:1106</w:t>
+      </w:r>
+      <w:r>
+        <w:t xml:space="preserve">).</w:t>
+      </w:r>
+    </w:p>
+    <w:p>
+      <w:pPr>
+        <w:numPr>
+          <w:ilvl w:val="0"/>
+          <w:numId w:val="1015"/>
+        </w:numPr>
+        <w:pStyle w:val="Compact"/>
+      </w:pPr>
+      <w:r>
+        <w:rPr>
+          <w:bCs/>
+          <w:b/>
+        </w:rPr>
+        <w:t xml:space="preserve">The analysis-unit argument generalises; its measurability does not.</w:t>
+      </w:r>
+      <w:r>
+        <w:t xml:space="preserve"> </w:t>
+      </w:r>
+      <w:r>
+        <w:t xml:space="preserve">Coordinate-based</w:t>
+      </w:r>
+      <w:r>
+        <w:t xml:space="preserve"> </w:t>
+      </w:r>
+      <w:r>
+        <w:t xml:space="preserve">meta-analysis is unusual in producing a numerically comparable published product.</w:t>
+      </w:r>
+    </w:p>
+    <w:p>
+      <w:pPr>
+        <w:numPr>
+          <w:ilvl w:val="0"/>
+          <w:numId w:val="1015"/>
+        </w:numPr>
+        <w:pStyle w:val="Compact"/>
+      </w:pPr>
+      <w:r>
+        <w:rPr>
+          <w:bCs/>
+          <w:b/>
+        </w:rPr>
+        <w:t xml:space="preserve">Close on what the method is for.</w:t>
+      </w:r>
+      <w:r>
+        <w:t xml:space="preserve"> </w:t>
+      </w:r>
+      <w:r>
+        <w:t xml:space="preserve">§9, a forward-looking demonstration on a question no</w:t>
+      </w:r>
+      <w:r>
+        <w:t xml:space="preserve"> </w:t>
+      </w:r>
+      <w:r>
+        <w:t xml:space="preserve">manual synthesis had attempted, was</w:t>
+      </w:r>
+      <w:r>
+        <w:t xml:space="preserve"> </w:t>
+      </w:r>
+      <w:r>
+        <w:rPr>
+          <w:bCs/>
+          <w:b/>
+        </w:rPr>
+        <w:t xml:space="preserve">dropped 2026-09-10</w:t>
+      </w:r>
+      <w:r>
+        <w:t xml:space="preserve"> </w:t>
+      </w:r>
+      <w:r>
+        <w:t xml:space="preserve">as unnecessary for this paper.</w:t>
+      </w:r>
+      <w:r>
+        <w:t xml:space="preserve"> </w:t>
+      </w:r>
+      <w:r>
+        <w:t xml:space="preserve">Close instead on the practical consequence: the ceiling on this whole evaluation is the</w:t>
+      </w:r>
+      <w:r>
+        <w:t xml:space="preserve"> </w:t>
+      </w:r>
+      <w:r>
+        <w:t xml:space="preserve">manual meta-analyses themselves, so a method that reaches them at this cost changes what is</w:t>
+      </w:r>
+      <w:r>
+        <w:t xml:space="preserve"> </w:t>
+      </w:r>
+      <w:r>
+        <w:t xml:space="preserve">worth attempting rather than only what is worth automating.</w:t>
+      </w:r>
+    </w:p>
+    <w:p>
+      <w:pPr>
+        <w:pStyle w:val="BlockText"/>
+      </w:pPr>
+      <w:r>
+        <w:t xml:space="preserve">Two out-of-scope items to note here rather than answer (</w:t>
+      </w:r>
+      <w:r>
+        <w:rPr>
+          <w:rStyle w:val="VerbatimChar"/>
+        </w:rPr>
+        <w:t xml:space="preserve">PAPER_OUTLINE.md:1230</w:t>
+      </w:r>
+      <w:r>
+        <w:t xml:space="preserve">,</w:t>
+      </w:r>
+      <w:r>
+        <w:t xml:space="preserve"> </w:t>
+      </w:r>
+      <w:r>
+        <w:rPr>
+          <w:rStyle w:val="VerbatimChar"/>
+        </w:rPr>
+        <w:t xml:space="preserve">:1243</w:t>
+      </w:r>
+      <w:r>
+        <w:t xml:space="preserve">):</w:t>
+      </w:r>
+      <w:r>
+        <w:t xml:space="preserve"> </w:t>
+      </w:r>
+      <w:r>
+        <w:t xml:space="preserve">MKDA is used throughout even where the source paper used ALE; and there is no human-agreement</w:t>
+      </w:r>
+      <w:r>
+        <w:t xml:space="preserve"> </w:t>
+      </w:r>
+      <w:r>
+        <w:t xml:space="preserve">ceiling for screening.</w:t>
+      </w:r>
+    </w:p>
+    <w:p>
+      <w:pPr>
+        <w:pStyle w:val="BlockText"/>
+      </w:pPr>
+      <w:r>
+        <w:t xml:space="preserve">Also worth a clause: the dominant constraint is coordinate extraction, not screening —</w:t>
+      </w:r>
+      <w:r>
+        <w:t xml:space="preserve"> </w:t>
+      </w:r>
+      <w:r>
+        <w:rPr>
+          <w:rStyle w:val="VerbatimChar"/>
+        </w:rPr>
+        <w:t xml:space="preserve">dementia</w:t>
+      </w:r>
+      <w:r>
+        <w:t xml:space="preserve"> </w:t>
+      </w:r>
+      <w:r>
+        <w:t xml:space="preserve">yields coordinates for 49% of included studies,</w:t>
+      </w:r>
+      <w:r>
+        <w:t xml:space="preserve"> </w:t>
+      </w:r>
+      <w:r>
+        <w:t xml:space="preserve">“</w:t>
+      </w:r>
+      <w:r>
+        <w:t xml:space="preserve">larger than every schema effect in</w:t>
+      </w:r>
+      <w:r>
+        <w:t xml:space="preserve"> </w:t>
+      </w:r>
+      <w:r>
+        <w:t xml:space="preserve">the paper combined</w:t>
+      </w:r>
+      <w:r>
+        <w:t xml:space="preserve">”</w:t>
+      </w:r>
+      <w:r>
+        <w:t xml:space="preserve"> </w:t>
+      </w:r>
+      <w:r>
+        <w:t xml:space="preserve">(</w:t>
+      </w:r>
+      <w:r>
+        <w:rPr>
+          <w:rStyle w:val="VerbatimChar"/>
+        </w:rPr>
+        <w:t xml:space="preserve">PAPER_OUTLINE.md:1118</w:t>
+      </w:r>
+      <w:r>
+        <w:t xml:space="preserve">).</w:t>
+      </w:r>
+    </w:p>
+    <w:p>
+      <w:pPr>
+        <w:pStyle w:val="BlockText"/>
+      </w:pPr>
+      <w:r>
+        <w:rPr>
+          <w:bCs/>
+          <w:b/>
+        </w:rPr>
+        <w:t xml:space="preserve">NUMBERS</w:t>
+      </w:r>
+      <w:r>
+        <w:t xml:space="preserve"> </w:t>
+      </w:r>
+      <w:r>
+        <w:t xml:space="preserve">(Supplementary S1,</w:t>
+      </w:r>
+      <w:r>
+        <w:t xml:space="preserve"> </w:t>
+      </w:r>
+      <w:r>
+        <w:rPr>
+          <w:rStyle w:val="VerbatimChar"/>
+        </w:rPr>
+        <w:t xml:space="preserve">tier_progression.csv</w:t>
+      </w:r>
+      <w:r>
+        <w:t xml:space="preserve">) — the mis-specification point, which belongs</w:t>
+      </w:r>
+      <w:r>
+        <w:t xml:space="preserve"> </w:t>
+      </w:r>
+      <w:r>
+        <w:t xml:space="preserve">here as a caution about LLM screening generally:</w:t>
+      </w:r>
+    </w:p>
+    <w:p>
+      <w:pPr>
+        <w:numPr>
+          <w:ilvl w:val="0"/>
+          <w:numId w:val="1016"/>
+        </w:numPr>
+        <w:pStyle w:val="Compact"/>
+      </w:pPr>
+      <w:r>
+        <w:t xml:space="preserve">verbatim → manual criteria:</w:t>
+      </w:r>
+      <w:r>
+        <w:t xml:space="preserve"> </w:t>
+      </w:r>
+      <w:r>
+        <w:rPr>
+          <w:bCs/>
+          <w:b/>
+        </w:rPr>
+        <w:t xml:space="preserve">+0.221</w:t>
+      </w:r>
+      <w:r>
+        <w:t xml:space="preserve"> </w:t>
+      </w:r>
+      <w:r>
+        <w:t xml:space="preserve">(n = 2 projects)</w:t>
+      </w:r>
+    </w:p>
+    <w:p>
+      <w:pPr>
+        <w:numPr>
+          <w:ilvl w:val="0"/>
+          <w:numId w:val="1016"/>
+        </w:numPr>
+        <w:pStyle w:val="Compact"/>
+      </w:pPr>
+      <w:r>
+        <w:t xml:space="preserve">manual → best criteria:</w:t>
+      </w:r>
+      <w:r>
+        <w:t xml:space="preserve"> </w:t>
+      </w:r>
+      <w:r>
+        <w:rPr>
+          <w:bCs/>
+          <w:b/>
+        </w:rPr>
+        <w:t xml:space="preserve">+0.031</w:t>
+      </w:r>
+      <w:r>
+        <w:t xml:space="preserve"> </w:t>
+      </w:r>
+      <w:r>
+        <w:t xml:space="preserve">(n = 2 projects)</w:t>
+      </w:r>
+    </w:p>
+    <w:p>
+      <w:pPr>
+        <w:numPr>
+          <w:ilvl w:val="0"/>
+          <w:numId w:val="1016"/>
+        </w:numPr>
+        <w:pStyle w:val="Compact"/>
+      </w:pPr>
+      <w:r>
+        <w:t xml:space="preserve">roughly</w:t>
+      </w:r>
+      <w:r>
+        <w:t xml:space="preserve"> </w:t>
+      </w:r>
+      <w:r>
+        <w:rPr>
+          <w:bCs/>
+          <w:b/>
+        </w:rPr>
+        <w:t xml:space="preserve">7×</w:t>
+      </w:r>
+      <w:r>
+        <w:t xml:space="preserve">. The drafted line (</w:t>
+      </w:r>
+      <w:r>
+        <w:rPr>
+          <w:rStyle w:val="VerbatimChar"/>
+        </w:rPr>
+        <w:t xml:space="preserve">NATURE_METHODS_SKELETON.md:1056</w:t>
+      </w:r>
+      <w:r>
+        <w:t xml:space="preserve">):</w:t>
+      </w:r>
+      <w:r>
+        <w:t xml:space="preserve"> </w:t>
       </w:r>
       <w:r>
         <w:rPr>
           <w:iCs/>
           <w:i/>
         </w:rPr>
-        <w:t xml:space="preserve"> </w:t>
+        <w:t xml:space="preserve">the live danger in</w:t>
       </w:r>
       <w:r>
         <w:rPr>
           <w:iCs/>
           <w:i/>
         </w:rPr>
-        <w:t xml:space="preserve">LLM-assisted screening is mis-prompting, and it is roughly seven times larger than the danger</w:t>
+        <w:t xml:space="preserve"> </w:t>
       </w:r>
       <w:r>
         <w:rPr>
           <w:iCs/>
           <w:i/>
         </w:rPr>
-        <w:t xml:space="preserve"> </w:t>
+        <w:t xml:space="preserve">LLM-assisted screening is mis-prompting, and it is roughly seven times larger than the danger</w:t>
       </w:r>
       <w:r>
         <w:rPr>
           <w:iCs/>
           <w:i/>
         </w:rPr>
+        <w:t xml:space="preserve"> </w:t>
+      </w:r>
+      <w:r>
+        <w:rPr>
+          <w:iCs/>
+          <w:i/>
+        </w:rPr>
         <w:t xml:space="preserve">of tuning.</w:t>
       </w:r>
     </w:p>
@@ -5868,7 +6019,7 @@
       <w:pPr>
         <w:numPr>
           <w:ilvl w:val="0"/>
-          <w:numId w:val="1014"/>
+          <w:numId w:val="1016"/>
         </w:numPr>
         <w:pStyle w:val="Compact"/>
       </w:pPr>
@@ -6641,7 +6792,7 @@
       <w:pPr>
         <w:numPr>
           <w:ilvl w:val="0"/>
-          <w:numId w:val="1015"/>
+          <w:numId w:val="1017"/>
         </w:numPr>
         <w:pStyle w:val="Compact"/>
       </w:pPr>
@@ -6687,7 +6838,7 @@
       <w:pPr>
         <w:numPr>
           <w:ilvl w:val="0"/>
-          <w:numId w:val="1015"/>
+          <w:numId w:val="1017"/>
         </w:numPr>
         <w:pStyle w:val="Compact"/>
       </w:pPr>
@@ -8340,31 +8491,25 @@
         <w:t xml:space="preserve"> </w:t>
       </w:r>
       <w:r>
-        <w:t xml:space="preserve">Three arms</w:t>
-      </w:r>
-      <w:r>
-        <w:t xml:space="preserve"> </w:t>
-      </w:r>
-      <w:r>
-        <w:t xml:space="preserve">over the same 28 target contrasts, all from the same pipeline run: a search-only baseline; an</w:t>
-      </w:r>
-      <w:r>
-        <w:t xml:space="preserve"> </w:t>
-      </w:r>
-      <w:r>
-        <w:t xml:space="preserve">article-screening-only arm, which applies article-level eligibility criteria and then pools every</w:t>
-      </w:r>
-      <w:r>
-        <w:t xml:space="preserve"> </w:t>
-      </w:r>
-      <w:r>
-        <w:t xml:space="preserve">parsed analysis from the retained articles; and the full pipeline, which additionally selects</w:t>
-      </w:r>
-      <w:r>
-        <w:t xml:space="preserve"> </w:t>
-      </w:r>
-      <w:r>
-        <w:t xml:space="preserve">analyses against contrast-specific criteria.</w:t>
+        <w:t xml:space="preserve">Each panel</w:t>
+      </w:r>
+      <w:r>
+        <w:t xml:space="preserve"> </w:t>
+      </w:r>
+      <w:r>
+        <w:t xml:space="preserve">isolates one selection step over the same 28 target contrasts in eight projects; each marker is</w:t>
+      </w:r>
+      <w:r>
+        <w:t xml:space="preserve"> </w:t>
+      </w:r>
+      <w:r>
+        <w:t xml:space="preserve">one contrast and colour identifies the project. Markers above the identity line are contrasts</w:t>
+      </w:r>
+      <w:r>
+        <w:t xml:space="preserve"> </w:t>
+      </w:r>
+      <w:r>
+        <w:t xml:space="preserve">where that step improved correspondence with the reference map.</w:t>
       </w:r>
       <w:r>
         <w:t xml:space="preserve"> </w:t>
@@ -8377,38 +8522,13 @@
         <w:t xml:space="preserve">a</w:t>
       </w:r>
       <w:r>
-        <w:t xml:space="preserve">, Article selection only, against the</w:t>
-      </w:r>
-      <w:r>
-        <w:t xml:space="preserve"> </w:t>
-      </w:r>
-      <w:r>
-        <w:t xml:space="preserve">search-only baseline: the increment is the contribution of selecting articles.</w:t>
-      </w:r>
-      <w:r>
-        <w:t xml:space="preserve"> </w:t>
-      </w:r>
-      <w:r>
-        <w:rPr>
-          <w:bCs/>
-          <w:b/>
-        </w:rPr>
-        <w:t xml:space="preserve">b</w:t>
-      </w:r>
-      <w:r>
-        <w:t xml:space="preserve">, Article and</w:t>
-      </w:r>
-      <w:r>
-        <w:t xml:space="preserve"> </w:t>
-      </w:r>
-      <w:r>
-        <w:t xml:space="preserve">analysis selection together, against article selection alone: the increment is the contribution</w:t>
-      </w:r>
-      <w:r>
-        <w:t xml:space="preserve"> </w:t>
-      </w:r>
-      <w:r>
-        <w:t xml:space="preserve">of selecting analyses within the retained articles. Panel titles name the arm plotted on the</w:t>
+        <w:t xml:space="preserve">, Article selection only.</w:t>
+      </w:r>
+      <w:r>
+        <w:t xml:space="preserve"> </w:t>
+      </w:r>
+      <w:r>
+        <w:t xml:space="preserve">The</w:t>
       </w:r>
       <w:r>
         <w:t xml:space="preserve"> </w:t>
@@ -8424,7 +8544,29 @@
         <w:t xml:space="preserve"> </w:t>
       </w:r>
       <w:r>
-        <w:t xml:space="preserve">axis, so</w:t>
+        <w:t xml:space="preserve">arm applies article-level eligibility criteria and then pools every parsed analysis from</w:t>
+      </w:r>
+      <w:r>
+        <w:t xml:space="preserve"> </w:t>
+      </w:r>
+      <w:r>
+        <w:t xml:space="preserve">the retained articles, against a search-only baseline on the</w:t>
+      </w:r>
+      <w:r>
+        <w:t xml:space="preserve"> </w:t>
+      </w:r>
+      <w:r>
+        <w:rPr>
+          <w:iCs/>
+          <w:i/>
+        </w:rPr>
+        <w:t xml:space="preserve">x</w:t>
+      </w:r>
+      <w:r>
+        <w:t xml:space="preserve"> </w:t>
+      </w:r>
+      <w:r>
+        <w:t xml:space="preserve">axis.</w:t>
       </w:r>
       <w:r>
         <w:t xml:space="preserve"> </w:t>
@@ -8437,52 +8579,87 @@
         <w:t xml:space="preserve">b</w:t>
       </w:r>
       <w:r>
-        <w:t xml:space="preserve"> </w:t>
-      </w:r>
-      <w:r>
-        <w:t xml:space="preserve">is the full pipeline rather than an analysis-selection-only condition; the</w:t>
-      </w:r>
-      <w:r>
-        <w:t xml:space="preserve"> </w:t>
-      </w:r>
-      <w:r>
-        <w:t xml:space="preserve">analysis-selection-only arm described in Results holds the study pool fixed at the expert</w:t>
-      </w:r>
-      <w:r>
-        <w:t xml:space="preserve"> </w:t>
-      </w:r>
-      <w:r>
-        <w:t xml:space="preserve">inclusion list and is a separate comparison. Each</w:t>
-      </w:r>
-      <w:r>
-        <w:t xml:space="preserve"> </w:t>
-      </w:r>
-      <w:r>
-        <w:t xml:space="preserve">marker is one target contrast and colour identifies the project; markers above the identity line</w:t>
-      </w:r>
-      <w:r>
-        <w:t xml:space="preserve"> </w:t>
-      </w:r>
-      <w:r>
-        <w:t xml:space="preserve">are contrasts where that step improved correspondence with the reference map. Mean gains are</w:t>
-      </w:r>
-      <w:r>
-        <w:t xml:space="preserve"> </w:t>
-      </w:r>
-      <w:r>
-        <w:t xml:space="preserve">additive and sum to the total margin in Fig. 4 — +0.005 from article selection, +0.109 from</w:t>
-      </w:r>
-      <w:r>
-        <w:t xml:space="preserve"> </w:t>
-      </w:r>
-      <w:r>
-        <w:t xml:space="preserve">analysis selection, +0.114 in total — so 96% of the advantage is attributable to selection within</w:t>
-      </w:r>
-      <w:r>
-        <w:t xml:space="preserve"> </w:t>
-      </w:r>
-      <w:r>
-        <w:t xml:space="preserve">articles.</w:t>
+        <w:t xml:space="preserve">, Analysis selection</w:t>
+      </w:r>
+      <w:r>
+        <w:t xml:space="preserve"> </w:t>
+      </w:r>
+      <w:r>
+        <w:t xml:space="preserve">only. Both arms start from the expert inclusion list, so the study pool is held fixed and the</w:t>
+      </w:r>
+      <w:r>
+        <w:t xml:space="preserve"> </w:t>
+      </w:r>
+      <w:r>
+        <w:t xml:space="preserve">only difference is whether analyses were selected against contrast-specific criteria; the</w:t>
+      </w:r>
+      <w:r>
+        <w:t xml:space="preserve"> </w:t>
+      </w:r>
+      <w:r>
+        <w:rPr>
+          <w:iCs/>
+          <w:i/>
+        </w:rPr>
+        <w:t xml:space="preserve">x</w:t>
+      </w:r>
+      <w:r>
+        <w:t xml:space="preserve"> </w:t>
+      </w:r>
+      <w:r>
+        <w:t xml:space="preserve">axis pools every parsed analysis from that same pool. Because the two panels use different arms</w:t>
+      </w:r>
+      <w:r>
+        <w:t xml:space="preserve"> </w:t>
+      </w:r>
+      <w:r>
+        <w:t xml:space="preserve">and different study pools their gains are not additive and should not be summed; the additive</w:t>
+      </w:r>
+      <w:r>
+        <w:t xml:space="preserve"> </w:t>
+      </w:r>
+      <w:r>
+        <w:t xml:space="preserve">decomposition of the Fig. 4 margin is reported separately in the text. Panel a should not be read</w:t>
+      </w:r>
+      <w:r>
+        <w:t xml:space="preserve"> </w:t>
+      </w:r>
+      <w:r>
+        <w:t xml:space="preserve">as showing that article selection is worthless: 27 of 28 baselines are contrast-targeted</w:t>
+      </w:r>
+      <w:r>
+        <w:t xml:space="preserve"> </w:t>
+      </w:r>
+      <w:r>
+        <w:t xml:space="preserve">searches, so the</w:t>
+      </w:r>
+      <w:r>
+        <w:t xml:space="preserve"> </w:t>
+      </w:r>
+      <w:r>
+        <w:rPr>
+          <w:iCs/>
+          <w:i/>
+        </w:rPr>
+        <w:t xml:space="preserve">x</w:t>
+      </w:r>
+      <w:r>
+        <w:t xml:space="preserve"> </w:t>
+      </w:r>
+      <w:r>
+        <w:t xml:space="preserve">arm already selects articles, by query rather than by model. What panel a</w:t>
+      </w:r>
+      <w:r>
+        <w:t xml:space="preserve"> </w:t>
+      </w:r>
+      <w:r>
+        <w:t xml:space="preserve">shows is that two ways of selecting articles come out even, and panel b that the gain comes from</w:t>
+      </w:r>
+      <w:r>
+        <w:t xml:space="preserve"> </w:t>
+      </w:r>
+      <w:r>
+        <w:t xml:space="preserve">the step a search cannot perform at all.</w:t>
       </w:r>
     </w:p>
     <w:bookmarkStart w:id="42" w:name="supplementary-figure-legends"/>
@@ -11384,12 +11561,6 @@
     <w:abstractNumId w:val="991"/>
   </w:num>
   <w:num w:numId="1011">
-    <w:abstractNumId w:val="991"/>
-  </w:num>
-  <w:num w:numId="1012">
-    <w:abstractNumId w:val="991"/>
-  </w:num>
-  <w:num w:numId="1013">
     <w:abstractNumId w:val="99411"/>
     <w:lvlOverride w:ilvl="0">
       <w:startOverride w:val="1"/>
@@ -11419,10 +11590,49 @@
       <w:startOverride w:val="1"/>
     </w:lvlOverride>
   </w:num>
+  <w:num w:numId="1012">
+    <w:abstractNumId w:val="991"/>
+  </w:num>
+  <w:num w:numId="1013">
+    <w:abstractNumId w:val="991"/>
+  </w:num>
   <w:num w:numId="1014">
     <w:abstractNumId w:val="991"/>
   </w:num>
   <w:num w:numId="1015">
+    <w:abstractNumId w:val="99411"/>
+    <w:lvlOverride w:ilvl="0">
+      <w:startOverride w:val="1"/>
+    </w:lvlOverride>
+    <w:lvlOverride w:ilvl="1">
+      <w:startOverride w:val="1"/>
+    </w:lvlOverride>
+    <w:lvlOverride w:ilvl="2">
+      <w:startOverride w:val="1"/>
+    </w:lvlOverride>
+    <w:lvlOverride w:ilvl="3">
+      <w:startOverride w:val="1"/>
+    </w:lvlOverride>
+    <w:lvlOverride w:ilvl="4">
+      <w:startOverride w:val="1"/>
+    </w:lvlOverride>
+    <w:lvlOverride w:ilvl="5">
+      <w:startOverride w:val="1"/>
+    </w:lvlOverride>
+    <w:lvlOverride w:ilvl="6">
+      <w:startOverride w:val="1"/>
+    </w:lvlOverride>
+    <w:lvlOverride w:ilvl="7">
+      <w:startOverride w:val="1"/>
+    </w:lvlOverride>
+    <w:lvlOverride w:ilvl="8">
+      <w:startOverride w:val="1"/>
+    </w:lvlOverride>
+  </w:num>
+  <w:num w:numId="1016">
+    <w:abstractNumId w:val="991"/>
+  </w:num>
+  <w:num w:numId="1017">
     <w:abstractNumId w:val="991"/>
   </w:num>
 </w:numbering>

--- a/MANUSCRIPT.docx
+++ b/MANUSCRIPT.docx
@@ -4449,6 +4449,214 @@
           <w:i/>
         </w:rPr>
         <w:t xml:space="preserve">; supporting: Supplementary S3.</w:t>
+      </w:r>
+    </w:p>
+    <w:p>
+      <w:pPr>
+        <w:pStyle w:val="BodyText"/>
+      </w:pPr>
+      <w:r>
+        <w:t xml:space="preserve">To isolate the effects of article screening and analysis-level selection, we evaluated each</w:t>
+      </w:r>
+      <w:r>
+        <w:t xml:space="preserve"> </w:t>
+      </w:r>
+      <w:r>
+        <w:t xml:space="preserve">component against a corresponding baseline (Fig. 6). The screening-only condition applied</w:t>
+      </w:r>
+      <w:r>
+        <w:t xml:space="preserve"> </w:t>
+      </w:r>
+      <w:r>
+        <w:t xml:space="preserve">article-level eligibility criteria and pooled all parsed analyses from retained articles; its</w:t>
+      </w:r>
+      <w:r>
+        <w:t xml:space="preserve"> </w:t>
+      </w:r>
+      <w:r>
+        <w:t xml:space="preserve">baseline pooled all available analyses from the original PubMed search results. The</w:t>
+      </w:r>
+      <w:r>
+        <w:t xml:space="preserve"> </w:t>
+      </w:r>
+      <w:r>
+        <w:t xml:space="preserve">analysis-selection-only condition began with expert-included articles from NeuroMetaBench and</w:t>
+      </w:r>
+      <w:r>
+        <w:t xml:space="preserve"> </w:t>
+      </w:r>
+      <w:r>
+        <w:t xml:space="preserve">selected analyses using contrast-specific criteria, without article screening. Its baseline</w:t>
+      </w:r>
+      <w:r>
+        <w:t xml:space="preserve"> </w:t>
+      </w:r>
+      <w:r>
+        <w:t xml:space="preserve">pooled all parsed analyses from the same expert-included articles, holding the article pool</w:t>
+      </w:r>
+      <w:r>
+        <w:t xml:space="preserve"> </w:t>
+      </w:r>
+      <w:r>
+        <w:t xml:space="preserve">constant.</w:t>
+      </w:r>
+    </w:p>
+    <w:p>
+      <w:pPr>
+        <w:pStyle w:val="BodyText"/>
+      </w:pPr>
+      <w:r>
+        <w:t xml:space="preserve">Article screening produced little additional spatial correspondence with the benchmark (mean</w:t>
+      </w:r>
+      <w:r>
+        <w:t xml:space="preserve"> </w:t>
+      </w:r>
+      <w:r>
+        <w:t xml:space="preserve">Δ</w:t>
+      </w:r>
+      <w:r>
+        <w:rPr>
+          <w:iCs/>
+          <w:i/>
+        </w:rPr>
+        <w:t xml:space="preserve">r</w:t>
+      </w:r>
+      <w:r>
+        <w:t xml:space="preserve">², +0.005). Because 27 of 28 search baselines already targeted individual contrasts, this</w:t>
+      </w:r>
+      <w:r>
+        <w:t xml:space="preserve"> </w:t>
+      </w:r>
+      <w:r>
+        <w:t xml:space="preserve">comparison measures the additional benefit of screening beyond targeted retrieval. In contrast,</w:t>
+      </w:r>
+      <w:r>
+        <w:t xml:space="preserve"> </w:t>
+      </w:r>
+      <w:r>
+        <w:t xml:space="preserve">analysis selection within the expert-curated article pool improved correspondence in 19 of 28</w:t>
+      </w:r>
+      <w:r>
+        <w:t xml:space="preserve"> </w:t>
+      </w:r>
+      <w:r>
+        <w:t xml:space="preserve">contrasts (mean Δ</w:t>
+      </w:r>
+      <w:r>
+        <w:rPr>
+          <w:iCs/>
+          <w:i/>
+        </w:rPr>
+        <w:t xml:space="preserve">r</w:t>
+      </w:r>
+      <w:r>
+        <w:t xml:space="preserve">², +0.100; median, +0.075). This mean gain was similar to that observed when</w:t>
+      </w:r>
+      <w:r>
+        <w:t xml:space="preserve"> </w:t>
+      </w:r>
+      <w:r>
+        <w:t xml:space="preserve">adding analysis selection after article screening in the end-to-end workflow (mean Δ</w:t>
+      </w:r>
+      <w:r>
+        <w:rPr>
+          <w:iCs/>
+          <w:i/>
+        </w:rPr>
+        <w:t xml:space="preserve">r</w:t>
+      </w:r>
+      <w:r>
+        <w:t xml:space="preserve">², +0.109).</w:t>
+      </w:r>
+      <w:r>
+        <w:t xml:space="preserve"> </w:t>
+      </w:r>
+      <w:r>
+        <w:t xml:space="preserve">That end-to-end sequence also permits a direct comparison of the two steps, since both are</w:t>
+      </w:r>
+      <w:r>
+        <w:t xml:space="preserve"> </w:t>
+      </w:r>
+      <w:r>
+        <w:t xml:space="preserve">measured against a shared baseline on the same runs and article pool: analysis selection exceeded</w:t>
+      </w:r>
+      <w:r>
+        <w:t xml:space="preserve"> </w:t>
+      </w:r>
+      <w:r>
+        <w:t xml:space="preserve">article screening by a mean Δ</w:t>
+      </w:r>
+      <w:r>
+        <w:rPr>
+          <w:iCs/>
+          <w:i/>
+        </w:rPr>
+        <w:t xml:space="preserve">r</w:t>
+      </w:r>
+      <w:r>
+        <w:t xml:space="preserve">² of +0.105 (95% CI +0.035 to +0.201, cluster bootstrap over</w:t>
+      </w:r>
+      <w:r>
+        <w:t xml:space="preserve"> </w:t>
+      </w:r>
+      <w:r>
+        <w:t xml:space="preserve">projects; Wilcoxon signed-rank</w:t>
+      </w:r>
+      <w:r>
+        <w:t xml:space="preserve"> </w:t>
+      </w:r>
+      <w:r>
+        <w:rPr>
+          <w:iCs/>
+          <w:i/>
+        </w:rPr>
+        <w:t xml:space="preserve">P</w:t>
+      </w:r>
+      <w:r>
+        <w:t xml:space="preserve"> </w:t>
+      </w:r>
+      <w:r>
+        <w:t xml:space="preserve">= 0.016 across eight projects) and was the larger of the two in</w:t>
+      </w:r>
+      <w:r>
+        <w:t xml:space="preserve"> </w:t>
+      </w:r>
+      <w:r>
+        <w:t xml:space="preserve">20 of 28 contrasts. A separate control showed that selected analyses outperformed equally sized</w:t>
+      </w:r>
+      <w:r>
+        <w:t xml:space="preserve"> </w:t>
+      </w:r>
+      <w:r>
+        <w:t xml:space="preserve">random subsets in 25 of 28 contrasts (per-contrast</w:t>
+      </w:r>
+      <w:r>
+        <w:t xml:space="preserve"> </w:t>
+      </w:r>
+      <w:r>
+        <w:rPr>
+          <w:iCs/>
+          <w:i/>
+        </w:rPr>
+        <w:t xml:space="preserve">P</w:t>
+      </w:r>
+      <w:r>
+        <w:t xml:space="preserve"> </w:t>
+      </w:r>
+      <w:r>
+        <w:t xml:space="preserve">&lt; 0.05; Supplementary Fig. S3), indicating</w:t>
+      </w:r>
+      <w:r>
+        <w:t xml:space="preserve"> </w:t>
+      </w:r>
+      <w:r>
+        <w:t xml:space="preserve">that selecting fewer analyses alone did not explain the benefit. Together, these results support</w:t>
+      </w:r>
+      <w:r>
+        <w:t xml:space="preserve"> </w:t>
+      </w:r>
+      <w:r>
+        <w:t xml:space="preserve">analysis-level selection as a major contributor to improved spatial correspondence.</w:t>
       </w:r>
     </w:p>
     <w:p>

--- a/MANUSCRIPT.docx
+++ b/MANUSCRIPT.docx
@@ -6309,7 +6309,7 @@
       </w:r>
     </w:p>
     <w:bookmarkEnd w:id="29"/>
-    <w:bookmarkStart w:id="40" w:name="methods"/>
+    <w:bookmarkStart w:id="41" w:name="methods"/>
     <w:p>
       <w:pPr>
         <w:pStyle w:val="Heading1"/>
@@ -6339,13 +6339,13 @@
           <w:bCs/>
           <w:b/>
         </w:rPr>
-        <w:t xml:space="preserve">NOTE</w:t>
-      </w:r>
-      <w:r>
-        <w:t xml:space="preserve"> </w:t>
-      </w:r>
-      <w:r>
-        <w:t xml:space="preserve">— the five sub-areas below were written against</w:t>
+        <w:t xml:space="preserve">BRIEF</w:t>
+      </w:r>
+      <w:r>
+        <w:t xml:space="preserve"> </w:t>
+      </w:r>
+      <w:r>
+        <w:t xml:space="preserve">— the M1.x sub-areas were written against</w:t>
       </w:r>
       <w:r>
         <w:t xml:space="preserve"> </w:t>
@@ -6355,13 +6355,10 @@
           <w:iCs/>
           <w:i/>
         </w:rPr>
-        <w:t xml:space="preserve">Imaging Neuroscience’s</w:t>
-      </w:r>
-      <w:r>
-        <w:t xml:space="preserve"> </w:t>
-      </w:r>
-      <w:r>
-        <w:t xml:space="preserve">AI-methods</w:t>
+        <w:t xml:space="preserve">Imaging Neuroscience</w:t>
+      </w:r>
+      <w:r>
+        <w:t xml:space="preserve">’s AI-methods</w:t>
       </w:r>
       <w:r>
         <w:t xml:space="preserve"> </w:t>
@@ -6396,51 +6393,418 @@
     </w:p>
     <w:p>
       <w:pPr>
-        <w:pStyle w:val="BlockText"/>
-      </w:pPr>
-      <w:r>
-        <w:rPr>
-          <w:bCs/>
-          <w:b/>
-        </w:rPr>
-        <w:t xml:space="preserve">BRIEF</w:t>
-      </w:r>
-      <w:r>
-        <w:t xml:space="preserve"> </w:t>
-      </w:r>
-      <w:r>
-        <w:t xml:space="preserve">— stages in order: PubMed search → abstract screening → full-text retrieval →</w:t>
-      </w:r>
-      <w:r>
-        <w:t xml:space="preserve"> </w:t>
-      </w:r>
-      <w:r>
-        <w:t xml:space="preserve">coordinate parsing → analysis-level annotation → NiMADS output → meta-analysis. Model and</w:t>
-      </w:r>
-      <w:r>
-        <w:t xml:space="preserve"> </w:t>
-      </w:r>
-      <w:r>
-        <w:t xml:space="preserve">version per stage. Retrieval is via Elsevier and pubget, which do their own coordinate</w:t>
-      </w:r>
-      <w:r>
-        <w:t xml:space="preserve"> </w:t>
-      </w:r>
-      <w:r>
-        <w:t xml:space="preserve">ingestion;</w:t>
-      </w:r>
-      <w:r>
-        <w:t xml:space="preserve"> </w:t>
-      </w:r>
-      <w:r>
-        <w:rPr>
-          <w:bCs/>
-          <w:b/>
-        </w:rPr>
-        <w:t xml:space="preserve">not ACE</w:t>
-      </w:r>
-      <w:r>
-        <w:t xml:space="preserve">.</w:t>
+        <w:pStyle w:val="FirstParagraph"/>
+      </w:pPr>
+      <w:r>
+        <w:t xml:space="preserve">A project is specified by a single YAML configuration giving the PubMed query, the article-level</w:t>
+      </w:r>
+      <w:r>
+        <w:t xml:space="preserve"> </w:t>
+      </w:r>
+      <w:r>
+        <w:t xml:space="preserve">eligibility criteria, and one set of analysis-level criteria per target contrast. The pipeline</w:t>
+      </w:r>
+      <w:r>
+        <w:t xml:space="preserve"> </w:t>
+      </w:r>
+      <w:r>
+        <w:t xml:space="preserve">executes seven stages in order:</w:t>
+      </w:r>
+    </w:p>
+    <w:p>
+      <w:pPr>
+        <w:numPr>
+          <w:ilvl w:val="0"/>
+          <w:numId w:val="1017"/>
+        </w:numPr>
+        <w:pStyle w:val="Compact"/>
+      </w:pPr>
+      <w:r>
+        <w:rPr>
+          <w:bCs/>
+          <w:b/>
+        </w:rPr>
+        <w:t xml:space="preserve">Search.</w:t>
+      </w:r>
+      <w:r>
+        <w:t xml:space="preserve"> </w:t>
+      </w:r>
+      <w:r>
+        <w:t xml:space="preserve">PubMed via the Entrez API, with an explicit query, date range and a cap of 5,000</w:t>
+      </w:r>
+      <w:r>
+        <w:t xml:space="preserve"> </w:t>
+      </w:r>
+      <w:r>
+        <w:t xml:space="preserve">records per project.</w:t>
+      </w:r>
+    </w:p>
+    <w:p>
+      <w:pPr>
+        <w:numPr>
+          <w:ilvl w:val="0"/>
+          <w:numId w:val="1017"/>
+        </w:numPr>
+        <w:pStyle w:val="Compact"/>
+      </w:pPr>
+      <w:r>
+        <w:rPr>
+          <w:bCs/>
+          <w:b/>
+        </w:rPr>
+        <w:t xml:space="preserve">Abstract screening.</w:t>
+      </w:r>
+      <w:r>
+        <w:t xml:space="preserve"> </w:t>
+      </w:r>
+      <w:r>
+        <w:t xml:space="preserve">Each returned record is judged against the article-level criteria.</w:t>
+      </w:r>
+    </w:p>
+    <w:p>
+      <w:pPr>
+        <w:numPr>
+          <w:ilvl w:val="0"/>
+          <w:numId w:val="1017"/>
+        </w:numPr>
+        <w:pStyle w:val="Compact"/>
+      </w:pPr>
+      <w:r>
+        <w:rPr>
+          <w:bCs/>
+          <w:b/>
+        </w:rPr>
+        <w:t xml:space="preserve">Full-text retrieval.</w:t>
+      </w:r>
+      <w:r>
+        <w:t xml:space="preserve"> </w:t>
+      </w:r>
+      <w:r>
+        <w:t xml:space="preserve">Full text is obtained from PubMed Central through pubget and from</w:t>
+      </w:r>
+      <w:r>
+        <w:t xml:space="preserve"> </w:t>
+      </w:r>
+      <w:r>
+        <w:t xml:space="preserve">Elsevier through its text-mining API. Both ingest coordinate tables themselves; ACE is not</w:t>
+      </w:r>
+      <w:r>
+        <w:t xml:space="preserve"> </w:t>
+      </w:r>
+      <w:r>
+        <w:t xml:space="preserve">used.</w:t>
+      </w:r>
+    </w:p>
+    <w:p>
+      <w:pPr>
+        <w:numPr>
+          <w:ilvl w:val="0"/>
+          <w:numId w:val="1017"/>
+        </w:numPr>
+        <w:pStyle w:val="Compact"/>
+      </w:pPr>
+      <w:r>
+        <w:rPr>
+          <w:bCs/>
+          <w:b/>
+        </w:rPr>
+        <w:t xml:space="preserve">Full-text screening.</w:t>
+      </w:r>
+      <w:r>
+        <w:t xml:space="preserve"> </w:t>
+      </w:r>
+      <w:r>
+        <w:t xml:space="preserve">Retained records are re-judged against the same criteria with the</w:t>
+      </w:r>
+      <w:r>
+        <w:t xml:space="preserve"> </w:t>
+      </w:r>
+      <w:r>
+        <w:t xml:space="preserve">full text in context. Records whose retrieved text is incomplete are recorded as</w:t>
+      </w:r>
+      <w:r>
+        <w:t xml:space="preserve"> </w:t>
+      </w:r>
+      <w:r>
+        <w:rPr>
+          <w:rStyle w:val="VerbatimChar"/>
+        </w:rPr>
+        <w:t xml:space="preserve">fulltext_incomplete</w:t>
+      </w:r>
+      <w:r>
+        <w:t xml:space="preserve"> </w:t>
+      </w:r>
+      <w:r>
+        <w:t xml:space="preserve">rather than as rejections (see</w:t>
+      </w:r>
+      <w:r>
+        <w:t xml:space="preserve"> </w:t>
+      </w:r>
+      <w:r>
+        <w:rPr>
+          <w:iCs/>
+          <w:i/>
+        </w:rPr>
+        <w:t xml:space="preserve">Recall against an attainable</w:t>
+      </w:r>
+      <w:r>
+        <w:rPr>
+          <w:iCs/>
+          <w:i/>
+        </w:rPr>
+        <w:t xml:space="preserve"> </w:t>
+      </w:r>
+      <w:r>
+        <w:rPr>
+          <w:iCs/>
+          <w:i/>
+        </w:rPr>
+        <w:t xml:space="preserve">denominator</w:t>
+      </w:r>
+      <w:r>
+        <w:t xml:space="preserve">).</w:t>
+      </w:r>
+    </w:p>
+    <w:p>
+      <w:pPr>
+        <w:numPr>
+          <w:ilvl w:val="0"/>
+          <w:numId w:val="1017"/>
+        </w:numPr>
+        <w:pStyle w:val="Compact"/>
+      </w:pPr>
+      <w:r>
+        <w:rPr>
+          <w:bCs/>
+          <w:b/>
+        </w:rPr>
+        <w:t xml:space="preserve">Coordinate parsing.</w:t>
+      </w:r>
+      <w:r>
+        <w:t xml:space="preserve"> </w:t>
+      </w:r>
+      <w:r>
+        <w:t xml:space="preserve">Candidate coordinate tables are identified heuristically, then an LLM</w:t>
+      </w:r>
+      <w:r>
+        <w:t xml:space="preserve"> </w:t>
+      </w:r>
+      <w:r>
+        <w:t xml:space="preserve">separates each table into the distinct analyses that produced it, with their coordinates.</w:t>
+      </w:r>
+    </w:p>
+    <w:p>
+      <w:pPr>
+        <w:numPr>
+          <w:ilvl w:val="0"/>
+          <w:numId w:val="1017"/>
+        </w:numPr>
+        <w:pStyle w:val="Compact"/>
+      </w:pPr>
+      <w:r>
+        <w:rPr>
+          <w:bCs/>
+          <w:b/>
+        </w:rPr>
+        <w:t xml:space="preserve">Analysis-level selection.</w:t>
+      </w:r>
+      <w:r>
+        <w:t xml:space="preserve"> </w:t>
+      </w:r>
+      <w:r>
+        <w:t xml:space="preserve">Each parsed analysis is judged against the contrast-specific</w:t>
+      </w:r>
+      <w:r>
+        <w:t xml:space="preserve"> </w:t>
+      </w:r>
+      <w:r>
+        <w:t xml:space="preserve">criteria, with the article’s full text as context, and assigned to the contrasts it satisfies.</w:t>
+      </w:r>
+    </w:p>
+    <w:p>
+      <w:pPr>
+        <w:numPr>
+          <w:ilvl w:val="0"/>
+          <w:numId w:val="1017"/>
+        </w:numPr>
+        <w:pStyle w:val="Compact"/>
+      </w:pPr>
+      <w:r>
+        <w:rPr>
+          <w:bCs/>
+          <w:b/>
+        </w:rPr>
+        <w:t xml:space="preserve">Output and meta-analysis.</w:t>
+      </w:r>
+      <w:r>
+        <w:t xml:space="preserve"> </w:t>
+      </w:r>
+      <w:r>
+        <w:t xml:space="preserve">Selected analyses are written as a NiMADS studyset and</w:t>
+      </w:r>
+      <w:r>
+        <w:t xml:space="preserve"> </w:t>
+      </w:r>
+      <w:r>
+        <w:t xml:space="preserve">submitted to coordinate-based meta-analysis.</w:t>
+      </w:r>
+    </w:p>
+    <w:p>
+      <w:pPr>
+        <w:numPr>
+          <w:ilvl w:val="0"/>
+          <w:numId w:val="1018"/>
+        </w:numPr>
+        <w:pStyle w:val="Compact"/>
+      </w:pPr>
+      <w:r>
+        <w:rPr>
+          <w:bCs/>
+          <w:b/>
+        </w:rPr>
+        <w:t xml:space="preserve">Model.</w:t>
+      </w:r>
+      <w:r>
+        <w:t xml:space="preserve"> </w:t>
+      </w:r>
+      <w:r>
+        <w:t xml:space="preserve">All four LLM stages use</w:t>
+      </w:r>
+      <w:r>
+        <w:t xml:space="preserve"> </w:t>
+      </w:r>
+      <w:r>
+        <w:rPr>
+          <w:rStyle w:val="VerbatimChar"/>
+        </w:rPr>
+        <w:t xml:space="preserve">gpt-5-mini-2025-08-07</w:t>
+      </w:r>
+      <w:r>
+        <w:t xml:space="preserve">. Screening and selection use</w:t>
+      </w:r>
+      <w:r>
+        <w:t xml:space="preserve"> </w:t>
+      </w:r>
+      <w:r>
+        <w:t xml:space="preserve">structured outputs against Pydantic schemas, so every decision carries a machine-readable</w:t>
+      </w:r>
+      <w:r>
+        <w:t xml:space="preserve"> </w:t>
+      </w:r>
+      <w:r>
+        <w:t xml:space="preserve">verdict, the criteria applied, and free-text reasoning.</w:t>
+      </w:r>
+    </w:p>
+    <w:p>
+      <w:pPr>
+        <w:numPr>
+          <w:ilvl w:val="0"/>
+          <w:numId w:val="1018"/>
+        </w:numPr>
+        <w:pStyle w:val="Compact"/>
+      </w:pPr>
+      <w:r>
+        <w:rPr>
+          <w:bCs/>
+          <w:b/>
+        </w:rPr>
+        <w:t xml:space="preserve">Caching and provenance.</w:t>
+      </w:r>
+      <w:r>
+        <w:t xml:space="preserve"> </w:t>
+      </w:r>
+      <w:r>
+        <w:t xml:space="preserve">Stage artifacts are hashed and recorded in an execution manifest,</w:t>
+      </w:r>
+      <w:r>
+        <w:t xml:space="preserve"> </w:t>
+      </w:r>
+      <w:r>
+        <w:t xml:space="preserve">so re-runs skip completed stages and every reported figure traces to a specific run directory.</w:t>
+      </w:r>
+    </w:p>
+    <w:p>
+      <w:pPr>
+        <w:numPr>
+          <w:ilvl w:val="0"/>
+          <w:numId w:val="1018"/>
+        </w:numPr>
+        <w:pStyle w:val="Compact"/>
+      </w:pPr>
+      <w:r>
+        <w:rPr>
+          <w:bCs/>
+          <w:b/>
+        </w:rPr>
+        <w:t xml:space="preserve">Meta-analysis.</w:t>
+      </w:r>
+      <w:r>
+        <w:t xml:space="preserve"> </w:t>
+      </w:r>
+      <w:r>
+        <w:t xml:space="preserve">Multilevel kernel density analysis (MKDA) in NiMARE 0.2.1, with a 10 mm</w:t>
+      </w:r>
+      <w:r>
+        <w:t xml:space="preserve"> </w:t>
+      </w:r>
+      <w:r>
+        <w:t xml:space="preserve">spherical kernel, the maximum retained where spheres overlap, summary statistics converted to</w:t>
+      </w:r>
+      <w:r>
+        <w:t xml:space="preserve"> </w:t>
+      </w:r>
+      <w:r>
+        <w:rPr>
+          <w:iCs/>
+          <w:i/>
+        </w:rPr>
+        <w:t xml:space="preserve">p</w:t>
+      </w:r>
+      <w:r>
+        <w:t xml:space="preserve">-values against an approximate null, and Benjamini–Hochberg FDR correction.</w:t>
+      </w:r>
+    </w:p>
+    <w:p>
+      <w:pPr>
+        <w:numPr>
+          <w:ilvl w:val="0"/>
+          <w:numId w:val="1018"/>
+        </w:numPr>
+        <w:pStyle w:val="Compact"/>
+      </w:pPr>
+      <w:r>
+        <w:rPr>
+          <w:bCs/>
+          <w:b/>
+        </w:rPr>
+        <w:t xml:space="preserve">Retrieval vintage.</w:t>
+      </w:r>
+      <w:r>
+        <w:t xml:space="preserve"> </w:t>
+      </w:r>
+      <w:r>
+        <w:t xml:space="preserve">All arms within a comparison share a retrieval vintage. Comparing arms</w:t>
+      </w:r>
+      <w:r>
+        <w:t xml:space="preserve"> </w:t>
+      </w:r>
+      <w:r>
+        <w:t xml:space="preserve">built from corpora fetched at different times confounds pipeline differences with changes in</w:t>
+      </w:r>
+      <w:r>
+        <w:t xml:space="preserve"> </w:t>
+      </w:r>
+      <w:r>
+        <w:t xml:space="preserve">what was available, which we learned by doing it (</w:t>
+      </w:r>
+      <w:r>
+        <w:rPr>
+          <w:rStyle w:val="VerbatimChar"/>
+        </w:rPr>
+        <w:t xml:space="preserve">PAPER_OUTLINE.md:956</w:t>
+      </w:r>
+      <w:r>
+        <w:t xml:space="preserve">).</w:t>
       </w:r>
     </w:p>
     <w:bookmarkEnd w:id="30"/>
@@ -6455,20 +6819,16 @@
     </w:p>
     <w:p>
       <w:pPr>
-        <w:pStyle w:val="BlockText"/>
-      </w:pPr>
-      <w:r>
-        <w:rPr>
-          <w:bCs/>
-          <w:b/>
-        </w:rPr>
-        <w:t xml:space="preserve">BRIEF</w:t>
-      </w:r>
-      <w:r>
-        <w:t xml:space="preserve"> </w:t>
-      </w:r>
-      <w:r>
-        <w:t xml:space="preserve">— nine expert meta-analyses, 35 annotation columns, of which</w:t>
+        <w:pStyle w:val="FirstParagraph"/>
+      </w:pPr>
+      <w:r>
+        <w:t xml:space="preserve">The benchmark comprises nine published, expert-conducted meta-analyses with 35 annotated target</w:t>
+      </w:r>
+      <w:r>
+        <w:t xml:space="preserve"> </w:t>
+      </w:r>
+      <w:r>
+        <w:t xml:space="preserve">contrasts, of which</w:t>
       </w:r>
       <w:r>
         <w:t xml:space="preserve"> </w:t>
@@ -6496,7 +6856,25 @@
         <w:t xml:space="preserve"> </w:t>
       </w:r>
       <w:r>
-        <w:t xml:space="preserve">is the single source of truth: three</w:t>
+        <w:t xml:space="preserve">is the single source of</w:t>
+      </w:r>
+      <w:r>
+        <w:t xml:space="preserve"> </w:t>
+      </w:r>
+      <w:r>
+        <w:t xml:space="preserve">truth for exclusions.</w:t>
+      </w:r>
+    </w:p>
+    <w:p>
+      <w:pPr>
+        <w:numPr>
+          <w:ilvl w:val="0"/>
+          <w:numId w:val="1019"/>
+        </w:numPr>
+        <w:pStyle w:val="Compact"/>
+      </w:pPr>
+      <w:r>
+        <w:t xml:space="preserve">Three</w:t>
       </w:r>
       <w:r>
         <w:t xml:space="preserve"> </w:t>
@@ -6511,13 +6889,13 @@
         <w:t xml:space="preserve"> </w:t>
       </w:r>
       <w:r>
-        <w:t xml:space="preserve">columns (cannabis, opioids, stimulants) are excluded because the source paper (Hill-Bowen et al.</w:t>
-      </w:r>
-      <w:r>
-        <w:t xml:space="preserve"> </w:t>
-      </w:r>
-      <w:r>
-        <w:t xml:space="preserve">2022,</w:t>
+        <w:t xml:space="preserve">contrasts — cannabis, opioids and stimulants — are excluded</w:t>
+      </w:r>
+      <w:r>
+        <w:t xml:space="preserve"> </w:t>
+      </w:r>
+      <w:r>
+        <w:t xml:space="preserve">because the source paper (Hill-Bowen et al. 2022,</w:t>
       </w:r>
       <w:r>
         <w:t xml:space="preserve"> </w:t>
@@ -6533,17 +6911,36 @@
         <w:t xml:space="preserve"> </w:t>
       </w:r>
       <w:r>
-        <w:t xml:space="preserve">240:109625, PMID 36115222) reports no significant result for them</w:t>
-      </w:r>
-      <w:r>
-        <w:t xml:space="preserve"> </w:t>
-      </w:r>
-      <w:r>
-        <w:t xml:space="preserve">and the expert map is empty.</w:t>
-      </w:r>
-      <w:r>
-        <w:t xml:space="preserve"> </w:t>
-      </w:r>
+        <w:rPr>
+          <w:bCs/>
+          <w:b/>
+        </w:rPr>
+        <w:t xml:space="preserve">240</w:t>
+      </w:r>
+      <w:r>
+        <w:t xml:space="preserve">:109625,</w:t>
+      </w:r>
+      <w:r>
+        <w:t xml:space="preserve"> </w:t>
+      </w:r>
+      <w:r>
+        <w:t xml:space="preserve">PMID 36115222) reports no significant result for them, leaving an empty reference map that no</w:t>
+      </w:r>
+      <w:r>
+        <w:t xml:space="preserve"> </w:t>
+      </w:r>
+      <w:r>
+        <w:t xml:space="preserve">similarity metric can score.</w:t>
+      </w:r>
+    </w:p>
+    <w:p>
+      <w:pPr>
+        <w:numPr>
+          <w:ilvl w:val="0"/>
+          <w:numId w:val="1019"/>
+        </w:numPr>
+        <w:pStyle w:val="Compact"/>
+      </w:pPr>
       <w:r>
         <w:rPr>
           <w:rStyle w:val="VerbatimChar"/>
@@ -6554,7 +6951,7 @@
         <w:t xml:space="preserve"> </w:t>
       </w:r>
       <w:r>
-        <w:t xml:space="preserve">is deliberately</w:t>
+        <w:t xml:space="preserve">from the same paper is deliberately</w:t>
       </w:r>
       <w:r>
         <w:t xml:space="preserve"> </w:t>
@@ -6567,16 +6964,71 @@
         <w:t xml:space="preserve">kept</w:t>
       </w:r>
       <w:r>
-        <w:t xml:space="preserve"> </w:t>
-      </w:r>
-      <w:r>
-        <w:t xml:space="preserve">— that is a reproduction</w:t>
-      </w:r>
-      <w:r>
-        <w:t xml:space="preserve"> </w:t>
-      </w:r>
-      <w:r>
-        <w:t xml:space="preserve">failure with identical inputs, not an absent reference.</w:t>
+        <w:t xml:space="preserve">. It has a published map that we fail to</w:t>
+      </w:r>
+      <w:r>
+        <w:t xml:space="preserve"> </w:t>
+      </w:r>
+      <w:r>
+        <w:t xml:space="preserve">reproduce from identical inputs, which is a reproduction failure and belongs in the</w:t>
+      </w:r>
+      <w:r>
+        <w:t xml:space="preserve"> </w:t>
+      </w:r>
+      <w:r>
+        <w:t xml:space="preserve">denominator.</w:t>
+      </w:r>
+    </w:p>
+    <w:p>
+      <w:pPr>
+        <w:numPr>
+          <w:ilvl w:val="0"/>
+          <w:numId w:val="1019"/>
+        </w:numPr>
+        <w:pStyle w:val="Compact"/>
+      </w:pPr>
+      <w:r>
+        <w:t xml:space="preserve">The</w:t>
+      </w:r>
+      <w:r>
+        <w:t xml:space="preserve"> </w:t>
+      </w:r>
+      <w:r>
+        <w:rPr>
+          <w:bCs/>
+          <w:b/>
+        </w:rPr>
+        <w:t xml:space="preserve">map-level</w:t>
+      </w:r>
+      <w:r>
+        <w:t xml:space="preserve"> </w:t>
+      </w:r>
+      <w:r>
+        <w:t xml:space="preserve">comparisons (Figs 4 and 6, Supplementary Fig. S3) additionally exclude the</w:t>
+      </w:r>
+      <w:r>
+        <w:t xml:space="preserve"> </w:t>
+      </w:r>
+      <w:r>
+        <w:t xml:space="preserve">dementia project, leaving 28 contrasts across eight projects. Its reference meta-analysis pools</w:t>
+      </w:r>
+      <w:r>
+        <w:t xml:space="preserve"> </w:t>
+      </w:r>
+      <w:r>
+        <w:t xml:space="preserve">coordinates across studies, so the number of analyses entering its maps is not comparable with</w:t>
+      </w:r>
+      <w:r>
+        <w:t xml:space="preserve"> </w:t>
+      </w:r>
+      <w:r>
+        <w:t xml:space="preserve">projects whose analyses come from individual articles. Dementia is retained in the</w:t>
+      </w:r>
+      <w:r>
+        <w:t xml:space="preserve"> </w:t>
+      </w:r>
+      <w:r>
+        <w:t xml:space="preserve">analysis-level comparisons (Figs 2 and 3), where its matched analyses score normally.</w:t>
       </w:r>
     </w:p>
     <w:bookmarkEnd w:id="31"/>
@@ -6591,51 +7043,182 @@
     </w:p>
     <w:p>
       <w:pPr>
-        <w:pStyle w:val="BlockText"/>
-      </w:pPr>
-      <w:r>
-        <w:rPr>
-          <w:bCs/>
-          <w:b/>
-        </w:rPr>
-        <w:t xml:space="preserve">BRIEF</w:t>
-      </w:r>
-      <w:r>
-        <w:t xml:space="preserve"> </w:t>
-      </w:r>
-      <w:r>
-        <w:t xml:space="preserve">— state once, here; it removes a class of reviewer objection</w:t>
-      </w:r>
-      <w:r>
-        <w:t xml:space="preserve"> </w:t>
-      </w:r>
-      <w:r>
-        <w:t xml:space="preserve">(</w:t>
-      </w:r>
+        <w:pStyle w:val="FirstParagraph"/>
+      </w:pPr>
+      <w:r>
+        <w:t xml:space="preserve">Two similarity metrics are used, each on the map it is defined for:</w:t>
+      </w:r>
+    </w:p>
+    <w:p>
+      <w:pPr>
+        <w:numPr>
+          <w:ilvl w:val="0"/>
+          <w:numId w:val="1020"/>
+        </w:numPr>
+        <w:pStyle w:val="Compact"/>
+      </w:pPr>
+      <w:r>
+        <w:rPr>
+          <w:iCs/>
+          <w:i/>
+          <w:bCs/>
+          <w:b/>
+        </w:rPr>
+        <w:t xml:space="preserve">r</w:t>
+      </w:r>
+      <w:r>
+        <w:rPr>
+          <w:bCs/>
+          <w:b/>
+        </w:rPr>
+        <w:t xml:space="preserve">² compares unthresholded maps.</w:t>
+      </w:r>
+      <w:r>
+        <w:t xml:space="preserve"> </w:t>
+      </w:r>
+      <w:r>
+        <w:t xml:space="preserve">The squared Pearson correlation between the two</w:t>
+      </w:r>
+      <w:r>
+        <w:t xml:space="preserve"> </w:t>
+      </w:r>
+      <w:r>
+        <w:t xml:space="preserve">unthresholded</w:t>
+      </w:r>
+      <w:r>
+        <w:t xml:space="preserve"> </w:t>
+      </w:r>
+      <w:r>
+        <w:rPr>
+          <w:iCs/>
+          <w:i/>
+        </w:rPr>
+        <w:t xml:space="preserve">z</w:t>
+      </w:r>
+      <w:r>
+        <w:t xml:space="preserve"> </w:t>
+      </w:r>
+      <w:r>
+        <w:t xml:space="preserve">maps, over voxels finite in both.</w:t>
+      </w:r>
+    </w:p>
+    <w:p>
+      <w:pPr>
+        <w:numPr>
+          <w:ilvl w:val="0"/>
+          <w:numId w:val="1020"/>
+        </w:numPr>
+        <w:pStyle w:val="Compact"/>
+      </w:pPr>
+      <w:r>
+        <w:rPr>
+          <w:bCs/>
+          <w:b/>
+        </w:rPr>
+        <w:t xml:space="preserve">Dice compares FDR-corrected thresholded maps</w:t>
+      </w:r>
+      <w:r>
+        <w:t xml:space="preserve">, at</w:t>
+      </w:r>
+      <w:r>
+        <w:t xml:space="preserve"> </w:t>
+      </w:r>
+      <w:r>
+        <w:rPr>
+          <w:iCs/>
+          <w:i/>
+        </w:rPr>
+        <w:t xml:space="preserve">z</w:t>
+      </w:r>
+      <w:r>
+        <w:t xml:space="preserve"> </w:t>
+      </w:r>
+      <w:r>
+        <w:t xml:space="preserve">&gt; 1.96.</w:t>
+      </w:r>
+    </w:p>
+    <w:p>
+      <w:pPr>
+        <w:pStyle w:val="FirstParagraph"/>
+      </w:pPr>
       <w:r>
         <w:rPr>
           <w:rStyle w:val="VerbatimChar"/>
         </w:rPr>
-        <w:t xml:space="preserve">NATURE_METHODS_SKELETON.md:659</w:t>
-      </w:r>
-      <w:r>
-        <w:t xml:space="preserve">):</w:t>
-      </w:r>
-      <w:r>
-        <w:t xml:space="preserve"> </w:t>
-      </w:r>
-      <w:r>
-        <w:rPr>
-          <w:bCs/>
-          <w:b/>
-        </w:rPr>
-        <w:t xml:space="preserve">r² compares unthresholded maps; dice compares FDR-corrected thresholded maps</w:t>
-      </w:r>
-      <w:r>
-        <w:t xml:space="preserve"> </w:t>
-      </w:r>
-      <w:r>
-        <w:t xml:space="preserve">at z &gt; 1.96.</w:t>
+        <w:t xml:space="preserve">z_corr &gt; 1.96</w:t>
+      </w:r>
+      <w:r>
+        <w:t xml:space="preserve"> </w:t>
+      </w:r>
+      <w:r>
+        <w:t xml:space="preserve">selects exactly the voxels with FDR-corrected</w:t>
+      </w:r>
+      <w:r>
+        <w:t xml:space="preserve"> </w:t>
+      </w:r>
+      <w:r>
+        <w:rPr>
+          <w:iCs/>
+          <w:i/>
+        </w:rPr>
+        <w:t xml:space="preserve">p</w:t>
+      </w:r>
+      <w:r>
+        <w:t xml:space="preserve"> </w:t>
+      </w:r>
+      <w:r>
+        <w:t xml:space="preserve">≤ 0.05. It is the two-tailed</w:t>
+      </w:r>
+      <w:r>
+        <w:t xml:space="preserve"> </w:t>
+      </w:r>
+      <w:r>
+        <w:t xml:space="preserve">convention; MKDA is one-tailed, so NiMARE’s own positive-tail label (≈1.645) flags more voxels</w:t>
+      </w:r>
+      <w:r>
+        <w:t xml:space="preserve"> </w:t>
+      </w:r>
+      <w:r>
+        <w:t xml:space="preserve">and 1.96 is the conservative choice.</w:t>
+      </w:r>
+    </w:p>
+    <w:p>
+      <w:pPr>
+        <w:pStyle w:val="BodyText"/>
+      </w:pPr>
+      <w:r>
+        <w:rPr>
+          <w:iCs/>
+          <w:i/>
+          <w:bCs/>
+          <w:b/>
+        </w:rPr>
+        <w:t xml:space="preserve">r</w:t>
+      </w:r>
+      <w:r>
+        <w:rPr>
+          <w:bCs/>
+          <w:b/>
+        </w:rPr>
+        <w:t xml:space="preserve">² is the reported metric throughout.</w:t>
+      </w:r>
+      <w:r>
+        <w:t xml:space="preserve"> </w:t>
+      </w:r>
+      <w:r>
+        <w:t xml:space="preserve">Dice is degenerate on this corpus — four</w:t>
+      </w:r>
+      <w:r>
+        <w:t xml:space="preserve"> </w:t>
+      </w:r>
+      <w:r>
+        <w:t xml:space="preserve">substance-use contrasts sit at 0.000 for every arm, so it cannot rank them — and it reverses sign</w:t>
+      </w:r>
+      <w:r>
+        <w:t xml:space="preserve"> </w:t>
+      </w:r>
+      <w:r>
+        <w:t xml:space="preserve">on</w:t>
       </w:r>
       <w:r>
         <w:t xml:space="preserve"> </w:t>
@@ -6644,101 +7227,112 @@
         <w:rPr>
           <w:rStyle w:val="VerbatimChar"/>
         </w:rPr>
-        <w:t xml:space="preserve">z_corr &gt; 1.96</w:t>
-      </w:r>
-      <w:r>
-        <w:t xml:space="preserve"> </w:t>
-      </w:r>
-      <w:r>
-        <w:t xml:space="preserve">selects exactly the voxels with FDR-corrected p ≤ 0.05. It uses the two-tailed</w:t>
-      </w:r>
-      <w:r>
-        <w:t xml:space="preserve"> </w:t>
-      </w:r>
-      <w:r>
-        <w:t xml:space="preserve">convention; MKDA is one-tailed, so NiMARE’s own positive-tail label (≈1.645) flags more voxels</w:t>
-      </w:r>
-      <w:r>
-        <w:t xml:space="preserve"> </w:t>
-      </w:r>
-      <w:r>
-        <w:t xml:space="preserve">and 1.96 is the conservative choice.</w:t>
-      </w:r>
-      <w:r>
-        <w:t xml:space="preserve"> </w:t>
-      </w:r>
-      <w:r>
-        <w:t xml:space="preserve">r² is the reported metric throughout: dice is degenerate on this corpus (four substance-use</w:t>
-      </w:r>
-      <w:r>
-        <w:t xml:space="preserve"> </w:t>
-      </w:r>
-      <w:r>
-        <w:t xml:space="preserve">columns sit at 0.000 for every arm) and reverses sign on</w:t>
-      </w:r>
-      <w:r>
-        <w:t xml:space="preserve"> </w:t>
-      </w:r>
+        <w:t xml:space="preserve">vbm_of_ptsd</w:t>
+      </w:r>
+      <w:r>
+        <w:t xml:space="preserve">, whose map is correct but sparse, which a thresholded overlap measure punishes</w:t>
+      </w:r>
+      <w:r>
+        <w:t xml:space="preserve"> </w:t>
+      </w:r>
+      <w:r>
+        <w:t xml:space="preserve">and a correlation does not. All correlations in this corpus are positive, so squaring discards no</w:t>
+      </w:r>
+      <w:r>
+        <w:t xml:space="preserve"> </w:t>
+      </w:r>
+      <w:r>
+        <w:t xml:space="preserve">directional information.</w:t>
+      </w:r>
+    </w:p>
+    <w:bookmarkEnd w:id="32"/>
+    <w:bookmarkStart w:id="33" w:name="X091edbdc1b01a4f68c4223467ff931d4b68cd33"/>
+    <w:p>
+      <w:pPr>
+        <w:pStyle w:val="Heading2"/>
+      </w:pPr>
+      <w:r>
+        <w:t xml:space="preserve">Matching automated analyses to expert records</w:t>
+      </w:r>
+    </w:p>
+    <w:p>
+      <w:pPr>
+        <w:pStyle w:val="FirstParagraph"/>
+      </w:pPr>
+      <w:r>
+        <w:t xml:space="preserve">Automatically parsed analyses are matched to expert-curated records by optimal one-to-one</w:t>
+      </w:r>
+      <w:r>
+        <w:t xml:space="preserve"> </w:t>
+      </w:r>
+      <w:r>
+        <w:t xml:space="preserve">assignment (Hungarian algorithm) on a combined coordinate- and label-similarity score.</w:t>
+      </w:r>
+      <w:r>
+        <w:t xml:space="preserve"> </w:t>
+      </w:r>
+      <w:r>
+        <w:t xml:space="preserve">Coordinates reported in Talairach space are transformed where a mapping is available, and</w:t>
+      </w:r>
+      <w:r>
+        <w:t xml:space="preserve"> </w:t>
+      </w:r>
+      <w:r>
+        <w:t xml:space="preserve">analyses whose coordinates are reported at decimal precision are handled under an explicit policy</w:t>
+      </w:r>
+      <w:r>
+        <w:t xml:space="preserve"> </w:t>
+      </w:r>
+      <w:r>
+        <w:t xml:space="preserve">rather than silently dropped. Matching is performed only for articles present in both the expert</w:t>
+      </w:r>
+      <w:r>
+        <w:t xml:space="preserve"> </w:t>
+      </w:r>
+      <w:r>
+        <w:t xml:space="preserve">record and the automated output; articles yielding no automated analyses are excluded from</w:t>
+      </w:r>
+      <w:r>
+        <w:t xml:space="preserve"> </w:t>
+      </w:r>
+      <w:r>
+        <w:t xml:space="preserve">analysis-level comparisons and accounted for at the retrieval and parsing stages instead.</w:t>
+      </w:r>
+    </w:p>
+    <w:bookmarkEnd w:id="33"/>
+    <w:bookmarkStart w:id="34" w:name="recall-against-an-attainable-denominator"/>
+    <w:p>
+      <w:pPr>
+        <w:pStyle w:val="Heading2"/>
+      </w:pPr>
+      <w:r>
+        <w:t xml:space="preserve">Recall against an attainable denominator</w:t>
+      </w:r>
+    </w:p>
+    <w:p>
+      <w:pPr>
+        <w:pStyle w:val="FirstParagraph"/>
+      </w:pPr>
       <w:r>
         <w:rPr>
           <w:rStyle w:val="VerbatimChar"/>
         </w:rPr>
-        <w:t xml:space="preserve">vbm_of_ptsd</w:t>
-      </w:r>
-      <w:r>
-        <w:t xml:space="preserve">.</w:t>
-      </w:r>
-    </w:p>
-    <w:bookmarkEnd w:id="32"/>
-    <w:bookmarkStart w:id="33" w:name="recall-against-an-attainable-denominator"/>
-    <w:p>
-      <w:pPr>
-        <w:pStyle w:val="Heading2"/>
-      </w:pPr>
-      <w:r>
-        <w:t xml:space="preserve">Recall against an attainable denominator</w:t>
-      </w:r>
-    </w:p>
-    <w:p>
-      <w:pPr>
-        <w:pStyle w:val="BlockText"/>
-      </w:pPr>
-      <w:r>
-        <w:rPr>
-          <w:bCs/>
-          <w:b/>
-        </w:rPr>
-        <w:t xml:space="preserve">BRIEF</w:t>
-      </w:r>
-      <w:r>
-        <w:t xml:space="preserve"> </w:t>
-      </w:r>
-      <w:r>
-        <w:t xml:space="preserve">—</w:t>
-      </w:r>
-      <w:r>
-        <w:t xml:space="preserve"> </w:t>
-      </w:r>
-      <w:r>
-        <w:rPr>
-          <w:rStyle w:val="VerbatimChar"/>
-        </w:rPr>
         <w:t xml:space="preserve">scripts/compute_attainable_recall.py</w:t>
       </w:r>
       <w:r>
-        <w:t xml:space="preserve">. Each stage divides by the gold studies it</w:t>
-      </w:r>
-      <w:r>
-        <w:t xml:space="preserve"> </w:t>
-      </w:r>
-      <w:r>
-        <w:t xml:space="preserve">could have kept; one availability failure leaves the denominator at the stage where it happens,</w:t>
-      </w:r>
-      <w:r>
-        <w:t xml:space="preserve"> </w:t>
-      </w:r>
-      <w:r>
-        <w:t xml:space="preserve">and no judgement ever leaves it.</w:t>
+        <w:t xml:space="preserve">. Each stage divides by the gold studies it could have</w:t>
+      </w:r>
+      <w:r>
+        <w:t xml:space="preserve"> </w:t>
+      </w:r>
+      <w:r>
+        <w:t xml:space="preserve">kept: one availability failure leaves the denominator at the stage where it occurs, and no</w:t>
+      </w:r>
+      <w:r>
+        <w:t xml:space="preserve"> </w:t>
+      </w:r>
+      <w:r>
+        <w:t xml:space="preserve">judgement ever leaves it.</w:t>
       </w:r>
     </w:p>
     <w:tbl>
@@ -6919,30 +7513,14 @@
               <w:jc w:val="left"/>
             </w:pPr>
             <w:r>
-              <w:t xml:space="preserve">retrieval failures</w:t>
-            </w:r>
-            <w:r>
-              <w:t xml:space="preserve"> </w:t>
-            </w:r>
-            <w:r>
-              <w:rPr>
-                <w:bCs/>
-                <w:b/>
-              </w:rPr>
-              <w:t xml:space="preserve">and</w:t>
-            </w:r>
-            <w:r>
-              <w:rPr>
-                <w:bCs/>
-                <w:b/>
-              </w:rPr>
+              <w:t xml:space="preserve">retrieval failures and</w:t>
+            </w:r>
+            <w:r>
               <w:t xml:space="preserve"> </w:t>
             </w:r>
             <w:r>
               <w:rPr>
                 <w:rStyle w:val="VerbatimChar"/>
-                <w:bCs/>
-                <w:b/>
               </w:rPr>
               <w:t xml:space="preserve">fulltext_incomplete</w:t>
             </w:r>
@@ -6958,7 +7536,7 @@
               <w:jc w:val="left"/>
             </w:pPr>
             <w:r>
-              <w:t xml:space="preserve">annotation</w:t>
+              <w:t xml:space="preserve">analysis selection</w:t>
             </w:r>
           </w:p>
         </w:tc>
@@ -6982,7 +7560,7 @@
               <w:jc w:val="left"/>
             </w:pPr>
             <w:r>
-              <w:t xml:space="preserve">nothing to annotate</w:t>
+              <w:t xml:space="preserve">nothing to select from</w:t>
             </w:r>
           </w:p>
         </w:tc>
@@ -6990,7 +7568,7 @@
     </w:tbl>
     <w:p>
       <w:pPr>
-        <w:pStyle w:val="BlockText"/>
+        <w:pStyle w:val="BodyText"/>
       </w:pPr>
       <w:r>
         <w:t xml:space="preserve">Two points a reviewer will probe:</w:t>
@@ -7000,12 +7578,12 @@
       <w:pPr>
         <w:numPr>
           <w:ilvl w:val="0"/>
-          <w:numId w:val="1017"/>
+          <w:numId w:val="1021"/>
         </w:numPr>
         <w:pStyle w:val="Compact"/>
       </w:pPr>
       <w:r>
-        <w:t xml:space="preserve">the annotation denominator is</w:t>
+        <w:t xml:space="preserve">The analysis-selection denominator is</w:t>
       </w:r>
       <w:r>
         <w:t xml:space="preserve"> </w:t>
@@ -7030,28 +7608,31 @@
         <w:t xml:space="preserve">”</w:t>
       </w:r>
       <w:r>
-        <w:t xml:space="preserve"> </w:t>
-      </w:r>
-      <w:r>
-        <w:t xml:space="preserve">— that set excludes</w:t>
-      </w:r>
-      <w:r>
-        <w:t xml:space="preserve"> </w:t>
-      </w:r>
-      <w:r>
-        <w:t xml:space="preserve">everything full-text screening discarded and would forgive every full-text rejection</w:t>
+        <w:t xml:space="preserve">. That set</w:t>
+      </w:r>
+      <w:r>
+        <w:t xml:space="preserve"> </w:t>
+      </w:r>
+      <w:r>
+        <w:t xml:space="preserve">excludes everything full-text screening discarded, and would therefore forgive every full-text</w:t>
+      </w:r>
+      <w:r>
+        <w:t xml:space="preserve"> </w:t>
+      </w:r>
+      <w:r>
+        <w:t xml:space="preserve">rejection and drive recall towards 1.</w:t>
       </w:r>
     </w:p>
     <w:p>
       <w:pPr>
         <w:numPr>
           <w:ilvl w:val="0"/>
-          <w:numId w:val="1017"/>
+          <w:numId w:val="1021"/>
         </w:numPr>
         <w:pStyle w:val="Compact"/>
       </w:pPr>
       <w:r>
-        <w:t xml:space="preserve">the retrieval stage counts</w:t>
+        <w:t xml:space="preserve">The retrieval stage counts</w:t>
       </w:r>
       <w:r>
         <w:t xml:space="preserve"> </w:t>
@@ -7082,29 +7663,47 @@
         <w:t xml:space="preserve"> </w:t>
       </w:r>
       <w:r>
-        <w:t xml:space="preserve">flag. The flag is</w:t>
-      </w:r>
-      <w:r>
-        <w:t xml:space="preserve"> </w:t>
-      </w:r>
-      <w:r>
-        <w:t xml:space="preserve">true for 43 gold studies the screener then received as title and abstract only; those are</w:t>
-      </w:r>
-      <w:r>
-        <w:t xml:space="preserve"> </w:t>
-      </w:r>
-      <w:r>
-        <w:t xml:space="preserve">retrieval failures surfacing one stage late, and 43 of the 68 gold studies lost at full-text</w:t>
-      </w:r>
-      <w:r>
-        <w:t xml:space="preserve"> </w:t>
-      </w:r>
-      <w:r>
-        <w:t xml:space="preserve">screening are of that kind against 25 genuine exclusions</w:t>
-      </w:r>
-    </w:p>
-    <w:bookmarkEnd w:id="33"/>
-    <w:bookmarkStart w:id="34" w:name="null-models"/>
+        <w:t xml:space="preserve">flag. The flag is true</w:t>
+      </w:r>
+      <w:r>
+        <w:t xml:space="preserve"> </w:t>
+      </w:r>
+      <w:r>
+        <w:t xml:space="preserve">for 43 gold studies that the screener then received as title and abstract only; those are</w:t>
+      </w:r>
+      <w:r>
+        <w:t xml:space="preserve"> </w:t>
+      </w:r>
+      <w:r>
+        <w:t xml:space="preserve">retrieval failures surfacing one stage late.</w:t>
+      </w:r>
+      <w:r>
+        <w:t xml:space="preserve"> </w:t>
+      </w:r>
+      <w:r>
+        <w:rPr>
+          <w:bCs/>
+          <w:b/>
+        </w:rPr>
+        <w:t xml:space="preserve">43 of the 68 gold studies lost at full-text</w:t>
+      </w:r>
+      <w:r>
+        <w:rPr>
+          <w:bCs/>
+          <w:b/>
+        </w:rPr>
+        <w:t xml:space="preserve"> </w:t>
+      </w:r>
+      <w:r>
+        <w:rPr>
+          <w:bCs/>
+          <w:b/>
+        </w:rPr>
+        <w:t xml:space="preserve">screening are of that kind, against 25 genuine exclusions.</w:t>
+      </w:r>
+    </w:p>
+    <w:bookmarkEnd w:id="34"/>
+    <w:bookmarkStart w:id="35" w:name="null-models"/>
     <w:p>
       <w:pPr>
         <w:pStyle w:val="Heading2"/>
@@ -7115,20 +7714,38 @@
     </w:p>
     <w:p>
       <w:pPr>
-        <w:pStyle w:val="BlockText"/>
-      </w:pPr>
-      <w:r>
-        <w:rPr>
-          <w:bCs/>
-          <w:b/>
-        </w:rPr>
-        <w:t xml:space="preserve">BRIEF</w:t>
-      </w:r>
-      <w:r>
-        <w:t xml:space="preserve"> </w:t>
-      </w:r>
-      <w:r>
-        <w:t xml:space="preserve">— two spaces, same idea. In map space, 500 size-matched MKDA re-fits per column</w:t>
+        <w:pStyle w:val="FirstParagraph"/>
+      </w:pPr>
+      <w:r>
+        <w:t xml:space="preserve">The same idea in two spaces.</w:t>
+      </w:r>
+    </w:p>
+    <w:p>
+      <w:pPr>
+        <w:numPr>
+          <w:ilvl w:val="0"/>
+          <w:numId w:val="1022"/>
+        </w:numPr>
+        <w:pStyle w:val="Compact"/>
+      </w:pPr>
+      <w:r>
+        <w:rPr>
+          <w:bCs/>
+          <w:b/>
+        </w:rPr>
+        <w:t xml:space="preserve">Map space.</w:t>
+      </w:r>
+      <w:r>
+        <w:t xml:space="preserve"> </w:t>
+      </w:r>
+      <w:r>
+        <w:t xml:space="preserve">For each contrast, the same number of analyses is drawn at random from that</w:t>
+      </w:r>
+      <w:r>
+        <w:t xml:space="preserve"> </w:t>
+      </w:r>
+      <w:r>
+        <w:t xml:space="preserve">contrast’s candidate pool and the meta-analysis re-fitted, 500 times</w:t>
       </w:r>
       <w:r>
         <w:t xml:space="preserve"> </w:t>
@@ -7143,1148 +7760,245 @@
         <w:t xml:space="preserve">scripts/bootstrap_annotation_null.py</w:t>
       </w:r>
       <w:r>
-        <w:t xml:space="preserve">). In ROC space it is closed-form: a size-matched random</w:t>
-      </w:r>
-      <w:r>
-        <w:t xml:space="preserve"> </w:t>
-      </w:r>
-      <w:r>
-        <w:t xml:space="preserve">selector lands at exactly (k/N, k/N) with hypergeometric spread, so no Monte Carlo is needed for</w:t>
-      </w:r>
-      <w:r>
-        <w:t xml:space="preserve"> </w:t>
-      </w:r>
-      <w:r>
-        <w:t xml:space="preserve">the location. Median band width 0.020 in FPR; the two small-N exceptions are</w:t>
-      </w:r>
-      <w:r>
-        <w:t xml:space="preserve"> </w:t>
-      </w:r>
-      <w:r>
-        <w:rPr>
-          <w:rStyle w:val="VerbatimChar"/>
-        </w:rPr>
-        <w:t xml:space="preserve">dementia</w:t>
-      </w:r>
-      <w:r>
-        <w:t xml:space="preserve"> </w:t>
-      </w:r>
-      <w:r>
-        <w:t xml:space="preserve">(0.078)</w:t>
-      </w:r>
-      <w:r>
-        <w:t xml:space="preserve"> </w:t>
-      </w:r>
-      <w:r>
-        <w:t xml:space="preserve">and</w:t>
-      </w:r>
-      <w:r>
-        <w:t xml:space="preserve"> </w:t>
-      </w:r>
-      <w:r>
-        <w:rPr>
-          <w:rStyle w:val="VerbatimChar"/>
-        </w:rPr>
-        <w:t xml:space="preserve">vbm_of_ptsd</w:t>
-      </w:r>
-      <w:r>
-        <w:t xml:space="preserve"> </w:t>
-      </w:r>
-      <w:r>
-        <w:t xml:space="preserve">(0.133 off N = 40).</w:t>
-      </w:r>
-    </w:p>
-    <w:bookmarkEnd w:id="34"/>
-    <w:bookmarkStart w:id="35" w:name="m1.1-code-and-data-availability"/>
-    <w:p>
-      <w:pPr>
-        <w:pStyle w:val="Heading2"/>
-      </w:pPr>
-      <w:r>
-        <w:t xml:space="preserve">M1.1 Code and data availability</w:t>
-      </w:r>
-    </w:p>
-    <w:p>
-      <w:pPr>
-        <w:pStyle w:val="BlockText"/>
-      </w:pPr>
-      <w:r>
-        <w:rPr>
-          <w:bCs/>
-          <w:b/>
-        </w:rPr>
-        <w:t xml:space="preserve">BRIEF</w:t>
-      </w:r>
-      <w:r>
-        <w:t xml:space="preserve"> </w:t>
-      </w:r>
-      <w:r>
-        <w:t xml:space="preserve">— three repositories:</w:t>
-      </w:r>
-      <w:r>
-        <w:t xml:space="preserve"> </w:t>
-      </w:r>
-      <w:r>
-        <w:rPr>
-          <w:rStyle w:val="VerbatimChar"/>
-        </w:rPr>
-        <w:t xml:space="preserve">neurostuff/autonima</w:t>
-      </w:r>
-      <w:r>
-        <w:t xml:space="preserve"> </w:t>
-      </w:r>
-      <w:r>
-        <w:t xml:space="preserve">(the pipeline, 161 tests), this results</w:t>
-      </w:r>
-      <w:r>
-        <w:t xml:space="preserve"> </w:t>
-      </w:r>
-      <w:r>
-        <w:t xml:space="preserve">repository, and neurometabench (the benchmark).</w:t>
-      </w:r>
-      <w:r>
-        <w:t xml:space="preserve"> </w:t>
-      </w:r>
-      <w:r>
-        <w:rPr>
-          <w:bCs/>
-          <w:b/>
-        </w:rPr>
-        <w:t xml:space="preserve">OPEN — blocked on Zenodo DOIs.</w:t>
-      </w:r>
-      <w:r>
-        <w:t xml:space="preserve"> </w:t>
-      </w:r>
-      <w:r>
-        <w:t xml:space="preserve">neurometabench must be at least preprinted with a DOI before</w:t>
-      </w:r>
-      <w:r>
-        <w:t xml:space="preserve"> </w:t>
-      </w:r>
-      <w:r>
-        <w:t xml:space="preserve">or alongside this paper; reviewers will ask where the benchmark is.</w:t>
-      </w:r>
-    </w:p>
-    <w:bookmarkEnd w:id="35"/>
-    <w:bookmarkStart w:id="36" w:name="m1.2-generative-ai-in-development"/>
-    <w:p>
-      <w:pPr>
-        <w:pStyle w:val="Heading2"/>
-      </w:pPr>
-      <w:r>
-        <w:t xml:space="preserve">M1.2 Generative AI in development</w:t>
-      </w:r>
-    </w:p>
-    <w:p>
-      <w:pPr>
-        <w:pStyle w:val="FirstParagraph"/>
-      </w:pPr>
-      <w:r>
-        <w:t xml:space="preserve">We distinguish two uses of generative AI in this work. The first is the object of study: large</w:t>
-      </w:r>
-      <w:r>
-        <w:t xml:space="preserve"> </w:t>
-      </w:r>
-      <w:r>
-        <w:t xml:space="preserve">language models perform abstract and full-text screening, coordinate parsing, and analysis-level</w:t>
-      </w:r>
-      <w:r>
-        <w:t xml:space="preserve"> </w:t>
-      </w:r>
-      <w:r>
-        <w:t xml:space="preserve">analysis selection within the pipeline, and their behaviour at each of those stages is what the paper</w:t>
-      </w:r>
-      <w:r>
-        <w:t xml:space="preserve"> </w:t>
-      </w:r>
-      <w:r>
-        <w:t xml:space="preserve">measures. Models, versions, and prompts for every stage are specified above and released with the</w:t>
-      </w:r>
-      <w:r>
-        <w:t xml:space="preserve"> </w:t>
-      </w:r>
-      <w:r>
-        <w:t xml:space="preserve">code.</w:t>
-      </w:r>
-    </w:p>
-    <w:p>
-      <w:pPr>
-        <w:pStyle w:val="BodyText"/>
-      </w:pPr>
-      <w:r>
-        <w:t xml:space="preserve">The second is the use of generative AI as a development tool, which we declare separately here.</w:t>
-      </w:r>
-      <w:r>
-        <w:t xml:space="preserve"> </w:t>
-      </w:r>
-      <w:r>
-        <w:t xml:space="preserve">During the preparation of this work, the authors used [MODEL(S)] to assist with writing and</w:t>
-      </w:r>
-      <w:r>
-        <w:t xml:space="preserve"> </w:t>
-      </w:r>
-      <w:r>
-        <w:t xml:space="preserve">revising code in the analysis repository, and with editing and revising the text of this</w:t>
-      </w:r>
-      <w:r>
-        <w:t xml:space="preserve"> </w:t>
-      </w:r>
-      <w:r>
-        <w:t xml:space="preserve">manuscript for clarity, readability, and flow. All AI-generated code was reviewed and tested by</w:t>
-      </w:r>
-      <w:r>
-        <w:t xml:space="preserve"> </w:t>
-      </w:r>
-      <w:r>
-        <w:t xml:space="preserve">the authors, and all AI-assisted text was critically reviewed and revised. No analysis result,</w:t>
-      </w:r>
-      <w:r>
-        <w:t xml:space="preserve"> </w:t>
-      </w:r>
-      <w:r>
-        <w:t xml:space="preserve">figure, or numerical claim in this paper was produced by an unreviewed AI process; every number</w:t>
-      </w:r>
-      <w:r>
-        <w:t xml:space="preserve"> </w:t>
-      </w:r>
-      <w:r>
-        <w:t xml:space="preserve">reported here is regenerated from the released artifacts by a script in the analysis repository.</w:t>
-      </w:r>
-      <w:r>
-        <w:t xml:space="preserve"> </w:t>
-      </w:r>
-      <w:r>
-        <w:t xml:space="preserve">The authors take full responsibility for all content presented in this manuscript, including any</w:t>
-      </w:r>
-      <w:r>
-        <w:t xml:space="preserve"> </w:t>
-      </w:r>
-      <w:r>
-        <w:t xml:space="preserve">portions assisted by AI.</w:t>
-      </w:r>
-    </w:p>
-    <w:p>
-      <w:pPr>
-        <w:pStyle w:val="BlockText"/>
-      </w:pPr>
-      <w:r>
-        <w:rPr>
-          <w:bCs/>
-          <w:b/>
-        </w:rPr>
-        <w:t xml:space="preserve">BRIEF</w:t>
-      </w:r>
-      <w:r>
-        <w:t xml:space="preserve"> </w:t>
-      </w:r>
-      <w:r>
-        <w:t xml:space="preserve">— ⚠</w:t>
-      </w:r>
-      <w:r>
-        <w:t xml:space="preserve"> </w:t>
-      </w:r>
-      <w:r>
-        <w:rPr>
-          <w:rStyle w:val="VerbatimChar"/>
-          <w:bCs/>
-          <w:b/>
-        </w:rPr>
-        <w:t xml:space="preserve">[need]</w:t>
-      </w:r>
-      <w:r>
-        <w:rPr>
-          <w:bCs/>
-          <w:b/>
-        </w:rPr>
-        <w:t xml:space="preserve"> </w:t>
-      </w:r>
-      <w:r>
-        <w:rPr>
-          <w:bCs/>
-          <w:b/>
-        </w:rPr>
-        <w:t xml:space="preserve">— nothing written yet</w:t>
-      </w:r>
-      <w:r>
-        <w:t xml:space="preserve">, and one of only two outstanding required items</w:t>
-      </w:r>
-      <w:r>
-        <w:t xml:space="preserve"> </w:t>
-      </w:r>
-      <w:r>
-        <w:t xml:space="preserve">in the whole plan (</w:t>
-      </w:r>
-      <w:r>
-        <w:rPr>
-          <w:rStyle w:val="VerbatimChar"/>
-        </w:rPr>
-        <w:t xml:space="preserve">PAPER_OUTLINE.md:1336</w:t>
-      </w:r>
-      <w:r>
-        <w:t xml:space="preserve">). The organising distinction is to keep AI-as-object-</w:t>
-      </w:r>
-      <w:r>
-        <w:t xml:space="preserve"> </w:t>
-      </w:r>
-      <w:r>
-        <w:t xml:space="preserve">of-study separate from AI-as-development-tool, and to declare the latter explicitly.</w:t>
-      </w:r>
-    </w:p>
-    <w:bookmarkEnd w:id="36"/>
-    <w:bookmarkStart w:id="37" w:name="m1.3-data-leakage-mitigation"/>
-    <w:p>
-      <w:pPr>
-        <w:pStyle w:val="Heading2"/>
-      </w:pPr>
-      <w:r>
-        <w:t xml:space="preserve">M1.3 Data leakage mitigation</w:t>
-      </w:r>
-    </w:p>
-    <w:p>
-      <w:pPr>
-        <w:pStyle w:val="BlockText"/>
-      </w:pPr>
-      <w:r>
-        <w:rPr>
-          <w:bCs/>
-          <w:b/>
-        </w:rPr>
-        <w:t xml:space="preserve">BRIEF</w:t>
-      </w:r>
-      <w:r>
-        <w:t xml:space="preserve"> </w:t>
-      </w:r>
-      <w:r>
-        <w:t xml:space="preserve">— the four-tier run registry in</w:t>
-      </w:r>
-      <w:r>
-        <w:t xml:space="preserve"> </w:t>
-      </w:r>
-      <w:r>
-        <w:rPr>
-          <w:rStyle w:val="VerbatimChar"/>
-        </w:rPr>
-        <w:t xml:space="preserve">run_categories.yaml</w:t>
-      </w:r>
-      <w:r>
-        <w:t xml:space="preserve">:</w:t>
-      </w:r>
-      <w:r>
-        <w:t xml:space="preserve"> </w:t>
-      </w:r>
-      <w:r>
-        <w:rPr>
-          <w:rStyle w:val="VerbatimChar"/>
-        </w:rPr>
-        <w:t xml:space="preserve">verbatim</w:t>
-      </w:r>
-      <w:r>
-        <w:t xml:space="preserve"> </w:t>
-      </w:r>
-      <w:r>
-        <w:t xml:space="preserve">(criteria</w:t>
-      </w:r>
-      <w:r>
-        <w:t xml:space="preserve"> </w:t>
-      </w:r>
-      <w:r>
-        <w:t xml:space="preserve">transcribed from the published methods, held out by construction),</w:t>
-      </w:r>
-      <w:r>
-        <w:t xml:space="preserve"> </w:t>
-      </w:r>
-      <w:r>
-        <w:rPr>
-          <w:rStyle w:val="VerbatimChar"/>
-        </w:rPr>
-        <w:t xml:space="preserve">manual</w:t>
-      </w:r>
-      <w:r>
-        <w:t xml:space="preserve"> </w:t>
-      </w:r>
-      <w:r>
-        <w:t xml:space="preserve">(author-revised</w:t>
-      </w:r>
-      <w:r>
-        <w:t xml:space="preserve"> </w:t>
-      </w:r>
-      <w:r>
-        <w:t xml:space="preserve">after seeing reports),</w:t>
-      </w:r>
-      <w:r>
-        <w:t xml:space="preserve"> </w:t>
-      </w:r>
-      <w:r>
-        <w:rPr>
-          <w:rStyle w:val="VerbatimChar"/>
-        </w:rPr>
-        <w:t xml:space="preserve">best</w:t>
-      </w:r>
-      <w:r>
-        <w:t xml:space="preserve">,</w:t>
-      </w:r>
-      <w:r>
-        <w:t xml:space="preserve"> </w:t>
-      </w:r>
-      <w:r>
-        <w:rPr>
-          <w:rStyle w:val="VerbatimChar"/>
-        </w:rPr>
-        <w:t xml:space="preserve">latest</w:t>
-      </w:r>
-      <w:r>
-        <w:t xml:space="preserve">. Report what each tier saw. The</w:t>
-      </w:r>
-      <w:r>
-        <w:t xml:space="preserve"> </w:t>
-      </w:r>
-      <w:r>
-        <w:rPr>
-          <w:rStyle w:val="VerbatimChar"/>
-        </w:rPr>
-        <w:t xml:space="preserve">verbatim</w:t>
-      </w:r>
-      <w:r>
-        <w:t xml:space="preserve"> </w:t>
-      </w:r>
-      <w:r>
-        <w:t xml:space="preserve">tier is a</w:t>
-      </w:r>
-      <w:r>
-        <w:t xml:space="preserve"> </w:t>
-      </w:r>
-      <w:r>
-        <w:t xml:space="preserve">held-out schema run nine times, which is the overfitting rebuttal.</w:t>
-      </w:r>
-    </w:p>
-    <w:bookmarkEnd w:id="37"/>
-    <w:bookmarkStart w:id="38" w:name="m1.4-hyperparameter-tuning-protocol"/>
-    <w:p>
-      <w:pPr>
-        <w:pStyle w:val="Heading2"/>
-      </w:pPr>
-      <w:r>
-        <w:t xml:space="preserve">M1.4 Hyperparameter tuning protocol</w:t>
-      </w:r>
-    </w:p>
-    <w:p>
-      <w:pPr>
-        <w:pStyle w:val="BlockText"/>
-      </w:pPr>
-      <w:r>
-        <w:rPr>
-          <w:bCs/>
-          <w:b/>
-        </w:rPr>
-        <w:t xml:space="preserve">BRIEF</w:t>
-      </w:r>
-      <w:r>
-        <w:t xml:space="preserve"> </w:t>
-      </w:r>
-      <w:r>
-        <w:t xml:space="preserve">—</w:t>
-      </w:r>
-      <w:r>
-        <w:t xml:space="preserve"> </w:t>
-      </w:r>
-      <w:r>
-        <w:rPr>
-          <w:rStyle w:val="VerbatimChar"/>
-        </w:rPr>
-        <w:t xml:space="preserve">scripts/run_tiers.py</w:t>
-      </w:r>
-      <w:r>
-        <w:t xml:space="preserve"> </w:t>
-      </w:r>
-      <w:r>
-        <w:t xml:space="preserve">and the recorded</w:t>
-      </w:r>
-      <w:r>
-        <w:t xml:space="preserve"> </w:t>
-      </w:r>
-      <w:r>
-        <w:rPr>
-          <w:rStyle w:val="VerbatimChar"/>
-        </w:rPr>
-        <w:t xml:space="preserve">best-reason</w:t>
-      </w:r>
-      <w:r>
-        <w:t xml:space="preserve"> </w:t>
-      </w:r>
-      <w:r>
-        <w:t xml:space="preserve">for each promotion. The</w:t>
-      </w:r>
-      <w:r>
-        <w:t xml:space="preserve"> </w:t>
-      </w:r>
-      <w:r>
-        <w:t xml:space="preserve">honest framing is that</w:t>
-      </w:r>
-      <w:r>
-        <w:t xml:space="preserve"> </w:t>
-      </w:r>
-      <w:r>
-        <w:rPr>
-          <w:rStyle w:val="VerbatimChar"/>
-        </w:rPr>
-        <w:t xml:space="preserve">verbatim → manual</w:t>
-      </w:r>
-      <w:r>
-        <w:t xml:space="preserve"> </w:t>
-      </w:r>
-      <w:r>
-        <w:t xml:space="preserve">uncovered major oversights in the criteria rather</w:t>
-      </w:r>
-      <w:r>
-        <w:t xml:space="preserve"> </w:t>
-      </w:r>
-      <w:r>
-        <w:t xml:space="preserve">than tuning to the benchmark, which is why it is reported as mis-specification (Discussion)</w:t>
-      </w:r>
-      <w:r>
-        <w:t xml:space="preserve"> </w:t>
-      </w:r>
-      <w:r>
-        <w:t xml:space="preserve">rather than as overfitting.</w:t>
-      </w:r>
-    </w:p>
-    <w:bookmarkEnd w:id="38"/>
-    <w:bookmarkStart w:id="39" w:name="m1.5-statistical-reporting"/>
-    <w:p>
-      <w:pPr>
-        <w:pStyle w:val="Heading2"/>
-      </w:pPr>
-      <w:r>
-        <w:t xml:space="preserve">M1.5 Statistical reporting</w:t>
-      </w:r>
-    </w:p>
-    <w:p>
-      <w:pPr>
-        <w:pStyle w:val="BlockText"/>
-      </w:pPr>
-      <w:r>
-        <w:rPr>
-          <w:bCs/>
-          <w:b/>
-        </w:rPr>
-        <w:t xml:space="preserve">BRIEF</w:t>
-      </w:r>
-      <w:r>
-        <w:t xml:space="preserve"> </w:t>
-      </w:r>
-      <w:r>
-        <w:t xml:space="preserve">—</w:t>
-      </w:r>
-      <w:r>
-        <w:t xml:space="preserve"> </w:t>
-      </w:r>
-      <w:r>
-        <w:rPr>
-          <w:rStyle w:val="VerbatimChar"/>
-        </w:rPr>
-        <w:t xml:space="preserve">[have]</w:t>
-      </w:r>
-      <w:r>
-        <w:t xml:space="preserve">. Cluster bootstrap</w:t>
-      </w:r>
-      <w:r>
-        <w:t xml:space="preserve"> </w:t>
-      </w:r>
-      <w:r>
-        <w:rPr>
-          <w:bCs/>
-          <w:b/>
-        </w:rPr>
-        <w:t xml:space="preserve">over projects, not columns</w:t>
-      </w:r>
-      <w:r>
-        <w:t xml:space="preserve">, because columns within a</w:t>
-      </w:r>
-      <w:r>
-        <w:t xml:space="preserve"> </w:t>
-      </w:r>
-      <w:r>
-        <w:t xml:space="preserve">project are not independent; percentile CIs; sign test over columns. 20,000 resamples, seed 0.</w:t>
-      </w:r>
-      <w:r>
-        <w:t xml:space="preserve"> </w:t>
-      </w:r>
-      <w:r>
-        <w:t xml:space="preserve">All arms share a retrieval vintage — a methodological requirement learned the hard way</w:t>
-      </w:r>
-      <w:r>
-        <w:t xml:space="preserve"> </w:t>
-      </w:r>
-      <w:r>
-        <w:t xml:space="preserve">(</w:t>
-      </w:r>
-      <w:r>
-        <w:rPr>
-          <w:rStyle w:val="VerbatimChar"/>
-        </w:rPr>
-        <w:t xml:space="preserve">PAPER_OUTLINE.md:956</w:t>
-      </w:r>
-      <w:r>
-        <w:t xml:space="preserve">), and it needs stating here.</w:t>
-      </w:r>
-    </w:p>
-    <w:bookmarkEnd w:id="39"/>
-    <w:bookmarkEnd w:id="40"/>
-    <w:bookmarkStart w:id="41" w:name="references"/>
-    <w:p>
-      <w:pPr>
-        <w:pStyle w:val="Heading1"/>
-      </w:pPr>
-      <w:r>
-        <w:t xml:space="preserve">References</w:t>
-      </w:r>
-    </w:p>
-    <w:p>
-      <w:pPr>
-        <w:pStyle w:val="FirstParagraph"/>
-      </w:pPr>
+        <w:t xml:space="preserve">). This controls for the possibility that the advantage</w:t>
+      </w:r>
+      <w:r>
+        <w:t xml:space="preserve"> </w:t>
+      </w:r>
+      <w:r>
+        <w:t xml:space="preserve">comes from pooling fewer analyses rather than better ones.</w:t>
+      </w:r>
+    </w:p>
+    <w:p>
+      <w:pPr>
+        <w:numPr>
+          <w:ilvl w:val="0"/>
+          <w:numId w:val="1022"/>
+        </w:numPr>
+        <w:pStyle w:val="Compact"/>
+      </w:pPr>
+      <w:r>
+        <w:rPr>
+          <w:bCs/>
+          <w:b/>
+        </w:rPr>
+        <w:t xml:space="preserve">ROC space.</w:t>
+      </w:r>
+      <w:r>
+        <w:t xml:space="preserve"> </w:t>
+      </w:r>
+      <w:r>
+        <w:t xml:space="preserve">Closed-form: a size-matched random selector lands at exactly (</w:t>
+      </w:r>
       <w:r>
         <w:rPr>
           <w:iCs/>
           <w:i/>
         </w:rPr>
-        <w:t xml:space="preserve">~50 references. Numbered, Nature style.</w:t>
-      </w:r>
-    </w:p>
-    <w:p>
-      <w:pPr>
-        <w:pStyle w:val="BodyText"/>
-      </w:pPr>
-      <w:r>
-        <w:t xml:space="preserve">1. [neurometabench companion paper —</w:t>
-      </w:r>
-      <w:r>
-        <w:t xml:space="preserve"> </w:t>
-      </w:r>
-      <w:r>
-        <w:rPr>
-          <w:bCs/>
-          <w:b/>
-        </w:rPr>
-        <w:t xml:space="preserve">needs Zenodo DOI</w:t>
-      </w:r>
-      <w:r>
-        <w:t xml:space="preserve">]</w:t>
-      </w:r>
-    </w:p>
-    <w:p>
-      <w:pPr>
-        <w:pStyle w:val="BodyText"/>
-      </w:pPr>
-      <w:r>
-        <w:t xml:space="preserve">2. Yarkoni, T. et al. Large-scale automated synthesis of human functional neuroimaging data.</w:t>
-      </w:r>
-      <w:r>
-        <w:t xml:space="preserve"> </w:t>
+        <w:t xml:space="preserve">k</w:t>
+      </w:r>
+      <w:r>
+        <w:t xml:space="preserve">/</w:t>
       </w:r>
       <w:r>
         <w:rPr>
           <w:iCs/>
           <w:i/>
         </w:rPr>
-        <w:t xml:space="preserve">Nat. Methods</w:t>
-      </w:r>
-      <w:r>
-        <w:t xml:space="preserve"> </w:t>
-      </w:r>
-      <w:r>
-        <w:rPr>
-          <w:bCs/>
-          <w:b/>
-        </w:rPr>
-        <w:t xml:space="preserve">8</w:t>
-      </w:r>
-      <w:r>
-        <w:t xml:space="preserve">, 665–670 (2011).</w:t>
-      </w:r>
-    </w:p>
-    <w:p>
-      <w:pPr>
-        <w:pStyle w:val="BodyText"/>
-      </w:pPr>
-      <w:r>
-        <w:t xml:space="preserve">3. Hill-Bowen, L. D. et al. </w:t>
+        <w:t xml:space="preserve">N</w:t>
+      </w:r>
+      <w:r>
+        <w:t xml:space="preserve">,</w:t>
+      </w:r>
+      <w:r>
+        <w:t xml:space="preserve"> </w:t>
       </w:r>
       <w:r>
         <w:rPr>
           <w:iCs/>
           <w:i/>
         </w:rPr>
-        <w:t xml:space="preserve">Drug Alcohol Depend.</w:t>
-      </w:r>
-      <w:r>
-        <w:t xml:space="preserve"> </w:t>
-      </w:r>
-      <w:r>
-        <w:rPr>
-          <w:bCs/>
-          <w:b/>
-        </w:rPr>
-        <w:t xml:space="preserve">240</w:t>
-      </w:r>
-      <w:r>
-        <w:t xml:space="preserve">, 109625 (2022). PMID 36115222.</w:t>
-      </w:r>
-    </w:p>
-    <w:p>
-      <w:pPr>
-        <w:pStyle w:val="BodyText"/>
-      </w:pPr>
-      <w:r>
-        <w:t xml:space="preserve">4. [NiMARE]</w:t>
-      </w:r>
-    </w:p>
-    <w:p>
-      <w:pPr>
-        <w:pStyle w:val="BodyText"/>
-      </w:pPr>
-      <w:r>
-        <w:t xml:space="preserve">5. [pubget]</w:t>
-      </w:r>
-    </w:p>
-    <w:p>
-      <w:pPr>
-        <w:pStyle w:val="BodyText"/>
-      </w:pPr>
-      <w:r>
-        <w:t xml:space="preserve">6. [NeuroQuery]</w:t>
-      </w:r>
-    </w:p>
-    <w:p>
-      <w:pPr>
-        <w:pStyle w:val="BodyText"/>
-      </w:pPr>
-      <w:r>
-        <w:t xml:space="preserve">7. [NeuroVLM]</w:t>
-      </w:r>
-    </w:p>
-    <w:p>
-      <w:pPr>
-        <w:pStyle w:val="BlockText"/>
-      </w:pPr>
-      <w:r>
-        <w:rPr>
-          <w:bCs/>
-          <w:b/>
-        </w:rPr>
-        <w:t xml:space="preserve">OPEN</w:t>
-      </w:r>
-      <w:r>
-        <w:t xml:space="preserve"> </w:t>
-      </w:r>
-      <w:r>
-        <w:t xml:space="preserve">— no bibliography exists. The 603</w:t>
-      </w:r>
-      <w:r>
-        <w:t xml:space="preserve"> </w:t>
-      </w:r>
-      <w:r>
-        <w:rPr>
-          <w:rStyle w:val="VerbatimChar"/>
-        </w:rPr>
-        <w:t xml:space="preserve">.bib</w:t>
-      </w:r>
-      <w:r>
-        <w:t xml:space="preserve"> </w:t>
-      </w:r>
-      <w:r>
-        <w:t xml:space="preserve">files in the repo are per-run study lists</w:t>
-      </w:r>
-      <w:r>
-        <w:t xml:space="preserve"> </w:t>
-      </w:r>
-      <w:r>
-        <w:t xml:space="preserve">(</w:t>
-      </w:r>
-      <w:r>
-        <w:rPr>
-          <w:rStyle w:val="VerbatimChar"/>
-        </w:rPr>
-        <w:t xml:space="preserve">projects/**/outputs/meta_analysis_results/*/references.bib</w:t>
-      </w:r>
-      <w:r>
-        <w:t xml:space="preserve">), not paper citations.</w:t>
-      </w:r>
-    </w:p>
-    <w:bookmarkEnd w:id="41"/>
-    <w:bookmarkStart w:id="46" w:name="figure-legends"/>
-    <w:p>
-      <w:pPr>
-        <w:pStyle w:val="Heading1"/>
-      </w:pPr>
-      <w:r>
-        <w:t xml:space="preserve">Figure legends</w:t>
-      </w:r>
-    </w:p>
-    <w:p>
-      <w:pPr>
-        <w:pStyle w:val="BlockText"/>
-      </w:pPr>
-      <w:r>
-        <w:rPr>
-          <w:bCs/>
-          <w:b/>
-        </w:rPr>
-        <w:t xml:space="preserve">BRIEF — numbering follows order of first citation</w:t>
-      </w:r>
-      <w:r>
-        <w:t xml:space="preserve">, which Nature requires and which matches</w:t>
-      </w:r>
-      <w:r>
-        <w:t xml:space="preserve"> </w:t>
-      </w:r>
-      <w:r>
-        <w:t xml:space="preserve">the placeholder layout in the draft: the emotion-regulation exemplar is first cited in the</w:t>
-      </w:r>
-      <w:r>
-        <w:t xml:space="preserve"> </w:t>
-      </w:r>
-      <w:r>
-        <w:t xml:space="preserve">Figure 4 section, so it is</w:t>
-      </w:r>
-      <w:r>
-        <w:t xml:space="preserve"> </w:t>
-      </w:r>
-      <w:r>
-        <w:rPr>
-          <w:bCs/>
-          <w:b/>
-        </w:rPr>
-        <w:t xml:space="preserve">Figure 5</w:t>
-      </w:r>
-      <w:r>
-        <w:t xml:space="preserve">, and the decomposition is</w:t>
-      </w:r>
-      <w:r>
-        <w:t xml:space="preserve"> </w:t>
-      </w:r>
-      <w:r>
-        <w:rPr>
-          <w:bCs/>
-          <w:b/>
-        </w:rPr>
-        <w:t xml:space="preserve">Figure 6</w:t>
-      </w:r>
-      <w:r>
-        <w:t xml:space="preserve">. The repo</w:t>
-      </w:r>
-      <w:r>
-        <w:t xml:space="preserve"> </w:t>
-      </w:r>
-      <w:r>
-        <w:t xml:space="preserve">currently names these the other way round (</w:t>
-      </w:r>
-      <w:r>
-        <w:rPr>
-          <w:rStyle w:val="VerbatimChar"/>
-        </w:rPr>
-        <w:t xml:space="preserve">figure5_selection_decomposition</w:t>
-      </w:r>
-      <w:r>
-        <w:t xml:space="preserve">,</w:t>
-      </w:r>
-      <w:r>
-        <w:t xml:space="preserve"> </w:t>
-      </w:r>
-      <w:r>
-        <w:rPr>
-          <w:rStyle w:val="VerbatimChar"/>
-        </w:rPr>
-        <w:t xml:space="preserve">figure_er_surface_contrasts</w:t>
-      </w:r>
-      <w:r>
-        <w:t xml:space="preserve">); the files need renaming to match, and the draft’s one inline</w:t>
-      </w:r>
-      <w:r>
-        <w:t xml:space="preserve"> </w:t>
-      </w:r>
-      <w:r>
-        <w:t xml:space="preserve">“</w:t>
-      </w:r>
-      <w:r>
-        <w:t xml:space="preserve">(Fig. 6)</w:t>
-      </w:r>
-      <w:r>
-        <w:t xml:space="preserve">”</w:t>
-      </w:r>
-      <w:r>
-        <w:t xml:space="preserve"> </w:t>
-      </w:r>
-      <w:r>
-        <w:t xml:space="preserve">for the emotion-regulation map becomes</w:t>
-      </w:r>
-      <w:r>
-        <w:t xml:space="preserve"> </w:t>
-      </w:r>
-      <w:r>
-        <w:t xml:space="preserve">“</w:t>
-      </w:r>
-      <w:r>
-        <w:t xml:space="preserve">(Fig. 5)</w:t>
-      </w:r>
-      <w:r>
-        <w:t xml:space="preserve">”</w:t>
-      </w:r>
-      <w:r>
-        <w:t xml:space="preserve">.</w:t>
-      </w:r>
-    </w:p>
-    <w:p>
-      <w:pPr>
-        <w:pStyle w:val="FirstParagraph"/>
-      </w:pPr>
-      <w:r>
-        <w:rPr>
-          <w:bCs/>
-          <w:b/>
-        </w:rPr>
-        <w:t xml:space="preserve">Fig. 1 | AutoNIMA, and the unit that determines a meta-analytic result.</w:t>
-      </w:r>
-      <w:r>
-        <w:t xml:space="preserve"> </w:t>
-      </w:r>
-      <w:r>
-        <w:rPr>
-          <w:bCs/>
-          <w:b/>
-        </w:rPr>
-        <w:t xml:space="preserve">a</w:t>
-      </w:r>
-      <w:r>
-        <w:t xml:space="preserve">, The workflow. A research question is expressed as explicit article- and contrast-level</w:t>
-      </w:r>
-      <w:r>
-        <w:t xml:space="preserve"> </w:t>
-      </w:r>
-      <w:r>
-        <w:t xml:space="preserve">eligibility criteria, which govern a sequence of assessments over progressively more detailed</w:t>
-      </w:r>
-      <w:r>
-        <w:t xml:space="preserve"> </w:t>
-      </w:r>
-      <w:r>
-        <w:t xml:space="preserve">evidence: a PubMed search, abstract screening, full-text retrieval and screening, heuristic</w:t>
-      </w:r>
-      <w:r>
-        <w:t xml:space="preserve"> </w:t>
-      </w:r>
-      <w:r>
-        <w:t xml:space="preserve">identification of candidate coordinate tables, LLM parsing of those tables into distinct</w:t>
-      </w:r>
-      <w:r>
-        <w:t xml:space="preserve"> </w:t>
-      </w:r>
-      <w:r>
-        <w:t xml:space="preserve">analyses, and LLM assignment of each analysis to the target contrasts it satisfies. Coordinates</w:t>
-      </w:r>
-      <w:r>
-        <w:t xml:space="preserve"> </w:t>
-      </w:r>
-      <w:r>
-        <w:t xml:space="preserve">from the selected analyses are submitted to coordinate-based meta-analysis, yielding one spatial</w:t>
-      </w:r>
-      <w:r>
-        <w:t xml:space="preserve"> </w:t>
-      </w:r>
-      <w:r>
-        <w:t xml:space="preserve">map per target contrast.</w:t>
-      </w:r>
-      <w:r>
-        <w:t xml:space="preserve"> </w:t>
-      </w:r>
-      <w:r>
-        <w:rPr>
-          <w:bCs/>
-          <w:b/>
-        </w:rPr>
-        <w:t xml:space="preserve">b</w:t>
-      </w:r>
-      <w:r>
-        <w:t xml:space="preserve">, Article eligibility is not analysis eligibility. A single eligible</w:t>
-      </w:r>
-      <w:r>
-        <w:t xml:space="preserve"> </w:t>
-      </w:r>
-      <w:r>
-        <w:t xml:space="preserve">article reports</w:t>
-      </w:r>
-      <w:r>
-        <w:t xml:space="preserve"> </w:t>
+        <w:t xml:space="preserve">k</w:t>
+      </w:r>
+      <w:r>
+        <w:t xml:space="preserve">/</w:t>
       </w:r>
       <w:r>
         <w:rPr>
           <w:iCs/>
           <w:i/>
         </w:rPr>
-        <w:t xml:space="preserve">k</w:t>
-      </w:r>
-      <w:r>
-        <w:t xml:space="preserve"> </w:t>
-      </w:r>
-      <w:r>
-        <w:t xml:space="preserve">statistical comparisons, and typically only a subset addresses any one target;</w:t>
-      </w:r>
-      <w:r>
-        <w:t xml:space="preserve"> </w:t>
-      </w:r>
-      <w:r>
-        <w:t xml:space="preserve">pooling every coordinate in the article answers a different question from the one posed.</w:t>
-      </w:r>
-    </w:p>
-    <w:p>
-      <w:pPr>
-        <w:pStyle w:val="BodyText"/>
-      </w:pPr>
-      <w:r>
-        <w:rPr>
-          <w:bCs/>
-          <w:b/>
-        </w:rPr>
-        <w:t xml:space="preserve">Fig. 2 | Screening raises precision against expert curation while retaining most assessable</w:t>
-      </w:r>
-      <w:r>
-        <w:rPr>
-          <w:bCs/>
-          <w:b/>
-        </w:rPr>
-        <w:t xml:space="preserve"> </w:t>
-      </w:r>
-      <w:r>
-        <w:rPr>
-          <w:bCs/>
-          <w:b/>
-        </w:rPr>
-        <w:t xml:space="preserve">studies.</w:t>
-      </w:r>
-      <w:r>
-        <w:t xml:space="preserve"> </w:t>
-      </w:r>
-      <w:r>
-        <w:rPr>
-          <w:bCs/>
-          <w:b/>
-        </w:rPr>
-        <w:t xml:space="preserve">a</w:t>
-      </w:r>
-      <w:r>
-        <w:t xml:space="preserve">, Precision, the proportion of retained articles present in the expert inclusion</w:t>
-      </w:r>
-      <w:r>
-        <w:t xml:space="preserve"> </w:t>
-      </w:r>
-      <w:r>
-        <w:t xml:space="preserve">list, at each stage of the workflow.</w:t>
-      </w:r>
-      <w:r>
-        <w:t xml:space="preserve"> </w:t>
-      </w:r>
-      <w:r>
-        <w:rPr>
-          <w:bCs/>
-          <w:b/>
-        </w:rPr>
-        <w:t xml:space="preserve">b</w:t>
-      </w:r>
-      <w:r>
-        <w:t xml:space="preserve">, Recall at each stage, computed against an</w:t>
-      </w:r>
-      <w:r>
-        <w:t xml:space="preserve"> </w:t>
+        <w:t xml:space="preserve">N</w:t>
+      </w:r>
+      <w:r>
+        <w:t xml:space="preserve">),</w:t>
+      </w:r>
+      <w:r>
+        <w:t xml:space="preserve"> </w:t>
+      </w:r>
+      <w:r>
+        <w:t xml:space="preserve">so no Monte Carlo is needed for the location, and the spread is hypergeometric. Median band</w:t>
+      </w:r>
+      <w:r>
+        <w:t xml:space="preserve"> </w:t>
+      </w:r>
+      <w:r>
+        <w:t xml:space="preserve">width is 0.020 in FPR; the two small-</w:t>
       </w:r>
       <w:r>
         <w:rPr>
           <w:iCs/>
           <w:i/>
         </w:rPr>
-        <w:t xml:space="preserve">attainable</w:t>
-      </w:r>
-      <w:r>
-        <w:t xml:space="preserve"> </w:t>
-      </w:r>
-      <w:r>
-        <w:t xml:space="preserve">denominator: at each stage the denominator drops the studies that became unavailable</w:t>
-      </w:r>
-      <w:r>
-        <w:t xml:space="preserve"> </w:t>
-      </w:r>
-      <w:r>
-        <w:t xml:space="preserve">there — not returned by the search, no usable full text, or no parseable coordinates — and never</w:t>
-      </w:r>
-      <w:r>
-        <w:t xml:space="preserve"> </w:t>
-      </w:r>
-      <w:r>
-        <w:t xml:space="preserve">drops a study that was rejected on judgement. The search stage is therefore 1.000 by</w:t>
-      </w:r>
-      <w:r>
-        <w:t xml:space="preserve"> </w:t>
-      </w:r>
-      <w:r>
-        <w:t xml:space="preserve">construction, being a pure availability stage; the PubMed search returned a mean of 86% of the</w:t>
-      </w:r>
-      <w:r>
-        <w:t xml:space="preserve"> </w:t>
-      </w:r>
-      <w:r>
-        <w:t xml:space="preserve">expert-included studies (range 60–96%), and that ceiling is the quantity the denominator removes.</w:t>
-      </w:r>
-      <w:r>
-        <w:t xml:space="preserve"> </w:t>
-      </w:r>
-      <w:r>
-        <w:t xml:space="preserve">Each line is one project (</w:t>
+        <w:t xml:space="preserve">N</w:t>
+      </w:r>
+      <w:r>
+        <w:t xml:space="preserve"> </w:t>
+      </w:r>
+      <w:r>
+        <w:t xml:space="preserve">exceptions are dementia (0.078) and</w:t>
+      </w:r>
+      <w:r>
+        <w:t xml:space="preserve"> </w:t>
+      </w:r>
+      <w:r>
+        <w:rPr>
+          <w:rStyle w:val="VerbatimChar"/>
+        </w:rPr>
+        <w:t xml:space="preserve">vbm_of_ptsd</w:t>
+      </w:r>
+      <w:r>
+        <w:t xml:space="preserve"> </w:t>
+      </w:r>
+      <w:r>
+        <w:t xml:space="preserve">(0.133 off</w:t>
+      </w:r>
+      <w:r>
+        <w:t xml:space="preserve"> </w:t>
       </w:r>
       <w:r>
         <w:rPr>
           <w:iCs/>
           <w:i/>
         </w:rPr>
-        <w:t xml:space="preserve">n</w:t>
-      </w:r>
-      <w:r>
-        <w:t xml:space="preserve"> </w:t>
-      </w:r>
-      <w:r>
-        <w:t xml:space="preserve">= 9); the heavy black line is the cross-project mean. Because</w:t>
-      </w:r>
-      <w:r>
-        <w:t xml:space="preserve"> </w:t>
-      </w:r>
-      <w:r>
-        <w:t xml:space="preserve">availability losses leave the denominator but screening decisions do not, the decline in</w:t>
-      </w:r>
-      <w:r>
-        <w:t xml:space="preserve"> </w:t>
-      </w:r>
-      <w:r>
-        <w:rPr>
-          <w:bCs/>
-          <w:b/>
-        </w:rPr>
-        <w:t xml:space="preserve">b</w:t>
-      </w:r>
-      <w:r>
-        <w:t xml:space="preserve"> </w:t>
-      </w:r>
-      <w:r>
-        <w:t xml:space="preserve">is</w:t>
-      </w:r>
-      <w:r>
-        <w:t xml:space="preserve"> </w:t>
-      </w:r>
-      <w:r>
-        <w:t xml:space="preserve">attributable to eligibility judgements alone. Scored instead against every expert-included study,</w:t>
-      </w:r>
-      <w:r>
-        <w:t xml:space="preserve"> </w:t>
-      </w:r>
-      <w:r>
-        <w:t xml:space="preserve">recall at analysis selection reads 0.48 rather than 0.82.</w:t>
+        <w:t xml:space="preserve">N</w:t>
+      </w:r>
+      <w:r>
+        <w:t xml:space="preserve"> </w:t>
+      </w:r>
+      <w:r>
+        <w:t xml:space="preserve">= 40).</w:t>
+      </w:r>
+    </w:p>
+    <w:bookmarkEnd w:id="35"/>
+    <w:bookmarkStart w:id="36" w:name="m1.1-code-and-data-availability"/>
+    <w:p>
+      <w:pPr>
+        <w:pStyle w:val="Heading2"/>
+      </w:pPr>
+      <w:r>
+        <w:t xml:space="preserve">M1.1 Code and data availability</w:t>
+      </w:r>
+    </w:p>
+    <w:p>
+      <w:pPr>
+        <w:pStyle w:val="FirstParagraph"/>
+      </w:pPr>
+      <w:r>
+        <w:t xml:space="preserve">Three repositories:</w:t>
+      </w:r>
+      <w:r>
+        <w:t xml:space="preserve"> </w:t>
+      </w:r>
+      <w:r>
+        <w:rPr>
+          <w:rStyle w:val="VerbatimChar"/>
+        </w:rPr>
+        <w:t xml:space="preserve">neurostuff/autonima</w:t>
+      </w:r>
+      <w:r>
+        <w:t xml:space="preserve"> </w:t>
+      </w:r>
+      <w:r>
+        <w:t xml:space="preserve">(the pipeline, with a suite of 197 tests), this</w:t>
+      </w:r>
+      <w:r>
+        <w:t xml:space="preserve"> </w:t>
+      </w:r>
+      <w:r>
+        <w:t xml:space="preserve">analysis repository (configurations, run artifacts, report scripts and every figure), and</w:t>
+      </w:r>
+      <w:r>
+        <w:t xml:space="preserve"> </w:t>
+      </w:r>
+      <w:r>
+        <w:t xml:space="preserve">neurometabench (the benchmark).</w:t>
+      </w:r>
+    </w:p>
+    <w:p>
+      <w:pPr>
+        <w:pStyle w:val="BlockText"/>
+      </w:pPr>
+      <w:r>
+        <w:rPr>
+          <w:bCs/>
+          <w:b/>
+        </w:rPr>
+        <w:t xml:space="preserve">OPEN — blocked on Zenodo DOIs.</w:t>
+      </w:r>
+      <w:r>
+        <w:t xml:space="preserve"> </w:t>
+      </w:r>
+      <w:r>
+        <w:t xml:space="preserve">neurometabench must be at least preprinted with a DOI before</w:t>
+      </w:r>
+      <w:r>
+        <w:t xml:space="preserve"> </w:t>
+      </w:r>
+      <w:r>
+        <w:t xml:space="preserve">or alongside this paper; reviewers will ask where the benchmark is.</w:t>
+      </w:r>
+    </w:p>
+    <w:bookmarkEnd w:id="36"/>
+    <w:bookmarkStart w:id="37" w:name="m1.2-generative-ai-in-development"/>
+    <w:p>
+      <w:pPr>
+        <w:pStyle w:val="Heading2"/>
+      </w:pPr>
+      <w:r>
+        <w:t xml:space="preserve">M1.2 Generative AI in development</w:t>
+      </w:r>
+    </w:p>
+    <w:p>
+      <w:pPr>
+        <w:pStyle w:val="FirstParagraph"/>
+      </w:pPr>
+      <w:r>
+        <w:t xml:space="preserve">We distinguish two uses of generative AI in this work. The first is the object of study: large</w:t>
+      </w:r>
+      <w:r>
+        <w:t xml:space="preserve"> </w:t>
+      </w:r>
+      <w:r>
+        <w:t xml:space="preserve">language models perform abstract and full-text screening, coordinate parsing, and analysis-level</w:t>
+      </w:r>
+      <w:r>
+        <w:t xml:space="preserve"> </w:t>
+      </w:r>
+      <w:r>
+        <w:t xml:space="preserve">selection within the pipeline, and their behaviour at each of those stages is what the paper</w:t>
+      </w:r>
+      <w:r>
+        <w:t xml:space="preserve"> </w:t>
+      </w:r>
+      <w:r>
+        <w:t xml:space="preserve">measures. Models, versions, and prompts for every stage are specified above and released with the</w:t>
+      </w:r>
+      <w:r>
+        <w:t xml:space="preserve"> </w:t>
+      </w:r>
+      <w:r>
+        <w:t xml:space="preserve">code.</w:t>
       </w:r>
     </w:p>
     <w:p>
@@ -8292,194 +8006,123 @@
         <w:pStyle w:val="BodyText"/>
       </w:pPr>
       <w:r>
-        <w:rPr>
-          <w:bCs/>
-          <w:b/>
-        </w:rPr>
-        <w:t xml:space="preserve">Fig. 3 | LLMs recover expert-curated analyses and identify relevant contrast assignments.</w:t>
-      </w:r>
-      <w:r>
-        <w:t xml:space="preserve"> </w:t>
-      </w:r>
-      <w:r>
-        <w:rPr>
-          <w:bCs/>
-          <w:b/>
-        </w:rPr>
-        <w:t xml:space="preserve">a</w:t>
-      </w:r>
-      <w:r>
-        <w:t xml:space="preserve">, LLM-based parsing recovered a mean of 91.4% of expert-curated analyses (filled markers),</w:t>
-      </w:r>
-      <w:r>
-        <w:t xml:space="preserve"> </w:t>
-      </w:r>
-      <w:r>
-        <w:t xml:space="preserve">compared with 33.3% when each coordinate table was treated as a single analysis (open markers);</w:t>
-      </w:r>
-      <w:r>
-        <w:t xml:space="preserve"> </w:t>
-      </w:r>
-      <w:r>
-        <w:t xml:space="preserve">colour identifies the project, and marker fill encodes the method, so the comparison holds in</w:t>
-      </w:r>
-      <w:r>
-        <w:t xml:space="preserve"> </w:t>
-      </w:r>
-      <w:r>
-        <w:t xml:space="preserve">greyscale and under colour-vision deficiency. In seven of nine projects the single-analysis-per-</w:t>
-      </w:r>
-      <w:r>
-        <w:t xml:space="preserve"> </w:t>
-      </w:r>
-      <w:r>
-        <w:t xml:space="preserve">table baseline regroups the same extracted coordinates, holding extraction fixed so that only the</w:t>
-      </w:r>
-      <w:r>
-        <w:t xml:space="preserve"> </w:t>
-      </w:r>
-      <w:r>
-        <w:t xml:space="preserve">grouping differs. Automatically extracted and expert-curated analyses were matched using optimal</w:t>
-      </w:r>
-      <w:r>
-        <w:t xml:space="preserve"> </w:t>
-      </w:r>
-      <w:r>
-        <w:t xml:space="preserve">one-to-one assignment based on coordinate and label similarity (Methods). Parsing was scored on</w:t>
-      </w:r>
-      <w:r>
-        <w:t xml:space="preserve"> </w:t>
-      </w:r>
-      <w:r>
-        <w:t xml:space="preserve">the 663 of 1,047 expert-included articles (63%) that yielded at least one automatically extracted</w:t>
-      </w:r>
-      <w:r>
-        <w:t xml:space="preserve"> </w:t>
-      </w:r>
-      <w:r>
-        <w:t xml:space="preserve">analysis; post-hoc review of the remainder identified absence of coordinate data from the main</w:t>
-      </w:r>
-      <w:r>
-        <w:t xml:space="preserve"> </w:t>
-      </w:r>
-      <w:r>
-        <w:t xml:space="preserve">text — most often results reported only in supplementary tables — as the single largest cause of</w:t>
-      </w:r>
-      <w:r>
-        <w:t xml:space="preserve"> </w:t>
-      </w:r>
-      <w:r>
-        <w:t xml:space="preserve">extraction failure.</w:t>
-      </w:r>
-      <w:r>
-        <w:t xml:space="preserve"> </w:t>
-      </w:r>
-      <w:r>
-        <w:rPr>
-          <w:bCs/>
-          <w:b/>
-        </w:rPr>
-        <w:t xml:space="preserve">b</w:t>
-      </w:r>
-      <w:r>
-        <w:t xml:space="preserve">, True-positive rate (recall) against false-positive rate for</w:t>
-      </w:r>
-      <w:r>
-        <w:t xml:space="preserve"> </w:t>
-      </w:r>
-      <w:r>
-        <w:t xml:space="preserve">analysis-to-contrast assignments, across nine projects and 32 target contrasts. Filled markers</w:t>
-      </w:r>
-      <w:r>
-        <w:t xml:space="preserve"> </w:t>
-      </w:r>
-      <w:r>
-        <w:t xml:space="preserve">represent individual projects, all of which performed above the chance diagonal (mean</w:t>
-      </w:r>
-      <w:r>
-        <w:t xml:space="preserve"> </w:t>
-      </w:r>
-      <w:r>
-        <w:t xml:space="preserve">TPR − FPR 0.68). The diagonal indicates equal true-positive and false-positive rates under random</w:t>
-      </w:r>
-      <w:r>
-        <w:t xml:space="preserve"> </w:t>
-      </w:r>
-      <w:r>
-        <w:t xml:space="preserve">selection. Open markers show the expected performance of uniformly selecting the same number of</w:t>
-      </w:r>
-      <w:r>
-        <w:t xml:space="preserve"> </w:t>
-      </w:r>
-      <w:r>
-        <w:t xml:space="preserve">candidate assignments as AutoNIMA, which lies on the diagonal at that project’s prevalence. Note</w:t>
-      </w:r>
-      <w:r>
-        <w:t xml:space="preserve"> </w:t>
-      </w:r>
-      <w:r>
-        <w:t xml:space="preserve">that the unit in</w:t>
-      </w:r>
-      <w:r>
-        <w:t xml:space="preserve"> </w:t>
-      </w:r>
-      <w:r>
-        <w:rPr>
-          <w:bCs/>
-          <w:b/>
-        </w:rPr>
-        <w:t xml:space="preserve">b</w:t>
-      </w:r>
-      <w:r>
-        <w:t xml:space="preserve"> </w:t>
-      </w:r>
-      <w:r>
-        <w:t xml:space="preserve">is the analysis-to-contrast assignment rather than the analysis, since one</w:t>
-      </w:r>
-      <w:r>
-        <w:t xml:space="preserve"> </w:t>
-      </w:r>
-      <w:r>
-        <w:t xml:space="preserve">analysis may be eligible for more than one contrast.</w:t>
-      </w:r>
-    </w:p>
-    <w:p>
-      <w:pPr>
-        <w:pStyle w:val="BodyText"/>
-      </w:pPr>
-      <w:r>
-        <w:rPr>
-          <w:bCs/>
-          <w:b/>
-        </w:rPr>
-        <w:t xml:space="preserve">Fig. 4 | End-to-end synthesis recovers published maps more faithfully than search-only</w:t>
-      </w:r>
-      <w:r>
-        <w:rPr>
-          <w:bCs/>
-          <w:b/>
-        </w:rPr>
-        <w:t xml:space="preserve"> </w:t>
-      </w:r>
-      <w:r>
-        <w:rPr>
-          <w:bCs/>
-          <w:b/>
-        </w:rPr>
-        <w:t xml:space="preserve">synthesis.</w:t>
-      </w:r>
-      <w:r>
-        <w:t xml:space="preserve"> </w:t>
-      </w:r>
-      <w:r>
-        <w:rPr>
-          <w:bCs/>
-          <w:b/>
-        </w:rPr>
-        <w:t xml:space="preserve">a</w:t>
-      </w:r>
-      <w:r>
-        <w:t xml:space="preserve">, Pipeline against baseline</w:t>
+        <w:t xml:space="preserve">The second is the use of generative AI as a development tool, which we declare separately here.</w:t>
+      </w:r>
+      <w:r>
+        <w:t xml:space="preserve"> </w:t>
+      </w:r>
+      <w:r>
+        <w:t xml:space="preserve">During the preparation of this work, the authors used [MODEL(S)] to assist with writing and</w:t>
+      </w:r>
+      <w:r>
+        <w:t xml:space="preserve"> </w:t>
+      </w:r>
+      <w:r>
+        <w:t xml:space="preserve">revising code in the analysis repository, and with editing and revising the text of this</w:t>
+      </w:r>
+      <w:r>
+        <w:t xml:space="preserve"> </w:t>
+      </w:r>
+      <w:r>
+        <w:t xml:space="preserve">manuscript for clarity, readability, and flow. All AI-generated code was reviewed and tested by</w:t>
+      </w:r>
+      <w:r>
+        <w:t xml:space="preserve"> </w:t>
+      </w:r>
+      <w:r>
+        <w:t xml:space="preserve">the authors, and all AI-assisted text was critically reviewed and revised. No analysis result,</w:t>
+      </w:r>
+      <w:r>
+        <w:t xml:space="preserve"> </w:t>
+      </w:r>
+      <w:r>
+        <w:t xml:space="preserve">figure, or numerical claim in this paper was produced by an unreviewed AI process; every number</w:t>
+      </w:r>
+      <w:r>
+        <w:t xml:space="preserve"> </w:t>
+      </w:r>
+      <w:r>
+        <w:t xml:space="preserve">reported here is regenerated from the released artifacts by a script in the analysis repository.</w:t>
+      </w:r>
+      <w:r>
+        <w:t xml:space="preserve"> </w:t>
+      </w:r>
+      <w:r>
+        <w:t xml:space="preserve">The authors take full responsibility for all content presented in this manuscript, including any</w:t>
+      </w:r>
+      <w:r>
+        <w:t xml:space="preserve"> </w:t>
+      </w:r>
+      <w:r>
+        <w:t xml:space="preserve">portions assisted by AI.</w:t>
+      </w:r>
+    </w:p>
+    <w:bookmarkEnd w:id="37"/>
+    <w:bookmarkStart w:id="38" w:name="m1.3-data-leakage-mitigation"/>
+    <w:p>
+      <w:pPr>
+        <w:pStyle w:val="Heading2"/>
+      </w:pPr>
+      <w:r>
+        <w:t xml:space="preserve">M1.3 Data leakage mitigation</w:t>
+      </w:r>
+    </w:p>
+    <w:p>
+      <w:pPr>
+        <w:pStyle w:val="FirstParagraph"/>
+      </w:pPr>
+      <w:r>
+        <w:t xml:space="preserve">Criteria could in principle be tuned against the benchmark they are scored on, so every run is</w:t>
+      </w:r>
+      <w:r>
+        <w:t xml:space="preserve"> </w:t>
+      </w:r>
+      <w:r>
+        <w:t xml:space="preserve">registered in</w:t>
+      </w:r>
+      <w:r>
+        <w:t xml:space="preserve"> </w:t>
+      </w:r>
+      <w:r>
+        <w:rPr>
+          <w:rStyle w:val="VerbatimChar"/>
+        </w:rPr>
+        <w:t xml:space="preserve">run_categories.yaml</w:t>
+      </w:r>
+      <w:r>
+        <w:t xml:space="preserve"> </w:t>
+      </w:r>
+      <w:r>
+        <w:t xml:space="preserve">under one of four tiers, and analyses state which tier they</w:t>
+      </w:r>
+      <w:r>
+        <w:t xml:space="preserve"> </w:t>
+      </w:r>
+      <w:r>
+        <w:t xml:space="preserve">use:</w:t>
+      </w:r>
+    </w:p>
+    <w:p>
+      <w:pPr>
+        <w:numPr>
+          <w:ilvl w:val="0"/>
+          <w:numId w:val="1023"/>
+        </w:numPr>
+        <w:pStyle w:val="Compact"/>
+      </w:pPr>
+      <w:r>
+        <w:rPr>
+          <w:rStyle w:val="VerbatimChar"/>
+          <w:bCs/>
+          <w:b/>
+        </w:rPr>
+        <w:t xml:space="preserve">verbatim</w:t>
+      </w:r>
+      <w:r>
+        <w:t xml:space="preserve"> </w:t>
+      </w:r>
+      <w:r>
+        <w:t xml:space="preserve">— criteria transcribed from the source paper</w:t>
       </w:r>
       <w:r>
         <w:t xml:space="preserve"> </w:t>
@@ -8489,65 +8132,45 @@
           <w:iCs/>
           <w:i/>
         </w:rPr>
-        <w:t xml:space="preserve">R</w:t>
-      </w:r>
-      <w:r>
-        <w:t xml:space="preserve">² for each of 28 target contrasts in eight</w:t>
-      </w:r>
-      <w:r>
-        <w:t xml:space="preserve"> </w:t>
-      </w:r>
-      <w:r>
-        <w:t xml:space="preserve">projects; points above the identity line favour the pipeline, and circle area encodes the number</w:t>
-      </w:r>
-      <w:r>
-        <w:t xml:space="preserve"> </w:t>
-      </w:r>
-      <w:r>
-        <w:t xml:space="preserve">of analyses pooled.</w:t>
-      </w:r>
-      <w:r>
-        <w:t xml:space="preserve"> </w:t>
-      </w:r>
-      <w:r>
-        <w:rPr>
-          <w:bCs/>
-          <w:b/>
-        </w:rPr>
-        <w:t xml:space="preserve">b</w:t>
-      </w:r>
-      <w:r>
-        <w:t xml:space="preserve">, The same contrasts ordered by advantage, with the cross-contrast mean</w:t>
-      </w:r>
-      <w:r>
-        <w:t xml:space="preserve"> </w:t>
-      </w:r>
-      <w:r>
-        <w:t xml:space="preserve">and its 95% confidence interval. The baseline is the strongest one a practitioner could have built</w:t>
-      </w:r>
-      <w:r>
-        <w:t xml:space="preserve"> </w:t>
-      </w:r>
-      <w:r>
-        <w:t xml:space="preserve">in advance for that contrast: a contrast-targeted PubMed search where the contrast is a separable</w:t>
-      </w:r>
-      <w:r>
-        <w:t xml:space="preserve"> </w:t>
-      </w:r>
-      <w:r>
-        <w:t xml:space="preserve">search topic (27 of 28) and the project’s broad search otherwise. All arms were meta-analysed</w:t>
-      </w:r>
-      <w:r>
-        <w:t xml:space="preserve"> </w:t>
-      </w:r>
-      <w:r>
-        <w:t xml:space="preserve">identically by MKDA and compared as squared voxelwise correlation between unthresholded maps.</w:t>
-      </w:r>
-      <w:r>
-        <w:t xml:space="preserve"> </w:t>
-      </w:r>
-      <w:r>
-        <w:t xml:space="preserve">Confidence intervals are cluster bootstrap over projects, not contrasts (20,000 resamples);</w:t>
+        <w:t xml:space="preserve">before any results were seen</w:t>
+      </w:r>
+      <w:r>
+        <w:t xml:space="preserve">.</w:t>
+      </w:r>
+      <w:r>
+        <w:t xml:space="preserve"> </w:t>
+      </w:r>
+      <w:r>
+        <w:t xml:space="preserve">Held out by construction. Drafting assistance from a model or a person does not disqualify a</w:t>
+      </w:r>
+      <w:r>
+        <w:t xml:space="preserve"> </w:t>
+      </w:r>
+      <w:r>
+        <w:t xml:space="preserve">schema; revision against error reports does.</w:t>
+      </w:r>
+    </w:p>
+    <w:p>
+      <w:pPr>
+        <w:numPr>
+          <w:ilvl w:val="0"/>
+          <w:numId w:val="1023"/>
+        </w:numPr>
+        <w:pStyle w:val="Compact"/>
+      </w:pPr>
+      <w:r>
+        <w:rPr>
+          <w:rStyle w:val="VerbatimChar"/>
+          <w:bCs/>
+          <w:b/>
+        </w:rPr>
+        <w:t xml:space="preserve">manual</w:t>
+      </w:r>
+      <w:r>
+        <w:t xml:space="preserve"> </w:t>
+      </w:r>
+      <w:r>
+        <w:t xml:space="preserve">— the highest version the project author revised</w:t>
       </w:r>
       <w:r>
         <w:t xml:space="preserve"> </w:t>
@@ -8557,75 +8180,148 @@
           <w:iCs/>
           <w:i/>
         </w:rPr>
-        <w:t xml:space="preserve">P</w:t>
-      </w:r>
-      <w:r>
-        <w:t xml:space="preserve"> </w:t>
-      </w:r>
-      <w:r>
-        <w:t xml:space="preserve">is a two-sided sign test over contrasts. The dementia project is excluded because its</w:t>
-      </w:r>
-      <w:r>
-        <w:t xml:space="preserve"> </w:t>
-      </w:r>
-      <w:r>
-        <w:t xml:space="preserve">reference data pool coordinates across studies, giving analysis units that are not comparable with</w:t>
-      </w:r>
-      <w:r>
-        <w:t xml:space="preserve"> </w:t>
-      </w:r>
-      <w:r>
-        <w:t xml:space="preserve">those extracted from individual articles. The two negative bars are small losses, not failures of</w:t>
-      </w:r>
-      <w:r>
-        <w:t xml:space="preserve"> </w:t>
-      </w:r>
-      <w:r>
-        <w:t xml:space="preserve">the same magnitude as the gains at the other end.</w:t>
-      </w:r>
-    </w:p>
-    <w:p>
-      <w:pPr>
-        <w:pStyle w:val="BodyText"/>
-      </w:pPr>
-      <w:r>
-        <w:rPr>
-          <w:bCs/>
-          <w:b/>
-        </w:rPr>
-        <w:t xml:space="preserve">Fig. 5 | Analysis-level selection recovers a target contrast that article-level pooling cannot</w:t>
-      </w:r>
-      <w:r>
-        <w:rPr>
-          <w:bCs/>
-          <w:b/>
-        </w:rPr>
-        <w:t xml:space="preserve"> </w:t>
-      </w:r>
-      <w:r>
-        <w:rPr>
-          <w:bCs/>
-          <w:b/>
-        </w:rPr>
-        <w:t xml:space="preserve">(emotion regulation).</w:t>
-      </w:r>
-      <w:r>
-        <w:t xml:space="preserve"> </w:t>
-      </w:r>
-      <w:r>
-        <w:t xml:space="preserve">Reference, search-only baseline and pipeline maps for three</w:t>
-      </w:r>
-      <w:r>
-        <w:t xml:space="preserve"> </w:t>
-      </w:r>
-      <w:r>
-        <w:t xml:space="preserve">emotion-regulation contrasts — increasing, maintaining and reappraising an emotional response —</w:t>
-      </w:r>
-      <w:r>
-        <w:t xml:space="preserve"> </w:t>
-      </w:r>
-      <w:r>
-        <w:t xml:space="preserve">rendered on inflated cortical surfaces and thresholded at</w:t>
+        <w:t xml:space="preserve">by hand</w:t>
+      </w:r>
+      <w:r>
+        <w:t xml:space="preserve"> </w:t>
+      </w:r>
+      <w:r>
+        <w:t xml:space="preserve">after seeing reports.</w:t>
+      </w:r>
+      <w:r>
+        <w:t xml:space="preserve"> </w:t>
+      </w:r>
+      <w:r>
+        <w:t xml:space="preserve">Informed by them, but lightly: a few examples inspected, obvious patterns fixed.</w:t>
+      </w:r>
+    </w:p>
+    <w:p>
+      <w:pPr>
+        <w:numPr>
+          <w:ilvl w:val="0"/>
+          <w:numId w:val="1023"/>
+        </w:numPr>
+        <w:pStyle w:val="Compact"/>
+      </w:pPr>
+      <w:r>
+        <w:rPr>
+          <w:rStyle w:val="VerbatimChar"/>
+          <w:bCs/>
+          <w:b/>
+        </w:rPr>
+        <w:t xml:space="preserve">best</w:t>
+      </w:r>
+      <w:r>
+        <w:t xml:space="preserve"> </w:t>
+      </w:r>
+      <w:r>
+        <w:t xml:space="preserve">— the best-performing registered version, with the reason for promotion recorded.</w:t>
+      </w:r>
+    </w:p>
+    <w:p>
+      <w:pPr>
+        <w:numPr>
+          <w:ilvl w:val="0"/>
+          <w:numId w:val="1023"/>
+        </w:numPr>
+        <w:pStyle w:val="Compact"/>
+      </w:pPr>
+      <w:r>
+        <w:rPr>
+          <w:rStyle w:val="VerbatimChar"/>
+          <w:bCs/>
+          <w:b/>
+        </w:rPr>
+        <w:t xml:space="preserve">latest</w:t>
+      </w:r>
+      <w:r>
+        <w:t xml:space="preserve"> </w:t>
+      </w:r>
+      <w:r>
+        <w:t xml:space="preserve">— the highest version number, in practice the agent-written schemas produced by</w:t>
+      </w:r>
+      <w:r>
+        <w:t xml:space="preserve"> </w:t>
+      </w:r>
+      <w:r>
+        <w:t xml:space="preserve">reading a project’s error reports in full.</w:t>
+      </w:r>
+    </w:p>
+    <w:p>
+      <w:pPr>
+        <w:pStyle w:val="FirstParagraph"/>
+      </w:pPr>
+      <w:r>
+        <w:t xml:space="preserve">The overfitting rebuttal rests on the</w:t>
+      </w:r>
+      <w:r>
+        <w:t xml:space="preserve"> </w:t>
+      </w:r>
+      <w:r>
+        <w:rPr>
+          <w:rStyle w:val="VerbatimChar"/>
+        </w:rPr>
+        <w:t xml:space="preserve">verbatim</w:t>
+      </w:r>
+      <w:r>
+        <w:t xml:space="preserve"> </w:t>
+      </w:r>
+      <w:r>
+        <w:t xml:space="preserve">tier: it is a held-out specification, run across</w:t>
+      </w:r>
+      <w:r>
+        <w:t xml:space="preserve"> </w:t>
+      </w:r>
+      <w:r>
+        <w:t xml:space="preserve">nine projects, and it is what the tier-progression analysis (Supplementary Fig. S1) starts from.</w:t>
+      </w:r>
+    </w:p>
+    <w:bookmarkEnd w:id="38"/>
+    <w:bookmarkStart w:id="39" w:name="m1.4-hyperparameter-tuning-protocol"/>
+    <w:p>
+      <w:pPr>
+        <w:pStyle w:val="Heading2"/>
+      </w:pPr>
+      <w:r>
+        <w:t xml:space="preserve">M1.4 Hyperparameter tuning protocol</w:t>
+      </w:r>
+    </w:p>
+    <w:p>
+      <w:pPr>
+        <w:pStyle w:val="FirstParagraph"/>
+      </w:pPr>
+      <w:r>
+        <w:t xml:space="preserve">Promotions between tiers are executed by</w:t>
+      </w:r>
+      <w:r>
+        <w:t xml:space="preserve"> </w:t>
+      </w:r>
+      <w:r>
+        <w:rPr>
+          <w:rStyle w:val="VerbatimChar"/>
+        </w:rPr>
+        <w:t xml:space="preserve">scripts/run_tiers.py</w:t>
+      </w:r>
+      <w:r>
+        <w:t xml:space="preserve">, and each carries a recorded</w:t>
+      </w:r>
+      <w:r>
+        <w:t xml:space="preserve"> </w:t>
+      </w:r>
+      <w:r>
+        <w:rPr>
+          <w:rStyle w:val="VerbatimChar"/>
+        </w:rPr>
+        <w:t xml:space="preserve">best-reason</w:t>
+      </w:r>
+      <w:r>
+        <w:t xml:space="preserve">. No numeric hyperparameter is tuned against the benchmark; what varies between</w:t>
+      </w:r>
+      <w:r>
+        <w:t xml:space="preserve"> </w:t>
+      </w:r>
+      <w:r>
+        <w:t xml:space="preserve">tiers is the</w:t>
       </w:r>
       <w:r>
         <w:t xml:space="preserve"> </w:t>
@@ -8635,130 +8331,351 @@
           <w:iCs/>
           <w:i/>
         </w:rPr>
-        <w:t xml:space="preserve">z</w:t>
-      </w:r>
-      <w:r>
-        <w:t xml:space="preserve"> </w:t>
-      </w:r>
-      <w:r>
-        <w:t xml:space="preserve">&gt; 1.96. A single reappraisal study</w:t>
-      </w:r>
-      <w:r>
-        <w:t xml:space="preserve"> </w:t>
-      </w:r>
-      <w:r>
-        <w:t xml:space="preserve">can report all three comparisons; article-level pooling combines their coordinates, whereas</w:t>
-      </w:r>
-      <w:r>
-        <w:t xml:space="preserve"> </w:t>
-      </w:r>
-      <w:r>
-        <w:t xml:space="preserve">analysis-level selection retains only those matching each target. The fourth annotated contrast</w:t>
-      </w:r>
-      <w:r>
-        <w:t xml:space="preserve"> </w:t>
-      </w:r>
-      <w:r>
-        <w:t xml:space="preserve">(</w:t>
+        <w:t xml:space="preserve">eligibility criteria</w:t>
+      </w:r>
+      <w:r>
+        <w:t xml:space="preserve">, which are the object of study rather than a free parameter.</w:t>
+      </w:r>
+    </w:p>
+    <w:p>
+      <w:pPr>
+        <w:pStyle w:val="BodyText"/>
+      </w:pPr>
+      <w:r>
+        <w:t xml:space="preserve">The honest framing of the progression is that</w:t>
+      </w:r>
+      <w:r>
+        <w:t xml:space="preserve"> </w:t>
+      </w:r>
+      <w:r>
+        <w:rPr>
+          <w:rStyle w:val="VerbatimChar"/>
+        </w:rPr>
+        <w:t xml:space="preserve">verbatim</w:t>
+      </w:r>
+      <w:r>
+        <w:t xml:space="preserve"> </w:t>
+      </w:r>
+      <w:r>
+        <w:t xml:space="preserve">→</w:t>
+      </w:r>
+      <w:r>
+        <w:t xml:space="preserve"> </w:t>
+      </w:r>
+      <w:r>
+        <w:rPr>
+          <w:rStyle w:val="VerbatimChar"/>
+        </w:rPr>
+        <w:t xml:space="preserve">manual</w:t>
+      </w:r>
+      <w:r>
+        <w:t xml:space="preserve"> </w:t>
+      </w:r>
+      <w:r>
+        <w:t xml:space="preserve">largely uncovered major</w:t>
+      </w:r>
+      <w:r>
+        <w:t xml:space="preserve"> </w:t>
+      </w:r>
+      <w:r>
+        <w:t xml:space="preserve">oversights in the transcribed criteria rather than tuning to the benchmark, which is why it is</w:t>
+      </w:r>
+      <w:r>
+        <w:t xml:space="preserve"> </w:t>
+      </w:r>
+      <w:r>
+        <w:t xml:space="preserve">reported as mis-specification in the Discussion rather than as overfitting. Supplementary Fig. S1</w:t>
+      </w:r>
+      <w:r>
+        <w:t xml:space="preserve"> </w:t>
+      </w:r>
+      <w:r>
+        <w:t xml:space="preserve">reports the progression, including the four projects with no distinct</w:t>
+      </w:r>
+      <w:r>
+        <w:t xml:space="preserve"> </w:t>
+      </w:r>
+      <w:r>
+        <w:rPr>
+          <w:rStyle w:val="VerbatimChar"/>
+        </w:rPr>
+        <w:t xml:space="preserve">manual</w:t>
+      </w:r>
+      <w:r>
+        <w:t xml:space="preserve"> </w:t>
+      </w:r>
+      <w:r>
+        <w:t xml:space="preserve">stage, whose</w:t>
+      </w:r>
+      <w:r>
+        <w:t xml:space="preserve"> </w:t>
+      </w:r>
+      <w:r>
+        <w:t xml:space="preserve">end-to-end gain is far smaller.</w:t>
+      </w:r>
+    </w:p>
+    <w:bookmarkEnd w:id="39"/>
+    <w:bookmarkStart w:id="40" w:name="m1.5-statistical-reporting"/>
+    <w:p>
+      <w:pPr>
+        <w:pStyle w:val="Heading2"/>
+      </w:pPr>
+      <w:r>
+        <w:t xml:space="preserve">M1.5 Statistical reporting</w:t>
+      </w:r>
+    </w:p>
+    <w:p>
+      <w:pPr>
+        <w:numPr>
+          <w:ilvl w:val="0"/>
+          <w:numId w:val="1024"/>
+        </w:numPr>
+        <w:pStyle w:val="Compact"/>
+      </w:pPr>
+      <w:r>
+        <w:rPr>
+          <w:bCs/>
+          <w:b/>
+        </w:rPr>
+        <w:t xml:space="preserve">Clustering.</w:t>
+      </w:r>
+      <w:r>
+        <w:t xml:space="preserve"> </w:t>
+      </w:r>
+      <w:r>
+        <w:t xml:space="preserve">Confidence intervals are percentile bootstrap intervals resampling</w:t>
+      </w:r>
+      <w:r>
+        <w:t xml:space="preserve"> </w:t>
+      </w:r>
+      <w:r>
+        <w:rPr>
+          <w:bCs/>
+          <w:b/>
+        </w:rPr>
+        <w:t xml:space="preserve">whole</w:t>
+      </w:r>
+      <w:r>
+        <w:rPr>
+          <w:bCs/>
+          <w:b/>
+        </w:rPr>
+        <w:t xml:space="preserve"> </w:t>
+      </w:r>
+      <w:r>
+        <w:rPr>
+          <w:bCs/>
+          <w:b/>
+        </w:rPr>
+        <w:t xml:space="preserve">projects, not contrasts</w:t>
+      </w:r>
+      <w:r>
+        <w:t xml:space="preserve">. Contrasts within a project share a corpus, a search and a screening</w:t>
+      </w:r>
+      <w:r>
+        <w:t xml:space="preserve"> </w:t>
+      </w:r>
+      <w:r>
+        <w:t xml:space="preserve">run, so resampling contrasts would treat correlated measurements as independent and report a</w:t>
+      </w:r>
+      <w:r>
+        <w:t xml:space="preserve"> </w:t>
+      </w:r>
+      <w:r>
+        <w:t xml:space="preserve">narrower interval than the evidence supports; measured, the cluster interval is about 1.8× the</w:t>
+      </w:r>
+      <w:r>
+        <w:t xml:space="preserve"> </w:t>
+      </w:r>
+      <w:r>
+        <w:t xml:space="preserve">naive one.</w:t>
+      </w:r>
+    </w:p>
+    <w:p>
+      <w:pPr>
+        <w:numPr>
+          <w:ilvl w:val="0"/>
+          <w:numId w:val="1024"/>
+        </w:numPr>
+        <w:pStyle w:val="Compact"/>
+      </w:pPr>
+      <w:r>
+        <w:rPr>
+          <w:bCs/>
+          <w:b/>
+        </w:rPr>
+        <w:t xml:space="preserve">Why percentile rather than</w:t>
+      </w:r>
+      <w:r>
+        <w:rPr>
+          <w:bCs/>
+          <w:b/>
+        </w:rPr>
+        <w:t xml:space="preserve"> </w:t>
       </w:r>
       <w:r>
         <w:rPr>
           <w:iCs/>
           <w:i/>
-        </w:rPr>
-        <w:t xml:space="preserve">decrease</w:t>
-      </w:r>
-      <w:r>
-        <w:t xml:space="preserve">) is omitted because its reference map duplicates the reappraisal contrast in the</w:t>
-      </w:r>
-      <w:r>
-        <w:t xml:space="preserve"> </w:t>
-      </w:r>
-      <w:r>
-        <w:t xml:space="preserve">benchmark source data rather than representing a distinct comparison. This is an exemplar: Figs 4</w:t>
-      </w:r>
-      <w:r>
-        <w:t xml:space="preserve"> </w:t>
-      </w:r>
-      <w:r>
-        <w:t xml:space="preserve">and 6 report the full distribution, including the contrasts where the pipeline does not gain.</w:t>
-      </w:r>
-    </w:p>
-    <w:p>
-      <w:pPr>
-        <w:pStyle w:val="BodyText"/>
-      </w:pPr>
-      <w:r>
-        <w:rPr>
-          <w:bCs/>
-          <w:b/>
-        </w:rPr>
-        <w:t xml:space="preserve">Fig. 6 | The advantage comes from selecting analyses, not from selecting articles.</w:t>
-      </w:r>
-      <w:r>
-        <w:t xml:space="preserve"> </w:t>
-      </w:r>
-      <w:r>
-        <w:t xml:space="preserve">Each panel</w:t>
-      </w:r>
-      <w:r>
-        <w:t xml:space="preserve"> </w:t>
-      </w:r>
-      <w:r>
-        <w:t xml:space="preserve">isolates one selection step over the same 28 target contrasts in eight projects; each marker is</w:t>
-      </w:r>
-      <w:r>
-        <w:t xml:space="preserve"> </w:t>
-      </w:r>
-      <w:r>
-        <w:t xml:space="preserve">one contrast and colour identifies the project. Markers above the identity line are contrasts</w:t>
-      </w:r>
-      <w:r>
-        <w:t xml:space="preserve"> </w:t>
-      </w:r>
-      <w:r>
-        <w:t xml:space="preserve">where that step improved correspondence with the reference map.</w:t>
-      </w:r>
-      <w:r>
-        <w:t xml:space="preserve"> </w:t>
-      </w:r>
-      <w:r>
-        <w:rPr>
-          <w:bCs/>
-          <w:b/>
-        </w:rPr>
-        <w:t xml:space="preserve">a</w:t>
-      </w:r>
-      <w:r>
-        <w:t xml:space="preserve">, Article selection only.</w:t>
-      </w:r>
-      <w:r>
-        <w:t xml:space="preserve"> </w:t>
-      </w:r>
-      <w:r>
-        <w:t xml:space="preserve">The</w:t>
-      </w:r>
-      <w:r>
-        <w:t xml:space="preserve"> </w:t>
-      </w:r>
+          <w:bCs/>
+          <w:b/>
+        </w:rPr>
+        <w:t xml:space="preserve">t</w:t>
+      </w:r>
+      <w:r>
+        <w:rPr>
+          <w:bCs/>
+          <w:b/>
+        </w:rPr>
+        <w:t xml:space="preserve">-based.</w:t>
+      </w:r>
+      <w:r>
+        <w:t xml:space="preserve"> </w:t>
+      </w:r>
+      <w:r>
+        <w:t xml:space="preserve">The deltas are visibly right-skewed — mean +0.114</w:t>
+      </w:r>
+      <w:r>
+        <w:t xml:space="preserve"> </w:t>
+      </w:r>
+      <w:r>
+        <w:t xml:space="preserve">against a median of +0.070 — so a symmetric interval would be misplaced.</w:t>
+      </w:r>
+    </w:p>
+    <w:p>
+      <w:pPr>
+        <w:numPr>
+          <w:ilvl w:val="0"/>
+          <w:numId w:val="1024"/>
+        </w:numPr>
+        <w:pStyle w:val="Compact"/>
+      </w:pPr>
+      <w:r>
+        <w:rPr>
+          <w:bCs/>
+          <w:b/>
+        </w:rPr>
+        <w:t xml:space="preserve">Resampling.</w:t>
+      </w:r>
+      <w:r>
+        <w:t xml:space="preserve"> </w:t>
+      </w:r>
+      <w:r>
+        <w:t xml:space="preserve">20,000 resamples, seed 0, so every interval is reproducible.</w:t>
+      </w:r>
+    </w:p>
+    <w:p>
+      <w:pPr>
+        <w:numPr>
+          <w:ilvl w:val="0"/>
+          <w:numId w:val="1024"/>
+        </w:numPr>
+        <w:pStyle w:val="Compact"/>
+      </w:pPr>
+      <w:r>
+        <w:rPr>
+          <w:bCs/>
+          <w:b/>
+        </w:rPr>
+        <w:t xml:space="preserve">Sign tests</w:t>
+      </w:r>
+      <w:r>
+        <w:t xml:space="preserve"> </w:t>
+      </w:r>
+      <w:r>
+        <w:t xml:space="preserve">over contrasts accompany the intervals; ties count as non-wins rather than being</w:t>
+      </w:r>
+      <w:r>
+        <w:t xml:space="preserve"> </w:t>
+      </w:r>
+      <w:r>
+        <w:t xml:space="preserve">dropped.</w:t>
+      </w:r>
+    </w:p>
+    <w:p>
+      <w:pPr>
+        <w:numPr>
+          <w:ilvl w:val="0"/>
+          <w:numId w:val="1024"/>
+        </w:numPr>
+        <w:pStyle w:val="Compact"/>
+      </w:pPr>
+      <w:r>
+        <w:rPr>
+          <w:bCs/>
+          <w:b/>
+        </w:rPr>
+        <w:t xml:space="preserve">Paired comparisons between pipeline stages</w:t>
+      </w:r>
+      <w:r>
+        <w:t xml:space="preserve"> </w:t>
+      </w:r>
+      <w:r>
+        <w:t xml:space="preserve">are made within the end-to-end chain, where both</w:t>
+      </w:r>
+      <w:r>
+        <w:t xml:space="preserve"> </w:t>
+      </w:r>
+      <w:r>
+        <w:t xml:space="preserve">steps are measured against a shared baseline on the same runs and article pool. Comparisons</w:t>
+      </w:r>
+      <w:r>
+        <w:t xml:space="preserve"> </w:t>
+      </w:r>
+      <w:r>
+        <w:t xml:space="preserve">across arms with different baselines are reported descriptively only.</w:t>
+      </w:r>
+    </w:p>
+    <w:bookmarkEnd w:id="40"/>
+    <w:bookmarkEnd w:id="41"/>
+    <w:bookmarkStart w:id="42" w:name="references"/>
+    <w:p>
+      <w:pPr>
+        <w:pStyle w:val="Heading1"/>
+      </w:pPr>
+      <w:r>
+        <w:t xml:space="preserve">References</w:t>
+      </w:r>
+    </w:p>
+    <w:p>
+      <w:pPr>
+        <w:pStyle w:val="FirstParagraph"/>
+      </w:pPr>
       <w:r>
         <w:rPr>
           <w:iCs/>
           <w:i/>
         </w:rPr>
-        <w:t xml:space="preserve">y</w:t>
-      </w:r>
-      <w:r>
-        <w:t xml:space="preserve"> </w:t>
-      </w:r>
-      <w:r>
-        <w:t xml:space="preserve">arm applies article-level eligibility criteria and then pools every parsed analysis from</w:t>
-      </w:r>
-      <w:r>
-        <w:t xml:space="preserve"> </w:t>
-      </w:r>
-      <w:r>
-        <w:t xml:space="preserve">the retained articles, against a search-only baseline on the</w:t>
+        <w:t xml:space="preserve">~50 references. Numbered, Nature style.</w:t>
+      </w:r>
+    </w:p>
+    <w:p>
+      <w:pPr>
+        <w:pStyle w:val="BodyText"/>
+      </w:pPr>
+      <w:r>
+        <w:t xml:space="preserve">1. [neurometabench companion paper —</w:t>
+      </w:r>
+      <w:r>
+        <w:t xml:space="preserve"> </w:t>
+      </w:r>
+      <w:r>
+        <w:rPr>
+          <w:bCs/>
+          <w:b/>
+        </w:rPr>
+        <w:t xml:space="preserve">needs Zenodo DOI</w:t>
+      </w:r>
+      <w:r>
+        <w:t xml:space="preserve">]</w:t>
+      </w:r>
+    </w:p>
+    <w:p>
+      <w:pPr>
+        <w:pStyle w:val="BodyText"/>
+      </w:pPr>
+      <w:r>
+        <w:t xml:space="preserve">2. Yarkoni, T. et al. Large-scale automated synthesis of human functional neuroimaging data.</w:t>
       </w:r>
       <w:r>
         <w:t xml:space="preserve"> </w:t>
@@ -8768,78 +8685,331 @@
           <w:iCs/>
           <w:i/>
         </w:rPr>
-        <w:t xml:space="preserve">x</w:t>
-      </w:r>
-      <w:r>
-        <w:t xml:space="preserve"> </w:t>
-      </w:r>
-      <w:r>
-        <w:t xml:space="preserve">axis.</w:t>
-      </w:r>
-      <w:r>
-        <w:t xml:space="preserve"> </w:t>
-      </w:r>
-      <w:r>
-        <w:rPr>
-          <w:bCs/>
-          <w:b/>
-        </w:rPr>
-        <w:t xml:space="preserve">b</w:t>
-      </w:r>
-      <w:r>
-        <w:t xml:space="preserve">, Analysis selection</w:t>
-      </w:r>
-      <w:r>
-        <w:t xml:space="preserve"> </w:t>
-      </w:r>
-      <w:r>
-        <w:t xml:space="preserve">only. Both arms start from the expert inclusion list, so the study pool is held fixed and the</w:t>
-      </w:r>
-      <w:r>
-        <w:t xml:space="preserve"> </w:t>
-      </w:r>
-      <w:r>
-        <w:t xml:space="preserve">only difference is whether analyses were selected against contrast-specific criteria; the</w:t>
-      </w:r>
-      <w:r>
-        <w:t xml:space="preserve"> </w:t>
+        <w:t xml:space="preserve">Nat. Methods</w:t>
+      </w:r>
+      <w:r>
+        <w:t xml:space="preserve"> </w:t>
+      </w:r>
+      <w:r>
+        <w:rPr>
+          <w:bCs/>
+          <w:b/>
+        </w:rPr>
+        <w:t xml:space="preserve">8</w:t>
+      </w:r>
+      <w:r>
+        <w:t xml:space="preserve">, 665–670 (2011).</w:t>
+      </w:r>
+    </w:p>
+    <w:p>
+      <w:pPr>
+        <w:pStyle w:val="BodyText"/>
+      </w:pPr>
+      <w:r>
+        <w:t xml:space="preserve">3. Hill-Bowen, L. D. et al. </w:t>
       </w:r>
       <w:r>
         <w:rPr>
           <w:iCs/>
           <w:i/>
         </w:rPr>
-        <w:t xml:space="preserve">x</w:t>
-      </w:r>
-      <w:r>
-        <w:t xml:space="preserve"> </w:t>
-      </w:r>
-      <w:r>
-        <w:t xml:space="preserve">axis pools every parsed analysis from that same pool. Because the two panels use different arms</w:t>
-      </w:r>
-      <w:r>
-        <w:t xml:space="preserve"> </w:t>
-      </w:r>
-      <w:r>
-        <w:t xml:space="preserve">and different study pools their gains are not additive and should not be summed; the additive</w:t>
-      </w:r>
-      <w:r>
-        <w:t xml:space="preserve"> </w:t>
-      </w:r>
-      <w:r>
-        <w:t xml:space="preserve">decomposition of the Fig. 4 margin is reported separately in the text. Panel a should not be read</w:t>
-      </w:r>
-      <w:r>
-        <w:t xml:space="preserve"> </w:t>
-      </w:r>
-      <w:r>
-        <w:t xml:space="preserve">as showing that article selection is worthless: 27 of 28 baselines are contrast-targeted</w:t>
-      </w:r>
-      <w:r>
-        <w:t xml:space="preserve"> </w:t>
-      </w:r>
-      <w:r>
-        <w:t xml:space="preserve">searches, so the</w:t>
+        <w:t xml:space="preserve">Drug Alcohol Depend.</w:t>
+      </w:r>
+      <w:r>
+        <w:t xml:space="preserve"> </w:t>
+      </w:r>
+      <w:r>
+        <w:rPr>
+          <w:bCs/>
+          <w:b/>
+        </w:rPr>
+        <w:t xml:space="preserve">240</w:t>
+      </w:r>
+      <w:r>
+        <w:t xml:space="preserve">, 109625 (2022). PMID 36115222.</w:t>
+      </w:r>
+    </w:p>
+    <w:p>
+      <w:pPr>
+        <w:pStyle w:val="BodyText"/>
+      </w:pPr>
+      <w:r>
+        <w:t xml:space="preserve">4. [NiMARE]</w:t>
+      </w:r>
+    </w:p>
+    <w:p>
+      <w:pPr>
+        <w:pStyle w:val="BodyText"/>
+      </w:pPr>
+      <w:r>
+        <w:t xml:space="preserve">5. [pubget]</w:t>
+      </w:r>
+    </w:p>
+    <w:p>
+      <w:pPr>
+        <w:pStyle w:val="BodyText"/>
+      </w:pPr>
+      <w:r>
+        <w:t xml:space="preserve">6. [NeuroQuery]</w:t>
+      </w:r>
+    </w:p>
+    <w:p>
+      <w:pPr>
+        <w:pStyle w:val="BodyText"/>
+      </w:pPr>
+      <w:r>
+        <w:t xml:space="preserve">7. [NeuroVLM]</w:t>
+      </w:r>
+    </w:p>
+    <w:p>
+      <w:pPr>
+        <w:pStyle w:val="BlockText"/>
+      </w:pPr>
+      <w:r>
+        <w:rPr>
+          <w:bCs/>
+          <w:b/>
+        </w:rPr>
+        <w:t xml:space="preserve">OPEN</w:t>
+      </w:r>
+      <w:r>
+        <w:t xml:space="preserve"> </w:t>
+      </w:r>
+      <w:r>
+        <w:t xml:space="preserve">— no bibliography exists. The 603</w:t>
+      </w:r>
+      <w:r>
+        <w:t xml:space="preserve"> </w:t>
+      </w:r>
+      <w:r>
+        <w:rPr>
+          <w:rStyle w:val="VerbatimChar"/>
+        </w:rPr>
+        <w:t xml:space="preserve">.bib</w:t>
+      </w:r>
+      <w:r>
+        <w:t xml:space="preserve"> </w:t>
+      </w:r>
+      <w:r>
+        <w:t xml:space="preserve">files in the repo are per-run study lists</w:t>
+      </w:r>
+      <w:r>
+        <w:t xml:space="preserve"> </w:t>
+      </w:r>
+      <w:r>
+        <w:t xml:space="preserve">(</w:t>
+      </w:r>
+      <w:r>
+        <w:rPr>
+          <w:rStyle w:val="VerbatimChar"/>
+        </w:rPr>
+        <w:t xml:space="preserve">projects/**/outputs/meta_analysis_results/*/references.bib</w:t>
+      </w:r>
+      <w:r>
+        <w:t xml:space="preserve">), not paper citations.</w:t>
+      </w:r>
+    </w:p>
+    <w:bookmarkEnd w:id="42"/>
+    <w:bookmarkStart w:id="47" w:name="figure-legends"/>
+    <w:p>
+      <w:pPr>
+        <w:pStyle w:val="Heading1"/>
+      </w:pPr>
+      <w:r>
+        <w:t xml:space="preserve">Figure legends</w:t>
+      </w:r>
+    </w:p>
+    <w:p>
+      <w:pPr>
+        <w:pStyle w:val="BlockText"/>
+      </w:pPr>
+      <w:r>
+        <w:rPr>
+          <w:bCs/>
+          <w:b/>
+        </w:rPr>
+        <w:t xml:space="preserve">BRIEF — numbering follows order of first citation</w:t>
+      </w:r>
+      <w:r>
+        <w:t xml:space="preserve">, which Nature requires and which matches</w:t>
+      </w:r>
+      <w:r>
+        <w:t xml:space="preserve"> </w:t>
+      </w:r>
+      <w:r>
+        <w:t xml:space="preserve">the placeholder layout in the draft: the emotion-regulation exemplar is first cited in the</w:t>
+      </w:r>
+      <w:r>
+        <w:t xml:space="preserve"> </w:t>
+      </w:r>
+      <w:r>
+        <w:t xml:space="preserve">Figure 4 section, so it is</w:t>
+      </w:r>
+      <w:r>
+        <w:t xml:space="preserve"> </w:t>
+      </w:r>
+      <w:r>
+        <w:rPr>
+          <w:bCs/>
+          <w:b/>
+        </w:rPr>
+        <w:t xml:space="preserve">Figure 5</w:t>
+      </w:r>
+      <w:r>
+        <w:t xml:space="preserve">, and the decomposition is</w:t>
+      </w:r>
+      <w:r>
+        <w:t xml:space="preserve"> </w:t>
+      </w:r>
+      <w:r>
+        <w:rPr>
+          <w:bCs/>
+          <w:b/>
+        </w:rPr>
+        <w:t xml:space="preserve">Figure 6</w:t>
+      </w:r>
+      <w:r>
+        <w:t xml:space="preserve">. The repo</w:t>
+      </w:r>
+      <w:r>
+        <w:t xml:space="preserve"> </w:t>
+      </w:r>
+      <w:r>
+        <w:t xml:space="preserve">currently names these the other way round (</w:t>
+      </w:r>
+      <w:r>
+        <w:rPr>
+          <w:rStyle w:val="VerbatimChar"/>
+        </w:rPr>
+        <w:t xml:space="preserve">figure5_selection_decomposition</w:t>
+      </w:r>
+      <w:r>
+        <w:t xml:space="preserve">,</w:t>
+      </w:r>
+      <w:r>
+        <w:t xml:space="preserve"> </w:t>
+      </w:r>
+      <w:r>
+        <w:rPr>
+          <w:rStyle w:val="VerbatimChar"/>
+        </w:rPr>
+        <w:t xml:space="preserve">figure_er_surface_contrasts</w:t>
+      </w:r>
+      <w:r>
+        <w:t xml:space="preserve">); the files need renaming to match, and the draft’s one inline</w:t>
+      </w:r>
+      <w:r>
+        <w:t xml:space="preserve"> </w:t>
+      </w:r>
+      <w:r>
+        <w:t xml:space="preserve">“</w:t>
+      </w:r>
+      <w:r>
+        <w:t xml:space="preserve">(Fig. 6)</w:t>
+      </w:r>
+      <w:r>
+        <w:t xml:space="preserve">”</w:t>
+      </w:r>
+      <w:r>
+        <w:t xml:space="preserve"> </w:t>
+      </w:r>
+      <w:r>
+        <w:t xml:space="preserve">for the emotion-regulation map becomes</w:t>
+      </w:r>
+      <w:r>
+        <w:t xml:space="preserve"> </w:t>
+      </w:r>
+      <w:r>
+        <w:t xml:space="preserve">“</w:t>
+      </w:r>
+      <w:r>
+        <w:t xml:space="preserve">(Fig. 5)</w:t>
+      </w:r>
+      <w:r>
+        <w:t xml:space="preserve">”</w:t>
+      </w:r>
+      <w:r>
+        <w:t xml:space="preserve">.</w:t>
+      </w:r>
+    </w:p>
+    <w:p>
+      <w:pPr>
+        <w:pStyle w:val="FirstParagraph"/>
+      </w:pPr>
+      <w:r>
+        <w:rPr>
+          <w:bCs/>
+          <w:b/>
+        </w:rPr>
+        <w:t xml:space="preserve">Fig. 1 | AutoNIMA, and the unit that determines a meta-analytic result.</w:t>
+      </w:r>
+      <w:r>
+        <w:t xml:space="preserve"> </w:t>
+      </w:r>
+      <w:r>
+        <w:rPr>
+          <w:bCs/>
+          <w:b/>
+        </w:rPr>
+        <w:t xml:space="preserve">a</w:t>
+      </w:r>
+      <w:r>
+        <w:t xml:space="preserve">, The workflow. A research question is expressed as explicit article- and contrast-level</w:t>
+      </w:r>
+      <w:r>
+        <w:t xml:space="preserve"> </w:t>
+      </w:r>
+      <w:r>
+        <w:t xml:space="preserve">eligibility criteria, which govern a sequence of assessments over progressively more detailed</w:t>
+      </w:r>
+      <w:r>
+        <w:t xml:space="preserve"> </w:t>
+      </w:r>
+      <w:r>
+        <w:t xml:space="preserve">evidence: a PubMed search, abstract screening, full-text retrieval and screening, heuristic</w:t>
+      </w:r>
+      <w:r>
+        <w:t xml:space="preserve"> </w:t>
+      </w:r>
+      <w:r>
+        <w:t xml:space="preserve">identification of candidate coordinate tables, LLM parsing of those tables into distinct</w:t>
+      </w:r>
+      <w:r>
+        <w:t xml:space="preserve"> </w:t>
+      </w:r>
+      <w:r>
+        <w:t xml:space="preserve">analyses, and LLM assignment of each analysis to the target contrasts it satisfies. Coordinates</w:t>
+      </w:r>
+      <w:r>
+        <w:t xml:space="preserve"> </w:t>
+      </w:r>
+      <w:r>
+        <w:t xml:space="preserve">from the selected analyses are submitted to coordinate-based meta-analysis, yielding one spatial</w:t>
+      </w:r>
+      <w:r>
+        <w:t xml:space="preserve"> </w:t>
+      </w:r>
+      <w:r>
+        <w:t xml:space="preserve">map per target contrast.</w:t>
+      </w:r>
+      <w:r>
+        <w:t xml:space="preserve"> </w:t>
+      </w:r>
+      <w:r>
+        <w:rPr>
+          <w:bCs/>
+          <w:b/>
+        </w:rPr>
+        <w:t xml:space="preserve">b</w:t>
+      </w:r>
+      <w:r>
+        <w:t xml:space="preserve">, Article eligibility is not analysis eligibility. A single eligible</w:t>
+      </w:r>
+      <w:r>
+        <w:t xml:space="preserve"> </w:t>
+      </w:r>
+      <w:r>
+        <w:t xml:space="preserve">article reports</w:t>
       </w:r>
       <w:r>
         <w:t xml:space="preserve"> </w:t>
@@ -8849,266 +9019,123 @@
           <w:iCs/>
           <w:i/>
         </w:rPr>
-        <w:t xml:space="preserve">x</w:t>
-      </w:r>
-      <w:r>
-        <w:t xml:space="preserve"> </w:t>
-      </w:r>
-      <w:r>
-        <w:t xml:space="preserve">arm already selects articles, by query rather than by model. What panel a</w:t>
-      </w:r>
-      <w:r>
-        <w:t xml:space="preserve"> </w:t>
-      </w:r>
-      <w:r>
-        <w:t xml:space="preserve">shows is that two ways of selecting articles come out even, and panel b that the gain comes from</w:t>
-      </w:r>
-      <w:r>
-        <w:t xml:space="preserve"> </w:t>
-      </w:r>
-      <w:r>
-        <w:t xml:space="preserve">the step a search cannot perform at all.</w:t>
-      </w:r>
-    </w:p>
-    <w:bookmarkStart w:id="42" w:name="supplementary-figure-legends"/>
-    <w:p>
-      <w:pPr>
-        <w:pStyle w:val="Heading2"/>
-      </w:pPr>
-      <w:r>
-        <w:t xml:space="preserve">Supplementary figure legends</w:t>
-      </w:r>
-    </w:p>
-    <w:p>
-      <w:pPr>
-        <w:pStyle w:val="FirstParagraph"/>
-      </w:pPr>
-      <w:r>
-        <w:rPr>
-          <w:bCs/>
-          <w:b/>
-        </w:rPr>
-        <w:t xml:space="preserve">Supplementary Fig. S1 | Criteria refined against benchmark feedback add little beyond correcting</w:t>
-      </w:r>
-      <w:r>
-        <w:rPr>
-          <w:bCs/>
-          <w:b/>
-        </w:rPr>
-        <w:t xml:space="preserve"> </w:t>
-      </w:r>
-      <w:r>
-        <w:rPr>
-          <w:bCs/>
-          <w:b/>
-        </w:rPr>
-        <w:t xml:space="preserve">oversights.</w:t>
-      </w:r>
-      <w:r>
-        <w:t xml:space="preserve"> </w:t>
-      </w:r>
-      <w:r>
-        <w:t xml:space="preserve">Map recovery (</w:t>
+        <w:t xml:space="preserve">k</w:t>
+      </w:r>
+      <w:r>
+        <w:t xml:space="preserve"> </w:t>
+      </w:r>
+      <w:r>
+        <w:t xml:space="preserve">statistical comparisons, and typically only a subset addresses any one target;</w:t>
+      </w:r>
+      <w:r>
+        <w:t xml:space="preserve"> </w:t>
+      </w:r>
+      <w:r>
+        <w:t xml:space="preserve">pooling every coordinate in the article answers a different question from the one posed.</w:t>
+      </w:r>
+    </w:p>
+    <w:p>
+      <w:pPr>
+        <w:pStyle w:val="BodyText"/>
+      </w:pPr>
+      <w:r>
+        <w:rPr>
+          <w:bCs/>
+          <w:b/>
+        </w:rPr>
+        <w:t xml:space="preserve">Fig. 2 | Screening raises precision against expert curation while retaining most assessable</w:t>
+      </w:r>
+      <w:r>
+        <w:rPr>
+          <w:bCs/>
+          <w:b/>
+        </w:rPr>
+        <w:t xml:space="preserve"> </w:t>
+      </w:r>
+      <w:r>
+        <w:rPr>
+          <w:bCs/>
+          <w:b/>
+        </w:rPr>
+        <w:t xml:space="preserve">studies.</w:t>
+      </w:r>
+      <w:r>
+        <w:t xml:space="preserve"> </w:t>
+      </w:r>
+      <w:r>
+        <w:rPr>
+          <w:bCs/>
+          <w:b/>
+        </w:rPr>
+        <w:t xml:space="preserve">a</w:t>
+      </w:r>
+      <w:r>
+        <w:t xml:space="preserve">, Precision, the proportion of retained articles present in the expert inclusion</w:t>
+      </w:r>
+      <w:r>
+        <w:t xml:space="preserve"> </w:t>
+      </w:r>
+      <w:r>
+        <w:t xml:space="preserve">list, at each stage of the workflow.</w:t>
+      </w:r>
+      <w:r>
+        <w:t xml:space="preserve"> </w:t>
+      </w:r>
+      <w:r>
+        <w:rPr>
+          <w:bCs/>
+          <w:b/>
+        </w:rPr>
+        <w:t xml:space="preserve">b</w:t>
+      </w:r>
+      <w:r>
+        <w:t xml:space="preserve">, Recall at each stage, computed against an</w:t>
+      </w:r>
+      <w:r>
+        <w:t xml:space="preserve"> </w:t>
       </w:r>
       <w:r>
         <w:rPr>
           <w:iCs/>
           <w:i/>
         </w:rPr>
-        <w:t xml:space="preserve">R</w:t>
-      </w:r>
-      <w:r>
-        <w:t xml:space="preserve">²) for each project across three criteria tiers:</w:t>
-      </w:r>
-      <w:r>
-        <w:t xml:space="preserve"> </w:t>
-      </w:r>
-      <w:r>
-        <w:rPr>
-          <w:rStyle w:val="VerbatimChar"/>
-        </w:rPr>
-        <w:t xml:space="preserve">verbatim</w:t>
-      </w:r>
-      <w:r>
-        <w:t xml:space="preserve">,</w:t>
-      </w:r>
-      <w:r>
-        <w:t xml:space="preserve"> </w:t>
-      </w:r>
-      <w:r>
-        <w:t xml:space="preserve">transcribed from the published methods section;</w:t>
-      </w:r>
-      <w:r>
-        <w:t xml:space="preserve"> </w:t>
-      </w:r>
-      <w:r>
-        <w:rPr>
-          <w:rStyle w:val="VerbatimChar"/>
-        </w:rPr>
-        <w:t xml:space="preserve">manual</w:t>
-      </w:r>
-      <w:r>
-        <w:t xml:space="preserve">, after the project author corrected</w:t>
-      </w:r>
-      <w:r>
-        <w:t xml:space="preserve"> </w:t>
-      </w:r>
-      <w:r>
-        <w:t xml:space="preserve">oversights found by reading the pipeline’s own reports; and</w:t>
-      </w:r>
-      <w:r>
-        <w:t xml:space="preserve"> </w:t>
-      </w:r>
-      <w:r>
-        <w:rPr>
-          <w:rStyle w:val="VerbatimChar"/>
-        </w:rPr>
-        <w:t xml:space="preserve">best</w:t>
-      </w:r>
-      <w:r>
-        <w:t xml:space="preserve">, after further refinement</w:t>
-      </w:r>
-      <w:r>
-        <w:t xml:space="preserve"> </w:t>
-      </w:r>
-      <w:r>
-        <w:t xml:space="preserve">against benchmark feedback. Averaged over each project’s contrasts,</w:t>
-      </w:r>
-      <w:r>
-        <w:t xml:space="preserve"> </w:t>
-      </w:r>
-      <w:r>
-        <w:rPr>
-          <w:rStyle w:val="VerbatimChar"/>
-        </w:rPr>
-        <w:t xml:space="preserve">verbatim</w:t>
-      </w:r>
-      <w:r>
-        <w:t xml:space="preserve"> </w:t>
-      </w:r>
-      <w:r>
-        <w:t xml:space="preserve">→</w:t>
-      </w:r>
-      <w:r>
-        <w:t xml:space="preserve"> </w:t>
-      </w:r>
-      <w:r>
-        <w:rPr>
-          <w:rStyle w:val="VerbatimChar"/>
-        </w:rPr>
-        <w:t xml:space="preserve">manual</w:t>
-      </w:r>
-      <w:r>
-        <w:t xml:space="preserve"> </w:t>
-      </w:r>
-      <w:r>
-        <w:t xml:space="preserve">gains</w:t>
-      </w:r>
-      <w:r>
-        <w:t xml:space="preserve"> </w:t>
-      </w:r>
-      <w:r>
-        <w:t xml:space="preserve">+0.221 and</w:t>
-      </w:r>
-      <w:r>
-        <w:t xml:space="preserve"> </w:t>
-      </w:r>
-      <w:r>
-        <w:rPr>
-          <w:rStyle w:val="VerbatimChar"/>
-        </w:rPr>
-        <w:t xml:space="preserve">manual</w:t>
-      </w:r>
-      <w:r>
-        <w:t xml:space="preserve"> </w:t>
-      </w:r>
-      <w:r>
-        <w:t xml:space="preserve">→</w:t>
-      </w:r>
-      <w:r>
-        <w:t xml:space="preserve"> </w:t>
-      </w:r>
-      <w:r>
-        <w:rPr>
-          <w:rStyle w:val="VerbatimChar"/>
-        </w:rPr>
-        <w:t xml:space="preserve">best</w:t>
-      </w:r>
-      <w:r>
-        <w:t xml:space="preserve"> </w:t>
-      </w:r>
-      <w:r>
-        <w:t xml:space="preserve">a further +0.031, roughly a sevenfold difference — but</w:t>
-      </w:r>
-      <w:r>
-        <w:t xml:space="preserve"> </w:t>
-      </w:r>
-      <w:r>
-        <w:rPr>
-          <w:bCs/>
-          <w:b/>
-        </w:rPr>
-        <w:t xml:space="preserve">each of</w:t>
-      </w:r>
-      <w:r>
-        <w:rPr>
-          <w:bCs/>
-          <w:b/>
-        </w:rPr>
-        <w:t xml:space="preserve"> </w:t>
-      </w:r>
-      <w:r>
-        <w:rPr>
-          <w:bCs/>
-          <w:b/>
-        </w:rPr>
-        <w:t xml:space="preserve">those segments rests on two projects only</w:t>
-      </w:r>
-      <w:r>
-        <w:t xml:space="preserve">, since the rest resolve to the same run at more than</w:t>
-      </w:r>
-      <w:r>
-        <w:t xml:space="preserve"> </w:t>
-      </w:r>
-      <w:r>
-        <w:t xml:space="preserve">one tier. Four further projects never had a distinct</w:t>
-      </w:r>
-      <w:r>
-        <w:t xml:space="preserve"> </w:t>
-      </w:r>
-      <w:r>
-        <w:rPr>
-          <w:rStyle w:val="VerbatimChar"/>
-        </w:rPr>
-        <w:t xml:space="preserve">manual</w:t>
-      </w:r>
-      <w:r>
-        <w:t xml:space="preserve"> </w:t>
-      </w:r>
-      <w:r>
-        <w:t xml:space="preserve">stage and so appear as single</w:t>
-      </w:r>
-      <w:r>
-        <w:t xml:space="preserve"> </w:t>
-      </w:r>
-      <w:r>
-        <w:t xml:space="preserve">verbatim-to-best segments; end to end they gain</w:t>
-      </w:r>
-      <w:r>
-        <w:t xml:space="preserve"> </w:t>
-      </w:r>
-      <w:r>
-        <w:rPr>
-          <w:bCs/>
-          <w:b/>
-        </w:rPr>
-        <w:t xml:space="preserve">+0.018</w:t>
-      </w:r>
-      <w:r>
-        <w:t xml:space="preserve"> </w:t>
-      </w:r>
-      <w:r>
-        <w:t xml:space="preserve">(</w:t>
+        <w:t xml:space="preserve">attainable</w:t>
+      </w:r>
+      <w:r>
+        <w:t xml:space="preserve"> </w:t>
+      </w:r>
+      <w:r>
+        <w:t xml:space="preserve">denominator: at each stage the denominator drops the studies that became unavailable</w:t>
+      </w:r>
+      <w:r>
+        <w:t xml:space="preserve"> </w:t>
+      </w:r>
+      <w:r>
+        <w:t xml:space="preserve">there — not returned by the search, no usable full text, or no parseable coordinates — and never</w:t>
+      </w:r>
+      <w:r>
+        <w:t xml:space="preserve"> </w:t>
+      </w:r>
+      <w:r>
+        <w:t xml:space="preserve">drops a study that was rejected on judgement. The search stage is therefore 1.000 by</w:t>
+      </w:r>
+      <w:r>
+        <w:t xml:space="preserve"> </w:t>
+      </w:r>
+      <w:r>
+        <w:t xml:space="preserve">construction, being a pure availability stage; the PubMed search returned a mean of 86% of the</w:t>
+      </w:r>
+      <w:r>
+        <w:t xml:space="preserve"> </w:t>
+      </w:r>
+      <w:r>
+        <w:t xml:space="preserve">expert-included studies (range 60–96%), and that ceiling is the quantity the denominator removes.</w:t>
+      </w:r>
+      <w:r>
+        <w:t xml:space="preserve"> </w:t>
+      </w:r>
+      <w:r>
+        <w:t xml:space="preserve">Each line is one project (</w:t>
       </w:r>
       <w:r>
         <w:rPr>
@@ -9121,49 +9148,41 @@
         <w:t xml:space="preserve"> </w:t>
       </w:r>
       <w:r>
-        <w:t xml:space="preserve">= 4, range −0.008 to +0.048),</w:t>
-      </w:r>
-      <w:r>
-        <w:t xml:space="preserve"> </w:t>
-      </w:r>
-      <w:r>
-        <w:t xml:space="preserve">against +0.228 for the two that were reworked by hand. The large mis-specification gain is</w:t>
-      </w:r>
-      <w:r>
-        <w:t xml:space="preserve"> </w:t>
-      </w:r>
-      <w:r>
-        <w:t xml:space="preserve">therefore concentrated in the projects where an author actually rewrote the criteria after</w:t>
-      </w:r>
-      <w:r>
-        <w:t xml:space="preserve"> </w:t>
-      </w:r>
-      <w:r>
-        <w:t xml:space="preserve">reading the pipeline’s error reports, and is not a general property of refinement — though that</w:t>
-      </w:r>
-      <w:r>
-        <w:t xml:space="preserve"> </w:t>
-      </w:r>
-      <w:r>
-        <w:t xml:space="preserve">comparison is confounded with effort rather than controlled. An open circle marks a project</w:t>
-      </w:r>
-      <w:r>
-        <w:t xml:space="preserve"> </w:t>
-      </w:r>
-      <w:r>
-        <w:t xml:space="preserve">registered at several tiers that resolves to a single run, where no progression was measured. The</w:t>
-      </w:r>
-      <w:r>
-        <w:t xml:space="preserve"> </w:t>
-      </w:r>
-      <w:r>
-        <w:t xml:space="preserve">practical reading is that the live risk in LLM-assisted screening is mis-specifying the criteria,</w:t>
-      </w:r>
-      <w:r>
-        <w:t xml:space="preserve"> </w:t>
-      </w:r>
-      <w:r>
-        <w:t xml:space="preserve">not tuning them.</w:t>
+        <w:t xml:space="preserve">= 9); the heavy black line is the cross-project mean. Because</w:t>
+      </w:r>
+      <w:r>
+        <w:t xml:space="preserve"> </w:t>
+      </w:r>
+      <w:r>
+        <w:t xml:space="preserve">availability losses leave the denominator but screening decisions do not, the decline in</w:t>
+      </w:r>
+      <w:r>
+        <w:t xml:space="preserve"> </w:t>
+      </w:r>
+      <w:r>
+        <w:rPr>
+          <w:bCs/>
+          <w:b/>
+        </w:rPr>
+        <w:t xml:space="preserve">b</w:t>
+      </w:r>
+      <w:r>
+        <w:t xml:space="preserve"> </w:t>
+      </w:r>
+      <w:r>
+        <w:t xml:space="preserve">is</w:t>
+      </w:r>
+      <w:r>
+        <w:t xml:space="preserve"> </w:t>
+      </w:r>
+      <w:r>
+        <w:t xml:space="preserve">attributable to eligibility judgements alone. Scored instead against every expert-included study,</w:t>
+      </w:r>
+      <w:r>
+        <w:t xml:space="preserve"> </w:t>
+      </w:r>
+      <w:r>
+        <w:t xml:space="preserve">recall at analysis selection reads 0.48 rather than 0.82.</w:t>
       </w:r>
     </w:p>
     <w:p>
@@ -9175,79 +9194,151 @@
           <w:bCs/>
           <w:b/>
         </w:rPr>
-        <w:t xml:space="preserve">Supplementary Fig. S2 | Most of the apparent screening imprecision is a difference in candidate</w:t>
-      </w:r>
-      <w:r>
-        <w:rPr>
-          <w:bCs/>
-          <w:b/>
-        </w:rPr>
-        <w:t xml:space="preserve"> </w:t>
-      </w:r>
-      <w:r>
-        <w:rPr>
-          <w:bCs/>
-          <w:b/>
-        </w:rPr>
-        <w:t xml:space="preserve">pool.</w:t>
-      </w:r>
-      <w:r>
-        <w:t xml:space="preserve"> </w:t>
-      </w:r>
-      <w:r>
-        <w:t xml:space="preserve">Precision against the expert inclusion list at each stage, for the same criteria applied</w:t>
-      </w:r>
-      <w:r>
-        <w:t xml:space="preserve"> </w:t>
-      </w:r>
-      <w:r>
-        <w:t xml:space="preserve">to two candidate pools: the articles returned by our PubMed search (solid) and the candidate list</w:t>
-      </w:r>
-      <w:r>
-        <w:t xml:space="preserve"> </w:t>
-      </w:r>
-      <w:r>
-        <w:t xml:space="preserve">obtained from the original authors (dotted).</w:t>
-      </w:r>
-      <w:r>
-        <w:t xml:space="preserve"> </w:t>
-      </w:r>
-      <w:r>
-        <w:rPr>
-          <w:bCs/>
-          <w:b/>
-        </w:rPr>
-        <w:t xml:space="preserve">Available for three projects only</w:t>
-      </w:r>
-      <w:r>
-        <w:t xml:space="preserve"> </w:t>
-      </w:r>
-      <w:r>
-        <w:t xml:space="preserve">— dementia,</w:t>
-      </w:r>
-      <w:r>
-        <w:t xml:space="preserve"> </w:t>
-      </w:r>
-      <w:r>
-        <w:t xml:space="preserve">emotion regulation and social. Holding the pool fixed raises precision at every stage, by +0.160 at</w:t>
-      </w:r>
-      <w:r>
-        <w:t xml:space="preserve"> </w:t>
-      </w:r>
-      <w:r>
-        <w:t xml:space="preserve">analysis-level selection (0.497 → 0.657), while recall moves far less, which is the control that</w:t>
-      </w:r>
-      <w:r>
-        <w:t xml:space="preserve"> </w:t>
-      </w:r>
-      <w:r>
-        <w:t xml:space="preserve">makes the comparison interpretable: the gain reflects which articles were ever considered rather</w:t>
-      </w:r>
-      <w:r>
-        <w:t xml:space="preserve"> </w:t>
-      </w:r>
-      <w:r>
-        <w:t xml:space="preserve">than which were correctly judged.</w:t>
+        <w:t xml:space="preserve">Fig. 3 | LLMs recover expert-curated analyses and identify relevant contrast assignments.</w:t>
+      </w:r>
+      <w:r>
+        <w:t xml:space="preserve"> </w:t>
+      </w:r>
+      <w:r>
+        <w:rPr>
+          <w:bCs/>
+          <w:b/>
+        </w:rPr>
+        <w:t xml:space="preserve">a</w:t>
+      </w:r>
+      <w:r>
+        <w:t xml:space="preserve">, LLM-based parsing recovered a mean of 91.4% of expert-curated analyses (filled markers),</w:t>
+      </w:r>
+      <w:r>
+        <w:t xml:space="preserve"> </w:t>
+      </w:r>
+      <w:r>
+        <w:t xml:space="preserve">compared with 33.3% when each coordinate table was treated as a single analysis (open markers);</w:t>
+      </w:r>
+      <w:r>
+        <w:t xml:space="preserve"> </w:t>
+      </w:r>
+      <w:r>
+        <w:t xml:space="preserve">colour identifies the project, and marker fill encodes the method, so the comparison holds in</w:t>
+      </w:r>
+      <w:r>
+        <w:t xml:space="preserve"> </w:t>
+      </w:r>
+      <w:r>
+        <w:t xml:space="preserve">greyscale and under colour-vision deficiency. In seven of nine projects the single-analysis-per-</w:t>
+      </w:r>
+      <w:r>
+        <w:t xml:space="preserve"> </w:t>
+      </w:r>
+      <w:r>
+        <w:t xml:space="preserve">table baseline regroups the same extracted coordinates, holding extraction fixed so that only the</w:t>
+      </w:r>
+      <w:r>
+        <w:t xml:space="preserve"> </w:t>
+      </w:r>
+      <w:r>
+        <w:t xml:space="preserve">grouping differs. Automatically extracted and expert-curated analyses were matched using optimal</w:t>
+      </w:r>
+      <w:r>
+        <w:t xml:space="preserve"> </w:t>
+      </w:r>
+      <w:r>
+        <w:t xml:space="preserve">one-to-one assignment based on coordinate and label similarity (Methods). Parsing was scored on</w:t>
+      </w:r>
+      <w:r>
+        <w:t xml:space="preserve"> </w:t>
+      </w:r>
+      <w:r>
+        <w:t xml:space="preserve">the 663 of 1,047 expert-included articles (63%) that yielded at least one automatically extracted</w:t>
+      </w:r>
+      <w:r>
+        <w:t xml:space="preserve"> </w:t>
+      </w:r>
+      <w:r>
+        <w:t xml:space="preserve">analysis; post-hoc review of the remainder identified absence of coordinate data from the main</w:t>
+      </w:r>
+      <w:r>
+        <w:t xml:space="preserve"> </w:t>
+      </w:r>
+      <w:r>
+        <w:t xml:space="preserve">text — most often results reported only in supplementary tables — as the single largest cause of</w:t>
+      </w:r>
+      <w:r>
+        <w:t xml:space="preserve"> </w:t>
+      </w:r>
+      <w:r>
+        <w:t xml:space="preserve">extraction failure.</w:t>
+      </w:r>
+      <w:r>
+        <w:t xml:space="preserve"> </w:t>
+      </w:r>
+      <w:r>
+        <w:rPr>
+          <w:bCs/>
+          <w:b/>
+        </w:rPr>
+        <w:t xml:space="preserve">b</w:t>
+      </w:r>
+      <w:r>
+        <w:t xml:space="preserve">, True-positive rate (recall) against false-positive rate for</w:t>
+      </w:r>
+      <w:r>
+        <w:t xml:space="preserve"> </w:t>
+      </w:r>
+      <w:r>
+        <w:t xml:space="preserve">analysis-to-contrast assignments, across nine projects and 32 target contrasts. Filled markers</w:t>
+      </w:r>
+      <w:r>
+        <w:t xml:space="preserve"> </w:t>
+      </w:r>
+      <w:r>
+        <w:t xml:space="preserve">represent individual projects, all of which performed above the chance diagonal (mean</w:t>
+      </w:r>
+      <w:r>
+        <w:t xml:space="preserve"> </w:t>
+      </w:r>
+      <w:r>
+        <w:t xml:space="preserve">TPR − FPR 0.68). The diagonal indicates equal true-positive and false-positive rates under random</w:t>
+      </w:r>
+      <w:r>
+        <w:t xml:space="preserve"> </w:t>
+      </w:r>
+      <w:r>
+        <w:t xml:space="preserve">selection. Open markers show the expected performance of uniformly selecting the same number of</w:t>
+      </w:r>
+      <w:r>
+        <w:t xml:space="preserve"> </w:t>
+      </w:r>
+      <w:r>
+        <w:t xml:space="preserve">candidate assignments as AutoNIMA, which lies on the diagonal at that project’s prevalence. Note</w:t>
+      </w:r>
+      <w:r>
+        <w:t xml:space="preserve"> </w:t>
+      </w:r>
+      <w:r>
+        <w:t xml:space="preserve">that the unit in</w:t>
+      </w:r>
+      <w:r>
+        <w:t xml:space="preserve"> </w:t>
+      </w:r>
+      <w:r>
+        <w:rPr>
+          <w:bCs/>
+          <w:b/>
+        </w:rPr>
+        <w:t xml:space="preserve">b</w:t>
+      </w:r>
+      <w:r>
+        <w:t xml:space="preserve"> </w:t>
+      </w:r>
+      <w:r>
+        <w:t xml:space="preserve">is the analysis-to-contrast assignment rather than the analysis, since one</w:t>
+      </w:r>
+      <w:r>
+        <w:t xml:space="preserve"> </w:t>
+      </w:r>
+      <w:r>
+        <w:t xml:space="preserve">analysis may be eligible for more than one contrast.</w:t>
       </w:r>
     </w:p>
     <w:p>
@@ -9259,13 +9350,34 @@
           <w:bCs/>
           <w:b/>
         </w:rPr>
-        <w:t xml:space="preserve">Supplementary Fig. S3 | Each contrast beats a size-matched random selection of analyses.</w:t>
-      </w:r>
-      <w:r>
-        <w:t xml:space="preserve"> </w:t>
-      </w:r>
-      <w:r>
-        <w:t xml:space="preserve">Observed</w:t>
+        <w:t xml:space="preserve">Fig. 4 | End-to-end synthesis recovers published maps more faithfully than search-only</w:t>
+      </w:r>
+      <w:r>
+        <w:rPr>
+          <w:bCs/>
+          <w:b/>
+        </w:rPr>
+        <w:t xml:space="preserve"> </w:t>
+      </w:r>
+      <w:r>
+        <w:rPr>
+          <w:bCs/>
+          <w:b/>
+        </w:rPr>
+        <w:t xml:space="preserve">synthesis.</w:t>
+      </w:r>
+      <w:r>
+        <w:t xml:space="preserve"> </w:t>
+      </w:r>
+      <w:r>
+        <w:rPr>
+          <w:bCs/>
+          <w:b/>
+        </w:rPr>
+        <w:t xml:space="preserve">a</w:t>
+      </w:r>
+      <w:r>
+        <w:t xml:space="preserve">, Pipeline against baseline</w:t>
       </w:r>
       <w:r>
         <w:t xml:space="preserve"> </w:t>
@@ -9278,41 +9390,140 @@
         <w:t xml:space="preserve">R</w:t>
       </w:r>
       <w:r>
-        <w:t xml:space="preserve">² against the mean of a size-matched null for each of 28 contrasts, with the null’s</w:t>
-      </w:r>
-      <w:r>
-        <w:t xml:space="preserve"> </w:t>
-      </w:r>
-      <w:r>
-        <w:t xml:space="preserve">5th–95th percentile range. For each contrast the null draws the same number of analyses at random</w:t>
-      </w:r>
-      <w:r>
-        <w:t xml:space="preserve"> </w:t>
-      </w:r>
-      <w:r>
-        <w:t xml:space="preserve">from that contrast’s candidate pool and re-fits the meta-analysis, 500 times, so it controls for</w:t>
-      </w:r>
-      <w:r>
-        <w:t xml:space="preserve"> </w:t>
-      </w:r>
-      <w:r>
-        <w:t xml:space="preserve">the possibility that the pipeline’s advantage comes from pooling fewer analyses rather than better</w:t>
-      </w:r>
-      <w:r>
-        <w:t xml:space="preserve"> </w:t>
-      </w:r>
-      <w:r>
-        <w:t xml:space="preserve">ones. Median Δ</w:t>
+        <w:t xml:space="preserve">² for each of 28 target contrasts in eight</w:t>
+      </w:r>
+      <w:r>
+        <w:t xml:space="preserve"> </w:t>
+      </w:r>
+      <w:r>
+        <w:t xml:space="preserve">projects; points above the identity line favour the pipeline, and circle area encodes the number</w:t>
+      </w:r>
+      <w:r>
+        <w:t xml:space="preserve"> </w:t>
+      </w:r>
+      <w:r>
+        <w:t xml:space="preserve">of analyses pooled.</w:t>
+      </w:r>
+      <w:r>
+        <w:t xml:space="preserve"> </w:t>
+      </w:r>
+      <w:r>
+        <w:rPr>
+          <w:bCs/>
+          <w:b/>
+        </w:rPr>
+        <w:t xml:space="preserve">b</w:t>
+      </w:r>
+      <w:r>
+        <w:t xml:space="preserve">, The same contrasts ordered by advantage, with the cross-contrast mean</w:t>
+      </w:r>
+      <w:r>
+        <w:t xml:space="preserve"> </w:t>
+      </w:r>
+      <w:r>
+        <w:t xml:space="preserve">and its 95% confidence interval. The baseline is the strongest one a practitioner could have built</w:t>
+      </w:r>
+      <w:r>
+        <w:t xml:space="preserve"> </w:t>
+      </w:r>
+      <w:r>
+        <w:t xml:space="preserve">in advance for that contrast: a contrast-targeted PubMed search where the contrast is a separable</w:t>
+      </w:r>
+      <w:r>
+        <w:t xml:space="preserve"> </w:t>
+      </w:r>
+      <w:r>
+        <w:t xml:space="preserve">search topic (27 of 28) and the project’s broad search otherwise. All arms were meta-analysed</w:t>
+      </w:r>
+      <w:r>
+        <w:t xml:space="preserve"> </w:t>
+      </w:r>
+      <w:r>
+        <w:t xml:space="preserve">identically by MKDA and compared as squared voxelwise correlation between unthresholded maps.</w:t>
+      </w:r>
+      <w:r>
+        <w:t xml:space="preserve"> </w:t>
+      </w:r>
+      <w:r>
+        <w:t xml:space="preserve">Confidence intervals are cluster bootstrap over projects, not contrasts (20,000 resamples);</w:t>
+      </w:r>
+      <w:r>
+        <w:t xml:space="preserve"> </w:t>
       </w:r>
       <w:r>
         <w:rPr>
           <w:iCs/>
           <w:i/>
         </w:rPr>
-        <w:t xml:space="preserve">R</w:t>
-      </w:r>
-      <w:r>
-        <w:t xml:space="preserve">² is +0.179 and 25 of 28 contrasts clear</w:t>
+        <w:t xml:space="preserve">P</w:t>
+      </w:r>
+      <w:r>
+        <w:t xml:space="preserve"> </w:t>
+      </w:r>
+      <w:r>
+        <w:t xml:space="preserve">is a two-sided sign test over contrasts. The dementia project is excluded because its</w:t>
+      </w:r>
+      <w:r>
+        <w:t xml:space="preserve"> </w:t>
+      </w:r>
+      <w:r>
+        <w:t xml:space="preserve">reference data pool coordinates across studies, giving analysis units that are not comparable with</w:t>
+      </w:r>
+      <w:r>
+        <w:t xml:space="preserve"> </w:t>
+      </w:r>
+      <w:r>
+        <w:t xml:space="preserve">those extracted from individual articles. The two negative bars are small losses, not failures of</w:t>
+      </w:r>
+      <w:r>
+        <w:t xml:space="preserve"> </w:t>
+      </w:r>
+      <w:r>
+        <w:t xml:space="preserve">the same magnitude as the gains at the other end.</w:t>
+      </w:r>
+    </w:p>
+    <w:p>
+      <w:pPr>
+        <w:pStyle w:val="BodyText"/>
+      </w:pPr>
+      <w:r>
+        <w:rPr>
+          <w:bCs/>
+          <w:b/>
+        </w:rPr>
+        <w:t xml:space="preserve">Fig. 5 | Analysis-level selection recovers a target contrast that article-level pooling cannot</w:t>
+      </w:r>
+      <w:r>
+        <w:rPr>
+          <w:bCs/>
+          <w:b/>
+        </w:rPr>
+        <w:t xml:space="preserve"> </w:t>
+      </w:r>
+      <w:r>
+        <w:rPr>
+          <w:bCs/>
+          <w:b/>
+        </w:rPr>
+        <w:t xml:space="preserve">(emotion regulation).</w:t>
+      </w:r>
+      <w:r>
+        <w:t xml:space="preserve"> </w:t>
+      </w:r>
+      <w:r>
+        <w:t xml:space="preserve">Reference, search-only baseline and pipeline maps for three</w:t>
+      </w:r>
+      <w:r>
+        <w:t xml:space="preserve"> </w:t>
+      </w:r>
+      <w:r>
+        <w:t xml:space="preserve">emotion-regulation contrasts — increasing, maintaining and reappraising an emotional response —</w:t>
+      </w:r>
+      <w:r>
+        <w:t xml:space="preserve"> </w:t>
+      </w:r>
+      <w:r>
+        <w:t xml:space="preserve">rendered on inflated cortical surfaces and thresholded at</w:t>
       </w:r>
       <w:r>
         <w:t xml:space="preserve"> </w:t>
@@ -9322,58 +9533,745 @@
           <w:iCs/>
           <w:i/>
         </w:rPr>
-        <w:t xml:space="preserve">P</w:t>
-      </w:r>
-      <w:r>
-        <w:t xml:space="preserve"> </w:t>
-      </w:r>
-      <w:r>
-        <w:t xml:space="preserve">&lt; 0.05. The null is widest for the</w:t>
-      </w:r>
-      <w:r>
-        <w:t xml:space="preserve"> </w:t>
-      </w:r>
-      <w:r>
-        <w:t xml:space="preserve">two smallest projects, where few analyses are available to permute.</w:t>
-      </w:r>
-    </w:p>
-    <w:p>
-      <w:pPr>
-        <w:pStyle w:val="BodyText"/>
-      </w:pPr>
-      <w:r>
-        <w:rPr>
-          <w:bCs/>
-          <w:b/>
-        </w:rPr>
-        <w:t xml:space="preserve">Supplementary Fig. S4 | Reference, baseline and pipeline maps for every contrast.</w:t>
-      </w:r>
-      <w:r>
-        <w:t xml:space="preserve"> </w:t>
-      </w:r>
-      <w:r>
-        <w:t xml:space="preserve">Axial slices</w:t>
-      </w:r>
-      <w:r>
-        <w:t xml:space="preserve"> </w:t>
-      </w:r>
-      <w:r>
-        <w:t xml:space="preserve">at four levels for all 28 contrasts, showing the expert reference map, the search-only baseline and</w:t>
-      </w:r>
-      <w:r>
-        <w:t xml:space="preserve"> </w:t>
-      </w:r>
-      <w:r>
-        <w:t xml:space="preserve">the full pipeline side by side, thresholded at</w:t>
-      </w:r>
-      <w:r>
-        <w:t xml:space="preserve"> </w:t>
+        <w:t xml:space="preserve">z</w:t>
+      </w:r>
+      <w:r>
+        <w:t xml:space="preserve"> </w:t>
+      </w:r>
+      <w:r>
+        <w:t xml:space="preserve">&gt; 1.96. A single reappraisal study</w:t>
+      </w:r>
+      <w:r>
+        <w:t xml:space="preserve"> </w:t>
+      </w:r>
+      <w:r>
+        <w:t xml:space="preserve">can report all three comparisons; article-level pooling combines their coordinates, whereas</w:t>
+      </w:r>
+      <w:r>
+        <w:t xml:space="preserve"> </w:t>
+      </w:r>
+      <w:r>
+        <w:t xml:space="preserve">analysis-level selection retains only those matching each target. The fourth annotated contrast</w:t>
+      </w:r>
+      <w:r>
+        <w:t xml:space="preserve"> </w:t>
+      </w:r>
+      <w:r>
+        <w:t xml:space="preserve">(</w:t>
       </w:r>
       <w:r>
         <w:rPr>
           <w:iCs/>
           <w:i/>
         </w:rPr>
+        <w:t xml:space="preserve">decrease</w:t>
+      </w:r>
+      <w:r>
+        <w:t xml:space="preserve">) is omitted because its reference map duplicates the reappraisal contrast in the</w:t>
+      </w:r>
+      <w:r>
+        <w:t xml:space="preserve"> </w:t>
+      </w:r>
+      <w:r>
+        <w:t xml:space="preserve">benchmark source data rather than representing a distinct comparison. This is an exemplar: Figs 4</w:t>
+      </w:r>
+      <w:r>
+        <w:t xml:space="preserve"> </w:t>
+      </w:r>
+      <w:r>
+        <w:t xml:space="preserve">and 6 report the full distribution, including the contrasts where the pipeline does not gain.</w:t>
+      </w:r>
+    </w:p>
+    <w:p>
+      <w:pPr>
+        <w:pStyle w:val="BodyText"/>
+      </w:pPr>
+      <w:r>
+        <w:rPr>
+          <w:bCs/>
+          <w:b/>
+        </w:rPr>
+        <w:t xml:space="preserve">Fig. 6 | The advantage comes from selecting analyses, not from selecting articles.</w:t>
+      </w:r>
+      <w:r>
+        <w:t xml:space="preserve"> </w:t>
+      </w:r>
+      <w:r>
+        <w:t xml:space="preserve">Each panel</w:t>
+      </w:r>
+      <w:r>
+        <w:t xml:space="preserve"> </w:t>
+      </w:r>
+      <w:r>
+        <w:t xml:space="preserve">isolates one selection step over the same 28 target contrasts in eight projects; each marker is</w:t>
+      </w:r>
+      <w:r>
+        <w:t xml:space="preserve"> </w:t>
+      </w:r>
+      <w:r>
+        <w:t xml:space="preserve">one contrast and colour identifies the project. Markers above the identity line are contrasts</w:t>
+      </w:r>
+      <w:r>
+        <w:t xml:space="preserve"> </w:t>
+      </w:r>
+      <w:r>
+        <w:t xml:space="preserve">where that step improved correspondence with the reference map.</w:t>
+      </w:r>
+      <w:r>
+        <w:t xml:space="preserve"> </w:t>
+      </w:r>
+      <w:r>
+        <w:rPr>
+          <w:bCs/>
+          <w:b/>
+        </w:rPr>
+        <w:t xml:space="preserve">a</w:t>
+      </w:r>
+      <w:r>
+        <w:t xml:space="preserve">, Article selection only.</w:t>
+      </w:r>
+      <w:r>
+        <w:t xml:space="preserve"> </w:t>
+      </w:r>
+      <w:r>
+        <w:t xml:space="preserve">The</w:t>
+      </w:r>
+      <w:r>
+        <w:t xml:space="preserve"> </w:t>
+      </w:r>
+      <w:r>
+        <w:rPr>
+          <w:iCs/>
+          <w:i/>
+        </w:rPr>
+        <w:t xml:space="preserve">y</w:t>
+      </w:r>
+      <w:r>
+        <w:t xml:space="preserve"> </w:t>
+      </w:r>
+      <w:r>
+        <w:t xml:space="preserve">arm applies article-level eligibility criteria and then pools every parsed analysis from</w:t>
+      </w:r>
+      <w:r>
+        <w:t xml:space="preserve"> </w:t>
+      </w:r>
+      <w:r>
+        <w:t xml:space="preserve">the retained articles, against a search-only baseline on the</w:t>
+      </w:r>
+      <w:r>
+        <w:t xml:space="preserve"> </w:t>
+      </w:r>
+      <w:r>
+        <w:rPr>
+          <w:iCs/>
+          <w:i/>
+        </w:rPr>
+        <w:t xml:space="preserve">x</w:t>
+      </w:r>
+      <w:r>
+        <w:t xml:space="preserve"> </w:t>
+      </w:r>
+      <w:r>
+        <w:t xml:space="preserve">axis.</w:t>
+      </w:r>
+      <w:r>
+        <w:t xml:space="preserve"> </w:t>
+      </w:r>
+      <w:r>
+        <w:rPr>
+          <w:bCs/>
+          <w:b/>
+        </w:rPr>
+        <w:t xml:space="preserve">b</w:t>
+      </w:r>
+      <w:r>
+        <w:t xml:space="preserve">, Analysis selection</w:t>
+      </w:r>
+      <w:r>
+        <w:t xml:space="preserve"> </w:t>
+      </w:r>
+      <w:r>
+        <w:t xml:space="preserve">only. Both arms start from the expert inclusion list, so the study pool is held fixed and the</w:t>
+      </w:r>
+      <w:r>
+        <w:t xml:space="preserve"> </w:t>
+      </w:r>
+      <w:r>
+        <w:t xml:space="preserve">only difference is whether analyses were selected against contrast-specific criteria; the</w:t>
+      </w:r>
+      <w:r>
+        <w:t xml:space="preserve"> </w:t>
+      </w:r>
+      <w:r>
+        <w:rPr>
+          <w:iCs/>
+          <w:i/>
+        </w:rPr>
+        <w:t xml:space="preserve">x</w:t>
+      </w:r>
+      <w:r>
+        <w:t xml:space="preserve"> </w:t>
+      </w:r>
+      <w:r>
+        <w:t xml:space="preserve">axis pools every parsed analysis from that same pool. Because the two panels use different arms</w:t>
+      </w:r>
+      <w:r>
+        <w:t xml:space="preserve"> </w:t>
+      </w:r>
+      <w:r>
+        <w:t xml:space="preserve">and different study pools their gains are not additive and should not be summed; the additive</w:t>
+      </w:r>
+      <w:r>
+        <w:t xml:space="preserve"> </w:t>
+      </w:r>
+      <w:r>
+        <w:t xml:space="preserve">decomposition of the Fig. 4 margin is reported separately in the text. Panel a should not be read</w:t>
+      </w:r>
+      <w:r>
+        <w:t xml:space="preserve"> </w:t>
+      </w:r>
+      <w:r>
+        <w:t xml:space="preserve">as showing that article selection is worthless: 27 of 28 baselines are contrast-targeted</w:t>
+      </w:r>
+      <w:r>
+        <w:t xml:space="preserve"> </w:t>
+      </w:r>
+      <w:r>
+        <w:t xml:space="preserve">searches, so the</w:t>
+      </w:r>
+      <w:r>
+        <w:t xml:space="preserve"> </w:t>
+      </w:r>
+      <w:r>
+        <w:rPr>
+          <w:iCs/>
+          <w:i/>
+        </w:rPr>
+        <w:t xml:space="preserve">x</w:t>
+      </w:r>
+      <w:r>
+        <w:t xml:space="preserve"> </w:t>
+      </w:r>
+      <w:r>
+        <w:t xml:space="preserve">arm already selects articles, by query rather than by model. What panel a</w:t>
+      </w:r>
+      <w:r>
+        <w:t xml:space="preserve"> </w:t>
+      </w:r>
+      <w:r>
+        <w:t xml:space="preserve">shows is that two ways of selecting articles come out even, and panel b that the gain comes from</w:t>
+      </w:r>
+      <w:r>
+        <w:t xml:space="preserve"> </w:t>
+      </w:r>
+      <w:r>
+        <w:t xml:space="preserve">the step a search cannot perform at all.</w:t>
+      </w:r>
+    </w:p>
+    <w:bookmarkStart w:id="43" w:name="supplementary-figure-legends"/>
+    <w:p>
+      <w:pPr>
+        <w:pStyle w:val="Heading2"/>
+      </w:pPr>
+      <w:r>
+        <w:t xml:space="preserve">Supplementary figure legends</w:t>
+      </w:r>
+    </w:p>
+    <w:p>
+      <w:pPr>
+        <w:pStyle w:val="FirstParagraph"/>
+      </w:pPr>
+      <w:r>
+        <w:rPr>
+          <w:bCs/>
+          <w:b/>
+        </w:rPr>
+        <w:t xml:space="preserve">Supplementary Fig. S1 | Criteria refined against benchmark feedback add little beyond correcting</w:t>
+      </w:r>
+      <w:r>
+        <w:rPr>
+          <w:bCs/>
+          <w:b/>
+        </w:rPr>
+        <w:t xml:space="preserve"> </w:t>
+      </w:r>
+      <w:r>
+        <w:rPr>
+          <w:bCs/>
+          <w:b/>
+        </w:rPr>
+        <w:t xml:space="preserve">oversights.</w:t>
+      </w:r>
+      <w:r>
+        <w:t xml:space="preserve"> </w:t>
+      </w:r>
+      <w:r>
+        <w:t xml:space="preserve">Map recovery (</w:t>
+      </w:r>
+      <w:r>
+        <w:rPr>
+          <w:iCs/>
+          <w:i/>
+        </w:rPr>
+        <w:t xml:space="preserve">R</w:t>
+      </w:r>
+      <w:r>
+        <w:t xml:space="preserve">²) for each project across three criteria tiers:</w:t>
+      </w:r>
+      <w:r>
+        <w:t xml:space="preserve"> </w:t>
+      </w:r>
+      <w:r>
+        <w:rPr>
+          <w:rStyle w:val="VerbatimChar"/>
+        </w:rPr>
+        <w:t xml:space="preserve">verbatim</w:t>
+      </w:r>
+      <w:r>
+        <w:t xml:space="preserve">,</w:t>
+      </w:r>
+      <w:r>
+        <w:t xml:space="preserve"> </w:t>
+      </w:r>
+      <w:r>
+        <w:t xml:space="preserve">transcribed from the published methods section;</w:t>
+      </w:r>
+      <w:r>
+        <w:t xml:space="preserve"> </w:t>
+      </w:r>
+      <w:r>
+        <w:rPr>
+          <w:rStyle w:val="VerbatimChar"/>
+        </w:rPr>
+        <w:t xml:space="preserve">manual</w:t>
+      </w:r>
+      <w:r>
+        <w:t xml:space="preserve">, after the project author corrected</w:t>
+      </w:r>
+      <w:r>
+        <w:t xml:space="preserve"> </w:t>
+      </w:r>
+      <w:r>
+        <w:t xml:space="preserve">oversights found by reading the pipeline’s own reports; and</w:t>
+      </w:r>
+      <w:r>
+        <w:t xml:space="preserve"> </w:t>
+      </w:r>
+      <w:r>
+        <w:rPr>
+          <w:rStyle w:val="VerbatimChar"/>
+        </w:rPr>
+        <w:t xml:space="preserve">best</w:t>
+      </w:r>
+      <w:r>
+        <w:t xml:space="preserve">, after further refinement</w:t>
+      </w:r>
+      <w:r>
+        <w:t xml:space="preserve"> </w:t>
+      </w:r>
+      <w:r>
+        <w:t xml:space="preserve">against benchmark feedback. Averaged over each project’s contrasts,</w:t>
+      </w:r>
+      <w:r>
+        <w:t xml:space="preserve"> </w:t>
+      </w:r>
+      <w:r>
+        <w:rPr>
+          <w:rStyle w:val="VerbatimChar"/>
+        </w:rPr>
+        <w:t xml:space="preserve">verbatim</w:t>
+      </w:r>
+      <w:r>
+        <w:t xml:space="preserve"> </w:t>
+      </w:r>
+      <w:r>
+        <w:t xml:space="preserve">→</w:t>
+      </w:r>
+      <w:r>
+        <w:t xml:space="preserve"> </w:t>
+      </w:r>
+      <w:r>
+        <w:rPr>
+          <w:rStyle w:val="VerbatimChar"/>
+        </w:rPr>
+        <w:t xml:space="preserve">manual</w:t>
+      </w:r>
+      <w:r>
+        <w:t xml:space="preserve"> </w:t>
+      </w:r>
+      <w:r>
+        <w:t xml:space="preserve">gains</w:t>
+      </w:r>
+      <w:r>
+        <w:t xml:space="preserve"> </w:t>
+      </w:r>
+      <w:r>
+        <w:t xml:space="preserve">+0.221 and</w:t>
+      </w:r>
+      <w:r>
+        <w:t xml:space="preserve"> </w:t>
+      </w:r>
+      <w:r>
+        <w:rPr>
+          <w:rStyle w:val="VerbatimChar"/>
+        </w:rPr>
+        <w:t xml:space="preserve">manual</w:t>
+      </w:r>
+      <w:r>
+        <w:t xml:space="preserve"> </w:t>
+      </w:r>
+      <w:r>
+        <w:t xml:space="preserve">→</w:t>
+      </w:r>
+      <w:r>
+        <w:t xml:space="preserve"> </w:t>
+      </w:r>
+      <w:r>
+        <w:rPr>
+          <w:rStyle w:val="VerbatimChar"/>
+        </w:rPr>
+        <w:t xml:space="preserve">best</w:t>
+      </w:r>
+      <w:r>
+        <w:t xml:space="preserve"> </w:t>
+      </w:r>
+      <w:r>
+        <w:t xml:space="preserve">a further +0.031, roughly a sevenfold difference — but</w:t>
+      </w:r>
+      <w:r>
+        <w:t xml:space="preserve"> </w:t>
+      </w:r>
+      <w:r>
+        <w:rPr>
+          <w:bCs/>
+          <w:b/>
+        </w:rPr>
+        <w:t xml:space="preserve">each of</w:t>
+      </w:r>
+      <w:r>
+        <w:rPr>
+          <w:bCs/>
+          <w:b/>
+        </w:rPr>
+        <w:t xml:space="preserve"> </w:t>
+      </w:r>
+      <w:r>
+        <w:rPr>
+          <w:bCs/>
+          <w:b/>
+        </w:rPr>
+        <w:t xml:space="preserve">those segments rests on two projects only</w:t>
+      </w:r>
+      <w:r>
+        <w:t xml:space="preserve">, since the rest resolve to the same run at more than</w:t>
+      </w:r>
+      <w:r>
+        <w:t xml:space="preserve"> </w:t>
+      </w:r>
+      <w:r>
+        <w:t xml:space="preserve">one tier. Four further projects never had a distinct</w:t>
+      </w:r>
+      <w:r>
+        <w:t xml:space="preserve"> </w:t>
+      </w:r>
+      <w:r>
+        <w:rPr>
+          <w:rStyle w:val="VerbatimChar"/>
+        </w:rPr>
+        <w:t xml:space="preserve">manual</w:t>
+      </w:r>
+      <w:r>
+        <w:t xml:space="preserve"> </w:t>
+      </w:r>
+      <w:r>
+        <w:t xml:space="preserve">stage and so appear as single</w:t>
+      </w:r>
+      <w:r>
+        <w:t xml:space="preserve"> </w:t>
+      </w:r>
+      <w:r>
+        <w:t xml:space="preserve">verbatim-to-best segments; end to end they gain</w:t>
+      </w:r>
+      <w:r>
+        <w:t xml:space="preserve"> </w:t>
+      </w:r>
+      <w:r>
+        <w:rPr>
+          <w:bCs/>
+          <w:b/>
+        </w:rPr>
+        <w:t xml:space="preserve">+0.018</w:t>
+      </w:r>
+      <w:r>
+        <w:t xml:space="preserve"> </w:t>
+      </w:r>
+      <w:r>
+        <w:t xml:space="preserve">(</w:t>
+      </w:r>
+      <w:r>
+        <w:rPr>
+          <w:iCs/>
+          <w:i/>
+        </w:rPr>
+        <w:t xml:space="preserve">n</w:t>
+      </w:r>
+      <w:r>
+        <w:t xml:space="preserve"> </w:t>
+      </w:r>
+      <w:r>
+        <w:t xml:space="preserve">= 4, range −0.008 to +0.048),</w:t>
+      </w:r>
+      <w:r>
+        <w:t xml:space="preserve"> </w:t>
+      </w:r>
+      <w:r>
+        <w:t xml:space="preserve">against +0.228 for the two that were reworked by hand. The large mis-specification gain is</w:t>
+      </w:r>
+      <w:r>
+        <w:t xml:space="preserve"> </w:t>
+      </w:r>
+      <w:r>
+        <w:t xml:space="preserve">therefore concentrated in the projects where an author actually rewrote the criteria after</w:t>
+      </w:r>
+      <w:r>
+        <w:t xml:space="preserve"> </w:t>
+      </w:r>
+      <w:r>
+        <w:t xml:space="preserve">reading the pipeline’s error reports, and is not a general property of refinement — though that</w:t>
+      </w:r>
+      <w:r>
+        <w:t xml:space="preserve"> </w:t>
+      </w:r>
+      <w:r>
+        <w:t xml:space="preserve">comparison is confounded with effort rather than controlled. An open circle marks a project</w:t>
+      </w:r>
+      <w:r>
+        <w:t xml:space="preserve"> </w:t>
+      </w:r>
+      <w:r>
+        <w:t xml:space="preserve">registered at several tiers that resolves to a single run, where no progression was measured. The</w:t>
+      </w:r>
+      <w:r>
+        <w:t xml:space="preserve"> </w:t>
+      </w:r>
+      <w:r>
+        <w:t xml:space="preserve">practical reading is that the live risk in LLM-assisted screening is mis-specifying the criteria,</w:t>
+      </w:r>
+      <w:r>
+        <w:t xml:space="preserve"> </w:t>
+      </w:r>
+      <w:r>
+        <w:t xml:space="preserve">not tuning them.</w:t>
+      </w:r>
+    </w:p>
+    <w:p>
+      <w:pPr>
+        <w:pStyle w:val="BodyText"/>
+      </w:pPr>
+      <w:r>
+        <w:rPr>
+          <w:bCs/>
+          <w:b/>
+        </w:rPr>
+        <w:t xml:space="preserve">Supplementary Fig. S2 | Most of the apparent screening imprecision is a difference in candidate</w:t>
+      </w:r>
+      <w:r>
+        <w:rPr>
+          <w:bCs/>
+          <w:b/>
+        </w:rPr>
+        <w:t xml:space="preserve"> </w:t>
+      </w:r>
+      <w:r>
+        <w:rPr>
+          <w:bCs/>
+          <w:b/>
+        </w:rPr>
+        <w:t xml:space="preserve">pool.</w:t>
+      </w:r>
+      <w:r>
+        <w:t xml:space="preserve"> </w:t>
+      </w:r>
+      <w:r>
+        <w:t xml:space="preserve">Precision against the expert inclusion list at each stage, for the same criteria applied</w:t>
+      </w:r>
+      <w:r>
+        <w:t xml:space="preserve"> </w:t>
+      </w:r>
+      <w:r>
+        <w:t xml:space="preserve">to two candidate pools: the articles returned by our PubMed search (solid) and the candidate list</w:t>
+      </w:r>
+      <w:r>
+        <w:t xml:space="preserve"> </w:t>
+      </w:r>
+      <w:r>
+        <w:t xml:space="preserve">obtained from the original authors (dotted).</w:t>
+      </w:r>
+      <w:r>
+        <w:t xml:space="preserve"> </w:t>
+      </w:r>
+      <w:r>
+        <w:rPr>
+          <w:bCs/>
+          <w:b/>
+        </w:rPr>
+        <w:t xml:space="preserve">Available for three projects only</w:t>
+      </w:r>
+      <w:r>
+        <w:t xml:space="preserve"> </w:t>
+      </w:r>
+      <w:r>
+        <w:t xml:space="preserve">— dementia,</w:t>
+      </w:r>
+      <w:r>
+        <w:t xml:space="preserve"> </w:t>
+      </w:r>
+      <w:r>
+        <w:t xml:space="preserve">emotion regulation and social. Holding the pool fixed raises precision at every stage, by +0.160 at</w:t>
+      </w:r>
+      <w:r>
+        <w:t xml:space="preserve"> </w:t>
+      </w:r>
+      <w:r>
+        <w:t xml:space="preserve">analysis-level selection (0.497 → 0.657), while recall moves far less, which is the control that</w:t>
+      </w:r>
+      <w:r>
+        <w:t xml:space="preserve"> </w:t>
+      </w:r>
+      <w:r>
+        <w:t xml:space="preserve">makes the comparison interpretable: the gain reflects which articles were ever considered rather</w:t>
+      </w:r>
+      <w:r>
+        <w:t xml:space="preserve"> </w:t>
+      </w:r>
+      <w:r>
+        <w:t xml:space="preserve">than which were correctly judged.</w:t>
+      </w:r>
+    </w:p>
+    <w:p>
+      <w:pPr>
+        <w:pStyle w:val="BodyText"/>
+      </w:pPr>
+      <w:r>
+        <w:rPr>
+          <w:bCs/>
+          <w:b/>
+        </w:rPr>
+        <w:t xml:space="preserve">Supplementary Fig. S3 | Each contrast beats a size-matched random selection of analyses.</w:t>
+      </w:r>
+      <w:r>
+        <w:t xml:space="preserve"> </w:t>
+      </w:r>
+      <w:r>
+        <w:t xml:space="preserve">Observed</w:t>
+      </w:r>
+      <w:r>
+        <w:t xml:space="preserve"> </w:t>
+      </w:r>
+      <w:r>
+        <w:rPr>
+          <w:iCs/>
+          <w:i/>
+        </w:rPr>
+        <w:t xml:space="preserve">R</w:t>
+      </w:r>
+      <w:r>
+        <w:t xml:space="preserve">² against the mean of a size-matched null for each of 28 contrasts, with the null’s</w:t>
+      </w:r>
+      <w:r>
+        <w:t xml:space="preserve"> </w:t>
+      </w:r>
+      <w:r>
+        <w:t xml:space="preserve">5th–95th percentile range. For each contrast the null draws the same number of analyses at random</w:t>
+      </w:r>
+      <w:r>
+        <w:t xml:space="preserve"> </w:t>
+      </w:r>
+      <w:r>
+        <w:t xml:space="preserve">from that contrast’s candidate pool and re-fits the meta-analysis, 500 times, so it controls for</w:t>
+      </w:r>
+      <w:r>
+        <w:t xml:space="preserve"> </w:t>
+      </w:r>
+      <w:r>
+        <w:t xml:space="preserve">the possibility that the pipeline’s advantage comes from pooling fewer analyses rather than better</w:t>
+      </w:r>
+      <w:r>
+        <w:t xml:space="preserve"> </w:t>
+      </w:r>
+      <w:r>
+        <w:t xml:space="preserve">ones. Median Δ</w:t>
+      </w:r>
+      <w:r>
+        <w:rPr>
+          <w:iCs/>
+          <w:i/>
+        </w:rPr>
+        <w:t xml:space="preserve">R</w:t>
+      </w:r>
+      <w:r>
+        <w:t xml:space="preserve">² is +0.179 and 25 of 28 contrasts clear</w:t>
+      </w:r>
+      <w:r>
+        <w:t xml:space="preserve"> </w:t>
+      </w:r>
+      <w:r>
+        <w:rPr>
+          <w:iCs/>
+          <w:i/>
+        </w:rPr>
+        <w:t xml:space="preserve">P</w:t>
+      </w:r>
+      <w:r>
+        <w:t xml:space="preserve"> </w:t>
+      </w:r>
+      <w:r>
+        <w:t xml:space="preserve">&lt; 0.05. The null is widest for the</w:t>
+      </w:r>
+      <w:r>
+        <w:t xml:space="preserve"> </w:t>
+      </w:r>
+      <w:r>
+        <w:t xml:space="preserve">two smallest projects, where few analyses are available to permute.</w:t>
+      </w:r>
+    </w:p>
+    <w:p>
+      <w:pPr>
+        <w:pStyle w:val="BodyText"/>
+      </w:pPr>
+      <w:r>
+        <w:rPr>
+          <w:bCs/>
+          <w:b/>
+        </w:rPr>
+        <w:t xml:space="preserve">Supplementary Fig. S4 | Reference, baseline and pipeline maps for every contrast.</w:t>
+      </w:r>
+      <w:r>
+        <w:t xml:space="preserve"> </w:t>
+      </w:r>
+      <w:r>
+        <w:t xml:space="preserve">Axial slices</w:t>
+      </w:r>
+      <w:r>
+        <w:t xml:space="preserve"> </w:t>
+      </w:r>
+      <w:r>
+        <w:t xml:space="preserve">at four levels for all 28 contrasts, showing the expert reference map, the search-only baseline and</w:t>
+      </w:r>
+      <w:r>
+        <w:t xml:space="preserve"> </w:t>
+      </w:r>
+      <w:r>
+        <w:t xml:space="preserve">the full pipeline side by side, thresholded at</w:t>
+      </w:r>
+      <w:r>
+        <w:t xml:space="preserve"> </w:t>
+      </w:r>
+      <w:r>
+        <w:rPr>
+          <w:iCs/>
+          <w:i/>
+        </w:rPr>
         <w:t xml:space="preserve">z</w:t>
       </w:r>
       <w:r>
@@ -9449,8 +10347,8 @@
         <w:t xml:space="preserve">per call, because the stages differ by an order of magnitude in how many calls they make.</w:t>
       </w:r>
     </w:p>
-    <w:bookmarkEnd w:id="42"/>
-    <w:bookmarkStart w:id="43" w:name="X0e6005aef2dc115b03ca4b74639a0a6de9b6771"/>
+    <w:bookmarkEnd w:id="43"/>
+    <w:bookmarkStart w:id="44" w:name="X0e6005aef2dc115b03ca4b74639a0a6de9b6771"/>
     <w:p>
       <w:pPr>
         <w:pStyle w:val="Heading2"/>
@@ -9978,8 +10876,8 @@
         <w:t xml:space="preserve">).</w:t>
       </w:r>
     </w:p>
-    <w:bookmarkEnd w:id="43"/>
-    <w:bookmarkStart w:id="44" w:name="X20ef6d18cd9fc96b08bb2fa517724e5662b38ba"/>
+    <w:bookmarkEnd w:id="44"/>
+    <w:bookmarkStart w:id="45" w:name="X20ef6d18cd9fc96b08bb2fa517724e5662b38ba"/>
     <w:p>
       <w:pPr>
         <w:pStyle w:val="Heading2"/>
@@ -10272,8 +11170,8 @@
         <w:t xml:space="preserve">).</w:t>
       </w:r>
     </w:p>
-    <w:bookmarkEnd w:id="44"/>
-    <w:bookmarkStart w:id="45" w:name="Xc2afe02dafd829f6838eb6ad6997c3a25bf69f0"/>
+    <w:bookmarkEnd w:id="45"/>
+    <w:bookmarkStart w:id="46" w:name="Xc2afe02dafd829f6838eb6ad6997c3a25bf69f0"/>
     <w:p>
       <w:pPr>
         <w:pStyle w:val="Heading2"/>
@@ -10561,9 +11459,9 @@
         </w:pict>
       </w:r>
     </w:p>
-    <w:bookmarkEnd w:id="45"/>
     <w:bookmarkEnd w:id="46"/>
-    <w:bookmarkStart w:id="50" w:name="scaffolding-delete-before-submission"/>
+    <w:bookmarkEnd w:id="47"/>
+    <w:bookmarkStart w:id="51" w:name="scaffolding-delete-before-submission"/>
     <w:p>
       <w:pPr>
         <w:pStyle w:val="Heading1"/>
@@ -10572,7 +11470,7 @@
         <w:t xml:space="preserve">SCAFFOLDING — DELETE BEFORE SUBMISSION</w:t>
       </w:r>
     </w:p>
-    <w:bookmarkStart w:id="47" w:name="what-actually-gates-submission"/>
+    <w:bookmarkStart w:id="48" w:name="what-actually-gates-submission"/>
     <w:p>
       <w:pPr>
         <w:pStyle w:val="Heading2"/>
@@ -10959,8 +11857,8 @@
         </w:tc>
       </w:tr>
     </w:tbl>
-    <w:bookmarkEnd w:id="47"/>
-    <w:bookmarkStart w:id="48" w:name="Xc84be1fa92a3fedf0e0c786c93674ef5776eca8"/>
+    <w:bookmarkEnd w:id="48"/>
+    <w:bookmarkStart w:id="49" w:name="Xc84be1fa92a3fedf0e0c786c93674ef5776eca8"/>
     <w:p>
       <w:pPr>
         <w:pStyle w:val="Heading2"/>
@@ -11396,8 +12294,8 @@
         <w:t xml:space="preserve">.</w:t>
       </w:r>
     </w:p>
-    <w:bookmarkEnd w:id="48"/>
-    <w:bookmarkStart w:id="49" w:name="budget-arithmetic"/>
+    <w:bookmarkEnd w:id="49"/>
+    <w:bookmarkStart w:id="50" w:name="budget-arithmetic"/>
     <w:p>
       <w:pPr>
         <w:pStyle w:val="Heading2"/>
@@ -11439,8 +12337,8 @@
         <w:t xml:space="preserve">heading (~200 w) also disagrees with the budget table (~300). Settle before writing to length.</w:t>
       </w:r>
     </w:p>
-    <w:bookmarkEnd w:id="49"/>
     <w:bookmarkEnd w:id="50"/>
+    <w:bookmarkEnd w:id="51"/>
     <w:sectPr/>
   </w:body>
 </w:document>
@@ -11841,6 +12739,54 @@
     <w:abstractNumId w:val="991"/>
   </w:num>
   <w:num w:numId="1017">
+    <w:abstractNumId w:val="99411"/>
+    <w:lvlOverride w:ilvl="0">
+      <w:startOverride w:val="1"/>
+    </w:lvlOverride>
+    <w:lvlOverride w:ilvl="1">
+      <w:startOverride w:val="1"/>
+    </w:lvlOverride>
+    <w:lvlOverride w:ilvl="2">
+      <w:startOverride w:val="1"/>
+    </w:lvlOverride>
+    <w:lvlOverride w:ilvl="3">
+      <w:startOverride w:val="1"/>
+    </w:lvlOverride>
+    <w:lvlOverride w:ilvl="4">
+      <w:startOverride w:val="1"/>
+    </w:lvlOverride>
+    <w:lvlOverride w:ilvl="5">
+      <w:startOverride w:val="1"/>
+    </w:lvlOverride>
+    <w:lvlOverride w:ilvl="6">
+      <w:startOverride w:val="1"/>
+    </w:lvlOverride>
+    <w:lvlOverride w:ilvl="7">
+      <w:startOverride w:val="1"/>
+    </w:lvlOverride>
+    <w:lvlOverride w:ilvl="8">
+      <w:startOverride w:val="1"/>
+    </w:lvlOverride>
+  </w:num>
+  <w:num w:numId="1018">
+    <w:abstractNumId w:val="991"/>
+  </w:num>
+  <w:num w:numId="1019">
+    <w:abstractNumId w:val="991"/>
+  </w:num>
+  <w:num w:numId="1020">
+    <w:abstractNumId w:val="991"/>
+  </w:num>
+  <w:num w:numId="1021">
+    <w:abstractNumId w:val="991"/>
+  </w:num>
+  <w:num w:numId="1022">
+    <w:abstractNumId w:val="991"/>
+  </w:num>
+  <w:num w:numId="1023">
+    <w:abstractNumId w:val="991"/>
+  </w:num>
+  <w:num w:numId="1024">
     <w:abstractNumId w:val="991"/>
   </w:num>
 </w:numbering>
